--- a/deliverables/Deliverable_3_Performance_Overview.docx
+++ b/deliverables/Deliverable_3_Performance_Overview.docx
@@ -223,7 +223,7 @@
                 <w:b w:val="0"/>
                 <w:sz w:val="19"/>
               </w:rPr>
-              <w:t>Option B — single-deep racks, fast-pick area, zone + batch picking, wave release</w:t>
+              <w:t>Option B — single-deep racks, fast-pick area, small-parts shelving, zone + batch picking, wave release</w:t>
             </w:r>
           </w:p>
         </w:tc>
@@ -306,6 +306,47 @@
                 <w:sz w:val="19"/>
               </w:rPr>
               <w:t>Group 3 — Gleb, Rachel Selvarathnam, Arnau, Vidhi</w:t>
+            </w:r>
+          </w:p>
+        </w:tc>
+      </w:tr>
+      <w:tr>
+        <w:trPr>
+          <w:cantSplit/>
+        </w:trPr>
+        <w:tc>
+          <w:tcPr>
+            <w:tcW w:type="dxa" w:w="2551"/>
+          </w:tcPr>
+          <w:p>
+            <w:pPr>
+              <w:keepNext/>
+            </w:pPr>
+            <w:r/>
+            <w:r>
+              <w:rPr>
+                <w:b w:val="0"/>
+                <w:sz w:val="19"/>
+              </w:rPr>
+              <w:t>Version</w:t>
+            </w:r>
+          </w:p>
+        </w:tc>
+        <w:tc>
+          <w:tcPr>
+            <w:tcW w:type="dxa" w:w="6236"/>
+          </w:tcPr>
+          <w:p>
+            <w:pPr>
+              <w:keepNext/>
+            </w:pPr>
+            <w:r/>
+            <w:r>
+              <w:rPr>
+                <w:b w:val="0"/>
+                <w:sz w:val="19"/>
+              </w:rPr>
+              <w:t>v2 — includes the feedback of the last session (space checks, lengths, small parts, own KPIs, €20/h, hazmat)</w:t>
             </w:r>
           </w:p>
         </w:tc>
@@ -501,7 +542,7 @@
                 <w:b w:val="0"/>
                 <w:sz w:val="19"/>
               </w:rPr>
-              <w:t>31 → 11 picker-hours a day (batching, fast-pick area, wave release)</w:t>
+              <w:t>31 → 12 picker-hours a day (batching, fast-pick area, wave release)</w:t>
             </w:r>
           </w:p>
         </w:tc>
@@ -624,7 +665,7 @@
                 <w:b w:val="0"/>
                 <w:sz w:val="19"/>
               </w:rPr>
-              <w:t>9,504 single-deep positions in 6,731 m² (96% of 7,000 m²)</w:t>
+              <w:t>8,960 pallet positions + 188 small-parts shelving bays; racks 84% full at the peak</w:t>
             </w:r>
           </w:p>
         </w:tc>
@@ -665,7 +706,7 @@
                 <w:b w:val="0"/>
                 <w:sz w:val="19"/>
               </w:rPr>
-              <w:t>4.7 FTE on an average day, 8.6 on the peak day; 2 ETV 216i, 3 EJE 120i, 2 ERE 225, 6 trolleys</w:t>
+              <w:t>4.7 FTE on an average day, 8.7 on the peak day; 2 ETV 216i, 3 EJE 120i, 2 ERE 225, 6 trolleys</w:t>
             </w:r>
           </w:p>
         </w:tc>
@@ -706,7 +747,7 @@
                 <w:b w:val="0"/>
                 <w:sz w:val="19"/>
               </w:rPr>
-              <w:t>€1,627k as all-new equipment; €461k if today's racking can be re-used</w:t>
+              <w:t>€1,617k all new; €508k if today's racking is re-used; of which €144k for the process changes</w:t>
             </w:r>
           </w:p>
         </w:tc>
@@ -747,7 +788,7 @@
                 <w:b w:val="0"/>
                 <w:sz w:val="19"/>
               </w:rPr>
-              <w:t>€455k a year (69% of the yearly cost is labour); €590k incl. depreciation</w:t>
+              <w:t>€341k a year at €20/h; €481k incl. depreciation</w:t>
             </w:r>
           </w:p>
         </w:tc>
@@ -788,7 +829,7 @@
                 <w:b w:val="0"/>
                 <w:sz w:val="19"/>
               </w:rPr>
-              <w:t>€3.78 per order line · €16.80 per order</w:t>
+              <w:t>€3.08 per order line · €13.68 per order</w:t>
             </w:r>
           </w:p>
         </w:tc>
@@ -823,7 +864,7 @@
                 <w:b w:val="0"/>
                 <w:sz w:val="19"/>
               </w:rPr>
-              <w:t>~€144k a year in picking labour → payback 3.2 years (re-used racking) or 11.3 years (all new)</w:t>
+              <w:t>~€101k a year in picking labour → the process changes pay back in 1.4 years</w:t>
             </w:r>
           </w:p>
         </w:tc>
@@ -849,14 +890,14 @@
           <w:b/>
           <w:sz w:val="21"/>
         </w:rPr>
-        <w:t>The biggest win is in picking and planning, not in steel.</w:t>
+        <w:t>The labour gain comes from how we work, not from steel.</w:t>
       </w:r>
       <w:r>
         <w:rPr>
           <w:b w:val="0"/>
           <w:sz w:val="21"/>
         </w:rPr>
-        <w:t xml:space="preserve"> Batching small orders, a fast-pick area for the best-sellers and releasing work in waves cut the picking hours by about two thirds. The racking is the biggest cost but saves little labour on its own.</w:t>
+        <w:t xml:space="preserve"> Batching, a fast-pick area and wave release need €144k and save ~€101k a year. Racks are needed to hold the stock, so they are a capacity cost, not a saving.</w:t>
       </w:r>
     </w:p>
     <w:p>
@@ -874,14 +915,14 @@
           <w:b/>
           <w:sz w:val="21"/>
         </w:rPr>
-        <w:t>Watch the storage space.</w:t>
+        <w:t>Small parts are stored efficiently:</w:t>
       </w:r>
       <w:r>
         <w:rPr>
           <w:b w:val="0"/>
           <w:sz w:val="21"/>
         </w:rPr>
-        <w:t xml:space="preserve"> Occupied locations grew 16% a quarter between April and June. If that continues, the 9,504 positions are full in about 2 months. Clearing dead stock (21% of loads have been in stock for more than a year, D1) and keeping room for a 12th rack module are part of the plan.</w:t>
+        <w:t xml:space="preserve"> 2,657 slow SKUs with a few litres of stock each move from pallet locations to bins next to the put-wall. That frees 1,005 pallet locations. A Kardex lift was compared: denser, but ~€19k a year more and busy only a few % of the day at our volume.</w:t>
       </w:r>
     </w:p>
     <w:p>
@@ -899,14 +940,14 @@
           <w:b/>
           <w:sz w:val="21"/>
         </w:rPr>
-        <w:t>Machinery was checked again:</w:t>
+        <w:t>Space checks passed:</w:t>
       </w:r>
       <w:r>
         <w:rPr>
           <w:b w:val="0"/>
           <w:sz w:val="21"/>
         </w:rPr>
-        <w:t xml:space="preserve"> single-deep racks need no telescopic forks; with a full-service lease no spare trucks are needed, so the fleet goes from 3 to 2 reach trucks and from 4 to 3 pallet trucks (Section 4).</w:t>
+        <w:t xml:space="preserve"> 91% of containers fit the container zone, 97% when door R2 is lent; outbound staging uses at most 46% of its area; packing needs 401 of 450 m².</w:t>
       </w:r>
     </w:p>
     <w:p>
@@ -924,14 +965,14 @@
           <w:b/>
           <w:sz w:val="21"/>
         </w:rPr>
-        <w:t>Loose containers get their own 190 m² zone</w:t>
+        <w:t>Watch the stock growth.</w:t>
       </w:r>
       <w:r>
         <w:rPr>
           <w:b w:val="0"/>
           <w:sz w:val="21"/>
         </w:rPr>
-        <w:t xml:space="preserve"> at door R1. A DHL crew costs about €179 per container; a contractor is only worth it below that price.</w:t>
+        <w:t xml:space="preserve"> Occupied locations grew 16% a quarter between April and June; at that rate the racks are full in ~4 months. Clearing dead stock (21% of loads &gt; 1 year) is the main lever.</w:t>
       </w:r>
     </w:p>
     <w:p>
@@ -958,7 +999,7 @@
           <w:color w:val="222222"/>
           <w:sz w:val="21"/>
         </w:rPr>
-        <w:t>Feedback and a final check of the design led to these changes. Deliverables 1 and 2 were regenerated so all three documents use the same numbers.</w:t>
+        <w:t>Two feedback rounds and a final check of the design led to these changes. Deliverables 1 and 2 were regenerated so all three documents use the same numbers.</w:t>
       </w:r>
     </w:p>
     <w:tbl>
@@ -971,9 +1012,9 @@
       </w:tblPr>
       <w:tblGrid>
         <w:gridCol w:w="1587"/>
-        <w:gridCol w:w="2154"/>
-        <w:gridCol w:w="2381"/>
-        <w:gridCol w:w="2948"/>
+        <w:gridCol w:w="2041"/>
+        <w:gridCol w:w="2608"/>
+        <w:gridCol w:w="2835"/>
       </w:tblGrid>
       <w:tr>
         <w:trPr>
@@ -999,7 +1040,7 @@
         </w:tc>
         <w:tc>
           <w:tcPr>
-            <w:tcW w:type="dxa" w:w="2154"/>
+            <w:tcW w:type="dxa" w:w="2041"/>
           </w:tcPr>
           <w:p>
             <w:pPr>
@@ -1011,13 +1052,13 @@
                 <w:b/>
                 <w:sz w:val="19"/>
               </w:rPr>
-              <w:t>Before (D1 / D2)</w:t>
-            </w:r>
-          </w:p>
-        </w:tc>
-        <w:tc>
-          <w:tcPr>
-            <w:tcW w:type="dxa" w:w="2381"/>
+              <w:t>Before</w:t>
+            </w:r>
+          </w:p>
+        </w:tc>
+        <w:tc>
+          <w:tcPr>
+            <w:tcW w:type="dxa" w:w="2608"/>
           </w:tcPr>
           <w:p>
             <w:pPr>
@@ -1035,7 +1076,7 @@
         </w:tc>
         <w:tc>
           <w:tcPr>
-            <w:tcW w:type="dxa" w:w="2948"/>
+            <w:tcW w:type="dxa" w:w="2835"/>
           </w:tcPr>
           <w:p>
             <w:pPr>
@@ -1076,7 +1117,7 @@
         </w:tc>
         <w:tc>
           <w:tcPr>
-            <w:tcW w:type="dxa" w:w="2154"/>
+            <w:tcW w:type="dxa" w:w="2041"/>
           </w:tcPr>
           <w:p>
             <w:pPr>
@@ -1094,37 +1135,37 @@
         </w:tc>
         <w:tc>
           <w:tcPr>
-            <w:tcW w:type="dxa" w:w="2381"/>
-          </w:tcPr>
-          <w:p>
-            <w:pPr>
-              <w:keepNext/>
-            </w:pPr>
-            <w:r/>
-            <w:r>
-              <w:rPr>
-                <w:b w:val="0"/>
-                <w:sz w:val="19"/>
-              </w:rPr>
-              <w:t>Single-deep, back-to-back (9,504 positions)</w:t>
-            </w:r>
-          </w:p>
-        </w:tc>
-        <w:tc>
-          <w:tcPr>
-            <w:tcW w:type="dxa" w:w="2948"/>
-          </w:tcPr>
-          <w:p>
-            <w:pPr>
-              <w:keepNext/>
-            </w:pPr>
-            <w:r/>
-            <w:r>
-              <w:rPr>
-                <w:b w:val="0"/>
-                <w:sz w:val="19"/>
-              </w:rPr>
-              <w:t>Team decision: no two-deep racks; every pallet now directly reachable</w:t>
+            <w:tcW w:type="dxa" w:w="2608"/>
+          </w:tcPr>
+          <w:p>
+            <w:pPr>
+              <w:keepNext/>
+            </w:pPr>
+            <w:r/>
+            <w:r>
+              <w:rPr>
+                <w:b w:val="0"/>
+                <w:sz w:val="19"/>
+              </w:rPr>
+              <w:t>Single-deep, back-to-back (8,960 positions)</w:t>
+            </w:r>
+          </w:p>
+        </w:tc>
+        <w:tc>
+          <w:tcPr>
+            <w:tcW w:type="dxa" w:w="2835"/>
+          </w:tcPr>
+          <w:p>
+            <w:pPr>
+              <w:keepNext/>
+            </w:pPr>
+            <w:r/>
+            <w:r>
+              <w:rPr>
+                <w:b w:val="0"/>
+                <w:sz w:val="19"/>
+              </w:rPr>
+              <w:t>Team decision: no two-deep racks; every pallet directly reachable</w:t>
             </w:r>
           </w:p>
         </w:tc>
@@ -1147,61 +1188,61 @@
                 <w:b w:val="0"/>
                 <w:sz w:val="19"/>
               </w:rPr>
-              <w:t>Loose containers</w:t>
-            </w:r>
-          </w:p>
-        </w:tc>
-        <w:tc>
-          <w:tcPr>
-            <w:tcW w:type="dxa" w:w="2154"/>
-          </w:tcPr>
-          <w:p>
-            <w:pPr>
-              <w:keepNext/>
-            </w:pPr>
-            <w:r/>
-            <w:r>
-              <w:rPr>
-                <w:b w:val="0"/>
-                <w:sz w:val="19"/>
-              </w:rPr>
-              <w:t>Unpacked at door R1</w:t>
-            </w:r>
-          </w:p>
-        </w:tc>
-        <w:tc>
-          <w:tcPr>
-            <w:tcW w:type="dxa" w:w="2381"/>
-          </w:tcPr>
-          <w:p>
-            <w:pPr>
-              <w:keepNext/>
-            </w:pPr>
-            <w:r/>
-            <w:r>
-              <w:rPr>
-                <w:b w:val="0"/>
-                <w:sz w:val="19"/>
-              </w:rPr>
-              <w:t>Own 190 m² zone behind R1</w:t>
-            </w:r>
-          </w:p>
-        </w:tc>
-        <w:tc>
-          <w:tcPr>
-            <w:tcW w:type="dxa" w:w="2948"/>
-          </w:tcPr>
-          <w:p>
-            <w:pPr>
-              <w:keepNext/>
-            </w:pPr>
-            <w:r/>
-            <w:r>
-              <w:rPr>
-                <w:b w:val="0"/>
-                <w:sz w:val="19"/>
-              </w:rPr>
-              <w:t>Feedback from the last meeting: a separate zone for loose containers</w:t>
+              <w:t>Long goods</w:t>
+            </w:r>
+          </w:p>
+        </w:tc>
+        <w:tc>
+          <w:tcPr>
+            <w:tcW w:type="dxa" w:w="2041"/>
+          </w:tcPr>
+          <w:p>
+            <w:pPr>
+              <w:keepNext/>
+            </w:pPr>
+            <w:r/>
+            <w:r>
+              <w:rPr>
+                <w:b w:val="0"/>
+                <w:sz w:val="19"/>
+              </w:rPr>
+              <w:t>Cantilever for items up to 11 m</w:t>
+            </w:r>
+          </w:p>
+        </w:tc>
+        <w:tc>
+          <w:tcPr>
+            <w:tcW w:type="dxa" w:w="2608"/>
+          </w:tcPr>
+          <w:p>
+            <w:pPr>
+              <w:keepNext/>
+            </w:pPr>
+            <w:r/>
+            <w:r>
+              <w:rPr>
+                <w:b w:val="0"/>
+                <w:sz w:val="19"/>
+              </w:rPr>
+              <w:t>Long-goods module: 320 positions for pallets up to 2.05 m, 3.2 m aisle</w:t>
+            </w:r>
+          </w:p>
+        </w:tc>
+        <w:tc>
+          <w:tcPr>
+            <w:tcW w:type="dxa" w:w="2835"/>
+          </w:tcPr>
+          <w:p>
+            <w:pPr>
+              <w:keepNext/>
+            </w:pPr>
+            <w:r/>
+            <w:r>
+              <w:rPr>
+                <w:b w:val="0"/>
+                <w:sz w:val="19"/>
+              </w:rPr>
+              <w:t>Feedback: nothing longer than a door (~2 m); the 11 m item is a data error</w:t>
             </w:r>
           </w:p>
         </w:tc>
@@ -1224,61 +1265,61 @@
                 <w:b w:val="0"/>
                 <w:sz w:val="19"/>
               </w:rPr>
-              <w:t>Reach trucks</w:t>
-            </w:r>
-          </w:p>
-        </w:tc>
-        <w:tc>
-          <w:tcPr>
-            <w:tcW w:type="dxa" w:w="2154"/>
-          </w:tcPr>
-          <w:p>
-            <w:pPr>
-              <w:keepNext/>
-            </w:pPr>
-            <w:r/>
-            <w:r>
-              <w:rPr>
-                <w:b w:val="0"/>
-                <w:sz w:val="19"/>
-              </w:rPr>
-              <w:t>3 × ETV 216i</w:t>
-            </w:r>
-          </w:p>
-        </w:tc>
-        <w:tc>
-          <w:tcPr>
-            <w:tcW w:type="dxa" w:w="2381"/>
-          </w:tcPr>
-          <w:p>
-            <w:pPr>
-              <w:keepNext/>
-            </w:pPr>
-            <w:r/>
-            <w:r>
-              <w:rPr>
-                <w:b w:val="0"/>
-                <w:sz w:val="19"/>
-              </w:rPr>
-              <w:t>2 × ETV 216i</w:t>
-            </w:r>
-          </w:p>
-        </w:tc>
-        <w:tc>
-          <w:tcPr>
-            <w:tcW w:type="dxa" w:w="2948"/>
-          </w:tcPr>
-          <w:p>
-            <w:pPr>
-              <w:keepNext/>
-            </w:pPr>
-            <w:r/>
-            <w:r>
-              <w:rPr>
-                <w:b w:val="0"/>
-                <w:sz w:val="19"/>
-              </w:rPr>
-              <w:t>2 cover the peak day; lease includes repair</w:t>
+              <w:t>Small parts</w:t>
+            </w:r>
+          </w:p>
+        </w:tc>
+        <w:tc>
+          <w:tcPr>
+            <w:tcW w:type="dxa" w:w="2041"/>
+          </w:tcPr>
+          <w:p>
+            <w:pPr>
+              <w:keepNext/>
+            </w:pPr>
+            <w:r/>
+            <w:r>
+              <w:rPr>
+                <w:b w:val="0"/>
+                <w:sz w:val="19"/>
+              </w:rPr>
+              <w:t>One pallet location per SKU</w:t>
+            </w:r>
+          </w:p>
+        </w:tc>
+        <w:tc>
+          <w:tcPr>
+            <w:tcW w:type="dxa" w:w="2608"/>
+          </w:tcPr>
+          <w:p>
+            <w:pPr>
+              <w:keepNext/>
+            </w:pPr>
+            <w:r/>
+            <w:r>
+              <w:rPr>
+                <w:b w:val="0"/>
+                <w:sz w:val="19"/>
+              </w:rPr>
+              <w:t>Bin shelving for 2,657 slow small SKUs next to the put-wall</w:t>
+            </w:r>
+          </w:p>
+        </w:tc>
+        <w:tc>
+          <w:tcPr>
+            <w:tcW w:type="dxa" w:w="2835"/>
+          </w:tcPr>
+          <w:p>
+            <w:pPr>
+              <w:keepNext/>
+            </w:pPr>
+            <w:r/>
+            <w:r>
+              <w:rPr>
+                <w:b w:val="0"/>
+                <w:sz w:val="19"/>
+              </w:rPr>
+              <w:t>Feedback: store small items efficiently (Kardex compared)</w:t>
             </w:r>
           </w:p>
         </w:tc>
@@ -1301,61 +1342,61 @@
                 <w:b w:val="0"/>
                 <w:sz w:val="19"/>
               </w:rPr>
-              <w:t>Pallet trucks</w:t>
-            </w:r>
-          </w:p>
-        </w:tc>
-        <w:tc>
-          <w:tcPr>
-            <w:tcW w:type="dxa" w:w="2154"/>
-          </w:tcPr>
-          <w:p>
-            <w:pPr>
-              <w:keepNext/>
-            </w:pPr>
-            <w:r/>
-            <w:r>
-              <w:rPr>
-                <w:b w:val="0"/>
-                <w:sz w:val="19"/>
-              </w:rPr>
-              <w:t>4 × EJE 120i</w:t>
-            </w:r>
-          </w:p>
-        </w:tc>
-        <w:tc>
-          <w:tcPr>
-            <w:tcW w:type="dxa" w:w="2381"/>
-          </w:tcPr>
-          <w:p>
-            <w:pPr>
-              <w:keepNext/>
-            </w:pPr>
-            <w:r/>
-            <w:r>
-              <w:rPr>
-                <w:b w:val="0"/>
-                <w:sz w:val="19"/>
-              </w:rPr>
-              <w:t>3 × EJE 120i</w:t>
-            </w:r>
-          </w:p>
-        </w:tc>
-        <w:tc>
-          <w:tcPr>
-            <w:tcW w:type="dxa" w:w="2948"/>
-          </w:tcPr>
-          <w:p>
-            <w:pPr>
-              <w:keepNext/>
-            </w:pPr>
-            <w:r/>
-            <w:r>
-              <w:rPr>
-                <w:b w:val="0"/>
-                <w:sz w:val="19"/>
-              </w:rPr>
-              <w:t>3 cover the peak day</w:t>
+              <w:t>Loose containers</w:t>
+            </w:r>
+          </w:p>
+        </w:tc>
+        <w:tc>
+          <w:tcPr>
+            <w:tcW w:type="dxa" w:w="2041"/>
+          </w:tcPr>
+          <w:p>
+            <w:pPr>
+              <w:keepNext/>
+            </w:pPr>
+            <w:r/>
+            <w:r>
+              <w:rPr>
+                <w:b w:val="0"/>
+                <w:sz w:val="19"/>
+              </w:rPr>
+              <w:t>Unpacked at door R1</w:t>
+            </w:r>
+          </w:p>
+        </w:tc>
+        <w:tc>
+          <w:tcPr>
+            <w:tcW w:type="dxa" w:w="2608"/>
+          </w:tcPr>
+          <w:p>
+            <w:pPr>
+              <w:keepNext/>
+            </w:pPr>
+            <w:r/>
+            <w:r>
+              <w:rPr>
+                <w:b w:val="0"/>
+                <w:sz w:val="19"/>
+              </w:rPr>
+              <w:t>Own 190 m² zone; big containers borrow door R2</w:t>
+            </w:r>
+          </w:p>
+        </w:tc>
+        <w:tc>
+          <w:tcPr>
+            <w:tcW w:type="dxa" w:w="2835"/>
+          </w:tcPr>
+          <w:p>
+            <w:pPr>
+              <w:keepNext/>
+            </w:pPr>
+            <w:r/>
+            <w:r>
+              <w:rPr>
+                <w:b w:val="0"/>
+                <w:sz w:val="19"/>
+              </w:rPr>
+              <w:t>Feedback: is there enough space to unpack?</w:t>
             </w:r>
           </w:p>
         </w:tc>
@@ -1378,61 +1419,61 @@
                 <w:b w:val="0"/>
                 <w:sz w:val="19"/>
               </w:rPr>
-              <w:t>Floor area</w:t>
-            </w:r>
-          </w:p>
-        </w:tc>
-        <w:tc>
-          <w:tcPr>
-            <w:tcW w:type="dxa" w:w="2154"/>
-          </w:tcPr>
-          <w:p>
-            <w:pPr>
-              <w:keepNext/>
-            </w:pPr>
-            <w:r/>
-            <w:r>
-              <w:rPr>
-                <w:b w:val="0"/>
-                <w:sz w:val="19"/>
-              </w:rPr>
-              <w:t>6,541 m² (93%)</w:t>
-            </w:r>
-          </w:p>
-        </w:tc>
-        <w:tc>
-          <w:tcPr>
-            <w:tcW w:type="dxa" w:w="2381"/>
-          </w:tcPr>
-          <w:p>
-            <w:pPr>
-              <w:keepNext/>
-            </w:pPr>
-            <w:r/>
-            <w:r>
-              <w:rPr>
-                <w:b w:val="0"/>
-                <w:sz w:val="19"/>
-              </w:rPr>
-              <w:t>6,731 m² (96%)</w:t>
-            </w:r>
-          </w:p>
-        </w:tc>
-        <w:tc>
-          <w:tcPr>
-            <w:tcW w:type="dxa" w:w="2948"/>
-          </w:tcPr>
-          <w:p>
-            <w:pPr>
-              <w:keepNext/>
-            </w:pPr>
-            <w:r/>
-            <w:r>
-              <w:rPr>
-                <w:b w:val="0"/>
-                <w:sz w:val="19"/>
-              </w:rPr>
-              <w:t>+190 m² container zone</w:t>
+              <w:t>Reach / pallet trucks</w:t>
+            </w:r>
+          </w:p>
+        </w:tc>
+        <w:tc>
+          <w:tcPr>
+            <w:tcW w:type="dxa" w:w="2041"/>
+          </w:tcPr>
+          <w:p>
+            <w:pPr>
+              <w:keepNext/>
+            </w:pPr>
+            <w:r/>
+            <w:r>
+              <w:rPr>
+                <w:b w:val="0"/>
+                <w:sz w:val="19"/>
+              </w:rPr>
+              <w:t>3 ETV 216i / 4 EJE 120i</w:t>
+            </w:r>
+          </w:p>
+        </w:tc>
+        <w:tc>
+          <w:tcPr>
+            <w:tcW w:type="dxa" w:w="2608"/>
+          </w:tcPr>
+          <w:p>
+            <w:pPr>
+              <w:keepNext/>
+            </w:pPr>
+            <w:r/>
+            <w:r>
+              <w:rPr>
+                <w:b w:val="0"/>
+                <w:sz w:val="19"/>
+              </w:rPr>
+              <w:t>2 ETV 216i / 3 EJE 120i</w:t>
+            </w:r>
+          </w:p>
+        </w:tc>
+        <w:tc>
+          <w:tcPr>
+            <w:tcW w:type="dxa" w:w="2835"/>
+          </w:tcPr>
+          <w:p>
+            <w:pPr>
+              <w:keepNext/>
+            </w:pPr>
+            <w:r/>
+            <w:r>
+              <w:rPr>
+                <w:b w:val="0"/>
+                <w:sz w:val="19"/>
+              </w:rPr>
+              <w:t>Peak need covered; lease includes repair</w:t>
             </w:r>
           </w:p>
         </w:tc>
@@ -1446,58 +1487,212 @@
             <w:tcW w:type="dxa" w:w="1587"/>
           </w:tcPr>
           <w:p>
-            <w:r/>
-            <w:r>
-              <w:rPr>
-                <w:b w:val="0"/>
-                <w:sz w:val="19"/>
-              </w:rPr>
-              <w:t>Lead time</w:t>
-            </w:r>
-          </w:p>
-        </w:tc>
-        <w:tc>
-          <w:tcPr>
-            <w:tcW w:type="dxa" w:w="2154"/>
-          </w:tcPr>
-          <w:p>
-            <w:r/>
-            <w:r>
-              <w:rPr>
-                <w:b w:val="0"/>
-                <w:sz w:val="19"/>
-              </w:rPr>
-              <w:t>counted per order line (median 52 h)</w:t>
-            </w:r>
-          </w:p>
-        </w:tc>
-        <w:tc>
-          <w:tcPr>
-            <w:tcW w:type="dxa" w:w="2381"/>
-          </w:tcPr>
-          <w:p>
-            <w:r/>
-            <w:r>
-              <w:rPr>
-                <w:b w:val="0"/>
-                <w:sz w:val="19"/>
-              </w:rPr>
-              <w:t>counted per order (median 25 h)</w:t>
-            </w:r>
-          </w:p>
-        </w:tc>
-        <w:tc>
-          <w:tcPr>
-            <w:tcW w:type="dxa" w:w="2948"/>
-          </w:tcPr>
-          <w:p>
-            <w:r/>
-            <w:r>
-              <w:rPr>
-                <w:b w:val="0"/>
-                <w:sz w:val="19"/>
-              </w:rPr>
-              <w:t>an order is what the customer waits for</w:t>
+            <w:pPr>
+              <w:keepNext/>
+            </w:pPr>
+            <w:r/>
+            <w:r>
+              <w:rPr>
+                <w:b w:val="0"/>
+                <w:sz w:val="19"/>
+              </w:rPr>
+              <w:t>Labour cost</w:t>
+            </w:r>
+          </w:p>
+        </w:tc>
+        <w:tc>
+          <w:tcPr>
+            <w:tcW w:type="dxa" w:w="2041"/>
+          </w:tcPr>
+          <w:p>
+            <w:pPr>
+              <w:keepNext/>
+            </w:pPr>
+            <w:r/>
+            <w:r>
+              <w:rPr>
+                <w:b w:val="0"/>
+                <w:sz w:val="19"/>
+              </w:rPr>
+              <w:t>€28 per hour</w:t>
+            </w:r>
+          </w:p>
+        </w:tc>
+        <w:tc>
+          <w:tcPr>
+            <w:tcW w:type="dxa" w:w="2608"/>
+          </w:tcPr>
+          <w:p>
+            <w:pPr>
+              <w:keepNext/>
+            </w:pPr>
+            <w:r/>
+            <w:r>
+              <w:rPr>
+                <w:b w:val="0"/>
+                <w:sz w:val="19"/>
+              </w:rPr>
+              <w:t>€20 per hour (€28 as high case)</w:t>
+            </w:r>
+          </w:p>
+        </w:tc>
+        <w:tc>
+          <w:tcPr>
+            <w:tcW w:type="dxa" w:w="2835"/>
+          </w:tcPr>
+          <w:p>
+            <w:pPr>
+              <w:keepNext/>
+            </w:pPr>
+            <w:r/>
+            <w:r>
+              <w:rPr>
+                <w:b w:val="0"/>
+                <w:sz w:val="19"/>
+              </w:rPr>
+              <w:t>Feedback: €20/h for an operator</w:t>
+            </w:r>
+          </w:p>
+        </w:tc>
+      </w:tr>
+      <w:tr>
+        <w:trPr>
+          <w:cantSplit/>
+        </w:trPr>
+        <w:tc>
+          <w:tcPr>
+            <w:tcW w:type="dxa" w:w="1587"/>
+          </w:tcPr>
+          <w:p>
+            <w:pPr>
+              <w:keepNext/>
+            </w:pPr>
+            <w:r/>
+            <w:r>
+              <w:rPr>
+                <w:b w:val="0"/>
+                <w:sz w:val="19"/>
+              </w:rPr>
+              <w:t>KPIs</w:t>
+            </w:r>
+          </w:p>
+        </w:tc>
+        <w:tc>
+          <w:tcPr>
+            <w:tcW w:type="dxa" w:w="2041"/>
+          </w:tcPr>
+          <w:p>
+            <w:pPr>
+              <w:keepNext/>
+            </w:pPr>
+            <w:r/>
+            <w:r>
+              <w:rPr>
+                <w:b w:val="0"/>
+                <w:sz w:val="19"/>
+              </w:rPr>
+              <w:t>W3 list</w:t>
+            </w:r>
+          </w:p>
+        </w:tc>
+        <w:tc>
+          <w:tcPr>
+            <w:tcW w:type="dxa" w:w="2608"/>
+          </w:tcPr>
+          <w:p>
+            <w:pPr>
+              <w:keepNext/>
+            </w:pPr>
+            <w:r/>
+            <w:r>
+              <w:rPr>
+                <w:b w:val="0"/>
+                <w:sz w:val="19"/>
+              </w:rPr>
+              <w:t>Our own design KPIs + the W3 ones</w:t>
+            </w:r>
+          </w:p>
+        </w:tc>
+        <w:tc>
+          <w:tcPr>
+            <w:tcW w:type="dxa" w:w="2835"/>
+          </w:tcPr>
+          <w:p>
+            <w:pPr>
+              <w:keepNext/>
+            </w:pPr>
+            <w:r/>
+            <w:r>
+              <w:rPr>
+                <w:b w:val="0"/>
+                <w:sz w:val="19"/>
+              </w:rPr>
+              <w:t>Feedback: come up with our own KPIs</w:t>
+            </w:r>
+          </w:p>
+        </w:tc>
+      </w:tr>
+      <w:tr>
+        <w:trPr>
+          <w:cantSplit/>
+        </w:trPr>
+        <w:tc>
+          <w:tcPr>
+            <w:tcW w:type="dxa" w:w="1587"/>
+          </w:tcPr>
+          <w:p>
+            <w:r/>
+            <w:r>
+              <w:rPr>
+                <w:b w:val="0"/>
+                <w:sz w:val="19"/>
+              </w:rPr>
+              <w:t>Hazardous goods</w:t>
+            </w:r>
+          </w:p>
+        </w:tc>
+        <w:tc>
+          <w:tcPr>
+            <w:tcW w:type="dxa" w:w="2041"/>
+          </w:tcPr>
+          <w:p>
+            <w:r/>
+            <w:r>
+              <w:rPr>
+                <w:b w:val="0"/>
+                <w:sz w:val="19"/>
+              </w:rPr>
+              <w:t>Class unknown, PGS 15</w:t>
+            </w:r>
+          </w:p>
+        </w:tc>
+        <w:tc>
+          <w:tcPr>
+            <w:tcW w:type="dxa" w:w="2608"/>
+          </w:tcPr>
+          <w:p>
+            <w:r/>
+            <w:r>
+              <w:rPr>
+                <w:b w:val="0"/>
+                <w:sz w:val="19"/>
+              </w:rPr>
+              <w:t>Recounted, classified by customs code → mostly PGS 37-2</w:t>
+            </w:r>
+          </w:p>
+        </w:tc>
+        <w:tc>
+          <w:tcPr>
+            <w:tcW w:type="dxa" w:w="2835"/>
+          </w:tcPr>
+          <w:p>
+            <w:r/>
+            <w:r>
+              <w:rPr>
+                <w:b w:val="0"/>
+                <w:sz w:val="19"/>
+              </w:rPr>
+              <w:t>Feedback: recheck counts and classes</w:t>
             </w:r>
           </w:p>
         </w:tc>
@@ -1560,7 +1755,7 @@
           <w:color w:val="666666"/>
           <w:sz w:val="17"/>
         </w:rPr>
-        <w:t>Fig 1. Updated floor plan with the loose-container zone (C) and the main order flow (1–6).</w:t>
+        <w:t>Fig 1. Updated floor plan: container zone (C) with R1, long-goods module next to the right perimeter aisle, and the main order flow (1–6).</w:t>
       </w:r>
     </w:p>
     <w:p>
@@ -1568,7 +1763,7 @@
         <w:pStyle w:val="Heading1"/>
       </w:pPr>
       <w:r>
-        <w:t>2. KPIs — how we will measure the design</w:t>
+        <w:t>2. Our KPIs — expected performance of the design</w:t>
       </w:r>
     </w:p>
     <w:p>
@@ -1582,7 +1777,7 @@
           <w:color w:val="222222"/>
           <w:sz w:val="21"/>
         </w:rPr>
-        <w:t>We chose KPIs that cover every part of the operation and that DHL can measure with its own WMS. They follow the W3 lecture list (dock-to-stock, put-away time, pick rate, on-time shipment, S017) and add space, people, machinery, cost and safety. Each KPI has a clear way to measure it, today's value where the data shows it, the value we expect from the design, and a target.</w:t>
+        <w:t>We made our own KPIs: each one measures something our design promises to do (fill the racks well, keep pickers in the fast-pick area, walk little, unpack containers inside their zone, ship within a day, …). The four W3 lecture KPIs (dock-to-stock, put-away time, pick rate, on-time shipment, S017) are included too. For every KPI we give how to calculate it, today's value where the data shows it, the value we expect from the design, and a target.</w:t>
       </w:r>
     </w:p>
     <w:p>
@@ -1651,7 +1846,7 @@
                 <w:b/>
                 <w:sz w:val="19"/>
               </w:rPr>
-              <w:t>How it is measured</w:t>
+              <w:t>How we calculate it</w:t>
             </w:r>
           </w:p>
         </w:tc>
@@ -1687,7 +1882,7 @@
                 <w:b/>
                 <w:sz w:val="19"/>
               </w:rPr>
-              <w:t>Future (design)</w:t>
+              <w:t>Expected (design)</w:t>
             </w:r>
           </w:p>
         </w:tc>
@@ -1728,7 +1923,7 @@
                 <w:b w:val="0"/>
                 <w:sz w:val="19"/>
               </w:rPr>
-              <w:t>Pallet positions vs peak need</w:t>
+              <w:t>Rack fill at peak ★</w:t>
             </w:r>
           </w:p>
         </w:tc>
@@ -1746,7 +1941,7 @@
                 <w:b w:val="0"/>
                 <w:sz w:val="19"/>
               </w:rPr>
-              <w:t>positions provided / peak occupied locations</w:t>
+              <w:t>pallet locations used at the peak ÷ rack positions</w:t>
             </w:r>
           </w:p>
         </w:tc>
@@ -1764,7 +1959,7 @@
                 <w:b w:val="0"/>
                 <w:sz w:val="19"/>
               </w:rPr>
-              <w:t>8,512 occupied (peak)</w:t>
+              <w:t>8,512 locations used</w:t>
             </w:r>
           </w:p>
         </w:tc>
@@ -1782,7 +1977,7 @@
                 <w:b w:val="0"/>
                 <w:sz w:val="19"/>
               </w:rPr>
-              <w:t>9,504 positions (90% full at peak, 85% on average)</w:t>
+              <w:t>84% (7,507 of 8,960; small parts moved to bin shelving)</w:t>
             </w:r>
           </w:p>
         </w:tc>
@@ -1800,7 +1995,7 @@
                 <w:b w:val="0"/>
                 <w:sz w:val="19"/>
               </w:rPr>
-              <w:t>≤ 90% full at peak (A010)</w:t>
+              <w:t>≤ 90%</w:t>
             </w:r>
           </w:p>
         </w:tc>
@@ -1823,7 +2018,7 @@
                 <w:b w:val="0"/>
                 <w:sz w:val="19"/>
               </w:rPr>
-              <w:t>Floor area used</w:t>
+              <w:t>Storage headroom ★</w:t>
             </w:r>
           </w:p>
         </w:tc>
@@ -1841,7 +2036,7 @@
                 <w:b w:val="0"/>
                 <w:sz w:val="19"/>
               </w:rPr>
-              <w:t>zones + aisles / 7,000 m²</w:t>
+              <w:t>months until the racks are full at the Apr–Jun growth rate</w:t>
             </w:r>
           </w:p>
         </w:tc>
@@ -1859,7 +2054,7 @@
                 <w:b w:val="0"/>
                 <w:sz w:val="19"/>
               </w:rPr>
-              <w:t>—</w:t>
+              <w:t>+10% locations in 2 months</w:t>
             </w:r>
           </w:p>
         </w:tc>
@@ -1877,7 +2072,7 @@
                 <w:b w:val="0"/>
                 <w:sz w:val="19"/>
               </w:rPr>
-              <w:t>6,731 m² (96%)</w:t>
+              <w:t>~4 months (~5 with a 12th module)</w:t>
             </w:r>
           </w:p>
         </w:tc>
@@ -1895,7 +2090,7 @@
                 <w:b w:val="0"/>
                 <w:sz w:val="19"/>
               </w:rPr>
-              <w:t>≤ 7,000 m²</w:t>
+              <w:t>≥ 12 months</w:t>
             </w:r>
           </w:p>
         </w:tc>
@@ -1909,13 +2104,16 @@
             <w:tcW w:type="dxa" w:w="1701"/>
           </w:tcPr>
           <w:p>
-            <w:r/>
-            <w:r>
-              <w:rPr>
-                <w:b w:val="0"/>
-                <w:sz w:val="19"/>
-              </w:rPr>
-              <w:t>Storage headroom</w:t>
+            <w:pPr>
+              <w:keepNext/>
+            </w:pPr>
+            <w:r/>
+            <w:r>
+              <w:rPr>
+                <w:b w:val="0"/>
+                <w:sz w:val="19"/>
+              </w:rPr>
+              <w:t>Small-item density ★</w:t>
             </w:r>
           </w:p>
         </w:tc>
@@ -1924,13 +2122,16 @@
             <w:tcW w:type="dxa" w:w="2041"/>
           </w:tcPr>
           <w:p>
-            <w:r/>
-            <w:r>
-              <w:rPr>
-                <w:b w:val="0"/>
-                <w:sz w:val="19"/>
-              </w:rPr>
-              <w:t>months until the racks are full if stock keeps growing as in Apr–Jun</w:t>
+            <w:pPr>
+              <w:keepNext/>
+            </w:pPr>
+            <w:r/>
+            <w:r>
+              <w:rPr>
+                <w:b w:val="0"/>
+                <w:sz w:val="19"/>
+              </w:rPr>
+              <w:t>SKUs stored per m² of floor</w:t>
             </w:r>
           </w:p>
         </w:tc>
@@ -1939,13 +2140,16 @@
             <w:tcW w:type="dxa" w:w="1701"/>
           </w:tcPr>
           <w:p>
-            <w:r/>
-            <w:r>
-              <w:rPr>
-                <w:b w:val="0"/>
-                <w:sz w:val="19"/>
-              </w:rPr>
-              <w:t>+10% locations in 2 months</w:t>
+            <w:pPr>
+              <w:keepNext/>
+            </w:pPr>
+            <w:r/>
+            <w:r>
+              <w:rPr>
+                <w:b w:val="0"/>
+                <w:sz w:val="19"/>
+              </w:rPr>
+              <w:t>~2.6 SKUs/m² (one pallet location each)</w:t>
             </w:r>
           </w:p>
         </w:tc>
@@ -1954,13 +2158,16 @@
             <w:tcW w:type="dxa" w:w="2154"/>
           </w:tcPr>
           <w:p>
-            <w:r/>
-            <w:r>
-              <w:rPr>
-                <w:b w:val="0"/>
-                <w:sz w:val="19"/>
-              </w:rPr>
-              <w:t>~2 months</w:t>
+            <w:pPr>
+              <w:keepNext/>
+            </w:pPr>
+            <w:r/>
+            <w:r>
+              <w:rPr>
+                <w:b w:val="0"/>
+                <w:sz w:val="19"/>
+              </w:rPr>
+              <w:t>~13 SKUs/m² in bin shelving</w:t>
             </w:r>
           </w:p>
         </w:tc>
@@ -1969,13 +2176,96 @@
             <w:tcW w:type="dxa" w:w="1474"/>
           </w:tcPr>
           <w:p>
-            <w:r/>
-            <w:r>
-              <w:rPr>
-                <w:b w:val="0"/>
-                <w:sz w:val="19"/>
-              </w:rPr>
-              <w:t>≥ 12 months → clear dead stock, add a 12th rack module</w:t>
+            <w:pPr>
+              <w:keepNext/>
+            </w:pPr>
+            <w:r/>
+            <w:r>
+              <w:rPr>
+                <w:b w:val="0"/>
+                <w:sz w:val="19"/>
+              </w:rPr>
+              <w:t>≥ 5× better</w:t>
+            </w:r>
+          </w:p>
+        </w:tc>
+      </w:tr>
+      <w:tr>
+        <w:trPr>
+          <w:cantSplit/>
+        </w:trPr>
+        <w:tc>
+          <w:tcPr>
+            <w:tcW w:type="dxa" w:w="1701"/>
+          </w:tcPr>
+          <w:p>
+            <w:r/>
+            <w:r>
+              <w:rPr>
+                <w:b w:val="0"/>
+                <w:sz w:val="19"/>
+              </w:rPr>
+              <w:t>Floor area used ★</w:t>
+            </w:r>
+          </w:p>
+        </w:tc>
+        <w:tc>
+          <w:tcPr>
+            <w:tcW w:type="dxa" w:w="2041"/>
+          </w:tcPr>
+          <w:p>
+            <w:r/>
+            <w:r>
+              <w:rPr>
+                <w:b w:val="0"/>
+                <w:sz w:val="19"/>
+              </w:rPr>
+              <w:t>zones + aisles ÷ 7,000 m²</w:t>
+            </w:r>
+          </w:p>
+        </w:tc>
+        <w:tc>
+          <w:tcPr>
+            <w:tcW w:type="dxa" w:w="1701"/>
+          </w:tcPr>
+          <w:p>
+            <w:r/>
+            <w:r>
+              <w:rPr>
+                <w:b w:val="0"/>
+                <w:sz w:val="19"/>
+              </w:rPr>
+              <w:t>—</w:t>
+            </w:r>
+          </w:p>
+        </w:tc>
+        <w:tc>
+          <w:tcPr>
+            <w:tcW w:type="dxa" w:w="2154"/>
+          </w:tcPr>
+          <w:p>
+            <w:r/>
+            <w:r>
+              <w:rPr>
+                <w:b w:val="0"/>
+                <w:sz w:val="19"/>
+              </w:rPr>
+              <w:t>6,731 m² (96%)</w:t>
+            </w:r>
+          </w:p>
+        </w:tc>
+        <w:tc>
+          <w:tcPr>
+            <w:tcW w:type="dxa" w:w="1474"/>
+          </w:tcPr>
+          <w:p>
+            <w:r/>
+            <w:r>
+              <w:rPr>
+                <w:b w:val="0"/>
+                <w:sz w:val="19"/>
+              </w:rPr>
+              <w:t>≤ 7,000 m²</w:t>
             </w:r>
           </w:p>
         </w:tc>
@@ -2052,7 +2342,7 @@
                 <w:b/>
                 <w:sz w:val="19"/>
               </w:rPr>
-              <w:t>How it is measured</w:t>
+              <w:t>How we calculate it</w:t>
             </w:r>
           </w:p>
         </w:tc>
@@ -2088,7 +2378,7 @@
                 <w:b/>
                 <w:sz w:val="19"/>
               </w:rPr>
-              <w:t>Future (design)</w:t>
+              <w:t>Expected (design)</w:t>
             </w:r>
           </w:p>
         </w:tc>
@@ -2165,7 +2455,7 @@
                 <w:b w:val="0"/>
                 <w:sz w:val="19"/>
               </w:rPr>
-              <w:t>large China receipts take 1–3 days to book in</w:t>
+              <w:t>big China receipts take 1–3 days to book in</w:t>
             </w:r>
           </w:p>
         </w:tc>
@@ -2201,7 +2491,197 @@
                 <w:b w:val="0"/>
                 <w:sz w:val="19"/>
               </w:rPr>
-              <w:t>&lt; 3.5 h best-in-class (S023)</w:t>
+              <w:t>&lt; 3.5 h (S023)</w:t>
+            </w:r>
+          </w:p>
+        </w:tc>
+      </w:tr>
+      <w:tr>
+        <w:trPr>
+          <w:cantSplit/>
+        </w:trPr>
+        <w:tc>
+          <w:tcPr>
+            <w:tcW w:type="dxa" w:w="1701"/>
+          </w:tcPr>
+          <w:p>
+            <w:pPr>
+              <w:keepNext/>
+            </w:pPr>
+            <w:r/>
+            <w:r>
+              <w:rPr>
+                <w:b w:val="0"/>
+                <w:sz w:val="19"/>
+              </w:rPr>
+              <w:t>Containers unpacked inside their zone ★</w:t>
+            </w:r>
+          </w:p>
+        </w:tc>
+        <w:tc>
+          <w:tcPr>
+            <w:tcW w:type="dxa" w:w="2041"/>
+          </w:tcPr>
+          <w:p>
+            <w:pPr>
+              <w:keepNext/>
+            </w:pPr>
+            <w:r/>
+            <w:r>
+              <w:rPr>
+                <w:b w:val="0"/>
+                <w:sz w:val="19"/>
+              </w:rPr>
+              <w:t>% of containers whose unpacking fits the 190 m² zone</w:t>
+            </w:r>
+          </w:p>
+        </w:tc>
+        <w:tc>
+          <w:tcPr>
+            <w:tcW w:type="dxa" w:w="1701"/>
+          </w:tcPr>
+          <w:p>
+            <w:pPr>
+              <w:keepNext/>
+            </w:pPr>
+            <w:r/>
+            <w:r>
+              <w:rPr>
+                <w:b w:val="0"/>
+                <w:sz w:val="19"/>
+              </w:rPr>
+              <w:t>—</w:t>
+            </w:r>
+          </w:p>
+        </w:tc>
+        <w:tc>
+          <w:tcPr>
+            <w:tcW w:type="dxa" w:w="2154"/>
+          </w:tcPr>
+          <w:p>
+            <w:pPr>
+              <w:keepNext/>
+            </w:pPr>
+            <w:r/>
+            <w:r>
+              <w:rPr>
+                <w:b w:val="0"/>
+                <w:sz w:val="19"/>
+              </w:rPr>
+              <w:t>91% (another 6% by lending door R2)</w:t>
+            </w:r>
+          </w:p>
+        </w:tc>
+        <w:tc>
+          <w:tcPr>
+            <w:tcW w:type="dxa" w:w="1474"/>
+          </w:tcPr>
+          <w:p>
+            <w:pPr>
+              <w:keepNext/>
+            </w:pPr>
+            <w:r/>
+            <w:r>
+              <w:rPr>
+                <w:b w:val="0"/>
+                <w:sz w:val="19"/>
+              </w:rPr>
+              <w:t>≥ 90%</w:t>
+            </w:r>
+          </w:p>
+        </w:tc>
+      </w:tr>
+      <w:tr>
+        <w:trPr>
+          <w:cantSplit/>
+        </w:trPr>
+        <w:tc>
+          <w:tcPr>
+            <w:tcW w:type="dxa" w:w="1701"/>
+          </w:tcPr>
+          <w:p>
+            <w:pPr>
+              <w:keepNext/>
+            </w:pPr>
+            <w:r/>
+            <w:r>
+              <w:rPr>
+                <w:b w:val="0"/>
+                <w:sz w:val="19"/>
+              </w:rPr>
+              <w:t>Container door time ★</w:t>
+            </w:r>
+          </w:p>
+        </w:tc>
+        <w:tc>
+          <w:tcPr>
+            <w:tcW w:type="dxa" w:w="2041"/>
+          </w:tcPr>
+          <w:p>
+            <w:pPr>
+              <w:keepNext/>
+            </w:pPr>
+            <w:r/>
+            <w:r>
+              <w:rPr>
+                <w:b w:val="0"/>
+                <w:sz w:val="19"/>
+              </w:rPr>
+              <w:t>dock-on + unpack + palletise per 40 ft container</w:t>
+            </w:r>
+          </w:p>
+        </w:tc>
+        <w:tc>
+          <w:tcPr>
+            <w:tcW w:type="dxa" w:w="1701"/>
+          </w:tcPr>
+          <w:p>
+            <w:pPr>
+              <w:keepNext/>
+            </w:pPr>
+            <w:r/>
+            <w:r>
+              <w:rPr>
+                <w:b w:val="0"/>
+                <w:sz w:val="19"/>
+              </w:rPr>
+              <w:t>—</w:t>
+            </w:r>
+          </w:p>
+        </w:tc>
+        <w:tc>
+          <w:tcPr>
+            <w:tcW w:type="dxa" w:w="2154"/>
+          </w:tcPr>
+          <w:p>
+            <w:pPr>
+              <w:keepNext/>
+            </w:pPr>
+            <w:r/>
+            <w:r>
+              <w:rPr>
+                <w:b w:val="0"/>
+                <w:sz w:val="19"/>
+              </w:rPr>
+              <w:t>~3.3 h</w:t>
+            </w:r>
+          </w:p>
+        </w:tc>
+        <w:tc>
+          <w:tcPr>
+            <w:tcW w:type="dxa" w:w="1474"/>
+          </w:tcPr>
+          <w:p>
+            <w:pPr>
+              <w:keepNext/>
+            </w:pPr>
+            <w:r/>
+            <w:r>
+              <w:rPr>
+                <w:b w:val="0"/>
+                <w:sz w:val="19"/>
+              </w:rPr>
+              <w:t>≤ 4 h</w:t>
             </w:r>
           </w:p>
         </w:tc>
@@ -2358,7 +2838,7 @@
                 <w:b/>
                 <w:sz w:val="19"/>
               </w:rPr>
-              <w:t>How it is measured</w:t>
+              <w:t>How we calculate it</w:t>
             </w:r>
           </w:p>
         </w:tc>
@@ -2394,7 +2874,7 @@
                 <w:b/>
                 <w:sz w:val="19"/>
               </w:rPr>
-              <w:t>Future (design)</w:t>
+              <w:t>Expected (design)</w:t>
             </w:r>
           </w:p>
         </w:tc>
@@ -2489,7 +2969,7 @@
                 <w:b w:val="0"/>
                 <w:sz w:val="19"/>
               </w:rPr>
-              <w:t>~56 lines/h (fast-pick 99, reserve 62, large orders 44)</w:t>
+              <w:t>~54 lines/h (fast-pick 99, reserve 49, large orders 44, small-parts shelving 50)</w:t>
             </w:r>
           </w:p>
         </w:tc>
@@ -2530,7 +3010,7 @@
                 <w:b w:val="0"/>
                 <w:sz w:val="19"/>
               </w:rPr>
-              <w:t>Picking hours per day</w:t>
+              <w:t>Fast-pick hit rate ★</w:t>
             </w:r>
           </w:p>
         </w:tc>
@@ -2548,6 +3028,386 @@
                 <w:b w:val="0"/>
                 <w:sz w:val="19"/>
               </w:rPr>
+              <w:t>lines picked in the fast-pick area ÷ all picked lines</w:t>
+            </w:r>
+          </w:p>
+        </w:tc>
+        <w:tc>
+          <w:tcPr>
+            <w:tcW w:type="dxa" w:w="1701"/>
+          </w:tcPr>
+          <w:p>
+            <w:pPr>
+              <w:keepNext/>
+            </w:pPr>
+            <w:r/>
+            <w:r>
+              <w:rPr>
+                <w:b w:val="0"/>
+                <w:sz w:val="19"/>
+              </w:rPr>
+              <w:t>—</w:t>
+            </w:r>
+          </w:p>
+        </w:tc>
+        <w:tc>
+          <w:tcPr>
+            <w:tcW w:type="dxa" w:w="2154"/>
+          </w:tcPr>
+          <w:p>
+            <w:pPr>
+              <w:keepNext/>
+            </w:pPr>
+            <w:r/>
+            <w:r>
+              <w:rPr>
+                <w:b w:val="0"/>
+                <w:sz w:val="19"/>
+              </w:rPr>
+              <w:t>71%</w:t>
+            </w:r>
+          </w:p>
+        </w:tc>
+        <w:tc>
+          <w:tcPr>
+            <w:tcW w:type="dxa" w:w="1474"/>
+          </w:tcPr>
+          <w:p>
+            <w:pPr>
+              <w:keepNext/>
+            </w:pPr>
+            <w:r/>
+            <w:r>
+              <w:rPr>
+                <w:b w:val="0"/>
+                <w:sz w:val="19"/>
+              </w:rPr>
+              <w:t>≥ 60%</w:t>
+            </w:r>
+          </w:p>
+        </w:tc>
+      </w:tr>
+      <w:tr>
+        <w:trPr>
+          <w:cantSplit/>
+        </w:trPr>
+        <w:tc>
+          <w:tcPr>
+            <w:tcW w:type="dxa" w:w="1701"/>
+          </w:tcPr>
+          <w:p>
+            <w:pPr>
+              <w:keepNext/>
+            </w:pPr>
+            <w:r/>
+            <w:r>
+              <w:rPr>
+                <w:b w:val="0"/>
+                <w:sz w:val="19"/>
+              </w:rPr>
+              <w:t>Walking per picked line ★</w:t>
+            </w:r>
+          </w:p>
+        </w:tc>
+        <w:tc>
+          <w:tcPr>
+            <w:tcW w:type="dxa" w:w="2041"/>
+          </w:tcPr>
+          <w:p>
+            <w:pPr>
+              <w:keepNext/>
+            </w:pPr>
+            <w:r/>
+            <w:r>
+              <w:rPr>
+                <w:b w:val="0"/>
+                <w:sz w:val="19"/>
+              </w:rPr>
+              <w:t>metres walked in all tours ÷ picked lines</w:t>
+            </w:r>
+          </w:p>
+        </w:tc>
+        <w:tc>
+          <w:tcPr>
+            <w:tcW w:type="dxa" w:w="1701"/>
+          </w:tcPr>
+          <w:p>
+            <w:pPr>
+              <w:keepNext/>
+            </w:pPr>
+            <w:r/>
+            <w:r>
+              <w:rPr>
+                <w:b w:val="0"/>
+                <w:sz w:val="19"/>
+              </w:rPr>
+              <w:t>—</w:t>
+            </w:r>
+          </w:p>
+        </w:tc>
+        <w:tc>
+          <w:tcPr>
+            <w:tcW w:type="dxa" w:w="2154"/>
+          </w:tcPr>
+          <w:p>
+            <w:pPr>
+              <w:keepNext/>
+            </w:pPr>
+            <w:r/>
+            <w:r>
+              <w:rPr>
+                <w:b w:val="0"/>
+                <w:sz w:val="19"/>
+              </w:rPr>
+              <w:t>~14 m</w:t>
+            </w:r>
+          </w:p>
+        </w:tc>
+        <w:tc>
+          <w:tcPr>
+            <w:tcW w:type="dxa" w:w="1474"/>
+          </w:tcPr>
+          <w:p>
+            <w:pPr>
+              <w:keepNext/>
+            </w:pPr>
+            <w:r/>
+            <w:r>
+              <w:rPr>
+                <w:b w:val="0"/>
+                <w:sz w:val="19"/>
+              </w:rPr>
+              <w:t>≤ 15 m</w:t>
+            </w:r>
+          </w:p>
+        </w:tc>
+      </w:tr>
+      <w:tr>
+        <w:trPr>
+          <w:cantSplit/>
+        </w:trPr>
+        <w:tc>
+          <w:tcPr>
+            <w:tcW w:type="dxa" w:w="1701"/>
+          </w:tcPr>
+          <w:p>
+            <w:pPr>
+              <w:keepNext/>
+            </w:pPr>
+            <w:r/>
+            <w:r>
+              <w:rPr>
+                <w:b w:val="0"/>
+                <w:sz w:val="19"/>
+              </w:rPr>
+              <w:t>Trolley fill ★</w:t>
+            </w:r>
+          </w:p>
+        </w:tc>
+        <w:tc>
+          <w:tcPr>
+            <w:tcW w:type="dxa" w:w="2041"/>
+          </w:tcPr>
+          <w:p>
+            <w:pPr>
+              <w:keepNext/>
+            </w:pPr>
+            <w:r/>
+            <w:r>
+              <w:rPr>
+                <w:b w:val="0"/>
+                <w:sz w:val="19"/>
+              </w:rPr>
+              <w:t>volume or weight filled per trolley tour</w:t>
+            </w:r>
+          </w:p>
+        </w:tc>
+        <w:tc>
+          <w:tcPr>
+            <w:tcW w:type="dxa" w:w="1701"/>
+          </w:tcPr>
+          <w:p>
+            <w:pPr>
+              <w:keepNext/>
+            </w:pPr>
+            <w:r/>
+            <w:r>
+              <w:rPr>
+                <w:b w:val="0"/>
+                <w:sz w:val="19"/>
+              </w:rPr>
+              <w:t>—</w:t>
+            </w:r>
+          </w:p>
+        </w:tc>
+        <w:tc>
+          <w:tcPr>
+            <w:tcW w:type="dxa" w:w="2154"/>
+          </w:tcPr>
+          <w:p>
+            <w:pPr>
+              <w:keepNext/>
+            </w:pPr>
+            <w:r/>
+            <w:r>
+              <w:rPr>
+                <w:b w:val="0"/>
+                <w:sz w:val="19"/>
+              </w:rPr>
+              <w:t>80% (batch closed at 80%)</w:t>
+            </w:r>
+          </w:p>
+        </w:tc>
+        <w:tc>
+          <w:tcPr>
+            <w:tcW w:type="dxa" w:w="1474"/>
+          </w:tcPr>
+          <w:p>
+            <w:pPr>
+              <w:keepNext/>
+            </w:pPr>
+            <w:r/>
+            <w:r>
+              <w:rPr>
+                <w:b w:val="0"/>
+                <w:sz w:val="19"/>
+              </w:rPr>
+              <w:t>75–85%</w:t>
+            </w:r>
+          </w:p>
+        </w:tc>
+      </w:tr>
+      <w:tr>
+        <w:trPr>
+          <w:cantSplit/>
+        </w:trPr>
+        <w:tc>
+          <w:tcPr>
+            <w:tcW w:type="dxa" w:w="1701"/>
+          </w:tcPr>
+          <w:p>
+            <w:pPr>
+              <w:keepNext/>
+            </w:pPr>
+            <w:r/>
+            <w:r>
+              <w:rPr>
+                <w:b w:val="0"/>
+                <w:sz w:val="19"/>
+              </w:rPr>
+              <w:t>Small-parts picking time ★</w:t>
+            </w:r>
+          </w:p>
+        </w:tc>
+        <w:tc>
+          <w:tcPr>
+            <w:tcW w:type="dxa" w:w="2041"/>
+          </w:tcPr>
+          <w:p>
+            <w:pPr>
+              <w:keepNext/>
+            </w:pPr>
+            <w:r/>
+            <w:r>
+              <w:rPr>
+                <w:b w:val="0"/>
+                <w:sz w:val="19"/>
+              </w:rPr>
+              <w:t>small-parts lines ÷ 50 lines/h</w:t>
+            </w:r>
+          </w:p>
+        </w:tc>
+        <w:tc>
+          <w:tcPr>
+            <w:tcW w:type="dxa" w:w="1701"/>
+          </w:tcPr>
+          <w:p>
+            <w:pPr>
+              <w:keepNext/>
+            </w:pPr>
+            <w:r/>
+            <w:r>
+              <w:rPr>
+                <w:b w:val="0"/>
+                <w:sz w:val="19"/>
+              </w:rPr>
+              <w:t>—</w:t>
+            </w:r>
+          </w:p>
+        </w:tc>
+        <w:tc>
+          <w:tcPr>
+            <w:tcW w:type="dxa" w:w="2154"/>
+          </w:tcPr>
+          <w:p>
+            <w:pPr>
+              <w:keepNext/>
+            </w:pPr>
+            <w:r/>
+            <w:r>
+              <w:rPr>
+                <w:b w:val="0"/>
+                <w:sz w:val="19"/>
+              </w:rPr>
+              <w:t>1.9 h/day for 93 lines</w:t>
+            </w:r>
+          </w:p>
+        </w:tc>
+        <w:tc>
+          <w:tcPr>
+            <w:tcW w:type="dxa" w:w="1474"/>
+          </w:tcPr>
+          <w:p>
+            <w:pPr>
+              <w:keepNext/>
+            </w:pPr>
+            <w:r/>
+            <w:r>
+              <w:rPr>
+                <w:b w:val="0"/>
+                <w:sz w:val="19"/>
+              </w:rPr>
+              <w:t>≤ 2 h/day</w:t>
+            </w:r>
+          </w:p>
+        </w:tc>
+      </w:tr>
+      <w:tr>
+        <w:trPr>
+          <w:cantSplit/>
+        </w:trPr>
+        <w:tc>
+          <w:tcPr>
+            <w:tcW w:type="dxa" w:w="1701"/>
+          </w:tcPr>
+          <w:p>
+            <w:pPr>
+              <w:keepNext/>
+            </w:pPr>
+            <w:r/>
+            <w:r>
+              <w:rPr>
+                <w:b w:val="0"/>
+                <w:sz w:val="19"/>
+              </w:rPr>
+              <w:t>Picking hours per day ★</w:t>
+            </w:r>
+          </w:p>
+        </w:tc>
+        <w:tc>
+          <w:tcPr>
+            <w:tcW w:type="dxa" w:w="2041"/>
+          </w:tcPr>
+          <w:p>
+            <w:pPr>
+              <w:keepNext/>
+            </w:pPr>
+            <w:r/>
+            <w:r>
+              <w:rPr>
+                <w:b w:val="0"/>
+                <w:sz w:val="19"/>
+              </w:rPr>
               <w:t>picker-hours, average day</w:t>
             </w:r>
           </w:p>
@@ -2584,7 +3444,7 @@
                 <w:b w:val="0"/>
                 <w:sz w:val="19"/>
               </w:rPr>
-              <w:t>11.4 h</w:t>
+              <w:t>11.7 h</w:t>
             </w:r>
           </w:p>
         </w:tc>
@@ -2759,7 +3619,7 @@
                 <w:b/>
                 <w:sz w:val="19"/>
               </w:rPr>
-              <w:t>How it is measured</w:t>
+              <w:t>How we calculate it</w:t>
             </w:r>
           </w:p>
         </w:tc>
@@ -2795,7 +3655,7 @@
                 <w:b/>
                 <w:sz w:val="19"/>
               </w:rPr>
-              <w:t>Future (design)</w:t>
+              <w:t>Expected (design)</w:t>
             </w:r>
           </w:p>
         </w:tc>
@@ -2836,7 +3696,7 @@
                 <w:b w:val="0"/>
                 <w:sz w:val="19"/>
               </w:rPr>
-              <w:t>Order lead time (per order)</w:t>
+              <w:t>Order lead time (per order) ★</w:t>
             </w:r>
           </w:p>
         </w:tc>
@@ -2908,7 +3768,7 @@
                 <w:b w:val="0"/>
                 <w:sz w:val="19"/>
               </w:rPr>
-              <w:t>next day; same day if in before 12:00</w:t>
+              <w:t>p90 ≤ 72 h</w:t>
             </w:r>
           </w:p>
         </w:tc>
@@ -2931,7 +3791,7 @@
                 <w:b w:val="0"/>
                 <w:sz w:val="19"/>
               </w:rPr>
-              <w:t>Orders shipped the same day</w:t>
+              <w:t>Orders out within 24 h ★</w:t>
             </w:r>
           </w:p>
         </w:tc>
@@ -2967,7 +3827,7 @@
                 <w:b w:val="0"/>
                 <w:sz w:val="19"/>
               </w:rPr>
-              <w:t>26%</w:t>
+              <w:t>37%</w:t>
             </w:r>
           </w:p>
         </w:tc>
@@ -2985,7 +3845,7 @@
                 <w:b w:val="0"/>
                 <w:sz w:val="19"/>
               </w:rPr>
-              <w:t>29%</w:t>
+              <w:t>65%</w:t>
             </w:r>
           </w:p>
         </w:tc>
@@ -3003,7 +3863,7 @@
                 <w:b w:val="0"/>
                 <w:sz w:val="19"/>
               </w:rPr>
-              <w:t>all orders in before 12:00</w:t>
+              <w:t>≥ 60%</w:t>
             </w:r>
           </w:p>
         </w:tc>
@@ -3023,7 +3883,7 @@
                 <w:b w:val="0"/>
                 <w:sz w:val="19"/>
               </w:rPr>
-              <w:t>On-time staging</w:t>
+              <w:t>On-time shipment</w:t>
             </w:r>
           </w:p>
         </w:tc>
@@ -3068,7 +3928,7 @@
                 <w:b w:val="0"/>
                 <w:sz w:val="19"/>
               </w:rPr>
-              <w:t>≥ 98% (waves planned back from departures)</w:t>
+              <w:t>≥ 98% (every wave ends ≥ 45 min before its trailers leave)</w:t>
             </w:r>
           </w:p>
         </w:tc>
@@ -3160,7 +4020,7 @@
                 <w:b/>
                 <w:sz w:val="19"/>
               </w:rPr>
-              <w:t>How it is measured</w:t>
+              <w:t>How we calculate it</w:t>
             </w:r>
           </w:p>
         </w:tc>
@@ -3196,7 +4056,7 @@
                 <w:b/>
                 <w:sz w:val="19"/>
               </w:rPr>
-              <w:t>Future (design)</w:t>
+              <w:t>Expected (design)</w:t>
             </w:r>
           </w:p>
         </w:tc>
@@ -3228,13 +4088,16 @@
             <w:tcW w:type="dxa" w:w="1701"/>
           </w:tcPr>
           <w:p>
-            <w:r/>
-            <w:r>
-              <w:rPr>
-                <w:b w:val="0"/>
-                <w:sz w:val="19"/>
-              </w:rPr>
-              <w:t>Trailers at the doors at once</w:t>
+            <w:pPr>
+              <w:keepNext/>
+            </w:pPr>
+            <w:r/>
+            <w:r>
+              <w:rPr>
+                <w:b w:val="0"/>
+                <w:sz w:val="19"/>
+              </w:rPr>
+              <w:t>Trailers at the doors at once ★</w:t>
             </w:r>
           </w:p>
         </w:tc>
@@ -3243,6 +4106,9 @@
             <w:tcW w:type="dxa" w:w="2041"/>
           </w:tcPr>
           <w:p>
+            <w:pPr>
+              <w:keepNext/>
+            </w:pPr>
             <w:r/>
             <w:r>
               <w:rPr>
@@ -3258,6 +4124,9 @@
             <w:tcW w:type="dxa" w:w="1701"/>
           </w:tcPr>
           <w:p>
+            <w:pPr>
+              <w:keepNext/>
+            </w:pPr>
             <w:r/>
             <w:r>
               <w:rPr>
@@ -3273,6 +4142,9 @@
             <w:tcW w:type="dxa" w:w="2154"/>
           </w:tcPr>
           <w:p>
+            <w:pPr>
+              <w:keepNext/>
+            </w:pPr>
             <w:r/>
             <w:r>
               <w:rPr>
@@ -3288,13 +4160,96 @@
             <w:tcW w:type="dxa" w:w="1474"/>
           </w:tcPr>
           <w:p>
-            <w:r/>
-            <w:r>
-              <w:rPr>
-                <w:b w:val="0"/>
-                <w:sz w:val="19"/>
-              </w:rPr>
-              <w:t>≤ 5 doors</w:t>
+            <w:pPr>
+              <w:keepNext/>
+            </w:pPr>
+            <w:r/>
+            <w:r>
+              <w:rPr>
+                <w:b w:val="0"/>
+                <w:sz w:val="19"/>
+              </w:rPr>
+              <w:t>≤ 5</w:t>
+            </w:r>
+          </w:p>
+        </w:tc>
+      </w:tr>
+      <w:tr>
+        <w:trPr>
+          <w:cantSplit/>
+        </w:trPr>
+        <w:tc>
+          <w:tcPr>
+            <w:tcW w:type="dxa" w:w="1701"/>
+          </w:tcPr>
+          <w:p>
+            <w:r/>
+            <w:r>
+              <w:rPr>
+                <w:b w:val="0"/>
+                <w:sz w:val="19"/>
+              </w:rPr>
+              <w:t>Outbound staging fill ★</w:t>
+            </w:r>
+          </w:p>
+        </w:tc>
+        <w:tc>
+          <w:tcPr>
+            <w:tcW w:type="dxa" w:w="2041"/>
+          </w:tcPr>
+          <w:p>
+            <w:r/>
+            <w:r>
+              <w:rPr>
+                <w:b w:val="0"/>
+                <w:sz w:val="19"/>
+              </w:rPr>
+              <w:t>staging m² needed on the busiest afternoon ÷ 216 m²</w:t>
+            </w:r>
+          </w:p>
+        </w:tc>
+        <w:tc>
+          <w:tcPr>
+            <w:tcW w:type="dxa" w:w="1701"/>
+          </w:tcPr>
+          <w:p>
+            <w:r/>
+            <w:r>
+              <w:rPr>
+                <w:b w:val="0"/>
+                <w:sz w:val="19"/>
+              </w:rPr>
+              <w:t>—</w:t>
+            </w:r>
+          </w:p>
+        </w:tc>
+        <w:tc>
+          <w:tcPr>
+            <w:tcW w:type="dxa" w:w="2154"/>
+          </w:tcPr>
+          <w:p>
+            <w:r/>
+            <w:r>
+              <w:rPr>
+                <w:b w:val="0"/>
+                <w:sz w:val="19"/>
+              </w:rPr>
+              <w:t>46% (p90 day 28%)</w:t>
+            </w:r>
+          </w:p>
+        </w:tc>
+        <w:tc>
+          <w:tcPr>
+            <w:tcW w:type="dxa" w:w="1474"/>
+          </w:tcPr>
+          <w:p>
+            <w:r/>
+            <w:r>
+              <w:rPr>
+                <w:b w:val="0"/>
+                <w:sz w:val="19"/>
+              </w:rPr>
+              <w:t>≤ 80%</w:t>
             </w:r>
           </w:p>
         </w:tc>
@@ -3371,7 +4326,7 @@
                 <w:b/>
                 <w:sz w:val="19"/>
               </w:rPr>
-              <w:t>How it is measured</w:t>
+              <w:t>How we calculate it</w:t>
             </w:r>
           </w:p>
         </w:tc>
@@ -3407,7 +4362,7 @@
                 <w:b/>
                 <w:sz w:val="19"/>
               </w:rPr>
-              <w:t>Future (design)</w:t>
+              <w:t>Expected (design)</w:t>
             </w:r>
           </w:p>
         </w:tc>
@@ -3448,7 +4403,7 @@
                 <w:b w:val="0"/>
                 <w:sz w:val="19"/>
               </w:rPr>
-              <w:t>Direct labour</w:t>
+              <w:t>Direct labour ★</w:t>
             </w:r>
           </w:p>
         </w:tc>
@@ -3502,7 +4457,7 @@
                 <w:b w:val="0"/>
                 <w:sz w:val="19"/>
               </w:rPr>
-              <w:t>4.7 / 8.6 FTE + 1.5 indirect</w:t>
+              <w:t>4.7 / 8.7 FTE + 1.5 indirect</w:t>
             </w:r>
           </w:p>
         </w:tc>
@@ -3540,7 +4495,7 @@
                 <w:b w:val="0"/>
                 <w:sz w:val="19"/>
               </w:rPr>
-              <w:t>Labour productivity</w:t>
+              <w:t>Labour productivity ★</w:t>
             </w:r>
           </w:p>
         </w:tc>
@@ -3585,7 +4540,7 @@
                 <w:b w:val="0"/>
                 <w:sz w:val="19"/>
               </w:rPr>
-              <w:t>18.3 lines/h</w:t>
+              <w:t>18.2 lines/h</w:t>
             </w:r>
           </w:p>
         </w:tc>
@@ -3677,7 +4632,7 @@
                 <w:b/>
                 <w:sz w:val="19"/>
               </w:rPr>
-              <w:t>How it is measured</w:t>
+              <w:t>How we calculate it</w:t>
             </w:r>
           </w:p>
         </w:tc>
@@ -3713,7 +4668,7 @@
                 <w:b/>
                 <w:sz w:val="19"/>
               </w:rPr>
-              <w:t>Future (design)</w:t>
+              <w:t>Expected (design)</w:t>
             </w:r>
           </w:p>
         </w:tc>
@@ -3751,7 +4706,7 @@
                 <w:b w:val="0"/>
                 <w:sz w:val="19"/>
               </w:rPr>
-              <w:t>Truck utilisation (average day)</w:t>
+              <w:t>Truck utilisation (average day) ★</w:t>
             </w:r>
           </w:p>
         </w:tc>
@@ -3766,7 +4721,7 @@
                 <w:b w:val="0"/>
                 <w:sz w:val="19"/>
               </w:rPr>
-              <w:t>operating h / (units × 7.5 h)</w:t>
+              <w:t>operating h ÷ (units × 7.5 h)</w:t>
             </w:r>
           </w:p>
         </w:tc>
@@ -3796,7 +4751,7 @@
                 <w:b w:val="0"/>
                 <w:sz w:val="19"/>
               </w:rPr>
-              <w:t>ETV 33% · EJE 35% · ERE 14%</w:t>
+              <w:t>ETV 33% · EJE 31% · ERE 14%</w:t>
             </w:r>
           </w:p>
         </w:tc>
@@ -3888,7 +4843,7 @@
                 <w:b/>
                 <w:sz w:val="19"/>
               </w:rPr>
-              <w:t>How it is measured</w:t>
+              <w:t>How we calculate it</w:t>
             </w:r>
           </w:p>
         </w:tc>
@@ -3924,7 +4879,7 @@
                 <w:b/>
                 <w:sz w:val="19"/>
               </w:rPr>
-              <w:t>Future (design)</w:t>
+              <w:t>Expected (design)</w:t>
             </w:r>
           </w:p>
         </w:tc>
@@ -3965,7 +4920,7 @@
                 <w:b w:val="0"/>
                 <w:sz w:val="19"/>
               </w:rPr>
-              <w:t>Cost per order line</w:t>
+              <w:t>Cost per order line ★</w:t>
             </w:r>
           </w:p>
         </w:tc>
@@ -3983,7 +4938,7 @@
                 <w:b w:val="0"/>
                 <w:sz w:val="19"/>
               </w:rPr>
-              <w:t>(OPEX + depreciation) / lines</w:t>
+              <w:t>(OPEX + depreciation) ÷ lines</w:t>
             </w:r>
           </w:p>
         </w:tc>
@@ -4019,7 +4974,7 @@
                 <w:b w:val="0"/>
                 <w:sz w:val="19"/>
               </w:rPr>
-              <w:t>€3.78</w:t>
+              <w:t>€3.08</w:t>
             </w:r>
           </w:p>
         </w:tc>
@@ -4057,7 +5012,7 @@
                 <w:b w:val="0"/>
                 <w:sz w:val="19"/>
               </w:rPr>
-              <w:t>Cost per order</w:t>
+              <w:t>Cost per order ★</w:t>
             </w:r>
           </w:p>
         </w:tc>
@@ -4072,7 +5027,7 @@
                 <w:b w:val="0"/>
                 <w:sz w:val="19"/>
               </w:rPr>
-              <w:t>(OPEX + depreciation) / orders</w:t>
+              <w:t>(OPEX + depreciation) ÷ orders</w:t>
             </w:r>
           </w:p>
         </w:tc>
@@ -4102,7 +5057,7 @@
                 <w:b w:val="0"/>
                 <w:sz w:val="19"/>
               </w:rPr>
-              <w:t>€16.80</w:t>
+              <w:t>€13.68</w:t>
             </w:r>
           </w:p>
         </w:tc>
@@ -4194,7 +5149,7 @@
                 <w:b/>
                 <w:sz w:val="19"/>
               </w:rPr>
-              <w:t>How it is measured</w:t>
+              <w:t>How we calculate it</w:t>
             </w:r>
           </w:p>
         </w:tc>
@@ -4230,7 +5185,7 @@
                 <w:b/>
                 <w:sz w:val="19"/>
               </w:rPr>
-              <w:t>Future (design)</w:t>
+              <w:t>Expected (design)</w:t>
             </w:r>
           </w:p>
         </w:tc>
@@ -4268,7 +5223,7 @@
                 <w:b w:val="0"/>
                 <w:sz w:val="19"/>
               </w:rPr>
-              <w:t>Trucks and pickers separated</w:t>
+              <w:t>Trucks and pickers separated ★</w:t>
             </w:r>
           </w:p>
         </w:tc>
@@ -4283,7 +5238,7 @@
                 <w:b w:val="0"/>
                 <w:sz w:val="19"/>
               </w:rPr>
-              <w:t>pick zones without reach-truck traffic</w:t>
+              <w:t>pick faces without reach-truck traffic</w:t>
             </w:r>
           </w:p>
         </w:tc>
@@ -4313,7 +5268,7 @@
                 <w:b w:val="0"/>
                 <w:sz w:val="19"/>
               </w:rPr>
-              <w:t>100% of pick faces (trucks refill from the rear / use perimeter + cross-aisles)</w:t>
+              <w:t>100% (trucks refill from the rear and use the perimeter + cross-aisles)</w:t>
             </w:r>
           </w:p>
         </w:tc>
@@ -4338,6 +5293,20 @@
       <w:pPr>
         <w:spacing w:after="40"/>
       </w:pPr>
+    </w:p>
+    <w:p>
+      <w:pPr>
+        <w:spacing w:after="120"/>
+      </w:pPr>
+      <w:r>
+        <w:rPr>
+          <w:b w:val="0"/>
+          <w:i/>
+          <w:color w:val="666666"/>
+          <w:sz w:val="18"/>
+        </w:rPr>
+        <w:t>★ = our own design KPI; the others are the W3 lecture KPIs.</w:t>
+      </w:r>
     </w:p>
     <w:p>
       <w:pPr>
@@ -4706,7 +5675,7 @@
                 <w:b w:val="0"/>
                 <w:sz w:val="19"/>
               </w:rPr>
-              <w:t>11.4</w:t>
+              <w:t>11.7</w:t>
             </w:r>
           </w:p>
         </w:tc>
@@ -4725,7 +5694,7 @@
                 <w:b w:val="0"/>
                 <w:sz w:val="19"/>
               </w:rPr>
-              <w:t>12.4</w:t>
+              <w:t>12.1</w:t>
             </w:r>
           </w:p>
         </w:tc>
@@ -4744,7 +5713,7 @@
                 <w:b w:val="0"/>
                 <w:sz w:val="19"/>
               </w:rPr>
-              <w:t>€90,365</w:t>
+              <w:t>€62,846</w:t>
             </w:r>
           </w:p>
         </w:tc>
@@ -4836,7 +5805,7 @@
                 <w:b w:val="0"/>
                 <w:sz w:val="19"/>
               </w:rPr>
-              <w:t>€53,927</w:t>
+              <w:t>€38,362</w:t>
             </w:r>
           </w:p>
         </w:tc>
@@ -4866,7 +5835,7 @@
         <w:pStyle w:val="Heading2"/>
       </w:pPr>
       <w:r>
-        <w:t>2.3 Storage space — the main risk</w:t>
+        <w:t>2.3 Storage space</w:t>
       </w:r>
     </w:p>
     <w:p>
@@ -4891,7 +5860,7 @@
           <w:b w:val="0"/>
           <w:sz w:val="21"/>
         </w:rPr>
-        <w:t xml:space="preserve"> 9,504 against a peak of 8,512 occupied locations (90% full at the peak, 85% on average).</w:t>
+        <w:t xml:space="preserve"> 8,960 (incl. 320 long-goods). Moving small parts to shelving frees 1,005 locations, so the peak need is ~7,507 (84% full).</w:t>
       </w:r>
     </w:p>
     <w:p>
@@ -4916,7 +5885,7 @@
           <w:b w:val="0"/>
           <w:sz w:val="21"/>
         </w:rPr>
-        <w:t xml:space="preserve"> occupied locations rose from 7,715 (April) to 8,512 (June), +16% per quarter. At that speed the racks are full in ~2 months. Three months of data cannot tell whether this is a season or a trend, so DHL should track the KPI monthly.</w:t>
+        <w:t xml:space="preserve"> occupied locations rose from 7,715 (April) to 8,512 (June), +16% per quarter. At that speed the racks are full in ~4 months (~6 with a 12th rack module, +864 positions, which fits in the core). Three months of data cannot tell whether this is a season or a trend, so DHL should track the KPI monthly.</w:t>
       </w:r>
     </w:p>
     <w:p>
@@ -4941,7 +5910,7 @@
           <w:b w:val="0"/>
           <w:sz w:val="21"/>
         </w:rPr>
-        <w:t xml:space="preserve"> (1) clear dead stock — 21% of loads are older than one year (D1 Fig 2b); (2) the core has room for a 12th rack module (+864 positions); (3) the remaining ~270 m² of the 7,000 m² envelope stays free.</w:t>
+        <w:t xml:space="preserve"> (1) clear dead stock — 21% of loads are older than one year (D1 Fig 2b); (2) keep the 12th module as the first expansion; (3) the remaining ~270 m² of the 7,000 m² envelope stays free.</w:t>
       </w:r>
     </w:p>
     <w:p>
@@ -4963,7 +5932,7 @@
           <w:color w:val="222222"/>
           <w:sz w:val="21"/>
         </w:rPr>
-        <w:t>Promised in D2 §3.1: what happens when volume grows? Workload scales with volume; the layout and doors are checked against the same rules as in D2.</w:t>
+        <w:t>Promised in D2 §3.1: what happens when volume grows? Workload scales with volume; trucks and doors are checked against the same rules as in D2.</w:t>
       </w:r>
     </w:p>
     <w:p>
@@ -5206,7 +6175,7 @@
                 <w:b w:val="0"/>
                 <w:sz w:val="19"/>
               </w:rPr>
-              <w:t>8.6</w:t>
+              <w:t>8.7</w:t>
             </w:r>
           </w:p>
         </w:tc>
@@ -5343,7 +6312,7 @@
                 <w:b w:val="0"/>
                 <w:sz w:val="19"/>
               </w:rPr>
-              <w:t>13.0</w:t>
+              <w:t>13.1</w:t>
             </w:r>
           </w:p>
         </w:tc>
@@ -5480,7 +6449,7 @@
                 <w:b w:val="0"/>
                 <w:sz w:val="19"/>
               </w:rPr>
-              <w:t>17.3</w:t>
+              <w:t>17.5</w:t>
             </w:r>
           </w:p>
         </w:tc>
@@ -5575,7 +6544,7 @@
                 <w:b w:val="0"/>
                 <w:sz w:val="19"/>
               </w:rPr>
-              <w:t>6</w:t>
+              <w:t>5</w:t>
             </w:r>
           </w:p>
         </w:tc>
@@ -5613,7 +6582,7 @@
                 <w:b w:val="0"/>
                 <w:sz w:val="19"/>
               </w:rPr>
-              <w:t>21.6</w:t>
+              <w:t>21.8</w:t>
             </w:r>
           </w:p>
         </w:tc>
@@ -5703,7 +6672,7 @@
                 <w:b w:val="0"/>
                 <w:sz w:val="19"/>
               </w:rPr>
-              <w:t>7</w:t>
+              <w:t>6</w:t>
             </w:r>
           </w:p>
         </w:tc>
@@ -5736,7 +6705,7 @@
           <w:b w:val="0"/>
           <w:sz w:val="21"/>
         </w:rPr>
-        <w:t xml:space="preserve"> the design runs as planned: one extra reach truck and pallet truck, and all 5 shipping doors in use.</w:t>
+        <w:t xml:space="preserve"> the design runs as planned: 3 reach trucks, 4 pallet trucks and 5 shipping doors in the busiest hour.</w:t>
       </w:r>
     </w:p>
     <w:p>
@@ -5779,14 +6748,14 @@
           <w:b/>
           <w:sz w:val="21"/>
         </w:rPr>
-        <w:t>Pickers per zone stay low</w:t>
+        <w:t>Pickers per wave stay low</w:t>
       </w:r>
       <w:r>
         <w:rPr>
           <w:b w:val="0"/>
           <w:sz w:val="21"/>
         </w:rPr>
-        <w:t xml:space="preserve"> (≤ 7 in the busiest wave at 250%), so congestion in the aisles is not the limit.</w:t>
+        <w:t xml:space="preserve"> (≤ 6 in the busiest wave at 250%), so aisle congestion is not the limit.</w:t>
       </w:r>
     </w:p>
     <w:p>
@@ -5794,7 +6763,7 @@
         <w:pStyle w:val="Heading1"/>
       </w:pPr>
       <w:r>
-        <w:t>3. Sorting — what, how and when</w:t>
+        <w:t>3. Sorting and small parts — what, how and when</w:t>
       </w:r>
     </w:p>
     <w:p>
@@ -5939,7 +6908,7 @@
                 <w:b w:val="0"/>
                 <w:sz w:val="19"/>
               </w:rPr>
-              <w:t>1. Loose-container zone (door R1)</w:t>
+              <w:t>1. Container zone (door R1)</w:t>
             </w:r>
           </w:p>
         </w:tc>
@@ -6070,7 +7039,7 @@
                 <w:b w:val="0"/>
                 <w:sz w:val="19"/>
               </w:rPr>
-              <w:t>Pickers collect the items of many small orders in one trolley tour (~31 lines). At the wall the packer scans an item, a light shows the order's slot, the item goes in and the button is pressed. A full slot lights up → pack.</w:t>
+              <w:t>Pickers collect the items of many small orders in one trolley tour (~31 lines); small parts come straight from the shelving next to the wall. The packer scans an item, a light shows the order's slot, the item goes in and the button is pressed. A full slot lights up → pack.</w:t>
             </w:r>
           </w:p>
         </w:tc>
@@ -6424,10 +7393,611 @@
     </w:p>
     <w:p>
       <w:pPr>
+        <w:pStyle w:val="Heading2"/>
+      </w:pPr>
+      <w:r>
+        <w:t>3.1 How are small items stored efficiently?</w:t>
+      </w:r>
+    </w:p>
+    <w:p>
+      <w:pPr>
+        <w:keepNext/>
+        <w:spacing w:after="80"/>
+      </w:pPr>
+      <w:r>
+        <w:rPr>
+          <w:b w:val="0"/>
+          <w:i w:val="0"/>
+          <w:color w:val="222222"/>
+          <w:sz w:val="21"/>
+        </w:rPr>
+        <w:t>Today every SKU sits on a pallet location, even when its whole stock is a few litres. 2,657 slow SKUs (C class or no demand in Q2) have ≤ 50 litres of stock, units ≤ 20 L, ≤ 15 kg and ≤ 60 cm — together only 32 m³, yet they fill 1,005 pallet locations of about 1 m³ on their own (and share others). They need 3,424 half-bins (300 × 400 mm, ~20 L). We compared three ways to store them (A042):</w:t>
+      </w:r>
+    </w:p>
+    <w:tbl>
+      <w:tblPr>
+        <w:tblStyle w:val="LightGrid-Accent1"/>
+        <w:tblW w:type="auto" w:w="0"/>
+        <w:jc w:val="center"/>
+        <w:tblLayout w:type="fixed"/>
+        <w:tblLook w:firstColumn="1" w:firstRow="1" w:lastColumn="0" w:lastRow="0" w:noHBand="0" w:noVBand="1" w:val="04A0"/>
+      </w:tblPr>
+      <w:tblGrid>
+        <w:gridCol w:w="2608"/>
+        <w:gridCol w:w="1020"/>
+        <w:gridCol w:w="1361"/>
+        <w:gridCol w:w="1361"/>
+        <w:gridCol w:w="1247"/>
+        <w:gridCol w:w="1474"/>
+      </w:tblGrid>
+      <w:tr>
+        <w:trPr>
+          <w:cantSplit/>
+        </w:trPr>
+        <w:tc>
+          <w:tcPr>
+            <w:tcW w:type="dxa" w:w="2608"/>
+          </w:tcPr>
+          <w:p>
+            <w:pPr>
+              <w:keepNext/>
+            </w:pPr>
+            <w:r/>
+            <w:r>
+              <w:rPr>
+                <w:b/>
+                <w:sz w:val="19"/>
+              </w:rPr>
+              <w:t>Option</w:t>
+            </w:r>
+          </w:p>
+        </w:tc>
+        <w:tc>
+          <w:tcPr>
+            <w:tcW w:type="dxa" w:w="1020"/>
+          </w:tcPr>
+          <w:p>
+            <w:pPr>
+              <w:keepNext/>
+            </w:pPr>
+            <w:r/>
+            <w:r>
+              <w:rPr>
+                <w:b/>
+                <w:sz w:val="19"/>
+              </w:rPr>
+              <w:t>Floor m²</w:t>
+            </w:r>
+          </w:p>
+        </w:tc>
+        <w:tc>
+          <w:tcPr>
+            <w:tcW w:type="dxa" w:w="1361"/>
+          </w:tcPr>
+          <w:p>
+            <w:pPr>
+              <w:keepNext/>
+            </w:pPr>
+            <w:r/>
+            <w:r>
+              <w:rPr>
+                <w:b/>
+                <w:sz w:val="19"/>
+              </w:rPr>
+              <w:t>Pallet locations used</w:t>
+            </w:r>
+          </w:p>
+        </w:tc>
+        <w:tc>
+          <w:tcPr>
+            <w:tcW w:type="dxa" w:w="1361"/>
+          </w:tcPr>
+          <w:p>
+            <w:pPr>
+              <w:keepNext/>
+            </w:pPr>
+            <w:r/>
+            <w:r>
+              <w:rPr>
+                <w:b/>
+                <w:sz w:val="19"/>
+              </w:rPr>
+              <w:t>One-off cost</w:t>
+            </w:r>
+          </w:p>
+        </w:tc>
+        <w:tc>
+          <w:tcPr>
+            <w:tcW w:type="dxa" w:w="1247"/>
+          </w:tcPr>
+          <w:p>
+            <w:pPr>
+              <w:keepNext/>
+            </w:pPr>
+            <w:r/>
+            <w:r>
+              <w:rPr>
+                <w:b/>
+                <w:sz w:val="19"/>
+              </w:rPr>
+              <w:t>Pick rate</w:t>
+            </w:r>
+          </w:p>
+        </w:tc>
+        <w:tc>
+          <w:tcPr>
+            <w:tcW w:type="dxa" w:w="1474"/>
+          </w:tcPr>
+          <w:p>
+            <w:pPr>
+              <w:keepNext/>
+            </w:pPr>
+            <w:r/>
+            <w:r>
+              <w:rPr>
+                <w:b/>
+                <w:sz w:val="19"/>
+              </w:rPr>
+              <w:t>Cost per year*</w:t>
+            </w:r>
+          </w:p>
+        </w:tc>
+      </w:tr>
+      <w:tr>
+        <w:trPr>
+          <w:cantSplit/>
+        </w:trPr>
+        <w:tc>
+          <w:tcPr>
+            <w:tcW w:type="dxa" w:w="2608"/>
+          </w:tcPr>
+          <w:p>
+            <w:pPr>
+              <w:keepNext/>
+            </w:pPr>
+            <w:r/>
+            <w:r>
+              <w:rPr>
+                <w:b w:val="0"/>
+                <w:sz w:val="19"/>
+              </w:rPr>
+              <w:t>Keep in pallet racks (today)</w:t>
+            </w:r>
+          </w:p>
+        </w:tc>
+        <w:tc>
+          <w:tcPr>
+            <w:tcW w:type="dxa" w:w="1020"/>
+          </w:tcPr>
+          <w:p>
+            <w:pPr>
+              <w:keepNext/>
+              <w:jc w:val="right"/>
+            </w:pPr>
+            <w:r/>
+            <w:r>
+              <w:rPr>
+                <w:b w:val="0"/>
+                <w:sz w:val="19"/>
+              </w:rPr>
+              <w:t>393</w:t>
+            </w:r>
+          </w:p>
+        </w:tc>
+        <w:tc>
+          <w:tcPr>
+            <w:tcW w:type="dxa" w:w="1361"/>
+          </w:tcPr>
+          <w:p>
+            <w:pPr>
+              <w:keepNext/>
+              <w:jc w:val="right"/>
+            </w:pPr>
+            <w:r/>
+            <w:r>
+              <w:rPr>
+                <w:b w:val="0"/>
+                <w:sz w:val="19"/>
+              </w:rPr>
+              <w:t>1,005</w:t>
+            </w:r>
+          </w:p>
+        </w:tc>
+        <w:tc>
+          <w:tcPr>
+            <w:tcW w:type="dxa" w:w="1361"/>
+          </w:tcPr>
+          <w:p>
+            <w:pPr>
+              <w:keepNext/>
+              <w:jc w:val="right"/>
+            </w:pPr>
+            <w:r/>
+            <w:r>
+              <w:rPr>
+                <w:b w:val="0"/>
+                <w:sz w:val="19"/>
+              </w:rPr>
+              <w:t>€130,650</w:t>
+            </w:r>
+          </w:p>
+        </w:tc>
+        <w:tc>
+          <w:tcPr>
+            <w:tcW w:type="dxa" w:w="1247"/>
+          </w:tcPr>
+          <w:p>
+            <w:pPr>
+              <w:keepNext/>
+              <w:jc w:val="right"/>
+            </w:pPr>
+            <w:r/>
+            <w:r>
+              <w:rPr>
+                <w:b w:val="0"/>
+                <w:sz w:val="19"/>
+              </w:rPr>
+              <w:t>49 lines/h</w:t>
+            </w:r>
+          </w:p>
+        </w:tc>
+        <w:tc>
+          <w:tcPr>
+            <w:tcW w:type="dxa" w:w="1474"/>
+          </w:tcPr>
+          <w:p>
+            <w:pPr>
+              <w:keepNext/>
+              <w:jc w:val="right"/>
+            </w:pPr>
+            <w:r/>
+            <w:r>
+              <w:rPr>
+                <w:b w:val="0"/>
+                <w:sz w:val="19"/>
+              </w:rPr>
+              <w:t>€28,576</w:t>
+            </w:r>
+          </w:p>
+        </w:tc>
+      </w:tr>
+      <w:tr>
+        <w:trPr>
+          <w:cantSplit/>
+        </w:trPr>
+        <w:tc>
+          <w:tcPr>
+            <w:tcW w:type="dxa" w:w="2608"/>
+          </w:tcPr>
+          <w:p>
+            <w:pPr>
+              <w:keepNext/>
+            </w:pPr>
+            <w:r/>
+            <w:r>
+              <w:rPr>
+                <w:b w:val="0"/>
+                <w:sz w:val="19"/>
+              </w:rPr>
+              <w:t>Bin shelving next to the put-wall (chosen)</w:t>
+            </w:r>
+          </w:p>
+        </w:tc>
+        <w:tc>
+          <w:tcPr>
+            <w:tcW w:type="dxa" w:w="1020"/>
+          </w:tcPr>
+          <w:p>
+            <w:pPr>
+              <w:keepNext/>
+              <w:jc w:val="right"/>
+            </w:pPr>
+            <w:r/>
+            <w:r>
+              <w:rPr>
+                <w:b w:val="0"/>
+                <w:sz w:val="19"/>
+              </w:rPr>
+              <w:t>207</w:t>
+            </w:r>
+          </w:p>
+        </w:tc>
+        <w:tc>
+          <w:tcPr>
+            <w:tcW w:type="dxa" w:w="1361"/>
+          </w:tcPr>
+          <w:p>
+            <w:pPr>
+              <w:keepNext/>
+              <w:jc w:val="right"/>
+            </w:pPr>
+            <w:r/>
+            <w:r>
+              <w:rPr>
+                <w:b w:val="0"/>
+                <w:sz w:val="19"/>
+              </w:rPr>
+              <w:t>0</w:t>
+            </w:r>
+          </w:p>
+        </w:tc>
+        <w:tc>
+          <w:tcPr>
+            <w:tcW w:type="dxa" w:w="1361"/>
+          </w:tcPr>
+          <w:p>
+            <w:pPr>
+              <w:keepNext/>
+              <w:jc w:val="right"/>
+            </w:pPr>
+            <w:r/>
+            <w:r>
+              <w:rPr>
+                <w:b w:val="0"/>
+                <w:sz w:val="19"/>
+              </w:rPr>
+              <w:t>€69,184</w:t>
+            </w:r>
+          </w:p>
+        </w:tc>
+        <w:tc>
+          <w:tcPr>
+            <w:tcW w:type="dxa" w:w="1247"/>
+          </w:tcPr>
+          <w:p>
+            <w:pPr>
+              <w:keepNext/>
+              <w:jc w:val="right"/>
+            </w:pPr>
+            <w:r/>
+            <w:r>
+              <w:rPr>
+                <w:b w:val="0"/>
+                <w:sz w:val="19"/>
+              </w:rPr>
+              <w:t>50 lines/h</w:t>
+            </w:r>
+          </w:p>
+        </w:tc>
+        <w:tc>
+          <w:tcPr>
+            <w:tcW w:type="dxa" w:w="1474"/>
+          </w:tcPr>
+          <w:p>
+            <w:pPr>
+              <w:keepNext/>
+              <w:jc w:val="right"/>
+            </w:pPr>
+            <w:r/>
+            <w:r>
+              <w:rPr>
+                <w:b w:val="0"/>
+                <w:sz w:val="19"/>
+              </w:rPr>
+              <w:t>€19,597</w:t>
+            </w:r>
+          </w:p>
+        </w:tc>
+      </w:tr>
+      <w:tr>
+        <w:trPr>
+          <w:cantSplit/>
+        </w:trPr>
+        <w:tc>
+          <w:tcPr>
+            <w:tcW w:type="dxa" w:w="2608"/>
+          </w:tcPr>
+          <w:p>
+            <w:r/>
+            <w:r>
+              <w:rPr>
+                <w:b w:val="0"/>
+                <w:sz w:val="19"/>
+              </w:rPr>
+              <w:t>Kardex Shuttle XP 500 lifts</w:t>
+            </w:r>
+          </w:p>
+        </w:tc>
+        <w:tc>
+          <w:tcPr>
+            <w:tcW w:type="dxa" w:w="1020"/>
+          </w:tcPr>
+          <w:p>
+            <w:pPr>
+              <w:jc w:val="right"/>
+            </w:pPr>
+            <w:r/>
+            <w:r>
+              <w:rPr>
+                <w:b w:val="0"/>
+                <w:sz w:val="19"/>
+              </w:rPr>
+              <w:t>66</w:t>
+            </w:r>
+          </w:p>
+        </w:tc>
+        <w:tc>
+          <w:tcPr>
+            <w:tcW w:type="dxa" w:w="1361"/>
+          </w:tcPr>
+          <w:p>
+            <w:pPr>
+              <w:jc w:val="right"/>
+            </w:pPr>
+            <w:r/>
+            <w:r>
+              <w:rPr>
+                <w:b w:val="0"/>
+                <w:sz w:val="19"/>
+              </w:rPr>
+              <w:t>0</w:t>
+            </w:r>
+          </w:p>
+        </w:tc>
+        <w:tc>
+          <w:tcPr>
+            <w:tcW w:type="dxa" w:w="1361"/>
+          </w:tcPr>
+          <w:p>
+            <w:pPr>
+              <w:jc w:val="right"/>
+            </w:pPr>
+            <w:r/>
+            <w:r>
+              <w:rPr>
+                <w:b w:val="0"/>
+                <w:sz w:val="19"/>
+              </w:rPr>
+              <w:t>€224,560</w:t>
+            </w:r>
+          </w:p>
+        </w:tc>
+        <w:tc>
+          <w:tcPr>
+            <w:tcW w:type="dxa" w:w="1247"/>
+          </w:tcPr>
+          <w:p>
+            <w:pPr>
+              <w:jc w:val="right"/>
+            </w:pPr>
+            <w:r/>
+            <w:r>
+              <w:rPr>
+                <w:b w:val="0"/>
+                <w:sz w:val="19"/>
+              </w:rPr>
+              <w:t>75 lines/h</w:t>
+            </w:r>
+          </w:p>
+        </w:tc>
+        <w:tc>
+          <w:tcPr>
+            <w:tcW w:type="dxa" w:w="1474"/>
+          </w:tcPr>
+          <w:p>
+            <w:pPr>
+              <w:jc w:val="right"/>
+            </w:pPr>
+            <w:r/>
+            <w:r>
+              <w:rPr>
+                <w:b w:val="0"/>
+                <w:sz w:val="19"/>
+              </w:rPr>
+              <w:t>€38,555</w:t>
+            </w:r>
+          </w:p>
+        </w:tc>
+      </w:tr>
+    </w:tbl>
+    <w:p>
+      <w:pPr>
+        <w:spacing w:after="40"/>
+      </w:pPr>
+    </w:p>
+    <w:p>
+      <w:pPr>
+        <w:spacing w:after="120"/>
+      </w:pPr>
+      <w:r>
+        <w:rPr>
+          <w:b w:val="0"/>
+          <w:i/>
+          <w:color w:val="666666"/>
+          <w:sz w:val="17"/>
+        </w:rPr>
+        <w:t>* depreciation over 7 years + picking labour for the ~93 small-part lines a day.</w:t>
+      </w:r>
+    </w:p>
+    <w:p>
+      <w:pPr>
+        <w:pStyle w:val="ListBullet"/>
+      </w:pPr>
+      <w:r>
+        <w:rPr>
+          <w:b w:val="0"/>
+          <w:sz w:val="21"/>
+        </w:rPr>
+      </w:r>
+      <w:r>
+        <w:rPr>
+          <w:b/>
+          <w:sz w:val="21"/>
+        </w:rPr>
+        <w:t>Chosen: bin shelving next to the put-wall.</w:t>
+      </w:r>
+      <w:r>
+        <w:rPr>
+          <w:b w:val="0"/>
+          <w:sz w:val="21"/>
+        </w:rPr>
+        <w:t xml:space="preserve"> 188 bays, 2.5 m high, in the packing area's spare floor. It is the cheapest option, frees 1,005 pallet locations, and the picked item goes straight into the wall — no walk to the reserve aisles.</w:t>
+      </w:r>
+    </w:p>
+    <w:p>
+      <w:pPr>
+        <w:pStyle w:val="ListBullet"/>
+      </w:pPr>
+      <w:r>
+        <w:rPr>
+          <w:b w:val="0"/>
+          <w:sz w:val="21"/>
+        </w:rPr>
+      </w:r>
+      <w:r>
+        <w:rPr>
+          <w:b/>
+          <w:sz w:val="21"/>
+        </w:rPr>
+        <w:t>Kardex Shuttle XP 500 (S027):</w:t>
+      </w:r>
+      <w:r>
+        <w:rPr>
+          <w:b w:val="0"/>
+          <w:sz w:val="21"/>
+        </w:rPr>
+        <w:t xml:space="preserve"> 3 lifts ~10 m high would need only 66 m² and picks faster with a light pointer, but costs ~€19k a year more. With ~93 lines a day the lifts would stand still most of the day. They become the better choice when floor space runs out or small-part volume grows strongly — the shelving bins fit the lift trays, so the step is easy.</w:t>
+      </w:r>
+    </w:p>
+    <w:p>
+      <w:pPr>
+        <w:pStyle w:val="ListBullet"/>
+      </w:pPr>
+      <w:r>
+        <w:rPr>
+          <w:b w:val="0"/>
+          <w:sz w:val="21"/>
+        </w:rPr>
+      </w:r>
+      <w:r>
+        <w:rPr>
+          <w:b/>
+          <w:sz w:val="21"/>
+        </w:rPr>
+        <w:t>A/B small items stay in the fast-pick area</w:t>
+      </w:r>
+      <w:r>
+        <w:rPr>
+          <w:b w:val="0"/>
+          <w:sz w:val="21"/>
+        </w:rPr>
+        <w:t xml:space="preserve"> (390 SKUs): they are picked too often for a lift or a far-away shelf.</w:t>
+      </w:r>
+    </w:p>
+    <w:p>
+      <w:pPr>
         <w:pStyle w:val="Heading1"/>
       </w:pPr>
       <w:r>
-        <w:t>4. Machinery — is everything fit and justified?</w:t>
+        <w:t>4. Design checks — machinery, long goods, space and hazardous goods</w:t>
+      </w:r>
+    </w:p>
+    <w:p>
+      <w:pPr>
+        <w:pStyle w:val="Heading2"/>
+      </w:pPr>
+      <w:r>
+        <w:t>4.1 Machinery — is everything fit and justified?</w:t>
       </w:r>
     </w:p>
     <w:p>
@@ -6441,7 +8011,7 @@
           <w:color w:val="222222"/>
           <w:sz w:val="21"/>
         </w:rPr>
-        <w:t>Each machine was checked against three questions: does it have a job every day, does it fit the loads and the aisles, and is the number right?</w:t>
+        <w:t>Each machine was checked on three questions: does it have a job every day, does it fit the loads and the aisles, and is the number right?</w:t>
       </w:r>
     </w:p>
     <w:tbl>
@@ -6758,7 +8328,7 @@
                 <w:b w:val="0"/>
                 <w:sz w:val="19"/>
               </w:rPr>
-              <w:t>35%</w:t>
+              <w:t>31%</w:t>
             </w:r>
           </w:p>
         </w:tc>
@@ -7156,7 +8726,7 @@
                 <w:b w:val="0"/>
                 <w:sz w:val="19"/>
               </w:rPr>
-              <w:t>Roller conveyor + 2 stretch wrappers</w:t>
+              <w:t>Small-parts bin shelving</w:t>
             </w:r>
           </w:p>
         </w:tc>
@@ -7174,7 +8744,7 @@
                 <w:b w:val="0"/>
                 <w:sz w:val="19"/>
               </w:rPr>
-              <w:t>Unpack containers; wrap new and outgoing pallets</w:t>
+              <w:t>Store and pick small slow parts</w:t>
             </w:r>
           </w:p>
         </w:tc>
@@ -7192,7 +8762,7 @@
                 <w:b w:val="0"/>
                 <w:sz w:val="19"/>
               </w:rPr>
-              <w:t>new</w:t>
+              <w:t>188 bays</w:t>
             </w:r>
           </w:p>
         </w:tc>
@@ -7228,7 +8798,7 @@
                 <w:b w:val="0"/>
                 <w:sz w:val="19"/>
               </w:rPr>
-              <w:t>Yes: no heavy carrying out of the container</w:t>
+              <w:t>2.5 m high, 7 levels; within reach without a ladder</w:t>
             </w:r>
           </w:p>
         </w:tc>
@@ -7246,7 +8816,7 @@
                 <w:b w:val="0"/>
                 <w:sz w:val="19"/>
               </w:rPr>
-              <w:t>Add (D3).</w:t>
+              <w:t>Add (feedback 2).</w:t>
             </w:r>
           </w:p>
         </w:tc>
@@ -7269,7 +8839,7 @@
                 <w:b w:val="0"/>
                 <w:sz w:val="19"/>
               </w:rPr>
-              <w:t>RF terminals</w:t>
+              <w:t>Roller conveyor + 2 stretch wrappers</w:t>
             </w:r>
           </w:p>
         </w:tc>
@@ -7287,7 +8857,7 @@
                 <w:b w:val="0"/>
                 <w:sz w:val="19"/>
               </w:rPr>
-              <w:t>Scan every move</w:t>
+              <w:t>Unpack containers; wrap new and outgoing pallets</w:t>
             </w:r>
           </w:p>
         </w:tc>
@@ -7305,7 +8875,7 @@
                 <w:b w:val="0"/>
                 <w:sz w:val="19"/>
               </w:rPr>
-              <w:t>14</w:t>
+              <w:t>new</w:t>
             </w:r>
           </w:p>
         </w:tc>
@@ -7341,7 +8911,7 @@
                 <w:b w:val="0"/>
                 <w:sz w:val="19"/>
               </w:rPr>
-              <w:t>One per person at the peak + 20%</w:t>
+              <w:t>Yes: no heavy carrying out of the container</w:t>
             </w:r>
           </w:p>
         </w:tc>
@@ -7359,7 +8929,7 @@
                 <w:b w:val="0"/>
                 <w:sz w:val="19"/>
               </w:rPr>
-              <w:t>Keep.</w:t>
+              <w:t>Add.</w:t>
             </w:r>
           </w:p>
         </w:tc>
@@ -7382,7 +8952,7 @@
                 <w:b w:val="0"/>
                 <w:sz w:val="19"/>
               </w:rPr>
-              <w:t>Telescopic forks</w:t>
+              <w:t>RF terminals</w:t>
             </w:r>
           </w:p>
         </w:tc>
@@ -7400,7 +8970,7 @@
                 <w:b w:val="0"/>
                 <w:sz w:val="19"/>
               </w:rPr>
-              <w:t>(double-deep)</w:t>
+              <w:t>Scan every move</w:t>
             </w:r>
           </w:p>
         </w:tc>
@@ -7418,7 +8988,7 @@
                 <w:b w:val="0"/>
                 <w:sz w:val="19"/>
               </w:rPr>
-              <w:t>dropped</w:t>
+              <w:t>14</w:t>
             </w:r>
           </w:p>
         </w:tc>
@@ -7454,7 +9024,7 @@
                 <w:b w:val="0"/>
                 <w:sz w:val="19"/>
               </w:rPr>
-              <w:t>Not needed with single-deep racks</w:t>
+              <w:t>One per person at the peak + 20%</w:t>
             </w:r>
           </w:p>
         </w:tc>
@@ -7472,7 +9042,7 @@
                 <w:b w:val="0"/>
                 <w:sz w:val="19"/>
               </w:rPr>
-              <w:t>Removed.</w:t>
+              <w:t>Keep.</w:t>
             </w:r>
           </w:p>
         </w:tc>
@@ -7495,7 +9065,7 @@
                 <w:b w:val="0"/>
                 <w:sz w:val="19"/>
               </w:rPr>
-              <w:t>ECE 225 order picker</w:t>
+              <w:t>Telescopic forks</w:t>
             </w:r>
           </w:p>
         </w:tc>
@@ -7513,7 +9083,7 @@
                 <w:b w:val="0"/>
                 <w:sz w:val="19"/>
               </w:rPr>
-              <w:t>(2-pallet picking)</w:t>
+              <w:t>(double-deep)</w:t>
             </w:r>
           </w:p>
         </w:tc>
@@ -7531,7 +9101,7 @@
                 <w:b w:val="0"/>
                 <w:sz w:val="19"/>
               </w:rPr>
-              <w:t>rejected (D2)</w:t>
+              <w:t>dropped</w:t>
             </w:r>
           </w:p>
         </w:tc>
@@ -7567,7 +9137,7 @@
                 <w:b w:val="0"/>
                 <w:sz w:val="19"/>
               </w:rPr>
-              <w:t>Too long for 3.0 m aisles; orders too small</w:t>
+              <w:t>Not needed with single-deep racks</w:t>
             </w:r>
           </w:p>
         </w:tc>
@@ -7585,7 +9155,7 @@
                 <w:b w:val="0"/>
                 <w:sz w:val="19"/>
               </w:rPr>
-              <w:t>Rejected.</w:t>
+              <w:t>Removed.</w:t>
             </w:r>
           </w:p>
         </w:tc>
@@ -7599,13 +9169,16 @@
             <w:tcW w:type="dxa" w:w="1587"/>
           </w:tcPr>
           <w:p>
-            <w:r/>
-            <w:r>
-              <w:rPr>
-                <w:b w:val="0"/>
-                <w:sz w:val="19"/>
-              </w:rPr>
-              <w:t>EZS 130 tugger train</w:t>
+            <w:pPr>
+              <w:keepNext/>
+            </w:pPr>
+            <w:r/>
+            <w:r>
+              <w:rPr>
+                <w:b w:val="0"/>
+                <w:sz w:val="19"/>
+              </w:rPr>
+              <w:t>Cantilever racking</w:t>
             </w:r>
           </w:p>
         </w:tc>
@@ -7614,13 +9187,16 @@
             <w:tcW w:type="dxa" w:w="1587"/>
           </w:tcPr>
           <w:p>
-            <w:r/>
-            <w:r>
-              <w:rPr>
-                <w:b w:val="0"/>
-                <w:sz w:val="19"/>
-              </w:rPr>
-              <w:t>(trolley transport)</w:t>
+            <w:pPr>
+              <w:keepNext/>
+            </w:pPr>
+            <w:r/>
+            <w:r>
+              <w:rPr>
+                <w:b w:val="0"/>
+                <w:sz w:val="19"/>
+              </w:rPr>
+              <w:t>(items &gt; 2.4 m)</w:t>
             </w:r>
           </w:p>
         </w:tc>
@@ -7629,13 +9205,16 @@
             <w:tcW w:type="dxa" w:w="907"/>
           </w:tcPr>
           <w:p>
-            <w:r/>
-            <w:r>
-              <w:rPr>
-                <w:b w:val="0"/>
-                <w:sz w:val="19"/>
-              </w:rPr>
-              <w:t>not planned (D2)</w:t>
+            <w:pPr>
+              <w:keepNext/>
+            </w:pPr>
+            <w:r/>
+            <w:r>
+              <w:rPr>
+                <w:b w:val="0"/>
+                <w:sz w:val="19"/>
+              </w:rPr>
+              <w:t>dropped</w:t>
             </w:r>
           </w:p>
         </w:tc>
@@ -7644,6 +9223,9 @@
             <w:tcW w:type="dxa" w:w="794"/>
           </w:tcPr>
           <w:p>
+            <w:pPr>
+              <w:keepNext/>
+            </w:pPr>
             <w:r/>
             <w:r>
               <w:rPr>
@@ -7659,13 +9241,16 @@
             <w:tcW w:type="dxa" w:w="2041"/>
           </w:tcPr>
           <w:p>
-            <w:r/>
-            <w:r>
-              <w:rPr>
-                <w:b w:val="0"/>
-                <w:sz w:val="19"/>
-              </w:rPr>
-              <w:t>Driver would be ~26% busy</w:t>
+            <w:pPr>
+              <w:keepNext/>
+            </w:pPr>
+            <w:r/>
+            <w:r>
+              <w:rPr>
+                <w:b w:val="0"/>
+                <w:sz w:val="19"/>
+              </w:rPr>
+              <w:t>No real item is longer than ~2 m</w:t>
             </w:r>
           </w:p>
         </w:tc>
@@ -7674,13 +9259,224 @@
             <w:tcW w:type="dxa" w:w="2154"/>
           </w:tcPr>
           <w:p>
-            <w:r/>
-            <w:r>
-              <w:rPr>
-                <w:b w:val="0"/>
-                <w:sz w:val="19"/>
-              </w:rPr>
-              <w:t>Option if small orders triple.</w:t>
+            <w:pPr>
+              <w:keepNext/>
+            </w:pPr>
+            <w:r/>
+            <w:r>
+              <w:rPr>
+                <w:b w:val="0"/>
+                <w:sz w:val="19"/>
+              </w:rPr>
+              <w:t>Removed.</w:t>
+            </w:r>
+          </w:p>
+        </w:tc>
+      </w:tr>
+      <w:tr>
+        <w:trPr>
+          <w:cantSplit/>
+        </w:trPr>
+        <w:tc>
+          <w:tcPr>
+            <w:tcW w:type="dxa" w:w="1587"/>
+          </w:tcPr>
+          <w:p>
+            <w:pPr>
+              <w:keepNext/>
+            </w:pPr>
+            <w:r/>
+            <w:r>
+              <w:rPr>
+                <w:b w:val="0"/>
+                <w:sz w:val="19"/>
+              </w:rPr>
+              <w:t>Kardex lifts</w:t>
+            </w:r>
+          </w:p>
+        </w:tc>
+        <w:tc>
+          <w:tcPr>
+            <w:tcW w:type="dxa" w:w="1587"/>
+          </w:tcPr>
+          <w:p>
+            <w:pPr>
+              <w:keepNext/>
+            </w:pPr>
+            <w:r/>
+            <w:r>
+              <w:rPr>
+                <w:b w:val="0"/>
+                <w:sz w:val="19"/>
+              </w:rPr>
+              <w:t>(small parts)</w:t>
+            </w:r>
+          </w:p>
+        </w:tc>
+        <w:tc>
+          <w:tcPr>
+            <w:tcW w:type="dxa" w:w="907"/>
+          </w:tcPr>
+          <w:p>
+            <w:pPr>
+              <w:keepNext/>
+            </w:pPr>
+            <w:r/>
+            <w:r>
+              <w:rPr>
+                <w:b w:val="0"/>
+                <w:sz w:val="19"/>
+              </w:rPr>
+              <w:t>compared</w:t>
+            </w:r>
+          </w:p>
+        </w:tc>
+        <w:tc>
+          <w:tcPr>
+            <w:tcW w:type="dxa" w:w="794"/>
+          </w:tcPr>
+          <w:p>
+            <w:pPr>
+              <w:keepNext/>
+            </w:pPr>
+            <w:r/>
+            <w:r>
+              <w:rPr>
+                <w:b w:val="0"/>
+                <w:sz w:val="19"/>
+              </w:rPr>
+              <w:t>—</w:t>
+            </w:r>
+          </w:p>
+        </w:tc>
+        <w:tc>
+          <w:tcPr>
+            <w:tcW w:type="dxa" w:w="2041"/>
+          </w:tcPr>
+          <w:p>
+            <w:pPr>
+              <w:keepNext/>
+            </w:pPr>
+            <w:r/>
+            <w:r>
+              <w:rPr>
+                <w:b w:val="0"/>
+                <w:sz w:val="19"/>
+              </w:rPr>
+              <w:t>Fit, but little work at our volume</w:t>
+            </w:r>
+          </w:p>
+        </w:tc>
+        <w:tc>
+          <w:tcPr>
+            <w:tcW w:type="dxa" w:w="2154"/>
+          </w:tcPr>
+          <w:p>
+            <w:pPr>
+              <w:keepNext/>
+            </w:pPr>
+            <w:r/>
+            <w:r>
+              <w:rPr>
+                <w:b w:val="0"/>
+                <w:sz w:val="19"/>
+              </w:rPr>
+              <w:t>Upgrade path (§3.1).</w:t>
+            </w:r>
+          </w:p>
+        </w:tc>
+      </w:tr>
+      <w:tr>
+        <w:trPr>
+          <w:cantSplit/>
+        </w:trPr>
+        <w:tc>
+          <w:tcPr>
+            <w:tcW w:type="dxa" w:w="1587"/>
+          </w:tcPr>
+          <w:p>
+            <w:r/>
+            <w:r>
+              <w:rPr>
+                <w:b w:val="0"/>
+                <w:sz w:val="19"/>
+              </w:rPr>
+              <w:t>ECE 225 order picker / EZS 130 tugger</w:t>
+            </w:r>
+          </w:p>
+        </w:tc>
+        <w:tc>
+          <w:tcPr>
+            <w:tcW w:type="dxa" w:w="1587"/>
+          </w:tcPr>
+          <w:p>
+            <w:r/>
+            <w:r>
+              <w:rPr>
+                <w:b w:val="0"/>
+                <w:sz w:val="19"/>
+              </w:rPr>
+              <w:t>(rejected in D2)</w:t>
+            </w:r>
+          </w:p>
+        </w:tc>
+        <w:tc>
+          <w:tcPr>
+            <w:tcW w:type="dxa" w:w="907"/>
+          </w:tcPr>
+          <w:p>
+            <w:r/>
+            <w:r>
+              <w:rPr>
+                <w:b w:val="0"/>
+                <w:sz w:val="19"/>
+              </w:rPr>
+              <w:t>—</w:t>
+            </w:r>
+          </w:p>
+        </w:tc>
+        <w:tc>
+          <w:tcPr>
+            <w:tcW w:type="dxa" w:w="794"/>
+          </w:tcPr>
+          <w:p>
+            <w:r/>
+            <w:r>
+              <w:rPr>
+                <w:b w:val="0"/>
+                <w:sz w:val="19"/>
+              </w:rPr>
+              <w:t>—</w:t>
+            </w:r>
+          </w:p>
+        </w:tc>
+        <w:tc>
+          <w:tcPr>
+            <w:tcW w:type="dxa" w:w="2041"/>
+          </w:tcPr>
+          <w:p>
+            <w:r/>
+            <w:r>
+              <w:rPr>
+                <w:b w:val="0"/>
+                <w:sz w:val="19"/>
+              </w:rPr>
+              <w:t>Too long for 3.0 m aisles / driver idle</w:t>
+            </w:r>
+          </w:p>
+        </w:tc>
+        <w:tc>
+          <w:tcPr>
+            <w:tcW w:type="dxa" w:w="2154"/>
+          </w:tcPr>
+          <w:p>
+            <w:r/>
+            <w:r>
+              <w:rPr>
+                <w:b w:val="0"/>
+                <w:sz w:val="19"/>
+              </w:rPr>
+              <w:t>Not used.</w:t>
             </w:r>
           </w:p>
         </w:tc>
@@ -7690,6 +9486,139 @@
       <w:pPr>
         <w:spacing w:after="40"/>
       </w:pPr>
+    </w:p>
+    <w:p>
+      <w:pPr>
+        <w:pStyle w:val="Heading2"/>
+      </w:pPr>
+      <w:r>
+        <w:t>4.2 Long goods — lengths, turning, capacity and access</w:t>
+      </w:r>
+    </w:p>
+    <w:p>
+      <w:pPr>
+        <w:pStyle w:val="ListBullet"/>
+      </w:pPr>
+      <w:r>
+        <w:rPr>
+          <w:b w:val="0"/>
+          <w:sz w:val="21"/>
+        </w:rPr>
+      </w:r>
+      <w:r>
+        <w:rPr>
+          <w:b/>
+          <w:sz w:val="21"/>
+        </w:rPr>
+        <w:t>Real lengths:</w:t>
+      </w:r>
+      <w:r>
+        <w:rPr>
+          <w:b w:val="0"/>
+          <w:sz w:val="21"/>
+        </w:rPr>
+        <w:t xml:space="preserve"> nothing longer than a door (~2 m) can come in. The WMS shows 115 loads longer than 2.05 m — up to an '11 m' item that weighs 0.5 kg and is 1 cm high — so these are data errors and are capped at 2.05 m, the length of an XLONG pallet. That gives 255 long loads (1.3–2.05 m).</w:t>
+      </w:r>
+    </w:p>
+    <w:p>
+      <w:pPr>
+        <w:pStyle w:val="ListBullet"/>
+      </w:pPr>
+      <w:r>
+        <w:rPr>
+          <w:b w:val="0"/>
+          <w:sz w:val="21"/>
+        </w:rPr>
+      </w:r>
+      <w:r>
+        <w:rPr>
+          <w:b/>
+          <w:sz w:val="21"/>
+        </w:rPr>
+        <w:t>Where they go:</w:t>
+      </w:r>
+      <w:r>
+        <w:rPr>
+          <w:b w:val="0"/>
+          <w:sz w:val="21"/>
+        </w:rPr>
+        <w:t xml:space="preserve"> the long-goods module has 4.5 m bays with two long pallets each: 320 positions for 255 loads today (80% full).</w:t>
+      </w:r>
+    </w:p>
+    <w:p>
+      <w:pPr>
+        <w:pStyle w:val="ListBullet"/>
+      </w:pPr>
+      <w:r>
+        <w:rPr>
+          <w:b w:val="0"/>
+          <w:sz w:val="21"/>
+        </w:rPr>
+      </w:r>
+      <w:r>
+        <w:rPr>
+          <w:b/>
+          <w:sz w:val="21"/>
+        </w:rPr>
+        <w:t>Turning clearance:</w:t>
+      </w:r>
+      <w:r>
+        <w:rPr>
+          <w:b w:val="0"/>
+          <w:sz w:val="21"/>
+        </w:rPr>
+        <w:t xml:space="preserve"> a reach truck stacking a 2.05 m pallet crosswise needs an aisle of 2,976 mm (VDI right-angle stacking formula with the ETV 216i data: Wa 1,665 mm, 200 mm safety, S006). A 3.0 m aisle leaves only 24 mm, so the long-goods aisle is 3.2 m (224 mm spare). The 3.2 m cross-aisles let the truck turn into it with the load.</w:t>
+      </w:r>
+    </w:p>
+    <w:p>
+      <w:pPr>
+        <w:pStyle w:val="ListBullet"/>
+      </w:pPr>
+      <w:r>
+        <w:rPr>
+          <w:b w:val="0"/>
+          <w:sz w:val="21"/>
+        </w:rPr>
+      </w:r>
+      <w:r>
+        <w:rPr>
+          <w:b/>
+          <w:sz w:val="21"/>
+        </w:rPr>
+        <w:t>Truck capacity:</w:t>
+      </w:r>
+      <w:r>
+        <w:rPr>
+          <w:b w:val="0"/>
+          <w:sz w:val="21"/>
+        </w:rPr>
+        <w:t xml:space="preserve"> the forks go under the long side, so the load centre is ~400 mm — inside the 600 mm rating, full 1.6 t. Forked on the short side the load centre would be ~1 m and the truck could carry only ~937 kg; the heaviest long load is 2,035 kg (95% below 346 kg), so loads over 1.6 t go to a floor position.</w:t>
+      </w:r>
+    </w:p>
+    <w:p>
+      <w:pPr>
+        <w:pStyle w:val="ListBullet"/>
+      </w:pPr>
+      <w:r>
+        <w:rPr>
+          <w:b w:val="0"/>
+          <w:sz w:val="21"/>
+        </w:rPr>
+      </w:r>
+      <w:r>
+        <w:rPr>
+          <w:b/>
+          <w:sz w:val="21"/>
+        </w:rPr>
+        <w:t>Access:</w:t>
+      </w:r>
+      <w:r>
+        <w:rPr>
+          <w:b w:val="0"/>
+          <w:sz w:val="21"/>
+        </w:rPr>
+        <w:t xml:space="preserve"> the module is open from both ends (front, middle and rear cross-aisles) and its outer row faces the 3.2 m perimeter aisle, so long goods never pass through the standard 3.0 m aisles.</w:t>
+      </w:r>
     </w:p>
     <w:p>
       <w:pPr>
@@ -7703,7 +9632,7 @@
           <w:color w:val="222222"/>
           <w:sz w:val="21"/>
         </w:rPr>
-        <w:t>Do the loads fit the racks and the trucks? Checked on all 11,015 loads in stock (01-06-2025):</w:t>
+        <w:t>Loads checked against the racks and trucks (all 11,015 loads in stock, 01-06-2025):</w:t>
       </w:r>
     </w:p>
     <w:tbl>
@@ -7855,7 +9784,7 @@
                 <w:b w:val="0"/>
                 <w:sz w:val="19"/>
               </w:rPr>
-              <w:t>Length</w:t>
+              <w:t>Height</w:t>
             </w:r>
           </w:p>
         </w:tc>
@@ -7873,7 +9802,7 @@
                 <w:b w:val="0"/>
                 <w:sz w:val="19"/>
               </w:rPr>
-              <w:t>163 loads 1.9–2.4 m (XLONG / CONS), 26 longer than 2.4 m</w:t>
+              <w:t>940 loads 1.16–1.68 m tall, 42 taller; 493 have no height in the WMS</w:t>
             </w:r>
           </w:p>
         </w:tc>
@@ -7891,7 +9820,7 @@
                 <w:b w:val="0"/>
                 <w:sz w:val="19"/>
               </w:rPr>
-              <w:t>1.9–2.4 m pallets lie crosswise in the odd/long modules (1 per bay, forks under the long side); &gt; 2.4 m on cantilever</w:t>
+              <w:t>tall loads use the top level (1,120 positions with ~1.7 m free); the tallest stand on the floor</w:t>
             </w:r>
           </w:p>
         </w:tc>
@@ -7905,16 +9834,13 @@
             <w:tcW w:type="dxa" w:w="1134"/>
           </w:tcPr>
           <w:p>
-            <w:pPr>
-              <w:keepNext/>
-            </w:pPr>
-            <w:r/>
-            <w:r>
-              <w:rPr>
-                <w:b w:val="0"/>
-                <w:sz w:val="19"/>
-              </w:rPr>
-              <w:t>Height</w:t>
+            <w:r/>
+            <w:r>
+              <w:rPr>
+                <w:b w:val="0"/>
+                <w:sz w:val="19"/>
+              </w:rPr>
+              <w:t>Aisles</w:t>
             </w:r>
           </w:p>
         </w:tc>
@@ -7923,16 +9849,13 @@
             <w:tcW w:type="dxa" w:w="3515"/>
           </w:tcPr>
           <w:p>
-            <w:pPr>
-              <w:keepNext/>
-            </w:pPr>
-            <w:r/>
-            <w:r>
-              <w:rPr>
-                <w:b w:val="0"/>
-                <w:sz w:val="19"/>
-              </w:rPr>
-              <w:t>940 loads 1.16–1.68 m tall, 42 taller; 493 have no height in the WMS</w:t>
+            <w:r/>
+            <w:r>
+              <w:rPr>
+                <w:b w:val="0"/>
+                <w:sz w:val="19"/>
+              </w:rPr>
+              <w:t>3.0 m storage, 3.2 m long-goods / cross / perimeter</w:t>
             </w:r>
           </w:p>
         </w:tc>
@@ -7941,66 +9864,13 @@
             <w:tcW w:type="dxa" w:w="4422"/>
           </w:tcPr>
           <w:p>
-            <w:pPr>
-              <w:keepNext/>
-            </w:pPr>
-            <w:r/>
-            <w:r>
-              <w:rPr>
-                <w:b w:val="0"/>
-                <w:sz w:val="19"/>
-              </w:rPr>
-              <w:t>tall loads use the top level (1,188 positions with ~1.7 m free); the tallest stand on the floor</w:t>
-            </w:r>
-          </w:p>
-        </w:tc>
-      </w:tr>
-      <w:tr>
-        <w:trPr>
-          <w:cantSplit/>
-        </w:trPr>
-        <w:tc>
-          <w:tcPr>
-            <w:tcW w:type="dxa" w:w="1134"/>
-          </w:tcPr>
-          <w:p>
-            <w:r/>
-            <w:r>
-              <w:rPr>
-                <w:b w:val="0"/>
-                <w:sz w:val="19"/>
-              </w:rPr>
-              <w:t>Aisles</w:t>
-            </w:r>
-          </w:p>
-        </w:tc>
-        <w:tc>
-          <w:tcPr>
-            <w:tcW w:type="dxa" w:w="3515"/>
-          </w:tcPr>
-          <w:p>
-            <w:r/>
-            <w:r>
-              <w:rPr>
-                <w:b w:val="0"/>
-                <w:sz w:val="19"/>
-              </w:rPr>
-              <w:t>3.0 m storage aisles, 3.2 m cross-aisles</w:t>
-            </w:r>
-          </w:p>
-        </w:tc>
-        <w:tc>
-          <w:tcPr>
-            <w:tcW w:type="dxa" w:w="4422"/>
-          </w:tcPr>
-          <w:p>
-            <w:r/>
-            <w:r>
-              <w:rPr>
-                <w:b w:val="0"/>
-                <w:sz w:val="19"/>
-              </w:rPr>
-              <w:t>ETV needs 2.63–2.79 m, EJE 1.79–1.94 m → OK</w:t>
+            <w:r/>
+            <w:r>
+              <w:rPr>
+                <w:b w:val="0"/>
+                <w:sz w:val="19"/>
+              </w:rPr>
+              <w:t>ETV needs 2.63–2.79 m (2.98 m with a long load), EJE 1.79–1.94 m → OK</w:t>
             </w:r>
           </w:p>
         </w:tc>
@@ -8010,6 +9880,1655 @@
       <w:pPr>
         <w:spacing w:after="40"/>
       </w:pPr>
+    </w:p>
+    <w:p>
+      <w:pPr>
+        <w:pStyle w:val="Heading2"/>
+      </w:pPr>
+      <w:r>
+        <w:t>4.3 Space for unpacking loose containers</w:t>
+      </w:r>
+    </w:p>
+    <w:p>
+      <w:pPr>
+        <w:pStyle w:val="ListBullet"/>
+      </w:pPr>
+      <w:r>
+        <w:rPr>
+          <w:b w:val="0"/>
+          <w:sz w:val="21"/>
+        </w:rPr>
+      </w:r>
+      <w:r>
+        <w:rPr>
+          <w:b/>
+          <w:sz w:val="21"/>
+        </w:rPr>
+        <w:t>What a container needs:</w:t>
+      </w:r>
+      <w:r>
+        <w:rPr>
+          <w:b w:val="0"/>
+          <w:sz w:val="21"/>
+        </w:rPr>
+        <w:t xml:space="preserve"> cartons are sorted on the floor into one build spot per SKU. Measured on 568 Asian receipts: the median container needs ~134 m², the p90 ~186 m², the largest (82 SKUs) ~458 m².</w:t>
+      </w:r>
+    </w:p>
+    <w:p>
+      <w:pPr>
+        <w:pStyle w:val="ListBullet"/>
+      </w:pPr>
+      <w:r>
+        <w:rPr>
+          <w:b w:val="0"/>
+          <w:sz w:val="21"/>
+        </w:rPr>
+      </w:r>
+      <w:r>
+        <w:rPr>
+          <w:b/>
+          <w:sz w:val="21"/>
+        </w:rPr>
+        <w:t>The zone (190 m²) fits 91% of containers.</w:t>
+      </w:r>
+      <w:r>
+        <w:rPr>
+          <w:b w:val="0"/>
+          <w:sz w:val="21"/>
+        </w:rPr>
+      </w:r>
+    </w:p>
+    <w:p>
+      <w:pPr>
+        <w:pStyle w:val="ListBullet"/>
+      </w:pPr>
+      <w:r>
+        <w:rPr>
+          <w:b w:val="0"/>
+          <w:sz w:val="21"/>
+        </w:rPr>
+      </w:r>
+      <w:r>
+        <w:rPr>
+          <w:b/>
+          <w:sz w:val="21"/>
+        </w:rPr>
+        <w:t>Borrowing door R2 (feedback idea, A044):</w:t>
+      </w:r>
+      <w:r>
+        <w:rPr>
+          <w:b w:val="0"/>
+          <w:sz w:val="21"/>
+        </w:rPr>
+        <w:t xml:space="preserve"> receiving needs at most ~80 m² of its 262 m², because two reach trucks put pallets away while a trailer is unloaded (peak ~17 pallets waiting). On a big-container day R2 is blocked and 131 m² of receiving joins the zone → 321 m², enough for 97% of containers. R1 + R3 still give the 2 doors the base and peak days need; R2 is only blocked when no second trailer is booked.</w:t>
+      </w:r>
+    </w:p>
+    <w:p>
+      <w:pPr>
+        <w:pStyle w:val="ListBullet"/>
+      </w:pPr>
+      <w:r>
+        <w:rPr>
+          <w:b w:val="0"/>
+          <w:sz w:val="21"/>
+        </w:rPr>
+      </w:r>
+      <w:r>
+        <w:rPr>
+          <w:b/>
+          <w:sz w:val="21"/>
+        </w:rPr>
+        <w:t>The last few %</w:t>
+      </w:r>
+      <w:r>
+        <w:rPr>
+          <w:b w:val="0"/>
+          <w:sz w:val="21"/>
+        </w:rPr>
+        <w:t xml:space="preserve"> (more SKUs than build spots) are sorted in two passes.</w:t>
+      </w:r>
+    </w:p>
+    <w:p>
+      <w:pPr>
+        <w:pStyle w:val="Heading2"/>
+      </w:pPr>
+      <w:r>
+        <w:t>4.4 Outbound staging (216 m²) and packing (450 m²)</w:t>
+      </w:r>
+    </w:p>
+    <w:p>
+      <w:pPr>
+        <w:pStyle w:val="ListBullet"/>
+      </w:pPr>
+      <w:r>
+        <w:rPr>
+          <w:b w:val="0"/>
+          <w:sz w:val="21"/>
+        </w:rPr>
+      </w:r>
+      <w:r>
+        <w:rPr>
+          <w:b/>
+          <w:sz w:val="21"/>
+        </w:rPr>
+        <w:t>Outbound staging:</w:t>
+      </w:r>
+      <w:r>
+        <w:rPr>
+          <w:b w:val="0"/>
+          <w:sz w:val="21"/>
+        </w:rPr>
+        <w:t xml:space="preserve"> all afternoon trailers' goods wait at the same time after wave 3. Measured per day: median 34 m², p90 60 m², busiest day 100 m² → every Q2 day fits, with room for twice the volume.</w:t>
+      </w:r>
+    </w:p>
+    <w:p>
+      <w:pPr>
+        <w:pStyle w:val="ListBullet"/>
+      </w:pPr>
+      <w:r>
+        <w:rPr>
+          <w:b w:val="0"/>
+          <w:sz w:val="21"/>
+        </w:rPr>
+      </w:r>
+      <w:r>
+        <w:rPr>
+          <w:b/>
+          <w:sz w:val="21"/>
+        </w:rPr>
+        <w:t>Packing:</w:t>
+      </w:r>
+      <w:r>
+        <w:rPr>
+          <w:b w:val="0"/>
+          <w:sz w:val="21"/>
+        </w:rPr>
+        <w:t xml:space="preserve"> pack stations, put-wall, small-parts shelving, waiting pallets, wrapper and packaging stock need 401 m² → fits in 450 m² with 49 m² spare (D2 §5.4).</w:t>
+      </w:r>
+    </w:p>
+    <w:p>
+      <w:pPr>
+        <w:pStyle w:val="Heading2"/>
+      </w:pPr>
+      <w:r>
+        <w:t>4.5 Hazardous goods — recount and classes</w:t>
+      </w:r>
+    </w:p>
+    <w:p>
+      <w:pPr>
+        <w:keepNext/>
+        <w:spacing w:after="80"/>
+      </w:pPr>
+      <w:r>
+        <w:rPr>
+          <w:b w:val="0"/>
+          <w:i w:val="0"/>
+          <w:color w:val="222222"/>
+          <w:sz w:val="21"/>
+        </w:rPr>
+        <w:t>Counted per load (LODNUM) with the hazmat flag: 138 SKUs and 2,197 loads (20% of loads), ~385 t gross on 01-06-2025 (same method in April and May: 1727, 1895 loads — the count grows with the stock). The customs code tells what the products are:</w:t>
+      </w:r>
+    </w:p>
+    <w:tbl>
+      <w:tblPr>
+        <w:tblStyle w:val="LightGrid-Accent1"/>
+        <w:tblW w:type="auto" w:w="0"/>
+        <w:jc w:val="center"/>
+        <w:tblLayout w:type="fixed"/>
+        <w:tblLook w:firstColumn="1" w:firstRow="1" w:lastColumn="0" w:lastRow="0" w:noHBand="0" w:noVBand="1" w:val="04A0"/>
+      </w:tblPr>
+      <w:tblGrid>
+        <w:gridCol w:w="907"/>
+        <w:gridCol w:w="2154"/>
+        <w:gridCol w:w="2608"/>
+        <w:gridCol w:w="1134"/>
+        <w:gridCol w:w="794"/>
+        <w:gridCol w:w="794"/>
+      </w:tblGrid>
+      <w:tr>
+        <w:trPr>
+          <w:cantSplit/>
+        </w:trPr>
+        <w:tc>
+          <w:tcPr>
+            <w:tcW w:type="dxa" w:w="907"/>
+          </w:tcPr>
+          <w:p>
+            <w:pPr>
+              <w:keepNext/>
+            </w:pPr>
+            <w:r/>
+            <w:r>
+              <w:rPr>
+                <w:b/>
+                <w:sz w:val="19"/>
+              </w:rPr>
+              <w:t>Customs code</w:t>
+            </w:r>
+          </w:p>
+        </w:tc>
+        <w:tc>
+          <w:tcPr>
+            <w:tcW w:type="dxa" w:w="2154"/>
+          </w:tcPr>
+          <w:p>
+            <w:pPr>
+              <w:keepNext/>
+            </w:pPr>
+            <w:r/>
+            <w:r>
+              <w:rPr>
+                <w:b/>
+                <w:sz w:val="19"/>
+              </w:rPr>
+              <w:t>What it is</w:t>
+            </w:r>
+          </w:p>
+        </w:tc>
+        <w:tc>
+          <w:tcPr>
+            <w:tcW w:type="dxa" w:w="2608"/>
+          </w:tcPr>
+          <w:p>
+            <w:pPr>
+              <w:keepNext/>
+            </w:pPr>
+            <w:r/>
+            <w:r>
+              <w:rPr>
+                <w:b/>
+                <w:sz w:val="19"/>
+              </w:rPr>
+              <w:t>Likely hazard</w:t>
+            </w:r>
+          </w:p>
+        </w:tc>
+        <w:tc>
+          <w:tcPr>
+            <w:tcW w:type="dxa" w:w="1134"/>
+          </w:tcPr>
+          <w:p>
+            <w:pPr>
+              <w:keepNext/>
+            </w:pPr>
+            <w:r/>
+            <w:r>
+              <w:rPr>
+                <w:b/>
+                <w:sz w:val="19"/>
+              </w:rPr>
+              <w:t>Dutch rule</w:t>
+            </w:r>
+          </w:p>
+        </w:tc>
+        <w:tc>
+          <w:tcPr>
+            <w:tcW w:type="dxa" w:w="794"/>
+          </w:tcPr>
+          <w:p>
+            <w:pPr>
+              <w:keepNext/>
+            </w:pPr>
+            <w:r/>
+            <w:r>
+              <w:rPr>
+                <w:b/>
+                <w:sz w:val="19"/>
+              </w:rPr>
+              <w:t>Loads</w:t>
+            </w:r>
+          </w:p>
+        </w:tc>
+        <w:tc>
+          <w:tcPr>
+            <w:tcW w:type="dxa" w:w="794"/>
+          </w:tcPr>
+          <w:p>
+            <w:pPr>
+              <w:keepNext/>
+            </w:pPr>
+            <w:r/>
+            <w:r>
+              <w:rPr>
+                <w:b/>
+                <w:sz w:val="19"/>
+              </w:rPr>
+              <w:t>Tonnes</w:t>
+            </w:r>
+          </w:p>
+        </w:tc>
+      </w:tr>
+      <w:tr>
+        <w:trPr>
+          <w:cantSplit/>
+        </w:trPr>
+        <w:tc>
+          <w:tcPr>
+            <w:tcW w:type="dxa" w:w="907"/>
+          </w:tcPr>
+          <w:p>
+            <w:pPr>
+              <w:keepNext/>
+            </w:pPr>
+            <w:r/>
+            <w:r>
+              <w:rPr>
+                <w:b w:val="0"/>
+                <w:sz w:val="19"/>
+              </w:rPr>
+              <w:t>8303</w:t>
+            </w:r>
+          </w:p>
+        </w:tc>
+        <w:tc>
+          <w:tcPr>
+            <w:tcW w:type="dxa" w:w="2154"/>
+          </w:tcPr>
+          <w:p>
+            <w:pPr>
+              <w:keepNext/>
+            </w:pPr>
+            <w:r/>
+            <w:r>
+              <w:rPr>
+                <w:b w:val="0"/>
+                <w:sz w:val="19"/>
+              </w:rPr>
+              <w:t>Safes and strong-boxes (electronic locks)</w:t>
+            </w:r>
+          </w:p>
+        </w:tc>
+        <w:tc>
+          <w:tcPr>
+            <w:tcW w:type="dxa" w:w="2608"/>
+          </w:tcPr>
+          <w:p>
+            <w:pPr>
+              <w:keepNext/>
+            </w:pPr>
+            <w:r/>
+            <w:r>
+              <w:rPr>
+                <w:b w:val="0"/>
+                <w:sz w:val="19"/>
+              </w:rPr>
+              <w:t>lithium cells in equipment (UN3481 / UN3091, class 9)</w:t>
+            </w:r>
+          </w:p>
+        </w:tc>
+        <w:tc>
+          <w:tcPr>
+            <w:tcW w:type="dxa" w:w="1134"/>
+          </w:tcPr>
+          <w:p>
+            <w:pPr>
+              <w:keepNext/>
+            </w:pPr>
+            <w:r/>
+            <w:r>
+              <w:rPr>
+                <w:b w:val="0"/>
+                <w:sz w:val="19"/>
+              </w:rPr>
+              <w:t>PGS 37-2</w:t>
+            </w:r>
+          </w:p>
+        </w:tc>
+        <w:tc>
+          <w:tcPr>
+            <w:tcW w:type="dxa" w:w="794"/>
+          </w:tcPr>
+          <w:p>
+            <w:pPr>
+              <w:keepNext/>
+              <w:jc w:val="right"/>
+            </w:pPr>
+            <w:r/>
+            <w:r>
+              <w:rPr>
+                <w:b w:val="0"/>
+                <w:sz w:val="19"/>
+              </w:rPr>
+              <w:t>1,603</w:t>
+            </w:r>
+          </w:p>
+        </w:tc>
+        <w:tc>
+          <w:tcPr>
+            <w:tcW w:type="dxa" w:w="794"/>
+          </w:tcPr>
+          <w:p>
+            <w:pPr>
+              <w:keepNext/>
+              <w:jc w:val="right"/>
+            </w:pPr>
+            <w:r/>
+            <w:r>
+              <w:rPr>
+                <w:b w:val="0"/>
+                <w:sz w:val="19"/>
+              </w:rPr>
+              <w:t>315</w:t>
+            </w:r>
+          </w:p>
+        </w:tc>
+      </w:tr>
+      <w:tr>
+        <w:trPr>
+          <w:cantSplit/>
+        </w:trPr>
+        <w:tc>
+          <w:tcPr>
+            <w:tcW w:type="dxa" w:w="907"/>
+          </w:tcPr>
+          <w:p>
+            <w:pPr>
+              <w:keepNext/>
+            </w:pPr>
+            <w:r/>
+            <w:r>
+              <w:rPr>
+                <w:b w:val="0"/>
+                <w:sz w:val="19"/>
+              </w:rPr>
+              <w:t>8471</w:t>
+            </w:r>
+          </w:p>
+        </w:tc>
+        <w:tc>
+          <w:tcPr>
+            <w:tcW w:type="dxa" w:w="2154"/>
+          </w:tcPr>
+          <w:p>
+            <w:pPr>
+              <w:keepNext/>
+            </w:pPr>
+            <w:r/>
+            <w:r>
+              <w:rPr>
+                <w:b w:val="0"/>
+                <w:sz w:val="19"/>
+              </w:rPr>
+              <w:t>Readers / data units</w:t>
+            </w:r>
+          </w:p>
+        </w:tc>
+        <w:tc>
+          <w:tcPr>
+            <w:tcW w:type="dxa" w:w="2608"/>
+          </w:tcPr>
+          <w:p>
+            <w:pPr>
+              <w:keepNext/>
+            </w:pPr>
+            <w:r/>
+            <w:r>
+              <w:rPr>
+                <w:b w:val="0"/>
+                <w:sz w:val="19"/>
+              </w:rPr>
+              <w:t>lithium cells in equipment (UN3481, class 9)</w:t>
+            </w:r>
+          </w:p>
+        </w:tc>
+        <w:tc>
+          <w:tcPr>
+            <w:tcW w:type="dxa" w:w="1134"/>
+          </w:tcPr>
+          <w:p>
+            <w:pPr>
+              <w:keepNext/>
+            </w:pPr>
+            <w:r/>
+            <w:r>
+              <w:rPr>
+                <w:b w:val="0"/>
+                <w:sz w:val="19"/>
+              </w:rPr>
+              <w:t>PGS 37-2</w:t>
+            </w:r>
+          </w:p>
+        </w:tc>
+        <w:tc>
+          <w:tcPr>
+            <w:tcW w:type="dxa" w:w="794"/>
+          </w:tcPr>
+          <w:p>
+            <w:pPr>
+              <w:keepNext/>
+              <w:jc w:val="right"/>
+            </w:pPr>
+            <w:r/>
+            <w:r>
+              <w:rPr>
+                <w:b w:val="0"/>
+                <w:sz w:val="19"/>
+              </w:rPr>
+              <w:t>171</w:t>
+            </w:r>
+          </w:p>
+        </w:tc>
+        <w:tc>
+          <w:tcPr>
+            <w:tcW w:type="dxa" w:w="794"/>
+          </w:tcPr>
+          <w:p>
+            <w:pPr>
+              <w:keepNext/>
+              <w:jc w:val="right"/>
+            </w:pPr>
+            <w:r/>
+            <w:r>
+              <w:rPr>
+                <w:b w:val="0"/>
+                <w:sz w:val="19"/>
+              </w:rPr>
+              <w:t>10</w:t>
+            </w:r>
+          </w:p>
+        </w:tc>
+      </w:tr>
+      <w:tr>
+        <w:trPr>
+          <w:cantSplit/>
+        </w:trPr>
+        <w:tc>
+          <w:tcPr>
+            <w:tcW w:type="dxa" w:w="907"/>
+          </w:tcPr>
+          <w:p>
+            <w:pPr>
+              <w:keepNext/>
+            </w:pPr>
+            <w:r/>
+            <w:r>
+              <w:rPr>
+                <w:b w:val="0"/>
+                <w:sz w:val="19"/>
+              </w:rPr>
+              <w:t>8301</w:t>
+            </w:r>
+          </w:p>
+        </w:tc>
+        <w:tc>
+          <w:tcPr>
+            <w:tcW w:type="dxa" w:w="2154"/>
+          </w:tcPr>
+          <w:p>
+            <w:pPr>
+              <w:keepNext/>
+            </w:pPr>
+            <w:r/>
+            <w:r>
+              <w:rPr>
+                <w:b w:val="0"/>
+                <w:sz w:val="19"/>
+              </w:rPr>
+              <w:t>Locks and padlocks (electronic)</w:t>
+            </w:r>
+          </w:p>
+        </w:tc>
+        <w:tc>
+          <w:tcPr>
+            <w:tcW w:type="dxa" w:w="2608"/>
+          </w:tcPr>
+          <w:p>
+            <w:pPr>
+              <w:keepNext/>
+            </w:pPr>
+            <w:r/>
+            <w:r>
+              <w:rPr>
+                <w:b w:val="0"/>
+                <w:sz w:val="19"/>
+              </w:rPr>
+              <w:t>lithium cells in equipment (UN3481 / UN3091, class 9)</w:t>
+            </w:r>
+          </w:p>
+        </w:tc>
+        <w:tc>
+          <w:tcPr>
+            <w:tcW w:type="dxa" w:w="1134"/>
+          </w:tcPr>
+          <w:p>
+            <w:pPr>
+              <w:keepNext/>
+            </w:pPr>
+            <w:r/>
+            <w:r>
+              <w:rPr>
+                <w:b w:val="0"/>
+                <w:sz w:val="19"/>
+              </w:rPr>
+              <w:t>PGS 37-2</w:t>
+            </w:r>
+          </w:p>
+        </w:tc>
+        <w:tc>
+          <w:tcPr>
+            <w:tcW w:type="dxa" w:w="794"/>
+          </w:tcPr>
+          <w:p>
+            <w:pPr>
+              <w:keepNext/>
+              <w:jc w:val="right"/>
+            </w:pPr>
+            <w:r/>
+            <w:r>
+              <w:rPr>
+                <w:b w:val="0"/>
+                <w:sz w:val="19"/>
+              </w:rPr>
+              <w:t>148</w:t>
+            </w:r>
+          </w:p>
+        </w:tc>
+        <w:tc>
+          <w:tcPr>
+            <w:tcW w:type="dxa" w:w="794"/>
+          </w:tcPr>
+          <w:p>
+            <w:pPr>
+              <w:keepNext/>
+              <w:jc w:val="right"/>
+            </w:pPr>
+            <w:r/>
+            <w:r>
+              <w:rPr>
+                <w:b w:val="0"/>
+                <w:sz w:val="19"/>
+              </w:rPr>
+              <w:t>27</w:t>
+            </w:r>
+          </w:p>
+        </w:tc>
+      </w:tr>
+      <w:tr>
+        <w:trPr>
+          <w:cantSplit/>
+        </w:trPr>
+        <w:tc>
+          <w:tcPr>
+            <w:tcW w:type="dxa" w:w="907"/>
+          </w:tcPr>
+          <w:p>
+            <w:pPr>
+              <w:keepNext/>
+            </w:pPr>
+            <w:r/>
+            <w:r>
+              <w:rPr>
+                <w:b w:val="0"/>
+                <w:sz w:val="19"/>
+              </w:rPr>
+              <w:t>8531</w:t>
+            </w:r>
+          </w:p>
+        </w:tc>
+        <w:tc>
+          <w:tcPr>
+            <w:tcW w:type="dxa" w:w="2154"/>
+          </w:tcPr>
+          <w:p>
+            <w:pPr>
+              <w:keepNext/>
+            </w:pPr>
+            <w:r/>
+            <w:r>
+              <w:rPr>
+                <w:b w:val="0"/>
+                <w:sz w:val="19"/>
+              </w:rPr>
+              <w:t>Alarm and signalling devices</w:t>
+            </w:r>
+          </w:p>
+        </w:tc>
+        <w:tc>
+          <w:tcPr>
+            <w:tcW w:type="dxa" w:w="2608"/>
+          </w:tcPr>
+          <w:p>
+            <w:pPr>
+              <w:keepNext/>
+            </w:pPr>
+            <w:r/>
+            <w:r>
+              <w:rPr>
+                <w:b w:val="0"/>
+                <w:sz w:val="19"/>
+              </w:rPr>
+              <w:t>lithium cells in equipment (UN3481 / UN3091, class 9)</w:t>
+            </w:r>
+          </w:p>
+        </w:tc>
+        <w:tc>
+          <w:tcPr>
+            <w:tcW w:type="dxa" w:w="1134"/>
+          </w:tcPr>
+          <w:p>
+            <w:pPr>
+              <w:keepNext/>
+            </w:pPr>
+            <w:r/>
+            <w:r>
+              <w:rPr>
+                <w:b w:val="0"/>
+                <w:sz w:val="19"/>
+              </w:rPr>
+              <w:t>PGS 37-2</w:t>
+            </w:r>
+          </w:p>
+        </w:tc>
+        <w:tc>
+          <w:tcPr>
+            <w:tcW w:type="dxa" w:w="794"/>
+          </w:tcPr>
+          <w:p>
+            <w:pPr>
+              <w:keepNext/>
+              <w:jc w:val="right"/>
+            </w:pPr>
+            <w:r/>
+            <w:r>
+              <w:rPr>
+                <w:b w:val="0"/>
+                <w:sz w:val="19"/>
+              </w:rPr>
+              <w:t>141</w:t>
+            </w:r>
+          </w:p>
+        </w:tc>
+        <w:tc>
+          <w:tcPr>
+            <w:tcW w:type="dxa" w:w="794"/>
+          </w:tcPr>
+          <w:p>
+            <w:pPr>
+              <w:keepNext/>
+              <w:jc w:val="right"/>
+            </w:pPr>
+            <w:r/>
+            <w:r>
+              <w:rPr>
+                <w:b w:val="0"/>
+                <w:sz w:val="19"/>
+              </w:rPr>
+              <w:t>17</w:t>
+            </w:r>
+          </w:p>
+        </w:tc>
+      </w:tr>
+      <w:tr>
+        <w:trPr>
+          <w:cantSplit/>
+        </w:trPr>
+        <w:tc>
+          <w:tcPr>
+            <w:tcW w:type="dxa" w:w="907"/>
+          </w:tcPr>
+          <w:p>
+            <w:pPr>
+              <w:keepNext/>
+            </w:pPr>
+            <w:r/>
+            <w:r>
+              <w:rPr>
+                <w:b w:val="0"/>
+                <w:sz w:val="19"/>
+              </w:rPr>
+              <w:t>8525</w:t>
+            </w:r>
+          </w:p>
+        </w:tc>
+        <w:tc>
+          <w:tcPr>
+            <w:tcW w:type="dxa" w:w="2154"/>
+          </w:tcPr>
+          <w:p>
+            <w:pPr>
+              <w:keepNext/>
+            </w:pPr>
+            <w:r/>
+            <w:r>
+              <w:rPr>
+                <w:b w:val="0"/>
+                <w:sz w:val="19"/>
+              </w:rPr>
+              <w:t>Cameras</w:t>
+            </w:r>
+          </w:p>
+        </w:tc>
+        <w:tc>
+          <w:tcPr>
+            <w:tcW w:type="dxa" w:w="2608"/>
+          </w:tcPr>
+          <w:p>
+            <w:pPr>
+              <w:keepNext/>
+            </w:pPr>
+            <w:r/>
+            <w:r>
+              <w:rPr>
+                <w:b w:val="0"/>
+                <w:sz w:val="19"/>
+              </w:rPr>
+              <w:t>lithium cells in equipment (UN3481, class 9)</w:t>
+            </w:r>
+          </w:p>
+        </w:tc>
+        <w:tc>
+          <w:tcPr>
+            <w:tcW w:type="dxa" w:w="1134"/>
+          </w:tcPr>
+          <w:p>
+            <w:pPr>
+              <w:keepNext/>
+            </w:pPr>
+            <w:r/>
+            <w:r>
+              <w:rPr>
+                <w:b w:val="0"/>
+                <w:sz w:val="19"/>
+              </w:rPr>
+              <w:t>PGS 37-2</w:t>
+            </w:r>
+          </w:p>
+        </w:tc>
+        <w:tc>
+          <w:tcPr>
+            <w:tcW w:type="dxa" w:w="794"/>
+          </w:tcPr>
+          <w:p>
+            <w:pPr>
+              <w:keepNext/>
+              <w:jc w:val="right"/>
+            </w:pPr>
+            <w:r/>
+            <w:r>
+              <w:rPr>
+                <w:b w:val="0"/>
+                <w:sz w:val="19"/>
+              </w:rPr>
+              <w:t>88</w:t>
+            </w:r>
+          </w:p>
+        </w:tc>
+        <w:tc>
+          <w:tcPr>
+            <w:tcW w:type="dxa" w:w="794"/>
+          </w:tcPr>
+          <w:p>
+            <w:pPr>
+              <w:keepNext/>
+              <w:jc w:val="right"/>
+            </w:pPr>
+            <w:r/>
+            <w:r>
+              <w:rPr>
+                <w:b w:val="0"/>
+                <w:sz w:val="19"/>
+              </w:rPr>
+              <w:t>8</w:t>
+            </w:r>
+          </w:p>
+        </w:tc>
+      </w:tr>
+      <w:tr>
+        <w:trPr>
+          <w:cantSplit/>
+        </w:trPr>
+        <w:tc>
+          <w:tcPr>
+            <w:tcW w:type="dxa" w:w="907"/>
+          </w:tcPr>
+          <w:p>
+            <w:pPr>
+              <w:keepNext/>
+            </w:pPr>
+            <w:r/>
+            <w:r>
+              <w:rPr>
+                <w:b w:val="0"/>
+                <w:sz w:val="19"/>
+              </w:rPr>
+              <w:t>4819</w:t>
+            </w:r>
+          </w:p>
+        </w:tc>
+        <w:tc>
+          <w:tcPr>
+            <w:tcW w:type="dxa" w:w="2154"/>
+          </w:tcPr>
+          <w:p>
+            <w:pPr>
+              <w:keepNext/>
+            </w:pPr>
+            <w:r/>
+            <w:r>
+              <w:rPr>
+                <w:b w:val="0"/>
+                <w:sz w:val="19"/>
+              </w:rPr>
+              <w:t>Cardboard boxes</w:t>
+            </w:r>
+          </w:p>
+        </w:tc>
+        <w:tc>
+          <w:tcPr>
+            <w:tcW w:type="dxa" w:w="2608"/>
+          </w:tcPr>
+          <w:p>
+            <w:pPr>
+              <w:keepNext/>
+            </w:pPr>
+            <w:r/>
+            <w:r>
+              <w:rPr>
+                <w:b w:val="0"/>
+                <w:sz w:val="19"/>
+              </w:rPr>
+              <w:t>unclear - packaging should not be hazardous; check the flag</w:t>
+            </w:r>
+          </w:p>
+        </w:tc>
+        <w:tc>
+          <w:tcPr>
+            <w:tcW w:type="dxa" w:w="1134"/>
+          </w:tcPr>
+          <w:p>
+            <w:pPr>
+              <w:keepNext/>
+            </w:pPr>
+            <w:r/>
+            <w:r>
+              <w:rPr>
+                <w:b w:val="0"/>
+                <w:sz w:val="19"/>
+              </w:rPr>
+              <w:t>check flag</w:t>
+            </w:r>
+          </w:p>
+        </w:tc>
+        <w:tc>
+          <w:tcPr>
+            <w:tcW w:type="dxa" w:w="794"/>
+          </w:tcPr>
+          <w:p>
+            <w:pPr>
+              <w:keepNext/>
+              <w:jc w:val="right"/>
+            </w:pPr>
+            <w:r/>
+            <w:r>
+              <w:rPr>
+                <w:b w:val="0"/>
+                <w:sz w:val="19"/>
+              </w:rPr>
+              <w:t>33</w:t>
+            </w:r>
+          </w:p>
+        </w:tc>
+        <w:tc>
+          <w:tcPr>
+            <w:tcW w:type="dxa" w:w="794"/>
+          </w:tcPr>
+          <w:p>
+            <w:pPr>
+              <w:keepNext/>
+              <w:jc w:val="right"/>
+            </w:pPr>
+            <w:r/>
+            <w:r>
+              <w:rPr>
+                <w:b w:val="0"/>
+                <w:sz w:val="19"/>
+              </w:rPr>
+              <w:t>6</w:t>
+            </w:r>
+          </w:p>
+        </w:tc>
+      </w:tr>
+      <w:tr>
+        <w:trPr>
+          <w:cantSplit/>
+        </w:trPr>
+        <w:tc>
+          <w:tcPr>
+            <w:tcW w:type="dxa" w:w="907"/>
+          </w:tcPr>
+          <w:p>
+            <w:pPr>
+              <w:keepNext/>
+            </w:pPr>
+            <w:r/>
+            <w:r>
+              <w:rPr>
+                <w:b w:val="0"/>
+                <w:sz w:val="19"/>
+              </w:rPr>
+              <w:t>8302</w:t>
+            </w:r>
+          </w:p>
+        </w:tc>
+        <w:tc>
+          <w:tcPr>
+            <w:tcW w:type="dxa" w:w="2154"/>
+          </w:tcPr>
+          <w:p>
+            <w:pPr>
+              <w:keepNext/>
+            </w:pPr>
+            <w:r/>
+            <w:r>
+              <w:rPr>
+                <w:b w:val="0"/>
+                <w:sz w:val="19"/>
+              </w:rPr>
+              <w:t>other</w:t>
+            </w:r>
+          </w:p>
+        </w:tc>
+        <w:tc>
+          <w:tcPr>
+            <w:tcW w:type="dxa" w:w="2608"/>
+          </w:tcPr>
+          <w:p>
+            <w:pPr>
+              <w:keepNext/>
+            </w:pPr>
+            <w:r/>
+            <w:r>
+              <w:rPr>
+                <w:b w:val="0"/>
+                <w:sz w:val="19"/>
+              </w:rPr>
+              <w:t>unknown</w:t>
+            </w:r>
+          </w:p>
+        </w:tc>
+        <w:tc>
+          <w:tcPr>
+            <w:tcW w:type="dxa" w:w="1134"/>
+          </w:tcPr>
+          <w:p>
+            <w:pPr>
+              <w:keepNext/>
+            </w:pPr>
+            <w:r/>
+            <w:r>
+              <w:rPr>
+                <w:b w:val="0"/>
+                <w:sz w:val="19"/>
+              </w:rPr>
+              <w:t>check</w:t>
+            </w:r>
+          </w:p>
+        </w:tc>
+        <w:tc>
+          <w:tcPr>
+            <w:tcW w:type="dxa" w:w="794"/>
+          </w:tcPr>
+          <w:p>
+            <w:pPr>
+              <w:keepNext/>
+              <w:jc w:val="right"/>
+            </w:pPr>
+            <w:r/>
+            <w:r>
+              <w:rPr>
+                <w:b w:val="0"/>
+                <w:sz w:val="19"/>
+              </w:rPr>
+              <w:t>10</w:t>
+            </w:r>
+          </w:p>
+        </w:tc>
+        <w:tc>
+          <w:tcPr>
+            <w:tcW w:type="dxa" w:w="794"/>
+          </w:tcPr>
+          <w:p>
+            <w:pPr>
+              <w:keepNext/>
+              <w:jc w:val="right"/>
+            </w:pPr>
+            <w:r/>
+            <w:r>
+              <w:rPr>
+                <w:b w:val="0"/>
+                <w:sz w:val="19"/>
+              </w:rPr>
+              <w:t>0</w:t>
+            </w:r>
+          </w:p>
+        </w:tc>
+      </w:tr>
+      <w:tr>
+        <w:trPr>
+          <w:cantSplit/>
+        </w:trPr>
+        <w:tc>
+          <w:tcPr>
+            <w:tcW w:type="dxa" w:w="907"/>
+          </w:tcPr>
+          <w:p>
+            <w:pPr>
+              <w:keepNext/>
+            </w:pPr>
+            <w:r/>
+            <w:r>
+              <w:rPr>
+                <w:b w:val="0"/>
+                <w:sz w:val="19"/>
+              </w:rPr>
+              <w:t>none</w:t>
+            </w:r>
+          </w:p>
+        </w:tc>
+        <w:tc>
+          <w:tcPr>
+            <w:tcW w:type="dxa" w:w="2154"/>
+          </w:tcPr>
+          <w:p>
+            <w:pPr>
+              <w:keepNext/>
+            </w:pPr>
+            <w:r/>
+            <w:r>
+              <w:rPr>
+                <w:b w:val="0"/>
+                <w:sz w:val="19"/>
+              </w:rPr>
+              <w:t>other</w:t>
+            </w:r>
+          </w:p>
+        </w:tc>
+        <w:tc>
+          <w:tcPr>
+            <w:tcW w:type="dxa" w:w="2608"/>
+          </w:tcPr>
+          <w:p>
+            <w:pPr>
+              <w:keepNext/>
+            </w:pPr>
+            <w:r/>
+            <w:r>
+              <w:rPr>
+                <w:b w:val="0"/>
+                <w:sz w:val="19"/>
+              </w:rPr>
+              <w:t>unknown</w:t>
+            </w:r>
+          </w:p>
+        </w:tc>
+        <w:tc>
+          <w:tcPr>
+            <w:tcW w:type="dxa" w:w="1134"/>
+          </w:tcPr>
+          <w:p>
+            <w:pPr>
+              <w:keepNext/>
+            </w:pPr>
+            <w:r/>
+            <w:r>
+              <w:rPr>
+                <w:b w:val="0"/>
+                <w:sz w:val="19"/>
+              </w:rPr>
+              <w:t>check</w:t>
+            </w:r>
+          </w:p>
+        </w:tc>
+        <w:tc>
+          <w:tcPr>
+            <w:tcW w:type="dxa" w:w="794"/>
+          </w:tcPr>
+          <w:p>
+            <w:pPr>
+              <w:keepNext/>
+              <w:jc w:val="right"/>
+            </w:pPr>
+            <w:r/>
+            <w:r>
+              <w:rPr>
+                <w:b w:val="0"/>
+                <w:sz w:val="19"/>
+              </w:rPr>
+              <w:t>7</w:t>
+            </w:r>
+          </w:p>
+        </w:tc>
+        <w:tc>
+          <w:tcPr>
+            <w:tcW w:type="dxa" w:w="794"/>
+          </w:tcPr>
+          <w:p>
+            <w:pPr>
+              <w:keepNext/>
+              <w:jc w:val="right"/>
+            </w:pPr>
+            <w:r/>
+            <w:r>
+              <w:rPr>
+                <w:b w:val="0"/>
+                <w:sz w:val="19"/>
+              </w:rPr>
+              <w:t>1</w:t>
+            </w:r>
+          </w:p>
+        </w:tc>
+      </w:tr>
+      <w:tr>
+        <w:trPr>
+          <w:cantSplit/>
+        </w:trPr>
+        <w:tc>
+          <w:tcPr>
+            <w:tcW w:type="dxa" w:w="907"/>
+          </w:tcPr>
+          <w:p>
+            <w:pPr>
+              <w:keepNext/>
+            </w:pPr>
+            <w:r/>
+            <w:r>
+              <w:rPr>
+                <w:b w:val="0"/>
+                <w:sz w:val="19"/>
+              </w:rPr>
+              <w:t>3403</w:t>
+            </w:r>
+          </w:p>
+        </w:tc>
+        <w:tc>
+          <w:tcPr>
+            <w:tcW w:type="dxa" w:w="2154"/>
+          </w:tcPr>
+          <w:p>
+            <w:pPr>
+              <w:keepNext/>
+            </w:pPr>
+            <w:r/>
+            <w:r>
+              <w:rPr>
+                <w:b w:val="0"/>
+                <w:sz w:val="19"/>
+              </w:rPr>
+              <w:t>Lubricants</w:t>
+            </w:r>
+          </w:p>
+        </w:tc>
+        <w:tc>
+          <w:tcPr>
+            <w:tcW w:type="dxa" w:w="2608"/>
+          </w:tcPr>
+          <w:p>
+            <w:pPr>
+              <w:keepNext/>
+            </w:pPr>
+            <w:r/>
+            <w:r>
+              <w:rPr>
+                <w:b w:val="0"/>
+                <w:sz w:val="19"/>
+              </w:rPr>
+              <w:t>possibly aerosols or flammable liquids (class 2 / 3)</w:t>
+            </w:r>
+          </w:p>
+        </w:tc>
+        <w:tc>
+          <w:tcPr>
+            <w:tcW w:type="dxa" w:w="1134"/>
+          </w:tcPr>
+          <w:p>
+            <w:pPr>
+              <w:keepNext/>
+            </w:pPr>
+            <w:r/>
+            <w:r>
+              <w:rPr>
+                <w:b w:val="0"/>
+                <w:sz w:val="19"/>
+              </w:rPr>
+              <w:t>PGS 15</w:t>
+            </w:r>
+          </w:p>
+        </w:tc>
+        <w:tc>
+          <w:tcPr>
+            <w:tcW w:type="dxa" w:w="794"/>
+          </w:tcPr>
+          <w:p>
+            <w:pPr>
+              <w:keepNext/>
+              <w:jc w:val="right"/>
+            </w:pPr>
+            <w:r/>
+            <w:r>
+              <w:rPr>
+                <w:b w:val="0"/>
+                <w:sz w:val="19"/>
+              </w:rPr>
+              <w:t>6</w:t>
+            </w:r>
+          </w:p>
+        </w:tc>
+        <w:tc>
+          <w:tcPr>
+            <w:tcW w:type="dxa" w:w="794"/>
+          </w:tcPr>
+          <w:p>
+            <w:pPr>
+              <w:keepNext/>
+              <w:jc w:val="right"/>
+            </w:pPr>
+            <w:r/>
+            <w:r>
+              <w:rPr>
+                <w:b w:val="0"/>
+                <w:sz w:val="19"/>
+              </w:rPr>
+              <w:t>0</w:t>
+            </w:r>
+          </w:p>
+        </w:tc>
+      </w:tr>
+      <w:tr>
+        <w:trPr>
+          <w:cantSplit/>
+        </w:trPr>
+        <w:tc>
+          <w:tcPr>
+            <w:tcW w:type="dxa" w:w="907"/>
+          </w:tcPr>
+          <w:p>
+            <w:pPr>
+              <w:keepNext/>
+            </w:pPr>
+            <w:r/>
+            <w:r>
+              <w:rPr>
+                <w:b w:val="0"/>
+                <w:sz w:val="19"/>
+              </w:rPr>
+              <w:t>8507</w:t>
+            </w:r>
+          </w:p>
+        </w:tc>
+        <w:tc>
+          <w:tcPr>
+            <w:tcW w:type="dxa" w:w="2154"/>
+          </w:tcPr>
+          <w:p>
+            <w:pPr>
+              <w:keepNext/>
+            </w:pPr>
+            <w:r/>
+            <w:r>
+              <w:rPr>
+                <w:b w:val="0"/>
+                <w:sz w:val="19"/>
+              </w:rPr>
+              <w:t>Batteries (loose)</w:t>
+            </w:r>
+          </w:p>
+        </w:tc>
+        <w:tc>
+          <w:tcPr>
+            <w:tcW w:type="dxa" w:w="2608"/>
+          </w:tcPr>
+          <w:p>
+            <w:pPr>
+              <w:keepNext/>
+            </w:pPr>
+            <w:r/>
+            <w:r>
+              <w:rPr>
+                <w:b w:val="0"/>
+                <w:sz w:val="19"/>
+              </w:rPr>
+              <w:t>lithium batteries (UN3480 / UN3090, class 9)</w:t>
+            </w:r>
+          </w:p>
+        </w:tc>
+        <w:tc>
+          <w:tcPr>
+            <w:tcW w:type="dxa" w:w="1134"/>
+          </w:tcPr>
+          <w:p>
+            <w:pPr>
+              <w:keepNext/>
+            </w:pPr>
+            <w:r/>
+            <w:r>
+              <w:rPr>
+                <w:b w:val="0"/>
+                <w:sz w:val="19"/>
+              </w:rPr>
+              <w:t>PGS 37-2</w:t>
+            </w:r>
+          </w:p>
+        </w:tc>
+        <w:tc>
+          <w:tcPr>
+            <w:tcW w:type="dxa" w:w="794"/>
+          </w:tcPr>
+          <w:p>
+            <w:pPr>
+              <w:keepNext/>
+              <w:jc w:val="right"/>
+            </w:pPr>
+            <w:r/>
+            <w:r>
+              <w:rPr>
+                <w:b w:val="0"/>
+                <w:sz w:val="19"/>
+              </w:rPr>
+              <w:t>5</w:t>
+            </w:r>
+          </w:p>
+        </w:tc>
+        <w:tc>
+          <w:tcPr>
+            <w:tcW w:type="dxa" w:w="794"/>
+          </w:tcPr>
+          <w:p>
+            <w:pPr>
+              <w:keepNext/>
+              <w:jc w:val="right"/>
+            </w:pPr>
+            <w:r/>
+            <w:r>
+              <w:rPr>
+                <w:b w:val="0"/>
+                <w:sz w:val="19"/>
+              </w:rPr>
+              <w:t>0</w:t>
+            </w:r>
+          </w:p>
+        </w:tc>
+      </w:tr>
+      <w:tr>
+        <w:trPr>
+          <w:cantSplit/>
+        </w:trPr>
+        <w:tc>
+          <w:tcPr>
+            <w:tcW w:type="dxa" w:w="907"/>
+          </w:tcPr>
+          <w:p>
+            <w:r/>
+            <w:r>
+              <w:rPr>
+                <w:b w:val="0"/>
+                <w:sz w:val="19"/>
+              </w:rPr>
+              <w:t>8479</w:t>
+            </w:r>
+          </w:p>
+        </w:tc>
+        <w:tc>
+          <w:tcPr>
+            <w:tcW w:type="dxa" w:w="2154"/>
+          </w:tcPr>
+          <w:p>
+            <w:r/>
+            <w:r>
+              <w:rPr>
+                <w:b w:val="0"/>
+                <w:sz w:val="19"/>
+              </w:rPr>
+              <w:t>other</w:t>
+            </w:r>
+          </w:p>
+        </w:tc>
+        <w:tc>
+          <w:tcPr>
+            <w:tcW w:type="dxa" w:w="2608"/>
+          </w:tcPr>
+          <w:p>
+            <w:r/>
+            <w:r>
+              <w:rPr>
+                <w:b w:val="0"/>
+                <w:sz w:val="19"/>
+              </w:rPr>
+              <w:t>unknown</w:t>
+            </w:r>
+          </w:p>
+        </w:tc>
+        <w:tc>
+          <w:tcPr>
+            <w:tcW w:type="dxa" w:w="1134"/>
+          </w:tcPr>
+          <w:p>
+            <w:r/>
+            <w:r>
+              <w:rPr>
+                <w:b w:val="0"/>
+                <w:sz w:val="19"/>
+              </w:rPr>
+              <w:t>check</w:t>
+            </w:r>
+          </w:p>
+        </w:tc>
+        <w:tc>
+          <w:tcPr>
+            <w:tcW w:type="dxa" w:w="794"/>
+          </w:tcPr>
+          <w:p>
+            <w:pPr>
+              <w:jc w:val="right"/>
+            </w:pPr>
+            <w:r/>
+            <w:r>
+              <w:rPr>
+                <w:b w:val="0"/>
+                <w:sz w:val="19"/>
+              </w:rPr>
+              <w:t>2</w:t>
+            </w:r>
+          </w:p>
+        </w:tc>
+        <w:tc>
+          <w:tcPr>
+            <w:tcW w:type="dxa" w:w="794"/>
+          </w:tcPr>
+          <w:p>
+            <w:pPr>
+              <w:jc w:val="right"/>
+            </w:pPr>
+            <w:r/>
+            <w:r>
+              <w:rPr>
+                <w:b w:val="0"/>
+                <w:sz w:val="19"/>
+              </w:rPr>
+              <w:t>0</w:t>
+            </w:r>
+          </w:p>
+        </w:tc>
+      </w:tr>
+    </w:tbl>
+    <w:p>
+      <w:pPr>
+        <w:spacing w:after="40"/>
+      </w:pPr>
+    </w:p>
+    <w:p>
+      <w:pPr>
+        <w:pStyle w:val="ListBullet"/>
+      </w:pPr>
+      <w:r>
+        <w:rPr>
+          <w:b w:val="0"/>
+          <w:sz w:val="21"/>
+        </w:rPr>
+      </w:r>
+      <w:r>
+        <w:rPr>
+          <w:b/>
+          <w:sz w:val="21"/>
+        </w:rPr>
+        <w:t>97% of hazardous loads are electronic security products</w:t>
+      </w:r>
+      <w:r>
+        <w:rPr>
+          <w:b w:val="0"/>
+          <w:sz w:val="21"/>
+        </w:rPr>
+        <w:t xml:space="preserve"> (safes, locks, alarms, cameras, readers) — most likely with lithium cells inside (UN3481/UN3091, class 9). Storage then follows PGS 37-2 (from 333 kg; 1,000 kg for small cells, S029), not PGS 15.</w:t>
+      </w:r>
+    </w:p>
+    <w:p>
+      <w:pPr>
+        <w:pStyle w:val="ListBullet"/>
+      </w:pPr>
+      <w:r>
+        <w:rPr>
+          <w:b w:val="0"/>
+          <w:sz w:val="21"/>
+        </w:rPr>
+      </w:r>
+      <w:r>
+        <w:rPr>
+          <w:b/>
+          <w:sz w:val="21"/>
+        </w:rPr>
+        <w:t>Only a few loads are chemicals</w:t>
+      </w:r>
+      <w:r>
+        <w:rPr>
+          <w:b w:val="0"/>
+          <w:sz w:val="21"/>
+        </w:rPr>
+        <w:t xml:space="preserve"> (lubricants → PGS 15 if aerosols or flammable), and 33 loads of cardboard boxes look like a wrong flag.</w:t>
+      </w:r>
+    </w:p>
+    <w:p>
+      <w:pPr>
+        <w:pStyle w:val="ListBullet"/>
+      </w:pPr>
+      <w:r>
+        <w:rPr>
+          <w:b w:val="0"/>
+          <w:sz w:val="21"/>
+        </w:rPr>
+      </w:r>
+      <w:r>
+        <w:rPr>
+          <w:b/>
+          <w:sz w:val="21"/>
+        </w:rPr>
+        <w:t>To confirm with Assa Abloy:</w:t>
+      </w:r>
+      <w:r>
+        <w:rPr>
+          <w:b w:val="0"/>
+          <w:sz w:val="21"/>
+        </w:rPr>
+        <w:t xml:space="preserve"> the UN numbers on the safety data sheets. The hazmat section and its fire separation are sized after that and are not in this budget.</w:t>
+      </w:r>
     </w:p>
     <w:p>
       <w:pPr>
@@ -8030,7 +11549,7 @@
           <w:color w:val="222222"/>
           <w:sz w:val="21"/>
         </w:rPr>
-        <w:t>The capacity plan (D2 §6) is turned into money in three steps: (1) count what the design needs (positions, bays, trucks, people), (2) multiply by a price from a public source or a labelled assumption (Section 7), (3) add it up per year. Trucks are leased with full service (repairs included), so they are OPEX, not CAPEX. The building, dock levellers, sprinklers and the hazmat compartment are outside the project scope and not included.</w:t>
+        <w:t>The capacity plan (D2 §6) is turned into money in three steps: (1) count what the design needs (positions, bays, trucks, people), (2) multiply by a price from a public source or a labelled assumption (Section 7), (3) add it up per year. Labour is costed at €20 per hour for an operator (feedback; €28 tested as the high case). Trucks are leased with full service (repairs included), so they are OPEX. The building, dock levellers, sprinklers and the hazmat compartment are outside the project scope and not included.</w:t>
       </w:r>
     </w:p>
     <w:p>
@@ -8049,7 +11568,7 @@
       <w:r>
         <w:drawing>
           <wp:inline xmlns:a="http://schemas.openxmlformats.org/drawingml/2006/main" xmlns:pic="http://schemas.openxmlformats.org/drawingml/2006/picture">
-            <wp:extent cx="4860000" cy="2720310"/>
+            <wp:extent cx="4860000" cy="2946106"/>
             <wp:docPr id="6" name="Picture 6"/>
             <wp:cNvGraphicFramePr>
               <a:graphicFrameLocks noChangeAspect="1"/>
@@ -8070,7 +11589,7 @@
                   <pic:spPr>
                     <a:xfrm>
                       <a:off x="0" y="0"/>
-                      <a:ext cx="4860000" cy="2720310"/>
+                      <a:ext cx="4860000" cy="2946106"/>
                     </a:xfrm>
                     <a:prstGeom prst="rect"/>
                   </pic:spPr>
@@ -8093,7 +11612,7 @@
           <w:color w:val="666666"/>
           <w:sz w:val="17"/>
         </w:rPr>
-        <w:t>Fig 6. CAPEX by group — total €1,627k.</w:t>
+        <w:t>Fig 6. CAPEX by group — total €1,617k.</w:t>
       </w:r>
     </w:p>
     <w:tbl>
@@ -8242,7 +11761,7 @@
                 <w:b w:val="0"/>
                 <w:sz w:val="19"/>
               </w:rPr>
-              <w:t>9,504 positions</w:t>
+              <w:t>8,640 positions</w:t>
             </w:r>
           </w:p>
         </w:tc>
@@ -8280,7 +11799,7 @@
                 <w:b w:val="0"/>
                 <w:sz w:val="19"/>
               </w:rPr>
-              <w:t>€1,235,520</w:t>
+              <w:t>€1,123,200</w:t>
             </w:r>
           </w:p>
         </w:tc>
@@ -8322,7 +11841,7 @@
                 <w:b w:val="0"/>
                 <w:sz w:val="19"/>
               </w:rPr>
-              <w:t>Cantilever racking for goods &gt; 2.4 m</w:t>
+              <w:t>Long-goods racking, 4.5 m bays (2.05 m pallets)</w:t>
             </w:r>
           </w:p>
         </w:tc>
@@ -8340,7 +11859,7 @@
                 <w:b w:val="0"/>
                 <w:sz w:val="19"/>
               </w:rPr>
-              <w:t>40 arm positions</w:t>
+              <w:t>320 positions</w:t>
             </w:r>
           </w:p>
         </w:tc>
@@ -8359,7 +11878,7 @@
                 <w:b w:val="0"/>
                 <w:sz w:val="19"/>
               </w:rPr>
-              <w:t>€250</w:t>
+              <w:t>€160</w:t>
             </w:r>
           </w:p>
         </w:tc>
@@ -8378,7 +11897,7 @@
                 <w:b w:val="0"/>
                 <w:sz w:val="19"/>
               </w:rPr>
-              <w:t>€10,000</w:t>
+              <w:t>€51,200</w:t>
             </w:r>
           </w:p>
         </w:tc>
@@ -8457,7 +11976,7 @@
                 <w:b w:val="0"/>
                 <w:sz w:val="19"/>
               </w:rPr>
-              <w:t>€61,776</w:t>
+              <w:t>€58,240</w:t>
             </w:r>
           </w:p>
         </w:tc>
@@ -8476,7 +11995,7 @@
                 <w:b w:val="0"/>
                 <w:sz w:val="19"/>
               </w:rPr>
-              <w:t>€61,776</w:t>
+              <w:t>€58,240</w:t>
             </w:r>
           </w:p>
         </w:tc>
@@ -8518,7 +12037,7 @@
                 <w:b w:val="0"/>
                 <w:sz w:val="19"/>
               </w:rPr>
-              <w:t>Carton-flow bays, fast-pick area</w:t>
+              <w:t>Bin shelving for small parts (next to the put-wall)</w:t>
             </w:r>
           </w:p>
         </w:tc>
@@ -8536,7 +12055,7 @@
                 <w:b w:val="0"/>
                 <w:sz w:val="19"/>
               </w:rPr>
-              <w:t>31 bays</w:t>
+              <w:t>188 bays</w:t>
             </w:r>
           </w:p>
         </w:tc>
@@ -8555,7 +12074,7 @@
                 <w:b w:val="0"/>
                 <w:sz w:val="19"/>
               </w:rPr>
-              <w:t>€1,800</w:t>
+              <w:t>€200</w:t>
             </w:r>
           </w:p>
         </w:tc>
@@ -8574,7 +12093,7 @@
                 <w:b w:val="0"/>
                 <w:sz w:val="19"/>
               </w:rPr>
-              <w:t>€55,800</w:t>
+              <w:t>€37,600</w:t>
             </w:r>
           </w:p>
         </w:tc>
@@ -8593,7 +12112,7 @@
                 <w:b w:val="0"/>
                 <w:sz w:val="19"/>
               </w:rPr>
-              <w:t>A034 / S025</w:t>
+              <w:t>A042 / S030</w:t>
             </w:r>
           </w:p>
         </w:tc>
@@ -8616,7 +12135,7 @@
                 <w:b w:val="0"/>
                 <w:sz w:val="19"/>
               </w:rPr>
-              <w:t>Pick trolleys (3-tier, 6 totes)</w:t>
+              <w:t>Half-bins and dividers</w:t>
             </w:r>
           </w:p>
         </w:tc>
@@ -8634,7 +12153,7 @@
                 <w:b w:val="0"/>
                 <w:sz w:val="19"/>
               </w:rPr>
-              <w:t>6 trolleys</w:t>
+              <w:t>3,948 slots</w:t>
             </w:r>
           </w:p>
         </w:tc>
@@ -8653,7 +12172,7 @@
                 <w:b w:val="0"/>
                 <w:sz w:val="19"/>
               </w:rPr>
-              <w:t>€433</w:t>
+              <w:t>€8.00</w:t>
             </w:r>
           </w:p>
         </w:tc>
@@ -8672,7 +12191,7 @@
                 <w:b w:val="0"/>
                 <w:sz w:val="19"/>
               </w:rPr>
-              <w:t>€2,598</w:t>
+              <w:t>€31,584</w:t>
             </w:r>
           </w:p>
         </w:tc>
@@ -8691,7 +12210,7 @@
                 <w:b w:val="0"/>
                 <w:sz w:val="19"/>
               </w:rPr>
-              <w:t>S011 / S025</w:t>
+              <w:t>A042 / S025</w:t>
             </w:r>
           </w:p>
         </w:tc>
@@ -8714,7 +12233,7 @@
                 <w:b w:val="0"/>
                 <w:sz w:val="19"/>
               </w:rPr>
-              <w:t>Totes 600 x 400</w:t>
+              <w:t>Carton-flow bays, fast-pick area</w:t>
             </w:r>
           </w:p>
         </w:tc>
@@ -8732,7 +12251,7 @@
                 <w:b w:val="0"/>
                 <w:sz w:val="19"/>
               </w:rPr>
-              <w:t>54 totes</w:t>
+              <w:t>31 bays</w:t>
             </w:r>
           </w:p>
         </w:tc>
@@ -8751,7 +12270,7 @@
                 <w:b w:val="0"/>
                 <w:sz w:val="19"/>
               </w:rPr>
-              <w:t>€16</w:t>
+              <w:t>€1,800</w:t>
             </w:r>
           </w:p>
         </w:tc>
@@ -8770,7 +12289,7 @@
                 <w:b w:val="0"/>
                 <w:sz w:val="19"/>
               </w:rPr>
-              <w:t>€864</w:t>
+              <w:t>€55,800</w:t>
             </w:r>
           </w:p>
         </w:tc>
@@ -8789,7 +12308,7 @@
                 <w:b w:val="0"/>
                 <w:sz w:val="19"/>
               </w:rPr>
-              <w:t>S025</w:t>
+              <w:t>A034 / S025</w:t>
             </w:r>
           </w:p>
         </w:tc>
@@ -8812,7 +12331,7 @@
                 <w:b w:val="0"/>
                 <w:sz w:val="19"/>
               </w:rPr>
-              <w:t>Put-to-light wall (slots)</w:t>
+              <w:t>Pick trolleys (3-tier, 6 totes)</w:t>
             </w:r>
           </w:p>
         </w:tc>
@@ -8830,7 +12349,7 @@
                 <w:b w:val="0"/>
                 <w:sz w:val="19"/>
               </w:rPr>
-              <w:t>90 slots</w:t>
+              <w:t>6 trolleys</w:t>
             </w:r>
           </w:p>
         </w:tc>
@@ -8849,7 +12368,7 @@
                 <w:b w:val="0"/>
                 <w:sz w:val="19"/>
               </w:rPr>
-              <w:t>€150</w:t>
+              <w:t>€433</w:t>
             </w:r>
           </w:p>
         </w:tc>
@@ -8868,7 +12387,7 @@
                 <w:b w:val="0"/>
                 <w:sz w:val="19"/>
               </w:rPr>
-              <w:t>€13,500</w:t>
+              <w:t>€2,598</w:t>
             </w:r>
           </w:p>
         </w:tc>
@@ -8887,7 +12406,7 @@
                 <w:b w:val="0"/>
                 <w:sz w:val="19"/>
               </w:rPr>
-              <w:t>A035 / S025</w:t>
+              <w:t>S011 / S025</w:t>
             </w:r>
           </w:p>
         </w:tc>
@@ -8910,7 +12429,7 @@
                 <w:b w:val="0"/>
                 <w:sz w:val="19"/>
               </w:rPr>
-              <w:t>Put-to-light installation + WMS link</w:t>
+              <w:t>Totes 600 x 400</w:t>
             </w:r>
           </w:p>
         </w:tc>
@@ -8928,7 +12447,7 @@
                 <w:b w:val="0"/>
                 <w:sz w:val="19"/>
               </w:rPr>
-              <w:t>1 lot</w:t>
+              <w:t>54 totes</w:t>
             </w:r>
           </w:p>
         </w:tc>
@@ -8947,7 +12466,7 @@
                 <w:b w:val="0"/>
                 <w:sz w:val="19"/>
               </w:rPr>
-              <w:t>€12,000</w:t>
+              <w:t>€16</w:t>
             </w:r>
           </w:p>
         </w:tc>
@@ -8966,7 +12485,7 @@
                 <w:b w:val="0"/>
                 <w:sz w:val="19"/>
               </w:rPr>
-              <w:t>€12,000</w:t>
+              <w:t>€864</w:t>
             </w:r>
           </w:p>
         </w:tc>
@@ -8985,7 +12504,7 @@
                 <w:b w:val="0"/>
                 <w:sz w:val="19"/>
               </w:rPr>
-              <w:t>A035 / S025</w:t>
+              <w:t>S025</w:t>
             </w:r>
           </w:p>
         </w:tc>
@@ -9008,7 +12527,7 @@
                 <w:b w:val="0"/>
                 <w:sz w:val="19"/>
               </w:rPr>
-              <w:t>Pack stations (bench, scale, label printer)</w:t>
+              <w:t>Put-to-light wall (slots)</w:t>
             </w:r>
           </w:p>
         </w:tc>
@@ -9026,7 +12545,7 @@
                 <w:b w:val="0"/>
                 <w:sz w:val="19"/>
               </w:rPr>
-              <w:t>4 stations</w:t>
+              <w:t>90 slots</w:t>
             </w:r>
           </w:p>
         </w:tc>
@@ -9045,7 +12564,7 @@
                 <w:b w:val="0"/>
                 <w:sz w:val="19"/>
               </w:rPr>
-              <w:t>€2,500</w:t>
+              <w:t>€150</w:t>
             </w:r>
           </w:p>
         </w:tc>
@@ -9064,7 +12583,7 @@
                 <w:b w:val="0"/>
                 <w:sz w:val="19"/>
               </w:rPr>
-              <w:t>€10,000</w:t>
+              <w:t>€13,500</w:t>
             </w:r>
           </w:p>
         </w:tc>
@@ -9083,7 +12602,7 @@
                 <w:b w:val="0"/>
                 <w:sz w:val="19"/>
               </w:rPr>
-              <w:t>A036</w:t>
+              <w:t>A035 / S025</w:t>
             </w:r>
           </w:p>
         </w:tc>
@@ -9106,7 +12625,7 @@
                 <w:b w:val="0"/>
                 <w:sz w:val="19"/>
               </w:rPr>
-              <w:t>Stretch wrapper (packing)</w:t>
+              <w:t>Put-to-light installation + WMS link</w:t>
             </w:r>
           </w:p>
         </w:tc>
@@ -9124,7 +12643,7 @@
                 <w:b w:val="0"/>
                 <w:sz w:val="19"/>
               </w:rPr>
-              <w:t>1 units</w:t>
+              <w:t>1 lot</w:t>
             </w:r>
           </w:p>
         </w:tc>
@@ -9143,7 +12662,7 @@
                 <w:b w:val="0"/>
                 <w:sz w:val="19"/>
               </w:rPr>
-              <w:t>€3,849</w:t>
+              <w:t>€12,000</w:t>
             </w:r>
           </w:p>
         </w:tc>
@@ -9162,7 +12681,7 @@
                 <w:b w:val="0"/>
                 <w:sz w:val="19"/>
               </w:rPr>
-              <w:t>€3,849</w:t>
+              <w:t>€12,000</w:t>
             </w:r>
           </w:p>
         </w:tc>
@@ -9181,7 +12700,7 @@
                 <w:b w:val="0"/>
                 <w:sz w:val="19"/>
               </w:rPr>
-              <w:t>S025</w:t>
+              <w:t>A035 / S025</w:t>
             </w:r>
           </w:p>
         </w:tc>
@@ -9204,7 +12723,7 @@
                 <w:b w:val="0"/>
                 <w:sz w:val="19"/>
               </w:rPr>
-              <w:t>Roll cages for parcels</w:t>
+              <w:t>Pack stations (bench, scale, label printer)</w:t>
             </w:r>
           </w:p>
         </w:tc>
@@ -9222,7 +12741,7 @@
                 <w:b w:val="0"/>
                 <w:sz w:val="19"/>
               </w:rPr>
-              <w:t>41 cages</w:t>
+              <w:t>4 stations</w:t>
             </w:r>
           </w:p>
         </w:tc>
@@ -9241,7 +12760,7 @@
                 <w:b w:val="0"/>
                 <w:sz w:val="19"/>
               </w:rPr>
-              <w:t>€150</w:t>
+              <w:t>€2,500</w:t>
             </w:r>
           </w:p>
         </w:tc>
@@ -9260,7 +12779,7 @@
                 <w:b w:val="0"/>
                 <w:sz w:val="19"/>
               </w:rPr>
-              <w:t>€6,150</w:t>
+              <w:t>€10,000</w:t>
             </w:r>
           </w:p>
         </w:tc>
@@ -9302,7 +12821,7 @@
                 <w:b w:val="0"/>
                 <w:sz w:val="19"/>
               </w:rPr>
-              <w:t>Extendable roller conveyor (into the container)</w:t>
+              <w:t>Stretch wrapper (packing)</w:t>
             </w:r>
           </w:p>
         </w:tc>
@@ -9320,7 +12839,7 @@
                 <w:b w:val="0"/>
                 <w:sz w:val="19"/>
               </w:rPr>
-              <w:t>2 units</w:t>
+              <w:t>1 units</w:t>
             </w:r>
           </w:p>
         </w:tc>
@@ -9339,7 +12858,7 @@
                 <w:b w:val="0"/>
                 <w:sz w:val="19"/>
               </w:rPr>
-              <w:t>€1,250</w:t>
+              <w:t>€3,849</w:t>
             </w:r>
           </w:p>
         </w:tc>
@@ -9358,7 +12877,7 @@
                 <w:b w:val="0"/>
                 <w:sz w:val="19"/>
               </w:rPr>
-              <w:t>€2,500</w:t>
+              <w:t>€3,849</w:t>
             </w:r>
           </w:p>
         </w:tc>
@@ -9400,7 +12919,7 @@
                 <w:b w:val="0"/>
                 <w:sz w:val="19"/>
               </w:rPr>
-              <w:t>Stretch wrapper (newly built pallets)</w:t>
+              <w:t>Roll cages for parcels</w:t>
             </w:r>
           </w:p>
         </w:tc>
@@ -9418,7 +12937,7 @@
                 <w:b w:val="0"/>
                 <w:sz w:val="19"/>
               </w:rPr>
-              <w:t>1 units</w:t>
+              <w:t>41 cages</w:t>
             </w:r>
           </w:p>
         </w:tc>
@@ -9437,7 +12956,7 @@
                 <w:b w:val="0"/>
                 <w:sz w:val="19"/>
               </w:rPr>
-              <w:t>€3,849</w:t>
+              <w:t>€150</w:t>
             </w:r>
           </w:p>
         </w:tc>
@@ -9456,7 +12975,7 @@
                 <w:b w:val="0"/>
                 <w:sz w:val="19"/>
               </w:rPr>
-              <w:t>€3,849</w:t>
+              <w:t>€6,150</w:t>
             </w:r>
           </w:p>
         </w:tc>
@@ -9475,7 +12994,7 @@
                 <w:b w:val="0"/>
                 <w:sz w:val="19"/>
               </w:rPr>
-              <w:t>S025</w:t>
+              <w:t>A036</w:t>
             </w:r>
           </w:p>
         </w:tc>
@@ -9498,7 +13017,7 @@
                 <w:b w:val="0"/>
                 <w:sz w:val="19"/>
               </w:rPr>
-              <w:t>RF terminals with cradles</w:t>
+              <w:t>Extendable roller conveyor (into the container)</w:t>
             </w:r>
           </w:p>
         </w:tc>
@@ -9516,7 +13035,7 @@
                 <w:b w:val="0"/>
                 <w:sz w:val="19"/>
               </w:rPr>
-              <w:t>14 units</w:t>
+              <w:t>2 units</w:t>
             </w:r>
           </w:p>
         </w:tc>
@@ -9535,7 +13054,7 @@
                 <w:b w:val="0"/>
                 <w:sz w:val="19"/>
               </w:rPr>
-              <w:t>€1,500</w:t>
+              <w:t>€1,250</w:t>
             </w:r>
           </w:p>
         </w:tc>
@@ -9554,7 +13073,7 @@
                 <w:b w:val="0"/>
                 <w:sz w:val="19"/>
               </w:rPr>
-              <w:t>€21,000</w:t>
+              <w:t>€2,500</w:t>
             </w:r>
           </w:p>
         </w:tc>
@@ -9573,7 +13092,7 @@
                 <w:b w:val="0"/>
                 <w:sz w:val="19"/>
               </w:rPr>
-              <w:t>A036 / S025</w:t>
+              <w:t>S025</w:t>
             </w:r>
           </w:p>
         </w:tc>
@@ -9596,7 +13115,7 @@
                 <w:b w:val="0"/>
                 <w:sz w:val="19"/>
               </w:rPr>
-              <w:t>WMS set-up: waves, put-wall, slotting, putaway rules</w:t>
+              <w:t>Stretch wrapper (newly built pallets)</w:t>
             </w:r>
           </w:p>
         </w:tc>
@@ -9614,7 +13133,7 @@
                 <w:b w:val="0"/>
                 <w:sz w:val="19"/>
               </w:rPr>
-              <w:t>1 lot</w:t>
+              <w:t>1 units</w:t>
             </w:r>
           </w:p>
         </w:tc>
@@ -9633,7 +13152,7 @@
                 <w:b w:val="0"/>
                 <w:sz w:val="19"/>
               </w:rPr>
-              <w:t>€25,000</w:t>
+              <w:t>€3,849</w:t>
             </w:r>
           </w:p>
         </w:tc>
@@ -9652,7 +13171,7 @@
                 <w:b w:val="0"/>
                 <w:sz w:val="19"/>
               </w:rPr>
-              <w:t>€25,000</w:t>
+              <w:t>€3,849</w:t>
             </w:r>
           </w:p>
         </w:tc>
@@ -9671,7 +13190,7 @@
                 <w:b w:val="0"/>
                 <w:sz w:val="19"/>
               </w:rPr>
-              <w:t>A037</w:t>
+              <w:t>S025</w:t>
             </w:r>
           </w:p>
         </w:tc>
@@ -9694,7 +13213,7 @@
                 <w:b w:val="0"/>
                 <w:sz w:val="19"/>
               </w:rPr>
-              <w:t>Move-in / re-slotting (each load moved once)</w:t>
+              <w:t>RF terminals with cradles</w:t>
             </w:r>
           </w:p>
         </w:tc>
@@ -9712,7 +13231,7 @@
                 <w:b w:val="0"/>
                 <w:sz w:val="19"/>
               </w:rPr>
-              <w:t>11,015 loads</w:t>
+              <w:t>14 units</w:t>
             </w:r>
           </w:p>
         </w:tc>
@@ -9731,7 +13250,7 @@
                 <w:b w:val="0"/>
                 <w:sz w:val="19"/>
               </w:rPr>
-              <w:t>€1.34</w:t>
+              <w:t>€1,500</w:t>
             </w:r>
           </w:p>
         </w:tc>
@@ -9750,7 +13269,7 @@
                 <w:b w:val="0"/>
                 <w:sz w:val="19"/>
               </w:rPr>
-              <w:t>€14,813</w:t>
+              <w:t>€21,000</w:t>
             </w:r>
           </w:p>
         </w:tc>
@@ -9769,7 +13288,7 @@
                 <w:b w:val="0"/>
                 <w:sz w:val="19"/>
               </w:rPr>
-              <w:t>ETV cycle model + A030</w:t>
+              <w:t>A036 / S025</w:t>
             </w:r>
           </w:p>
         </w:tc>
@@ -9792,7 +13311,7 @@
                 <w:b w:val="0"/>
                 <w:sz w:val="19"/>
               </w:rPr>
-              <w:t>Contingency 10%</w:t>
+              <w:t>WMS set-up: waves, put-wall, slotting, putaway rules</w:t>
             </w:r>
           </w:p>
         </w:tc>
@@ -9829,7 +13348,7 @@
                 <w:b w:val="0"/>
                 <w:sz w:val="19"/>
               </w:rPr>
-              <w:t>€147,922</w:t>
+              <w:t>€25,000</w:t>
             </w:r>
           </w:p>
         </w:tc>
@@ -9848,7 +13367,7 @@
                 <w:b w:val="0"/>
                 <w:sz w:val="19"/>
               </w:rPr>
-              <w:t>€147,922</w:t>
+              <w:t>€25,000</w:t>
             </w:r>
           </w:p>
         </w:tc>
@@ -9881,6 +13400,202 @@
             <w:tcW w:type="dxa" w:w="3402"/>
           </w:tcPr>
           <w:p>
+            <w:pPr>
+              <w:keepNext/>
+            </w:pPr>
+            <w:r/>
+            <w:r>
+              <w:rPr>
+                <w:b w:val="0"/>
+                <w:sz w:val="19"/>
+              </w:rPr>
+              <w:t>Move-in / re-slotting (each load moved once)</w:t>
+            </w:r>
+          </w:p>
+        </w:tc>
+        <w:tc>
+          <w:tcPr>
+            <w:tcW w:type="dxa" w:w="1587"/>
+          </w:tcPr>
+          <w:p>
+            <w:pPr>
+              <w:keepNext/>
+            </w:pPr>
+            <w:r/>
+            <w:r>
+              <w:rPr>
+                <w:b w:val="0"/>
+                <w:sz w:val="19"/>
+              </w:rPr>
+              <w:t>11,015 loads</w:t>
+            </w:r>
+          </w:p>
+        </w:tc>
+        <w:tc>
+          <w:tcPr>
+            <w:tcW w:type="dxa" w:w="1134"/>
+          </w:tcPr>
+          <w:p>
+            <w:pPr>
+              <w:keepNext/>
+              <w:jc w:val="right"/>
+            </w:pPr>
+            <w:r/>
+            <w:r>
+              <w:rPr>
+                <w:b w:val="0"/>
+                <w:sz w:val="19"/>
+              </w:rPr>
+              <w:t>€1.03</w:t>
+            </w:r>
+          </w:p>
+        </w:tc>
+        <w:tc>
+          <w:tcPr>
+            <w:tcW w:type="dxa" w:w="1361"/>
+          </w:tcPr>
+          <w:p>
+            <w:pPr>
+              <w:keepNext/>
+              <w:jc w:val="right"/>
+            </w:pPr>
+            <w:r/>
+            <w:r>
+              <w:rPr>
+                <w:b w:val="0"/>
+                <w:sz w:val="19"/>
+              </w:rPr>
+              <w:t>€11,317</w:t>
+            </w:r>
+          </w:p>
+        </w:tc>
+        <w:tc>
+          <w:tcPr>
+            <w:tcW w:type="dxa" w:w="1587"/>
+          </w:tcPr>
+          <w:p>
+            <w:pPr>
+              <w:keepNext/>
+              <w:jc w:val="right"/>
+            </w:pPr>
+            <w:r/>
+            <w:r>
+              <w:rPr>
+                <w:b w:val="0"/>
+                <w:sz w:val="19"/>
+              </w:rPr>
+              <w:t>ETV cycle model + A030</w:t>
+            </w:r>
+          </w:p>
+        </w:tc>
+      </w:tr>
+      <w:tr>
+        <w:trPr>
+          <w:cantSplit/>
+        </w:trPr>
+        <w:tc>
+          <w:tcPr>
+            <w:tcW w:type="dxa" w:w="3402"/>
+          </w:tcPr>
+          <w:p>
+            <w:pPr>
+              <w:keepNext/>
+            </w:pPr>
+            <w:r/>
+            <w:r>
+              <w:rPr>
+                <w:b w:val="0"/>
+                <w:sz w:val="19"/>
+              </w:rPr>
+              <w:t>Contingency 10%</w:t>
+            </w:r>
+          </w:p>
+        </w:tc>
+        <w:tc>
+          <w:tcPr>
+            <w:tcW w:type="dxa" w:w="1587"/>
+          </w:tcPr>
+          <w:p>
+            <w:pPr>
+              <w:keepNext/>
+            </w:pPr>
+            <w:r/>
+            <w:r>
+              <w:rPr>
+                <w:b w:val="0"/>
+                <w:sz w:val="19"/>
+              </w:rPr>
+              <w:t>1 lot</w:t>
+            </w:r>
+          </w:p>
+        </w:tc>
+        <w:tc>
+          <w:tcPr>
+            <w:tcW w:type="dxa" w:w="1134"/>
+          </w:tcPr>
+          <w:p>
+            <w:pPr>
+              <w:keepNext/>
+              <w:jc w:val="right"/>
+            </w:pPr>
+            <w:r/>
+            <w:r>
+              <w:rPr>
+                <w:b w:val="0"/>
+                <w:sz w:val="19"/>
+              </w:rPr>
+              <w:t>€147,025</w:t>
+            </w:r>
+          </w:p>
+        </w:tc>
+        <w:tc>
+          <w:tcPr>
+            <w:tcW w:type="dxa" w:w="1361"/>
+          </w:tcPr>
+          <w:p>
+            <w:pPr>
+              <w:keepNext/>
+              <w:jc w:val="right"/>
+            </w:pPr>
+            <w:r/>
+            <w:r>
+              <w:rPr>
+                <w:b w:val="0"/>
+                <w:sz w:val="19"/>
+              </w:rPr>
+              <w:t>€147,025</w:t>
+            </w:r>
+          </w:p>
+        </w:tc>
+        <w:tc>
+          <w:tcPr>
+            <w:tcW w:type="dxa" w:w="1587"/>
+          </w:tcPr>
+          <w:p>
+            <w:pPr>
+              <w:keepNext/>
+              <w:jc w:val="right"/>
+            </w:pPr>
+            <w:r/>
+            <w:r>
+              <w:rPr>
+                <w:b w:val="0"/>
+                <w:sz w:val="19"/>
+              </w:rPr>
+              <w:t>A037</w:t>
+            </w:r>
+          </w:p>
+        </w:tc>
+      </w:tr>
+      <w:tr>
+        <w:trPr>
+          <w:cantSplit/>
+        </w:trPr>
+        <w:tc>
+          <w:tcPr>
+            <w:tcW w:type="dxa" w:w="3402"/>
+          </w:tcPr>
+          <w:p>
             <w:r/>
             <w:r>
               <w:rPr>
@@ -9936,7 +13651,7 @@
                 <w:b/>
                 <w:sz w:val="19"/>
               </w:rPr>
-              <w:t>€1,627,140</w:t>
+              <w:t>€1,617,276</w:t>
             </w:r>
           </w:p>
         </w:tc>
@@ -9979,14 +13694,14 @@
           <w:b/>
           <w:sz w:val="21"/>
         </w:rPr>
-        <w:t>Racking is 80% of the investment.</w:t>
+        <w:t>Racking is 76% of the investment.</w:t>
       </w:r>
       <w:r>
         <w:rPr>
           <w:b w:val="0"/>
           <w:sz w:val="21"/>
         </w:rPr>
-        <w:t xml:space="preserve"> If the racking already standing in Bemmel can be taken down and rebuilt in the new layout (about €25 per position), the investment drops to €461k. DHL must confirm the type and condition of today's racks.</w:t>
+        <w:t xml:space="preserve"> If the racking already standing in Bemmel can be rebuilt in the new layout (about €25 per position), the investment drops to €508k. DHL must confirm the type and condition of today's racks.</w:t>
       </w:r>
     </w:p>
     <w:p>
@@ -10011,7 +13726,7 @@
           <w:b w:val="0"/>
           <w:sz w:val="21"/>
         </w:rPr>
-        <w:t xml:space="preserve"> €135,474 a year (racking 15 years, equipment 7, IT 5).</w:t>
+        <w:t xml:space="preserve"> €139,753 a year (racking 15 years, equipment 7, IT 5).</w:t>
       </w:r>
     </w:p>
     <w:p>
@@ -10074,7 +13789,7 @@
           <w:color w:val="666666"/>
           <w:sz w:val="17"/>
         </w:rPr>
-        <w:t>Fig 7. OPEX by group — total €455k per year.</w:t>
+        <w:t>Fig 7. OPEX by group — total €341k per year.</w:t>
       </w:r>
     </w:p>
     <w:tbl>
@@ -10223,7 +13938,7 @@
                 <w:b w:val="0"/>
                 <w:sz w:val="19"/>
               </w:rPr>
-              <w:t>9,083 paid h</w:t>
+              <w:t>9,161 paid h</w:t>
             </w:r>
           </w:p>
         </w:tc>
@@ -10242,7 +13957,7 @@
                 <w:b w:val="0"/>
                 <w:sz w:val="19"/>
               </w:rPr>
-              <w:t>€28</w:t>
+              <w:t>€20</w:t>
             </w:r>
           </w:p>
         </w:tc>
@@ -10261,7 +13976,7 @@
                 <w:b w:val="0"/>
                 <w:sz w:val="19"/>
               </w:rPr>
-              <w:t>€254,333</w:t>
+              <w:t>€183,228</w:t>
             </w:r>
           </w:p>
         </w:tc>
@@ -10340,7 +14055,7 @@
                 <w:b w:val="0"/>
                 <w:sz w:val="19"/>
               </w:rPr>
-              <w:t>€28</w:t>
+              <w:t>€20</w:t>
             </w:r>
           </w:p>
         </w:tc>
@@ -10359,7 +14074,7 @@
                 <w:b w:val="0"/>
                 <w:sz w:val="19"/>
               </w:rPr>
-              <w:t>€43,725</w:t>
+              <w:t>€31,232</w:t>
             </w:r>
           </w:p>
         </w:tc>
@@ -10438,7 +14153,7 @@
                 <w:b w:val="0"/>
                 <w:sz w:val="19"/>
               </w:rPr>
-              <w:t>€36</w:t>
+              <w:t>€26</w:t>
             </w:r>
           </w:p>
         </w:tc>
@@ -10457,7 +14172,7 @@
                 <w:b w:val="0"/>
                 <w:sz w:val="19"/>
               </w:rPr>
-              <w:t>€106,384</w:t>
+              <w:t>€76,128</w:t>
             </w:r>
           </w:p>
         </w:tc>
@@ -10811,7 +14526,7 @@
                 <w:b w:val="0"/>
                 <w:sz w:val="19"/>
               </w:rPr>
-              <w:t>8,442 kWh</w:t>
+              <w:t>8,113 kWh</w:t>
             </w:r>
           </w:p>
         </w:tc>
@@ -10849,7 +14564,7 @@
                 <w:b w:val="0"/>
                 <w:sz w:val="19"/>
               </w:rPr>
-              <w:t>€1,727</w:t>
+              <w:t>€1,660</w:t>
             </w:r>
           </w:p>
         </w:tc>
@@ -11141,7 +14856,7 @@
                 <w:b w:val="0"/>
                 <w:sz w:val="19"/>
               </w:rPr>
-              <w:t>€454,794</w:t>
+              <w:t>€340,873</w:t>
             </w:r>
           </w:p>
         </w:tc>
@@ -11236,7 +14951,7 @@
                 <w:b w:val="0"/>
                 <w:sz w:val="19"/>
               </w:rPr>
-              <w:t>€135,474</w:t>
+              <w:t>€139,753</w:t>
             </w:r>
           </w:p>
         </w:tc>
@@ -11324,7 +15039,7 @@
                 <w:b/>
                 <w:sz w:val="19"/>
               </w:rPr>
-              <w:t>€590,267</w:t>
+              <w:t>€480,625</w:t>
             </w:r>
           </w:p>
         </w:tc>
@@ -11502,7 +15217,7 @@
                 <w:b w:val="0"/>
                 <w:sz w:val="19"/>
               </w:rPr>
-              <w:t>€3.78</w:t>
+              <w:t>€3.08</w:t>
             </w:r>
           </w:p>
         </w:tc>
@@ -11563,7 +15278,7 @@
                 <w:b w:val="0"/>
                 <w:sz w:val="19"/>
               </w:rPr>
-              <w:t>€16.80</w:t>
+              <w:t>€13.68</w:t>
             </w:r>
           </w:p>
         </w:tc>
@@ -11624,7 +15339,7 @@
                 <w:b w:val="0"/>
                 <w:sz w:val="19"/>
               </w:rPr>
-              <w:t>€24.46</w:t>
+              <w:t>€19.92</w:t>
             </w:r>
           </w:p>
         </w:tc>
@@ -11662,7 +15377,7 @@
                 <w:b w:val="0"/>
                 <w:sz w:val="19"/>
               </w:rPr>
-              <w:t>9,504</w:t>
+              <w:t>8,960</w:t>
             </w:r>
           </w:p>
         </w:tc>
@@ -11680,7 +15395,7 @@
                 <w:b w:val="0"/>
                 <w:sz w:val="19"/>
               </w:rPr>
-              <w:t>€5.18</w:t>
+              <w:t>€4.47</w:t>
             </w:r>
           </w:p>
         </w:tc>
@@ -11722,9 +15437,10 @@
         <w:tblLook w:firstColumn="1" w:firstRow="1" w:lastColumn="0" w:lastRow="0" w:noHBand="0" w:noVBand="1" w:val="04A0"/>
       </w:tblPr>
       <w:tblGrid>
-        <w:gridCol w:w="3402"/>
-        <w:gridCol w:w="2551"/>
-        <w:gridCol w:w="2551"/>
+        <w:gridCol w:w="2835"/>
+        <w:gridCol w:w="2041"/>
+        <w:gridCol w:w="2154"/>
+        <w:gridCol w:w="2041"/>
       </w:tblGrid>
       <w:tr>
         <w:trPr>
@@ -11732,7 +15448,7 @@
         </w:trPr>
         <w:tc>
           <w:tcPr>
-            <w:tcW w:type="dxa" w:w="3402"/>
+            <w:tcW w:type="dxa" w:w="2835"/>
           </w:tcPr>
           <w:p>
             <w:pPr>
@@ -11749,7 +15465,7 @@
         </w:tc>
         <w:tc>
           <w:tcPr>
-            <w:tcW w:type="dxa" w:w="2551"/>
+            <w:tcW w:type="dxa" w:w="2041"/>
           </w:tcPr>
           <w:p>
             <w:pPr>
@@ -11761,13 +15477,13 @@
                 <w:b/>
                 <w:sz w:val="19"/>
               </w:rPr>
-              <w:t>All-new equipment</w:t>
-            </w:r>
-          </w:p>
-        </w:tc>
-        <w:tc>
-          <w:tcPr>
-            <w:tcW w:type="dxa" w:w="2551"/>
+              <w:t>Process changes only</w:t>
+            </w:r>
+          </w:p>
+        </w:tc>
+        <w:tc>
+          <w:tcPr>
+            <w:tcW w:type="dxa" w:w="2154"/>
           </w:tcPr>
           <w:p>
             <w:pPr>
@@ -11779,7 +15495,25 @@
                 <w:b/>
                 <w:sz w:val="19"/>
               </w:rPr>
-              <w:t>Re-use today's racking</w:t>
+              <w:t>Whole design, re-used racking</w:t>
+            </w:r>
+          </w:p>
+        </w:tc>
+        <w:tc>
+          <w:tcPr>
+            <w:tcW w:type="dxa" w:w="2041"/>
+          </w:tcPr>
+          <w:p>
+            <w:pPr>
+              <w:keepNext/>
+            </w:pPr>
+            <w:r/>
+            <w:r>
+              <w:rPr>
+                <w:b/>
+                <w:sz w:val="19"/>
+              </w:rPr>
+              <w:t>Whole design, all new</w:t>
             </w:r>
           </w:p>
         </w:tc>
@@ -11790,7 +15524,7 @@
         </w:trPr>
         <w:tc>
           <w:tcPr>
-            <w:tcW w:type="dxa" w:w="3402"/>
+            <w:tcW w:type="dxa" w:w="2835"/>
           </w:tcPr>
           <w:p>
             <w:pPr>
@@ -11808,7 +15542,7 @@
         </w:tc>
         <w:tc>
           <w:tcPr>
-            <w:tcW w:type="dxa" w:w="2551"/>
+            <w:tcW w:type="dxa" w:w="2041"/>
           </w:tcPr>
           <w:p>
             <w:pPr>
@@ -11821,13 +15555,13 @@
                 <w:b w:val="0"/>
                 <w:sz w:val="19"/>
               </w:rPr>
-              <w:t>€1,627,140</w:t>
-            </w:r>
-          </w:p>
-        </w:tc>
-        <w:tc>
-          <w:tcPr>
-            <w:tcW w:type="dxa" w:w="2551"/>
+              <w:t>€143,838</w:t>
+            </w:r>
+          </w:p>
+        </w:tc>
+        <w:tc>
+          <w:tcPr>
+            <w:tcW w:type="dxa" w:w="2154"/>
           </w:tcPr>
           <w:p>
             <w:pPr>
@@ -11840,7 +15574,26 @@
                 <w:b w:val="0"/>
                 <w:sz w:val="19"/>
               </w:rPr>
-              <w:t>€461,475</w:t>
+              <w:t>€507,772</w:t>
+            </w:r>
+          </w:p>
+        </w:tc>
+        <w:tc>
+          <w:tcPr>
+            <w:tcW w:type="dxa" w:w="2041"/>
+          </w:tcPr>
+          <w:p>
+            <w:pPr>
+              <w:keepNext/>
+              <w:jc w:val="right"/>
+            </w:pPr>
+            <w:r/>
+            <w:r>
+              <w:rPr>
+                <w:b w:val="0"/>
+                <w:sz w:val="19"/>
+              </w:rPr>
+              <w:t>€1,617,276</w:t>
             </w:r>
           </w:p>
         </w:tc>
@@ -11851,7 +15604,7 @@
         </w:trPr>
         <w:tc>
           <w:tcPr>
-            <w:tcW w:type="dxa" w:w="3402"/>
+            <w:tcW w:type="dxa" w:w="2835"/>
           </w:tcPr>
           <w:p>
             <w:pPr>
@@ -11869,7 +15622,7 @@
         </w:tc>
         <w:tc>
           <w:tcPr>
-            <w:tcW w:type="dxa" w:w="2551"/>
+            <w:tcW w:type="dxa" w:w="2041"/>
           </w:tcPr>
           <w:p>
             <w:pPr>
@@ -11882,13 +15635,13 @@
                 <w:b w:val="0"/>
                 <w:sz w:val="19"/>
               </w:rPr>
-              <w:t>€144,292</w:t>
-            </w:r>
-          </w:p>
-        </w:tc>
-        <w:tc>
-          <w:tcPr>
-            <w:tcW w:type="dxa" w:w="2551"/>
+              <w:t>€101,208</w:t>
+            </w:r>
+          </w:p>
+        </w:tc>
+        <w:tc>
+          <w:tcPr>
+            <w:tcW w:type="dxa" w:w="2154"/>
           </w:tcPr>
           <w:p>
             <w:pPr>
@@ -11901,7 +15654,26 @@
                 <w:b w:val="0"/>
                 <w:sz w:val="19"/>
               </w:rPr>
-              <w:t>€144,292</w:t>
+              <w:t>€101,208</w:t>
+            </w:r>
+          </w:p>
+        </w:tc>
+        <w:tc>
+          <w:tcPr>
+            <w:tcW w:type="dxa" w:w="2041"/>
+          </w:tcPr>
+          <w:p>
+            <w:pPr>
+              <w:keepNext/>
+              <w:jc w:val="right"/>
+            </w:pPr>
+            <w:r/>
+            <w:r>
+              <w:rPr>
+                <w:b w:val="0"/>
+                <w:sz w:val="19"/>
+              </w:rPr>
+              <w:t>€101,208</w:t>
             </w:r>
           </w:p>
         </w:tc>
@@ -11912,7 +15684,7 @@
         </w:trPr>
         <w:tc>
           <w:tcPr>
-            <w:tcW w:type="dxa" w:w="3402"/>
+            <w:tcW w:type="dxa" w:w="2835"/>
           </w:tcPr>
           <w:p>
             <w:r/>
@@ -11927,7 +15699,7 @@
         </w:tc>
         <w:tc>
           <w:tcPr>
-            <w:tcW w:type="dxa" w:w="2551"/>
+            <w:tcW w:type="dxa" w:w="2041"/>
           </w:tcPr>
           <w:p>
             <w:pPr>
@@ -11939,13 +15711,13 @@
                 <w:b w:val="0"/>
                 <w:sz w:val="19"/>
               </w:rPr>
-              <w:t>11.3 years</w:t>
-            </w:r>
-          </w:p>
-        </w:tc>
-        <w:tc>
-          <w:tcPr>
-            <w:tcW w:type="dxa" w:w="2551"/>
+              <w:t>1.4 years</w:t>
+            </w:r>
+          </w:p>
+        </w:tc>
+        <w:tc>
+          <w:tcPr>
+            <w:tcW w:type="dxa" w:w="2154"/>
           </w:tcPr>
           <w:p>
             <w:pPr>
@@ -11957,7 +15729,25 @@
                 <w:b w:val="0"/>
                 <w:sz w:val="19"/>
               </w:rPr>
-              <w:t>3.2 years</w:t>
+              <w:t>5.0 years</w:t>
+            </w:r>
+          </w:p>
+        </w:tc>
+        <w:tc>
+          <w:tcPr>
+            <w:tcW w:type="dxa" w:w="2041"/>
+          </w:tcPr>
+          <w:p>
+            <w:pPr>
+              <w:jc w:val="right"/>
+            </w:pPr>
+            <w:r/>
+            <w:r>
+              <w:rPr>
+                <w:b w:val="0"/>
+                <w:sz w:val="19"/>
+              </w:rPr>
+              <w:t>16.0 years</w:t>
             </w:r>
           </w:p>
         </w:tc>
@@ -11967,6 +15757,56 @@
       <w:pPr>
         <w:spacing w:after="40"/>
       </w:pPr>
+    </w:p>
+    <w:p>
+      <w:pPr>
+        <w:pStyle w:val="ListBullet"/>
+      </w:pPr>
+      <w:r>
+        <w:rPr>
+          <w:b w:val="0"/>
+          <w:sz w:val="21"/>
+        </w:rPr>
+      </w:r>
+      <w:r>
+        <w:rPr>
+          <w:b/>
+          <w:sz w:val="21"/>
+        </w:rPr>
+        <w:t>Process changes</w:t>
+      </w:r>
+      <w:r>
+        <w:rPr>
+          <w:b w:val="0"/>
+          <w:sz w:val="21"/>
+        </w:rPr>
+        <w:t xml:space="preserve"> = carton-flow fast-pick area, trolleys and totes, put-to-light wall, RF terminals and the WMS set-up of waves and slotting. They create the whole labour saving and pay for themselves quickly — they can start before the racks are rebuilt.</w:t>
+      </w:r>
+    </w:p>
+    <w:p>
+      <w:pPr>
+        <w:pStyle w:val="ListBullet"/>
+      </w:pPr>
+      <w:r>
+        <w:rPr>
+          <w:b w:val="0"/>
+          <w:sz w:val="21"/>
+        </w:rPr>
+      </w:r>
+      <w:r>
+        <w:rPr>
+          <w:b/>
+          <w:sz w:val="21"/>
+        </w:rPr>
+        <w:t>Racks, shelving and the container zone are capacity</w:t>
+      </w:r>
+      <w:r>
+        <w:rPr>
+          <w:b w:val="0"/>
+          <w:sz w:val="21"/>
+        </w:rPr>
+        <w:t>: they are needed to store and receive the goods at all, so they are judged on cost per position and space, not on labour saved.</w:t>
+      </w:r>
     </w:p>
     <w:p>
       <w:pPr>
@@ -11995,31 +15835,6 @@
     </w:p>
     <w:p>
       <w:pPr>
-        <w:pStyle w:val="ListBullet"/>
-      </w:pPr>
-      <w:r>
-        <w:rPr>
-          <w:b w:val="0"/>
-          <w:sz w:val="21"/>
-        </w:rPr>
-      </w:r>
-      <w:r>
-        <w:rPr>
-          <w:b/>
-          <w:sz w:val="21"/>
-        </w:rPr>
-        <w:t>The saving is the part DHL can prove fastest:</w:t>
-      </w:r>
-      <w:r>
-        <w:rPr>
-          <w:b w:val="0"/>
-          <w:sz w:val="21"/>
-        </w:rPr>
-        <w:t xml:space="preserve"> wave release and batching need almost no investment (WMS set-up, trolleys, the put-to-light wall). They can start before the racks are rebuilt.</w:t>
-      </w:r>
-    </w:p>
-    <w:p>
-      <w:pPr>
         <w:pStyle w:val="Heading2"/>
       </w:pPr>
       <w:r>
@@ -12034,7 +15849,7 @@
       <w:r>
         <w:drawing>
           <wp:inline xmlns:a="http://schemas.openxmlformats.org/drawingml/2006/main" xmlns:pic="http://schemas.openxmlformats.org/drawingml/2006/picture">
-            <wp:extent cx="5400000" cy="1853499"/>
+            <wp:extent cx="5400000" cy="1869632"/>
             <wp:docPr id="8" name="Picture 8"/>
             <wp:cNvGraphicFramePr>
               <a:graphicFrameLocks noChangeAspect="1"/>
@@ -12055,7 +15870,7 @@
                   <pic:spPr>
                     <a:xfrm>
                       <a:off x="0" y="0"/>
-                      <a:ext cx="5400000" cy="1853499"/>
+                      <a:ext cx="5400000" cy="1869632"/>
                     </a:xfrm>
                     <a:prstGeom prst="rect"/>
                   </pic:spPr>
@@ -12103,7 +15918,7 @@
           <w:b w:val="0"/>
           <w:sz w:val="21"/>
         </w:rPr>
-        <w:t xml:space="preserve"> — labour is about two thirds of the yearly cost. DHL's real hourly cost and time studies (A006, A025) are the most valuable inputs to get.</w:t>
+        <w:t xml:space="preserve"> — labour is ~60% of the yearly cost. DHL's real hourly cost and time studies (A006, A025) are the most valuable inputs to get.</w:t>
       </w:r>
     </w:p>
     <w:p>
@@ -12178,7 +15993,7 @@
           <w:b w:val="0"/>
           <w:sz w:val="21"/>
         </w:rPr>
-        <w:t xml:space="preserve"> a DHL crew costs ~€179 per container (244 containers a year). If a contractor quotes less, use the contractor in the same zone.</w:t>
+        <w:t xml:space="preserve"> a DHL crew costs ~€128 per container (244 containers a year). If a contractor quotes less, use the contractor in the same zone.</w:t>
       </w:r>
     </w:p>
     <w:p>
@@ -12319,7 +16134,7 @@
                 <w:b w:val="0"/>
                 <w:sz w:val="19"/>
               </w:rPr>
-              <w:t>Processes, flowcharts, layout and 3D, docks, picking, machinery and capacity plan; now with the loose-container zone and the reviewed fleet</w:t>
+              <w:t>Processes, flowcharts, layout and 3D, docks, picking, machinery, capacity plan; now with the container zone and R2 overflow, long-goods module, small-parts shelving, area checks and the hazmat classes</w:t>
             </w:r>
           </w:p>
         </w:tc>
@@ -12401,7 +16216,7 @@
                 <w:b w:val="0"/>
                 <w:sz w:val="19"/>
               </w:rPr>
-              <w:t>All assumptions A001–A041, each with reason, source and impact</w:t>
+              <w:t>All assumptions A001–A045, each with reason, source and impact</w:t>
             </w:r>
           </w:p>
         </w:tc>
@@ -12442,7 +16257,7 @@
                 <w:b w:val="0"/>
                 <w:sz w:val="19"/>
               </w:rPr>
-              <w:t>All sources S001–S025 with links and what they support</w:t>
+              <w:t>All sources S001–S030 with links and what they support</w:t>
             </w:r>
           </w:p>
         </w:tc>
@@ -12508,7 +16323,7 @@
           <w:color w:val="222222"/>
           <w:sz w:val="21"/>
         </w:rPr>
-        <w:t>New assumptions for Deliverable 3 (full register in data/assumptions.json):</w:t>
+        <w:t>Assumptions added for Deliverable 3 (full register in data/assumptions.json):</w:t>
       </w:r>
     </w:p>
     <w:tbl>
@@ -12656,7 +16471,7 @@
                 <w:b w:val="0"/>
                 <w:sz w:val="19"/>
               </w:rPr>
-              <w:t>operative EUR 28 (24-34); team leader EUR 38; admin EUR 33</w:t>
+              <w:t>operative EUR 20 (high case EUR 28); team leader EUR 27; admin EUR 24</w:t>
             </w:r>
           </w:p>
         </w:tc>
@@ -12674,7 +16489,7 @@
                 <w:b w:val="0"/>
                 <w:sz w:val="19"/>
               </w:rPr>
-              <w:t>S018, S019</w:t>
+              <w:t>S026 (teacher), S018, S019</w:t>
             </w:r>
           </w:p>
         </w:tc>
@@ -12887,7 +16702,7 @@
                 <w:b w:val="0"/>
                 <w:sz w:val="19"/>
               </w:rPr>
-              <w:t>EUR 130 per installed single-deep position (80-200); cantilever EUR 250 per arm; protection 5% of racking; re-use of existing racking EUR 25/position</w:t>
+              <w:t>EUR 130 per installed single-deep position (80-200); long-goods position EUR 160; protection 5% of racking; re-use of existing racking EUR 25/position</w:t>
             </w:r>
           </w:p>
         </w:tc>
@@ -13458,6 +17273,9 @@
             <w:tcW w:type="dxa" w:w="680"/>
           </w:tcPr>
           <w:p>
+            <w:pPr>
+              <w:keepNext/>
+            </w:pPr>
             <w:r/>
             <w:r>
               <w:rPr>
@@ -13473,6 +17291,9 @@
             <w:tcW w:type="dxa" w:w="2041"/>
           </w:tcPr>
           <w:p>
+            <w:pPr>
+              <w:keepNext/>
+            </w:pPr>
             <w:r/>
             <w:r>
               <w:rPr>
@@ -13488,6 +17309,9 @@
             <w:tcW w:type="dxa" w:w="4195"/>
           </w:tcPr>
           <w:p>
+            <w:pPr>
+              <w:keepNext/>
+            </w:pPr>
             <w:r/>
             <w:r>
               <w:rPr>
@@ -13503,6 +17327,9 @@
             <w:tcW w:type="dxa" w:w="2154"/>
           </w:tcPr>
           <w:p>
+            <w:pPr>
+              <w:keepNext/>
+            </w:pPr>
             <w:r/>
             <w:r>
               <w:rPr>
@@ -13510,6 +17337,302 @@
                 <w:sz w:val="19"/>
               </w:rPr>
               <w:t>Assumption</w:t>
+            </w:r>
+          </w:p>
+        </w:tc>
+      </w:tr>
+      <w:tr>
+        <w:trPr>
+          <w:cantSplit/>
+        </w:trPr>
+        <w:tc>
+          <w:tcPr>
+            <w:tcW w:type="dxa" w:w="680"/>
+          </w:tcPr>
+          <w:p>
+            <w:pPr>
+              <w:keepNext/>
+            </w:pPr>
+            <w:r/>
+            <w:r>
+              <w:rPr>
+                <w:b w:val="0"/>
+                <w:sz w:val="19"/>
+              </w:rPr>
+              <w:t>A042</w:t>
+            </w:r>
+          </w:p>
+        </w:tc>
+        <w:tc>
+          <w:tcPr>
+            <w:tcW w:type="dxa" w:w="2041"/>
+          </w:tcPr>
+          <w:p>
+            <w:pPr>
+              <w:keepNext/>
+            </w:pPr>
+            <w:r/>
+            <w:r>
+              <w:rPr>
+                <w:b w:val="0"/>
+                <w:sz w:val="19"/>
+              </w:rPr>
+              <w:t>Small parts move from pallet racks to bin shelving</w:t>
+            </w:r>
+          </w:p>
+        </w:tc>
+        <w:tc>
+          <w:tcPr>
+            <w:tcW w:type="dxa" w:w="4195"/>
+          </w:tcPr>
+          <w:p>
+            <w:pPr>
+              <w:keepNext/>
+            </w:pPr>
+            <w:r/>
+            <w:r>
+              <w:rPr>
+                <w:b w:val="0"/>
+                <w:sz w:val="19"/>
+              </w:rPr>
+              <w:t>2,657 slow SKUs (C or no demand) with stock &lt;= 50 L, unit &lt;= 20 L, &lt;= 15 kg, &lt;= 60 cm -&gt; 3,424 half-bins on 188 shelving bays (207 m2) next to the put-wall; frees 1,005 rack locations; 50 lines/h</w:t>
+            </w:r>
+          </w:p>
+        </w:tc>
+        <w:tc>
+          <w:tcPr>
+            <w:tcW w:type="dxa" w:w="2154"/>
+          </w:tcPr>
+          <w:p>
+            <w:pPr>
+              <w:keepNext/>
+            </w:pPr>
+            <w:r/>
+            <w:r>
+              <w:rPr>
+                <w:b w:val="0"/>
+                <w:sz w:val="19"/>
+              </w:rPr>
+              <w:t>S027, S028, S030 + measured</w:t>
+            </w:r>
+          </w:p>
+        </w:tc>
+      </w:tr>
+      <w:tr>
+        <w:trPr>
+          <w:cantSplit/>
+        </w:trPr>
+        <w:tc>
+          <w:tcPr>
+            <w:tcW w:type="dxa" w:w="680"/>
+          </w:tcPr>
+          <w:p>
+            <w:pPr>
+              <w:keepNext/>
+            </w:pPr>
+            <w:r/>
+            <w:r>
+              <w:rPr>
+                <w:b w:val="0"/>
+                <w:sz w:val="19"/>
+              </w:rPr>
+              <w:t>A043</w:t>
+            </w:r>
+          </w:p>
+        </w:tc>
+        <w:tc>
+          <w:tcPr>
+            <w:tcW w:type="dxa" w:w="2041"/>
+          </w:tcPr>
+          <w:p>
+            <w:pPr>
+              <w:keepNext/>
+            </w:pPr>
+            <w:r/>
+            <w:r>
+              <w:rPr>
+                <w:b w:val="0"/>
+                <w:sz w:val="19"/>
+              </w:rPr>
+              <w:t>Maximum real item / pallet length</w:t>
+            </w:r>
+          </w:p>
+        </w:tc>
+        <w:tc>
+          <w:tcPr>
+            <w:tcW w:type="dxa" w:w="4195"/>
+          </w:tcPr>
+          <w:p>
+            <w:pPr>
+              <w:keepNext/>
+            </w:pPr>
+            <w:r/>
+            <w:r>
+              <w:rPr>
+                <w:b w:val="0"/>
+                <w:sz w:val="19"/>
+              </w:rPr>
+              <w:t>2.05 m (XLONG pallet); 115 loads recorded longer are data errors (e.g. a 10.95 m item of 0.5 kg)</w:t>
+            </w:r>
+          </w:p>
+        </w:tc>
+        <w:tc>
+          <w:tcPr>
+            <w:tcW w:type="dxa" w:w="2154"/>
+          </w:tcPr>
+          <w:p>
+            <w:pPr>
+              <w:keepNext/>
+            </w:pPr>
+            <w:r/>
+            <w:r>
+              <w:rPr>
+                <w:b w:val="0"/>
+                <w:sz w:val="19"/>
+              </w:rPr>
+              <w:t>S026 + S006</w:t>
+            </w:r>
+          </w:p>
+        </w:tc>
+      </w:tr>
+      <w:tr>
+        <w:trPr>
+          <w:cantSplit/>
+        </w:trPr>
+        <w:tc>
+          <w:tcPr>
+            <w:tcW w:type="dxa" w:w="680"/>
+          </w:tcPr>
+          <w:p>
+            <w:pPr>
+              <w:keepNext/>
+            </w:pPr>
+            <w:r/>
+            <w:r>
+              <w:rPr>
+                <w:b w:val="0"/>
+                <w:sz w:val="19"/>
+              </w:rPr>
+              <w:t>A044</w:t>
+            </w:r>
+          </w:p>
+        </w:tc>
+        <w:tc>
+          <w:tcPr>
+            <w:tcW w:type="dxa" w:w="2041"/>
+          </w:tcPr>
+          <w:p>
+            <w:pPr>
+              <w:keepNext/>
+            </w:pPr>
+            <w:r/>
+            <w:r>
+              <w:rPr>
+                <w:b w:val="0"/>
+                <w:sz w:val="19"/>
+              </w:rPr>
+              <w:t>Big containers borrow door R2</w:t>
+            </w:r>
+          </w:p>
+        </w:tc>
+        <w:tc>
+          <w:tcPr>
+            <w:tcW w:type="dxa" w:w="4195"/>
+          </w:tcPr>
+          <w:p>
+            <w:pPr>
+              <w:keepNext/>
+            </w:pPr>
+            <w:r/>
+            <w:r>
+              <w:rPr>
+                <w:b w:val="0"/>
+                <w:sz w:val="19"/>
+              </w:rPr>
+              <w:t>on container days with &gt; ~12 SKUs the north half of receiving (131 m2) beside R2 is used for unpacking; 91% of containers fit the zone alone, 97% with R2</w:t>
+            </w:r>
+          </w:p>
+        </w:tc>
+        <w:tc>
+          <w:tcPr>
+            <w:tcW w:type="dxa" w:w="2154"/>
+          </w:tcPr>
+          <w:p>
+            <w:pPr>
+              <w:keepNext/>
+            </w:pPr>
+            <w:r/>
+            <w:r>
+              <w:rPr>
+                <w:b w:val="0"/>
+                <w:sz w:val="19"/>
+              </w:rPr>
+              <w:t>S026 + dock model</w:t>
+            </w:r>
+          </w:p>
+        </w:tc>
+      </w:tr>
+      <w:tr>
+        <w:trPr>
+          <w:cantSplit/>
+        </w:trPr>
+        <w:tc>
+          <w:tcPr>
+            <w:tcW w:type="dxa" w:w="680"/>
+          </w:tcPr>
+          <w:p>
+            <w:r/>
+            <w:r>
+              <w:rPr>
+                <w:b w:val="0"/>
+                <w:sz w:val="19"/>
+              </w:rPr>
+              <w:t>A045</w:t>
+            </w:r>
+          </w:p>
+        </w:tc>
+        <w:tc>
+          <w:tcPr>
+            <w:tcW w:type="dxa" w:w="2041"/>
+          </w:tcPr>
+          <w:p>
+            <w:r/>
+            <w:r>
+              <w:rPr>
+                <w:b w:val="0"/>
+                <w:sz w:val="19"/>
+              </w:rPr>
+              <w:t>Area check outbound staging and packing</w:t>
+            </w:r>
+          </w:p>
+        </w:tc>
+        <w:tc>
+          <w:tcPr>
+            <w:tcW w:type="dxa" w:w="4195"/>
+          </w:tcPr>
+          <w:p>
+            <w:r/>
+            <w:r>
+              <w:rPr>
+                <w:b w:val="0"/>
+                <w:sz w:val="19"/>
+              </w:rPr>
+              <w:t>outbound staging need: p90 60 m2, max 100 m2 of 216; packing need 401 m2 of 450 incl. shelving</w:t>
+            </w:r>
+          </w:p>
+        </w:tc>
+        <w:tc>
+          <w:tcPr>
+            <w:tcW w:type="dxa" w:w="2154"/>
+          </w:tcPr>
+          <w:p>
+            <w:r/>
+            <w:r>
+              <w:rPr>
+                <w:b w:val="0"/>
+                <w:sz w:val="19"/>
+              </w:rPr>
+              <w:t>Measured + planning assumption</w:t>
             </w:r>
           </w:p>
         </w:tc>
@@ -13884,6 +18007,9 @@
             <w:tcW w:type="dxa" w:w="794"/>
           </w:tcPr>
           <w:p>
+            <w:pPr>
+              <w:keepNext/>
+            </w:pPr>
             <w:r/>
             <w:r>
               <w:rPr>
@@ -13899,6 +18025,9 @@
             <w:tcW w:type="dxa" w:w="8277"/>
           </w:tcPr>
           <w:p>
+            <w:pPr>
+              <w:keepNext/>
+            </w:pPr>
             <w:r/>
             <w:r>
               <w:rPr>
@@ -13906,6 +18035,205 @@
                 <w:sz w:val="19"/>
               </w:rPr>
               <w:t>Public equipment listings (trolley, tote, wrapper, conveyor, carton flow, put-to-light, RF terminal)</w:t>
+            </w:r>
+          </w:p>
+        </w:tc>
+      </w:tr>
+      <w:tr>
+        <w:trPr>
+          <w:cantSplit/>
+        </w:trPr>
+        <w:tc>
+          <w:tcPr>
+            <w:tcW w:type="dxa" w:w="794"/>
+          </w:tcPr>
+          <w:p>
+            <w:pPr>
+              <w:keepNext/>
+            </w:pPr>
+            <w:r/>
+            <w:r>
+              <w:rPr>
+                <w:b w:val="0"/>
+                <w:sz w:val="19"/>
+              </w:rPr>
+              <w:t>S026</w:t>
+            </w:r>
+          </w:p>
+        </w:tc>
+        <w:tc>
+          <w:tcPr>
+            <w:tcW w:type="dxa" w:w="8277"/>
+          </w:tcPr>
+          <w:p>
+            <w:pPr>
+              <w:keepNext/>
+            </w:pPr>
+            <w:r/>
+            <w:r>
+              <w:rPr>
+                <w:b w:val="0"/>
+                <w:sz w:val="19"/>
+              </w:rPr>
+              <w:t>Teacher feedback session 2 — space checks, ~2 m max length, small parts vs Kardex, own KPIs, €20/h, hazmat</w:t>
+            </w:r>
+          </w:p>
+        </w:tc>
+      </w:tr>
+      <w:tr>
+        <w:trPr>
+          <w:cantSplit/>
+        </w:trPr>
+        <w:tc>
+          <w:tcPr>
+            <w:tcW w:type="dxa" w:w="794"/>
+          </w:tcPr>
+          <w:p>
+            <w:pPr>
+              <w:keepNext/>
+            </w:pPr>
+            <w:r/>
+            <w:r>
+              <w:rPr>
+                <w:b w:val="0"/>
+                <w:sz w:val="19"/>
+              </w:rPr>
+              <w:t>S027</w:t>
+            </w:r>
+          </w:p>
+        </w:tc>
+        <w:tc>
+          <w:tcPr>
+            <w:tcW w:type="dxa" w:w="8277"/>
+          </w:tcPr>
+          <w:p>
+            <w:pPr>
+              <w:keepNext/>
+            </w:pPr>
+            <w:r/>
+            <w:r>
+              <w:rPr>
+                <w:b w:val="0"/>
+                <w:sz w:val="19"/>
+              </w:rPr>
+              <w:t>Relevator Group — Kardex Shuttle XP 500 specifications and prices</w:t>
+            </w:r>
+          </w:p>
+        </w:tc>
+      </w:tr>
+      <w:tr>
+        <w:trPr>
+          <w:cantSplit/>
+        </w:trPr>
+        <w:tc>
+          <w:tcPr>
+            <w:tcW w:type="dxa" w:w="794"/>
+          </w:tcPr>
+          <w:p>
+            <w:pPr>
+              <w:keepNext/>
+            </w:pPr>
+            <w:r/>
+            <w:r>
+              <w:rPr>
+                <w:b w:val="0"/>
+                <w:sz w:val="19"/>
+              </w:rPr>
+              <w:t>S028</w:t>
+            </w:r>
+          </w:p>
+        </w:tc>
+        <w:tc>
+          <w:tcPr>
+            <w:tcW w:type="dxa" w:w="8277"/>
+          </w:tcPr>
+          <w:p>
+            <w:pPr>
+              <w:keepNext/>
+            </w:pPr>
+            <w:r/>
+            <w:r>
+              <w:rPr>
+                <w:b w:val="0"/>
+                <w:sz w:val="19"/>
+              </w:rPr>
+              <w:t>Cisco-Eagle / Kardex LogiMat / MMH Van Meter — picking rates at lifts and shelving</w:t>
+            </w:r>
+          </w:p>
+        </w:tc>
+      </w:tr>
+      <w:tr>
+        <w:trPr>
+          <w:cantSplit/>
+        </w:trPr>
+        <w:tc>
+          <w:tcPr>
+            <w:tcW w:type="dxa" w:w="794"/>
+          </w:tcPr>
+          <w:p>
+            <w:pPr>
+              <w:keepNext/>
+            </w:pPr>
+            <w:r/>
+            <w:r>
+              <w:rPr>
+                <w:b w:val="0"/>
+                <w:sz w:val="19"/>
+              </w:rPr>
+              <w:t>S029</w:t>
+            </w:r>
+          </w:p>
+        </w:tc>
+        <w:tc>
+          <w:tcPr>
+            <w:tcW w:type="dxa" w:w="8277"/>
+          </w:tcPr>
+          <w:p>
+            <w:pPr>
+              <w:keepNext/>
+            </w:pPr>
+            <w:r/>
+            <w:r>
+              <w:rPr>
+                <w:b w:val="0"/>
+                <w:sz w:val="19"/>
+              </w:rPr>
+              <w:t>Evofenedex / Specialcargo / BOVAG — PGS 37-2 storage of lithium batteries</w:t>
+            </w:r>
+          </w:p>
+        </w:tc>
+      </w:tr>
+      <w:tr>
+        <w:trPr>
+          <w:cantSplit/>
+        </w:trPr>
+        <w:tc>
+          <w:tcPr>
+            <w:tcW w:type="dxa" w:w="794"/>
+          </w:tcPr>
+          <w:p>
+            <w:r/>
+            <w:r>
+              <w:rPr>
+                <w:b w:val="0"/>
+                <w:sz w:val="19"/>
+              </w:rPr>
+              <w:t>S030</w:t>
+            </w:r>
+          </w:p>
+        </w:tc>
+        <w:tc>
+          <w:tcPr>
+            <w:tcW w:type="dxa" w:w="8277"/>
+          </w:tcPr>
+          <w:p>
+            <w:r/>
+            <w:r>
+              <w:rPr>
+                <w:b w:val="0"/>
+                <w:sz w:val="19"/>
+              </w:rPr>
+              <w:t>Manutan — steel shelving section prices</w:t>
             </w:r>
           </w:p>
         </w:tc>
@@ -13963,7 +18291,7 @@
           <w:b w:val="0"/>
           <w:sz w:val="21"/>
         </w:rPr>
-        <w:t xml:space="preserve"> Jungheinrich lease quote for 2 ETV 216i, 3 EJE 120i, 2 ERE 225 (A038); racking quote for 9,504 single-deep positions (A033); contractor price per loose container (A026).</w:t>
+        <w:t xml:space="preserve"> Jungheinrich lease quote for the trucks (A038); racking quote incl. the long-goods module (A033); contractor price per loose container (A026).</w:t>
       </w:r>
     </w:p>
     <w:p>
@@ -13988,7 +18316,7 @@
           <w:b w:val="0"/>
           <w:sz w:val="21"/>
         </w:rPr>
-        <w:t xml:space="preserve"> the hazard class of the 138 flagged SKUs — it decides the hazmat section, which is not in this budget (A028).</w:t>
+        <w:t xml:space="preserve"> UN numbers / safety data sheets of the hazardous SKUs (A028), and a clean-up of the item lengths in the master data (A043).</w:t>
       </w:r>
     </w:p>
     <w:sectPr>

--- a/deliverables/Deliverable_3_Performance_Overview.docx
+++ b/deliverables/Deliverable_3_Performance_Overview.docx
@@ -747,7 +747,7 @@
                 <w:b w:val="0"/>
                 <w:sz w:val="19"/>
               </w:rPr>
-              <w:t>€1,617k all new; €508k if today's racking is re-used; of which €144k for the process changes</w:t>
+              <w:t>€1,622k all new; €513k if today's racking is re-used; of which €149k for the process changes</w:t>
             </w:r>
           </w:p>
         </w:tc>
@@ -788,7 +788,7 @@
                 <w:b w:val="0"/>
                 <w:sz w:val="19"/>
               </w:rPr>
-              <w:t>€341k a year at €20/h; €481k incl. depreciation</w:t>
+              <w:t>€342k a year at €20/h; €482k incl. depreciation</w:t>
             </w:r>
           </w:p>
         </w:tc>
@@ -829,7 +829,7 @@
                 <w:b w:val="0"/>
                 <w:sz w:val="19"/>
               </w:rPr>
-              <w:t>€3.08 per order line · €13.68 per order</w:t>
+              <w:t>€3.09 per order line · €13.72 per order</w:t>
             </w:r>
           </w:p>
         </w:tc>
@@ -864,7 +864,7 @@
                 <w:b w:val="0"/>
                 <w:sz w:val="19"/>
               </w:rPr>
-              <w:t>~€101k a year in picking labour → the process changes pay back in 1.4 years</w:t>
+              <w:t>~€101k a year in picking labour → the process changes pay back in 1.5 years</w:t>
             </w:r>
           </w:p>
         </w:tc>
@@ -897,7 +897,7 @@
           <w:b w:val="0"/>
           <w:sz w:val="21"/>
         </w:rPr>
-        <w:t xml:space="preserve"> Batching, a fast-pick area and wave release need €144k and save ~€101k a year. Racks are needed to hold the stock, so they are a capacity cost, not a saving.</w:t>
+        <w:t xml:space="preserve"> Batching, a fast-pick area and wave release need €149k and save ~€101k a year. Racks are needed to hold the stock, so they are a capacity cost, not a saving.</w:t>
       </w:r>
     </w:p>
     <w:p>
@@ -947,7 +947,7 @@
           <w:b w:val="0"/>
           <w:sz w:val="21"/>
         </w:rPr>
-        <w:t xml:space="preserve"> 91% of containers fit the container zone, 97% when door R2 is lent; outbound staging uses at most 46% of its area; packing needs 401 of 450 m².</w:t>
+        <w:t xml:space="preserve"> 91% of containers fit the container zone, 97% when door R2 is lent; outbound staging uses at most 46% of its area; packing needs 423 of 450 m².</w:t>
       </w:r>
     </w:p>
     <w:p>
@@ -4974,7 +4974,7 @@
                 <w:b w:val="0"/>
                 <w:sz w:val="19"/>
               </w:rPr>
-              <w:t>€3.08</w:t>
+              <w:t>€3.09</w:t>
             </w:r>
           </w:p>
         </w:tc>
@@ -5057,7 +5057,7 @@
                 <w:b w:val="0"/>
                 <w:sz w:val="19"/>
               </w:rPr>
-              <w:t>€13.68</w:t>
+              <w:t>€13.72</w:t>
             </w:r>
           </w:p>
         </w:tc>
@@ -7075,7 +7075,7 @@
                 <w:b w:val="0"/>
                 <w:sz w:val="19"/>
               </w:rPr>
-              <w:t>Wall with 90 slots</w:t>
+              <w:t>Wall with 120 slots</w:t>
             </w:r>
           </w:p>
         </w:tc>
@@ -7363,7 +7363,7 @@
           <w:b w:val="0"/>
           <w:sz w:val="21"/>
         </w:rPr>
-        <w:t xml:space="preserve"> ~120 small orders a day is far too little for a sorter machine to pay off; the wall costs about €26k (Section 5).</w:t>
+        <w:t xml:space="preserve"> ~120 small orders a day is far too little for a sorter machine to pay off; the wall costs about €30k (Section 5).</w:t>
       </w:r>
     </w:p>
     <w:p>
@@ -7396,7 +7396,1057 @@
         <w:pStyle w:val="Heading2"/>
       </w:pPr>
       <w:r>
-        <w:t>3.1 How are small items stored efficiently?</w:t>
+        <w:t>3.1 The put-to-light wall, step by step</w:t>
+      </w:r>
+    </w:p>
+    <w:p>
+      <w:pPr>
+        <w:spacing w:after="80"/>
+      </w:pPr>
+      <w:r>
+        <w:rPr>
+          <w:b w:val="0"/>
+          <w:i w:val="0"/>
+          <w:color w:val="222222"/>
+          <w:sz w:val="21"/>
+        </w:rPr>
+        <w:t>The put-to-light wall is where the small orders are sorted. Pickers do not pick order by order: they pick many small orders at once into a few totes (a batch), and the wall splits that batch into customer orders. It does not store anything — an item stays in the wall for at most one wave (~3 hours).</w:t>
+      </w:r>
+    </w:p>
+    <w:p>
+      <w:pPr>
+        <w:keepNext/>
+        <w:jc w:val="center"/>
+      </w:pPr>
+      <w:r>
+        <w:drawing>
+          <wp:inline xmlns:a="http://schemas.openxmlformats.org/drawingml/2006/main" xmlns:pic="http://schemas.openxmlformats.org/drawingml/2006/picture">
+            <wp:extent cx="6120000" cy="3405088"/>
+            <wp:docPr id="6" name="Picture 6"/>
+            <wp:cNvGraphicFramePr>
+              <a:graphicFrameLocks noChangeAspect="1"/>
+            </wp:cNvGraphicFramePr>
+            <a:graphic>
+              <a:graphicData uri="http://schemas.openxmlformats.org/drawingml/2006/picture">
+                <pic:pic>
+                  <pic:nvPicPr>
+                    <pic:cNvPr id="0" name="putwall_layout.png"/>
+                    <pic:cNvPicPr/>
+                  </pic:nvPicPr>
+                  <pic:blipFill>
+                    <a:blip r:embed="rId14"/>
+                    <a:stretch>
+                      <a:fillRect/>
+                    </a:stretch>
+                  </pic:blipFill>
+                  <pic:spPr>
+                    <a:xfrm>
+                      <a:off x="0" y="0"/>
+                      <a:ext cx="6120000" cy="3405088"/>
+                    </a:xfrm>
+                    <a:prstGeom prst="rect"/>
+                  </pic:spPr>
+                </pic:pic>
+              </a:graphicData>
+            </a:graphic>
+          </wp:inline>
+        </w:drawing>
+      </w:r>
+    </w:p>
+    <w:p>
+      <w:pPr>
+        <w:spacing w:after="200"/>
+        <w:jc w:val="center"/>
+      </w:pPr>
+      <w:r>
+        <w:rPr>
+          <w:b w:val="0"/>
+          <w:i/>
+          <w:color w:val="666666"/>
+          <w:sz w:val="17"/>
+        </w:rPr>
+        <w:t>Fig 6. The packing area from above with the worker steps (a), and the front of the wall (b).</w:t>
+      </w:r>
+    </w:p>
+    <w:p>
+      <w:pPr>
+        <w:pStyle w:val="ListBullet"/>
+      </w:pPr>
+      <w:r>
+        <w:rPr>
+          <w:b w:val="0"/>
+          <w:sz w:val="21"/>
+        </w:rPr>
+      </w:r>
+      <w:r>
+        <w:rPr>
+          <w:b/>
+          <w:sz w:val="21"/>
+        </w:rPr>
+        <w:t>What it is:</w:t>
+      </w:r>
+      <w:r>
+        <w:rPr>
+          <w:b w:val="0"/>
+          <w:sz w:val="21"/>
+        </w:rPr>
+        <w:t xml:space="preserve"> double-sided shelving, 24 columns × 5 levels = </w:t>
+      </w:r>
+      <w:r>
+        <w:rPr>
+          <w:b/>
+          <w:sz w:val="21"/>
+        </w:rPr>
+        <w:t>120 slots</w:t>
+      </w:r>
+      <w:r>
+        <w:rPr>
+          <w:b w:val="0"/>
+          <w:sz w:val="21"/>
+        </w:rPr>
+        <w:t>, 10.8 m long and 0.6 m deep, slots between 0.2 and 2.0 m high. Each slot holds one open plastic tote (600 × 400 mm, ~40 L) for one order. Every slot has a light with a button on both sides.</w:t>
+      </w:r>
+    </w:p>
+    <w:p>
+      <w:pPr>
+        <w:pStyle w:val="ListBullet"/>
+      </w:pPr>
+      <w:r>
+        <w:rPr>
+          <w:b w:val="0"/>
+          <w:sz w:val="21"/>
+        </w:rPr>
+      </w:r>
+      <w:r>
+        <w:rPr>
+          <w:b/>
+          <w:sz w:val="21"/>
+        </w:rPr>
+        <w:t>How many slots and why:</w:t>
+      </w:r>
+      <w:r>
+        <w:rPr>
+          <w:b w:val="0"/>
+          <w:sz w:val="21"/>
+        </w:rPr>
+        <w:t xml:space="preserve"> the peak wave has ~73 small orders; 78% need one tote, 13% two and 9% three or four (average 1.35 totes). 73 × 1.35 × 1.2 spare → 120 slots. A bigger order simply gets 2–4 slots next to each other.</w:t>
+      </w:r>
+    </w:p>
+    <w:p>
+      <w:pPr>
+        <w:pStyle w:val="ListBullet"/>
+      </w:pPr>
+      <w:r>
+        <w:rPr>
+          <w:b w:val="0"/>
+          <w:sz w:val="21"/>
+        </w:rPr>
+      </w:r>
+      <w:r>
+        <w:rPr>
+          <w:b/>
+          <w:sz w:val="21"/>
+        </w:rPr>
+        <w:t>Where it stands:</w:t>
+      </w:r>
+      <w:r>
+        <w:rPr>
+          <w:b w:val="0"/>
+          <w:sz w:val="21"/>
+        </w:rPr>
+        <w:t xml:space="preserve"> in the south part of the packing area, along the right perimeter aisle. The put side faces the aisle where the pickers arrive; the pack side faces the pack stations. The small-parts shelving is directly north of it and the carrier roll cages and outbound lanes directly south — every walk is a few metres.</w:t>
+      </w:r>
+    </w:p>
+    <w:p>
+      <w:pPr>
+        <w:keepNext/>
+        <w:spacing w:after="80"/>
+      </w:pPr>
+      <w:r>
+        <w:rPr>
+          <w:b w:val="0"/>
+          <w:i w:val="0"/>
+          <w:color w:val="222222"/>
+          <w:sz w:val="21"/>
+        </w:rPr>
+        <w:t>Where each item is stored before it reaches the wall:</w:t>
+      </w:r>
+    </w:p>
+    <w:tbl>
+      <w:tblPr>
+        <w:tblStyle w:val="LightGrid-Accent1"/>
+        <w:tblW w:type="auto" w:w="0"/>
+        <w:jc w:val="center"/>
+        <w:tblLayout w:type="fixed"/>
+        <w:tblLook w:firstColumn="1" w:firstRow="1" w:lastColumn="0" w:lastRow="0" w:noHBand="0" w:noVBand="1" w:val="04A0"/>
+      </w:tblPr>
+      <w:tblGrid>
+        <w:gridCol w:w="1701"/>
+        <w:gridCol w:w="2041"/>
+        <w:gridCol w:w="3515"/>
+        <w:gridCol w:w="1814"/>
+      </w:tblGrid>
+      <w:tr>
+        <w:trPr>
+          <w:cantSplit/>
+        </w:trPr>
+        <w:tc>
+          <w:tcPr>
+            <w:tcW w:type="dxa" w:w="1701"/>
+          </w:tcPr>
+          <w:p>
+            <w:pPr>
+              <w:keepNext/>
+            </w:pPr>
+            <w:r/>
+            <w:r>
+              <w:rPr>
+                <w:b/>
+                <w:sz w:val="19"/>
+              </w:rPr>
+              <w:t>Item type</w:t>
+            </w:r>
+          </w:p>
+        </w:tc>
+        <w:tc>
+          <w:tcPr>
+            <w:tcW w:type="dxa" w:w="2041"/>
+          </w:tcPr>
+          <w:p>
+            <w:pPr>
+              <w:keepNext/>
+            </w:pPr>
+            <w:r/>
+            <w:r>
+              <w:rPr>
+                <w:b/>
+                <w:sz w:val="19"/>
+              </w:rPr>
+              <w:t>Stored in</w:t>
+            </w:r>
+          </w:p>
+        </w:tc>
+        <w:tc>
+          <w:tcPr>
+            <w:tcW w:type="dxa" w:w="3515"/>
+          </w:tcPr>
+          <w:p>
+            <w:pPr>
+              <w:keepNext/>
+            </w:pPr>
+            <w:r/>
+            <w:r>
+              <w:rPr>
+                <w:b/>
+                <w:sz w:val="19"/>
+              </w:rPr>
+              <w:t>How it is stored</w:t>
+            </w:r>
+          </w:p>
+        </w:tc>
+        <w:tc>
+          <w:tcPr>
+            <w:tcW w:type="dxa" w:w="1814"/>
+          </w:tcPr>
+          <w:p>
+            <w:pPr>
+              <w:keepNext/>
+            </w:pPr>
+            <w:r/>
+            <w:r>
+              <w:rPr>
+                <w:b/>
+                <w:sz w:val="19"/>
+              </w:rPr>
+              <w:t>Who picks it</w:t>
+            </w:r>
+          </w:p>
+        </w:tc>
+      </w:tr>
+      <w:tr>
+        <w:trPr>
+          <w:cantSplit/>
+        </w:trPr>
+        <w:tc>
+          <w:tcPr>
+            <w:tcW w:type="dxa" w:w="1701"/>
+          </w:tcPr>
+          <w:p>
+            <w:pPr>
+              <w:keepNext/>
+            </w:pPr>
+            <w:r/>
+            <w:r>
+              <w:rPr>
+                <w:b w:val="0"/>
+                <w:sz w:val="19"/>
+              </w:rPr>
+              <w:t>Fast movers (A/B)</w:t>
+            </w:r>
+          </w:p>
+        </w:tc>
+        <w:tc>
+          <w:tcPr>
+            <w:tcW w:type="dxa" w:w="2041"/>
+          </w:tcPr>
+          <w:p>
+            <w:pPr>
+              <w:keepNext/>
+            </w:pPr>
+            <w:r/>
+            <w:r>
+              <w:rPr>
+                <w:b w:val="0"/>
+                <w:sz w:val="19"/>
+              </w:rPr>
+              <w:t>Fast-pick area (south band)</w:t>
+            </w:r>
+          </w:p>
+        </w:tc>
+        <w:tc>
+          <w:tcPr>
+            <w:tcW w:type="dxa" w:w="3515"/>
+          </w:tcPr>
+          <w:p>
+            <w:pPr>
+              <w:keepNext/>
+            </w:pPr>
+            <w:r/>
+            <w:r>
+              <w:rPr>
+                <w:b w:val="0"/>
+                <w:sz w:val="19"/>
+              </w:rPr>
+              <w:t>cases in carton-flow lanes: refilled from the back by the reach truck, picked from the front at 0.6–1.6 m height</w:t>
+            </w:r>
+          </w:p>
+        </w:tc>
+        <w:tc>
+          <w:tcPr>
+            <w:tcW w:type="dxa" w:w="1814"/>
+          </w:tcPr>
+          <w:p>
+            <w:pPr>
+              <w:keepNext/>
+            </w:pPr>
+            <w:r/>
+            <w:r>
+              <w:rPr>
+                <w:b w:val="0"/>
+                <w:sz w:val="19"/>
+              </w:rPr>
+              <w:t>zone 1 picker with a trolley</w:t>
+            </w:r>
+          </w:p>
+        </w:tc>
+      </w:tr>
+      <w:tr>
+        <w:trPr>
+          <w:cantSplit/>
+        </w:trPr>
+        <w:tc>
+          <w:tcPr>
+            <w:tcW w:type="dxa" w:w="1701"/>
+          </w:tcPr>
+          <w:p>
+            <w:pPr>
+              <w:keepNext/>
+            </w:pPr>
+            <w:r/>
+            <w:r>
+              <w:rPr>
+                <w:b w:val="0"/>
+                <w:sz w:val="19"/>
+              </w:rPr>
+              <w:t>Slow movers (C)</w:t>
+            </w:r>
+          </w:p>
+        </w:tc>
+        <w:tc>
+          <w:tcPr>
+            <w:tcW w:type="dxa" w:w="2041"/>
+          </w:tcPr>
+          <w:p>
+            <w:pPr>
+              <w:keepNext/>
+            </w:pPr>
+            <w:r/>
+            <w:r>
+              <w:rPr>
+                <w:b w:val="0"/>
+                <w:sz w:val="19"/>
+              </w:rPr>
+              <w:t>Low levels of the reserve racks</w:t>
+            </w:r>
+          </w:p>
+        </w:tc>
+        <w:tc>
+          <w:tcPr>
+            <w:tcW w:type="dxa" w:w="3515"/>
+          </w:tcPr>
+          <w:p>
+            <w:pPr>
+              <w:keepNext/>
+            </w:pPr>
+            <w:r/>
+            <w:r>
+              <w:rPr>
+                <w:b w:val="0"/>
+                <w:sz w:val="19"/>
+              </w:rPr>
+              <w:t>on the pallet, levels 1–2 within reach</w:t>
+            </w:r>
+          </w:p>
+        </w:tc>
+        <w:tc>
+          <w:tcPr>
+            <w:tcW w:type="dxa" w:w="1814"/>
+          </w:tcPr>
+          <w:p>
+            <w:pPr>
+              <w:keepNext/>
+            </w:pPr>
+            <w:r/>
+            <w:r>
+              <w:rPr>
+                <w:b w:val="0"/>
+                <w:sz w:val="19"/>
+              </w:rPr>
+              <w:t>zone 2–3 picker with a trolley</w:t>
+            </w:r>
+          </w:p>
+        </w:tc>
+      </w:tr>
+      <w:tr>
+        <w:trPr>
+          <w:cantSplit/>
+        </w:trPr>
+        <w:tc>
+          <w:tcPr>
+            <w:tcW w:type="dxa" w:w="1701"/>
+          </w:tcPr>
+          <w:p>
+            <w:pPr>
+              <w:keepNext/>
+            </w:pPr>
+            <w:r/>
+            <w:r>
+              <w:rPr>
+                <w:b w:val="0"/>
+                <w:sz w:val="19"/>
+              </w:rPr>
+              <w:t>Small slow parts</w:t>
+            </w:r>
+          </w:p>
+        </w:tc>
+        <w:tc>
+          <w:tcPr>
+            <w:tcW w:type="dxa" w:w="2041"/>
+          </w:tcPr>
+          <w:p>
+            <w:pPr>
+              <w:keepNext/>
+            </w:pPr>
+            <w:r/>
+            <w:r>
+              <w:rPr>
+                <w:b w:val="0"/>
+                <w:sz w:val="19"/>
+              </w:rPr>
+              <w:t>Bin shelving behind the wall</w:t>
+            </w:r>
+          </w:p>
+        </w:tc>
+        <w:tc>
+          <w:tcPr>
+            <w:tcW w:type="dxa" w:w="3515"/>
+          </w:tcPr>
+          <w:p>
+            <w:pPr>
+              <w:keepNext/>
+            </w:pPr>
+            <w:r/>
+            <w:r>
+              <w:rPr>
+                <w:b w:val="0"/>
+                <w:sz w:val="19"/>
+              </w:rPr>
+              <w:t>one SKU per half-bin (300 × 400 mm), 7 levels, 188 bays</w:t>
+            </w:r>
+          </w:p>
+        </w:tc>
+        <w:tc>
+          <w:tcPr>
+            <w:tcW w:type="dxa" w:w="1814"/>
+          </w:tcPr>
+          <w:p>
+            <w:pPr>
+              <w:keepNext/>
+            </w:pPr>
+            <w:r/>
+            <w:r>
+              <w:rPr>
+                <w:b w:val="0"/>
+                <w:sz w:val="19"/>
+              </w:rPr>
+              <w:t>the wall operator, between puts</w:t>
+            </w:r>
+          </w:p>
+        </w:tc>
+      </w:tr>
+      <w:tr>
+        <w:trPr>
+          <w:cantSplit/>
+        </w:trPr>
+        <w:tc>
+          <w:tcPr>
+            <w:tcW w:type="dxa" w:w="1701"/>
+          </w:tcPr>
+          <w:p>
+            <w:r/>
+            <w:r>
+              <w:rPr>
+                <w:b w:val="0"/>
+                <w:sz w:val="19"/>
+              </w:rPr>
+              <w:t>Big orders (pallet-sized)</w:t>
+            </w:r>
+          </w:p>
+        </w:tc>
+        <w:tc>
+          <w:tcPr>
+            <w:tcW w:type="dxa" w:w="2041"/>
+          </w:tcPr>
+          <w:p>
+            <w:r/>
+            <w:r>
+              <w:rPr>
+                <w:b w:val="0"/>
+                <w:sz w:val="19"/>
+              </w:rPr>
+              <w:t>—</w:t>
+            </w:r>
+          </w:p>
+        </w:tc>
+        <w:tc>
+          <w:tcPr>
+            <w:tcW w:type="dxa" w:w="3515"/>
+          </w:tcPr>
+          <w:p>
+            <w:r/>
+            <w:r>
+              <w:rPr>
+                <w:b w:val="0"/>
+                <w:sz w:val="19"/>
+              </w:rPr>
+              <w:t>do not use the wall: picked straight onto a pallet</w:t>
+            </w:r>
+          </w:p>
+        </w:tc>
+        <w:tc>
+          <w:tcPr>
+            <w:tcW w:type="dxa" w:w="1814"/>
+          </w:tcPr>
+          <w:p>
+            <w:r/>
+            <w:r>
+              <w:rPr>
+                <w:b w:val="0"/>
+                <w:sz w:val="19"/>
+              </w:rPr>
+              <w:t>EJE 120i picker</w:t>
+            </w:r>
+          </w:p>
+        </w:tc>
+      </w:tr>
+    </w:tbl>
+    <w:p>
+      <w:pPr>
+        <w:spacing w:after="40"/>
+      </w:pPr>
+    </w:p>
+    <w:p>
+      <w:pPr>
+        <w:keepNext/>
+        <w:spacing w:after="80"/>
+      </w:pPr>
+      <w:r>
+        <w:rPr>
+          <w:b w:val="0"/>
+          <w:i w:val="0"/>
+          <w:color w:val="222222"/>
+          <w:sz w:val="21"/>
+        </w:rPr>
+        <w:t>Who works at the wall, and how they move:</w:t>
+      </w:r>
+    </w:p>
+    <w:tbl>
+      <w:tblPr>
+        <w:tblStyle w:val="LightGrid-Accent1"/>
+        <w:tblW w:type="auto" w:w="0"/>
+        <w:jc w:val="center"/>
+        <w:tblLayout w:type="fixed"/>
+        <w:tblLook w:firstColumn="1" w:firstRow="1" w:lastColumn="0" w:lastRow="0" w:noHBand="0" w:noVBand="1" w:val="04A0"/>
+      </w:tblPr>
+      <w:tblGrid>
+        <w:gridCol w:w="1587"/>
+        <w:gridCol w:w="1814"/>
+        <w:gridCol w:w="3061"/>
+        <w:gridCol w:w="1587"/>
+        <w:gridCol w:w="1020"/>
+      </w:tblGrid>
+      <w:tr>
+        <w:trPr>
+          <w:cantSplit/>
+        </w:trPr>
+        <w:tc>
+          <w:tcPr>
+            <w:tcW w:type="dxa" w:w="1587"/>
+          </w:tcPr>
+          <w:p>
+            <w:pPr>
+              <w:keepNext/>
+            </w:pPr>
+            <w:r/>
+            <w:r>
+              <w:rPr>
+                <w:b/>
+                <w:sz w:val="19"/>
+              </w:rPr>
+              <w:t>Role</w:t>
+            </w:r>
+          </w:p>
+        </w:tc>
+        <w:tc>
+          <w:tcPr>
+            <w:tcW w:type="dxa" w:w="1814"/>
+          </w:tcPr>
+          <w:p>
+            <w:pPr>
+              <w:keepNext/>
+            </w:pPr>
+            <w:r/>
+            <w:r>
+              <w:rPr>
+                <w:b/>
+                <w:sz w:val="19"/>
+              </w:rPr>
+              <w:t>Where</w:t>
+            </w:r>
+          </w:p>
+        </w:tc>
+        <w:tc>
+          <w:tcPr>
+            <w:tcW w:type="dxa" w:w="3061"/>
+          </w:tcPr>
+          <w:p>
+            <w:pPr>
+              <w:keepNext/>
+            </w:pPr>
+            <w:r/>
+            <w:r>
+              <w:rPr>
+                <w:b/>
+                <w:sz w:val="19"/>
+              </w:rPr>
+              <w:t>How they move</w:t>
+            </w:r>
+          </w:p>
+        </w:tc>
+        <w:tc>
+          <w:tcPr>
+            <w:tcW w:type="dxa" w:w="1587"/>
+          </w:tcPr>
+          <w:p>
+            <w:pPr>
+              <w:keepNext/>
+            </w:pPr>
+            <w:r/>
+            <w:r>
+              <w:rPr>
+                <w:b/>
+                <w:sz w:val="19"/>
+              </w:rPr>
+              <w:t>Equipment</w:t>
+            </w:r>
+          </w:p>
+        </w:tc>
+        <w:tc>
+          <w:tcPr>
+            <w:tcW w:type="dxa" w:w="1020"/>
+          </w:tcPr>
+          <w:p>
+            <w:pPr>
+              <w:keepNext/>
+            </w:pPr>
+            <w:r/>
+            <w:r>
+              <w:rPr>
+                <w:b/>
+                <w:sz w:val="19"/>
+              </w:rPr>
+              <w:t>People</w:t>
+            </w:r>
+          </w:p>
+        </w:tc>
+      </w:tr>
+      <w:tr>
+        <w:trPr>
+          <w:cantSplit/>
+        </w:trPr>
+        <w:tc>
+          <w:tcPr>
+            <w:tcW w:type="dxa" w:w="1587"/>
+          </w:tcPr>
+          <w:p>
+            <w:pPr>
+              <w:keepNext/>
+            </w:pPr>
+            <w:r/>
+            <w:r>
+              <w:rPr>
+                <w:b w:val="0"/>
+                <w:sz w:val="19"/>
+              </w:rPr>
+              <w:t>Picker (zones 1–3)</w:t>
+            </w:r>
+          </w:p>
+        </w:tc>
+        <w:tc>
+          <w:tcPr>
+            <w:tcW w:type="dxa" w:w="1814"/>
+          </w:tcPr>
+          <w:p>
+            <w:pPr>
+              <w:keepNext/>
+            </w:pPr>
+            <w:r/>
+            <w:r>
+              <w:rPr>
+                <w:b w:val="0"/>
+                <w:sz w:val="19"/>
+              </w:rPr>
+              <w:t>fast-pick area / reserve aisles</w:t>
+            </w:r>
+          </w:p>
+        </w:tc>
+        <w:tc>
+          <w:tcPr>
+            <w:tcW w:type="dxa" w:w="3061"/>
+          </w:tcPr>
+          <w:p>
+            <w:pPr>
+              <w:keepNext/>
+            </w:pPr>
+            <w:r/>
+            <w:r>
+              <w:rPr>
+                <w:b w:val="0"/>
+                <w:sz w:val="19"/>
+              </w:rPr>
+              <w:t>push a trolley along the zone route; bring the full trolley to the put side, take an empty one back (2 trolleys per picker)</w:t>
+            </w:r>
+          </w:p>
+        </w:tc>
+        <w:tc>
+          <w:tcPr>
+            <w:tcW w:type="dxa" w:w="1587"/>
+          </w:tcPr>
+          <w:p>
+            <w:pPr>
+              <w:keepNext/>
+            </w:pPr>
+            <w:r/>
+            <w:r>
+              <w:rPr>
+                <w:b w:val="0"/>
+                <w:sz w:val="19"/>
+              </w:rPr>
+              <w:t>trolley with 6 totes, RF scanner</w:t>
+            </w:r>
+          </w:p>
+        </w:tc>
+        <w:tc>
+          <w:tcPr>
+            <w:tcW w:type="dxa" w:w="1020"/>
+          </w:tcPr>
+          <w:p>
+            <w:pPr>
+              <w:keepNext/>
+            </w:pPr>
+            <w:r/>
+            <w:r>
+              <w:rPr>
+                <w:b w:val="0"/>
+                <w:sz w:val="19"/>
+              </w:rPr>
+              <w:t>1–2 per zone per wave</w:t>
+            </w:r>
+          </w:p>
+        </w:tc>
+      </w:tr>
+      <w:tr>
+        <w:trPr>
+          <w:cantSplit/>
+        </w:trPr>
+        <w:tc>
+          <w:tcPr>
+            <w:tcW w:type="dxa" w:w="1587"/>
+          </w:tcPr>
+          <w:p>
+            <w:pPr>
+              <w:keepNext/>
+            </w:pPr>
+            <w:r/>
+            <w:r>
+              <w:rPr>
+                <w:b w:val="0"/>
+                <w:sz w:val="19"/>
+              </w:rPr>
+              <w:t>Wall operator (putter)</w:t>
+            </w:r>
+          </w:p>
+        </w:tc>
+        <w:tc>
+          <w:tcPr>
+            <w:tcW w:type="dxa" w:w="1814"/>
+          </w:tcPr>
+          <w:p>
+            <w:pPr>
+              <w:keepNext/>
+            </w:pPr>
+            <w:r/>
+            <w:r>
+              <w:rPr>
+                <w:b w:val="0"/>
+                <w:sz w:val="19"/>
+              </w:rPr>
+              <w:t>put side of the wall + small-parts shelving</w:t>
+            </w:r>
+          </w:p>
+        </w:tc>
+        <w:tc>
+          <w:tcPr>
+            <w:tcW w:type="dxa" w:w="3061"/>
+          </w:tcPr>
+          <w:p>
+            <w:pPr>
+              <w:keepNext/>
+            </w:pPr>
+            <w:r/>
+            <w:r>
+              <w:rPr>
+                <w:b w:val="0"/>
+                <w:sz w:val="19"/>
+              </w:rPr>
+              <w:t>walks along the 10.8 m wall; steps into the shelving behind it for small parts</w:t>
+            </w:r>
+          </w:p>
+        </w:tc>
+        <w:tc>
+          <w:tcPr>
+            <w:tcW w:type="dxa" w:w="1587"/>
+          </w:tcPr>
+          <w:p>
+            <w:pPr>
+              <w:keepNext/>
+            </w:pPr>
+            <w:r/>
+            <w:r>
+              <w:rPr>
+                <w:b w:val="0"/>
+                <w:sz w:val="19"/>
+              </w:rPr>
+              <w:t>RF ring scanner, lights</w:t>
+            </w:r>
+          </w:p>
+        </w:tc>
+        <w:tc>
+          <w:tcPr>
+            <w:tcW w:type="dxa" w:w="1020"/>
+          </w:tcPr>
+          <w:p>
+            <w:pPr>
+              <w:keepNext/>
+            </w:pPr>
+            <w:r/>
+            <w:r>
+              <w:rPr>
+                <w:b w:val="0"/>
+                <w:sz w:val="19"/>
+              </w:rPr>
+              <w:t>1 per wave</w:t>
+            </w:r>
+          </w:p>
+        </w:tc>
+      </w:tr>
+      <w:tr>
+        <w:trPr>
+          <w:cantSplit/>
+        </w:trPr>
+        <w:tc>
+          <w:tcPr>
+            <w:tcW w:type="dxa" w:w="1587"/>
+          </w:tcPr>
+          <w:p>
+            <w:r/>
+            <w:r>
+              <w:rPr>
+                <w:b w:val="0"/>
+                <w:sz w:val="19"/>
+              </w:rPr>
+              <w:t>Packer</w:t>
+            </w:r>
+          </w:p>
+        </w:tc>
+        <w:tc>
+          <w:tcPr>
+            <w:tcW w:type="dxa" w:w="1814"/>
+          </w:tcPr>
+          <w:p>
+            <w:r/>
+            <w:r>
+              <w:rPr>
+                <w:b w:val="0"/>
+                <w:sz w:val="19"/>
+              </w:rPr>
+              <w:t>pack side + pack station</w:t>
+            </w:r>
+          </w:p>
+        </w:tc>
+        <w:tc>
+          <w:tcPr>
+            <w:tcW w:type="dxa" w:w="3061"/>
+          </w:tcPr>
+          <w:p>
+            <w:r/>
+            <w:r>
+              <w:rPr>
+                <w:b w:val="0"/>
+                <w:sz w:val="19"/>
+              </w:rPr>
+              <w:t>takes a full order out of its slot, turns round to the bench (1–2 m), puts the carton in the carrier cage</w:t>
+            </w:r>
+          </w:p>
+        </w:tc>
+        <w:tc>
+          <w:tcPr>
+            <w:tcW w:type="dxa" w:w="1587"/>
+          </w:tcPr>
+          <w:p>
+            <w:r/>
+            <w:r>
+              <w:rPr>
+                <w:b w:val="0"/>
+                <w:sz w:val="19"/>
+              </w:rPr>
+              <w:t>pack bench, scale, label printer</w:t>
+            </w:r>
+          </w:p>
+        </w:tc>
+        <w:tc>
+          <w:tcPr>
+            <w:tcW w:type="dxa" w:w="1020"/>
+          </w:tcPr>
+          <w:p>
+            <w:r/>
+            <w:r>
+              <w:rPr>
+                <w:b w:val="0"/>
+                <w:sz w:val="19"/>
+              </w:rPr>
+              <w:t>~1.9 FTE (average day), ~3.4 (peak day, 4 stations)</w:t>
+            </w:r>
+          </w:p>
+        </w:tc>
+      </w:tr>
+    </w:tbl>
+    <w:p>
+      <w:pPr>
+        <w:spacing w:after="40"/>
+      </w:pPr>
+    </w:p>
+    <w:p>
+      <w:pPr>
+        <w:pStyle w:val="ListBullet"/>
+      </w:pPr>
+      <w:r>
+        <w:rPr>
+          <w:b w:val="0"/>
+          <w:sz w:val="21"/>
+        </w:rPr>
+      </w:r>
+      <w:r>
+        <w:rPr>
+          <w:b/>
+          <w:sz w:val="21"/>
+        </w:rPr>
+        <w:t>Putting takes ~8 seconds per line</w:t>
+      </w:r>
+      <w:r>
+        <w:rPr>
+          <w:b w:val="0"/>
+          <w:sz w:val="21"/>
+        </w:rPr>
+        <w:t xml:space="preserve"> (scan, look, put, press). The time is part of the packing labour in the capacity plan (45 lines per hour covers scan, put and pack).</w:t>
+      </w:r>
+    </w:p>
+    <w:p>
+      <w:pPr>
+        <w:pStyle w:val="ListBullet"/>
+      </w:pPr>
+      <w:r>
+        <w:rPr>
+          <w:b w:val="0"/>
+          <w:sz w:val="21"/>
+        </w:rPr>
+      </w:r>
+      <w:r>
+        <w:rPr>
+          <w:b/>
+          <w:sz w:val="21"/>
+        </w:rPr>
+        <w:t>Orders from two zones</w:t>
+      </w:r>
+      <w:r>
+        <w:rPr>
+          <w:b w:val="0"/>
+          <w:sz w:val="21"/>
+        </w:rPr>
+        <w:t xml:space="preserve"> wait in their slot until the last item arrives; only then does the pack-side light go on, so a packer never packs half an order.</w:t>
+      </w:r>
+    </w:p>
+    <w:p>
+      <w:pPr>
+        <w:pStyle w:val="ListBullet"/>
+      </w:pPr>
+      <w:r>
+        <w:rPr>
+          <w:b w:val="0"/>
+          <w:sz w:val="21"/>
+        </w:rPr>
+      </w:r>
+      <w:r>
+        <w:rPr>
+          <w:b/>
+          <w:sz w:val="21"/>
+        </w:rPr>
+        <w:t>Mistakes are caught at the wall:</w:t>
+      </w:r>
+      <w:r>
+        <w:rPr>
+          <w:b w:val="0"/>
+          <w:sz w:val="21"/>
+        </w:rPr>
+        <w:t xml:space="preserve"> a wrong item gives no light, and an order with a missing item stays unlit and is listed on the wall screen at the end of the wave.</w:t>
+      </w:r>
+    </w:p>
+    <w:p>
+      <w:pPr>
+        <w:pStyle w:val="Heading2"/>
+      </w:pPr>
+      <w:r>
+        <w:t>3.2 How are small items stored efficiently?</w:t>
       </w:r>
     </w:p>
     <w:p>
@@ -8649,7 +9699,7 @@
                 <w:b w:val="0"/>
                 <w:sz w:val="19"/>
               </w:rPr>
-              <w:t>90 slots</w:t>
+              <w:t>120 slots</w:t>
             </w:r>
           </w:p>
         </w:tc>
@@ -8685,7 +9735,7 @@
                 <w:b w:val="0"/>
                 <w:sz w:val="19"/>
               </w:rPr>
-              <w:t>Peak wave ~73 small orders + 20%</w:t>
+              <w:t>Peak wave ~73 small orders × 1.35 totes + 20%</w:t>
             </w:r>
           </w:p>
         </w:tc>
@@ -9381,7 +10431,7 @@
                 <w:b w:val="0"/>
                 <w:sz w:val="19"/>
               </w:rPr>
-              <w:t>Upgrade path (§3.1).</w:t>
+              <w:t>Upgrade path (§3.2).</w:t>
             </w:r>
           </w:p>
         </w:tc>
@@ -10043,7 +11093,7 @@
           <w:b w:val="0"/>
           <w:sz w:val="21"/>
         </w:rPr>
-        <w:t xml:space="preserve"> pack stations, put-wall, small-parts shelving, waiting pallets, wrapper and packaging stock need 401 m² → fits in 450 m² with 49 m² spare (D2 §5.4).</w:t>
+        <w:t xml:space="preserve"> pack stations, put-wall, small-parts shelving, waiting pallets, wrapper and packaging stock need 423 m² → fits in 450 m² with 27 m² spare (D2 §5.4).</w:t>
       </w:r>
     </w:p>
     <w:p>
@@ -11569,7 +12619,7 @@
         <w:drawing>
           <wp:inline xmlns:a="http://schemas.openxmlformats.org/drawingml/2006/main" xmlns:pic="http://schemas.openxmlformats.org/drawingml/2006/picture">
             <wp:extent cx="4860000" cy="2946106"/>
-            <wp:docPr id="6" name="Picture 6"/>
+            <wp:docPr id="7" name="Picture 7"/>
             <wp:cNvGraphicFramePr>
               <a:graphicFrameLocks noChangeAspect="1"/>
             </wp:cNvGraphicFramePr>
@@ -11581,7 +12631,7 @@
                     <pic:cNvPicPr/>
                   </pic:nvPicPr>
                   <pic:blipFill>
-                    <a:blip r:embed="rId14"/>
+                    <a:blip r:embed="rId15"/>
                     <a:stretch>
                       <a:fillRect/>
                     </a:stretch>
@@ -11612,7 +12662,7 @@
           <w:color w:val="666666"/>
           <w:sz w:val="17"/>
         </w:rPr>
-        <w:t>Fig 6. CAPEX by group — total €1,617k.</w:t>
+        <w:t>Fig 7. CAPEX by group — total €1,622k.</w:t>
       </w:r>
     </w:p>
     <w:tbl>
@@ -12545,7 +13595,7 @@
                 <w:b w:val="0"/>
                 <w:sz w:val="19"/>
               </w:rPr>
-              <w:t>90 slots</w:t>
+              <w:t>120 slots</w:t>
             </w:r>
           </w:p>
         </w:tc>
@@ -12583,7 +13633,7 @@
                 <w:b w:val="0"/>
                 <w:sz w:val="19"/>
               </w:rPr>
-              <w:t>€13,500</w:t>
+              <w:t>€18,000</w:t>
             </w:r>
           </w:p>
         </w:tc>
@@ -13544,7 +14594,7 @@
                 <w:b w:val="0"/>
                 <w:sz w:val="19"/>
               </w:rPr>
-              <w:t>€147,025</w:t>
+              <w:t>€147,475</w:t>
             </w:r>
           </w:p>
         </w:tc>
@@ -13563,7 +14613,7 @@
                 <w:b w:val="0"/>
                 <w:sz w:val="19"/>
               </w:rPr>
-              <w:t>€147,025</w:t>
+              <w:t>€147,475</w:t>
             </w:r>
           </w:p>
         </w:tc>
@@ -13651,7 +14701,7 @@
                 <w:b/>
                 <w:sz w:val="19"/>
               </w:rPr>
-              <w:t>€1,617,276</w:t>
+              <w:t>€1,622,226</w:t>
             </w:r>
           </w:p>
         </w:tc>
@@ -13701,7 +14751,7 @@
           <w:b w:val="0"/>
           <w:sz w:val="21"/>
         </w:rPr>
-        <w:t xml:space="preserve"> If the racking already standing in Bemmel can be rebuilt in the new layout (about €25 per position), the investment drops to €508k. DHL must confirm the type and condition of today's racks.</w:t>
+        <w:t xml:space="preserve"> If the racking already standing in Bemmel can be rebuilt in the new layout (about €25 per position), the investment drops to €513k. DHL must confirm the type and condition of today's racks.</w:t>
       </w:r>
     </w:p>
     <w:p>
@@ -13726,7 +14776,7 @@
           <w:b w:val="0"/>
           <w:sz w:val="21"/>
         </w:rPr>
-        <w:t xml:space="preserve"> €139,753 a year (racking 15 years, equipment 7, IT 5).</w:t>
+        <w:t xml:space="preserve"> €140,460 a year (racking 15 years, equipment 7, IT 5).</w:t>
       </w:r>
     </w:p>
     <w:p>
@@ -13746,7 +14796,7 @@
         <w:drawing>
           <wp:inline xmlns:a="http://schemas.openxmlformats.org/drawingml/2006/main" xmlns:pic="http://schemas.openxmlformats.org/drawingml/2006/picture">
             <wp:extent cx="4860000" cy="1734979"/>
-            <wp:docPr id="7" name="Picture 7"/>
+            <wp:docPr id="8" name="Picture 8"/>
             <wp:cNvGraphicFramePr>
               <a:graphicFrameLocks noChangeAspect="1"/>
             </wp:cNvGraphicFramePr>
@@ -13758,7 +14808,7 @@
                     <pic:cNvPicPr/>
                   </pic:nvPicPr>
                   <pic:blipFill>
-                    <a:blip r:embed="rId15"/>
+                    <a:blip r:embed="rId16"/>
                     <a:stretch>
                       <a:fillRect/>
                     </a:stretch>
@@ -13789,7 +14839,7 @@
           <w:color w:val="666666"/>
           <w:sz w:val="17"/>
         </w:rPr>
-        <w:t>Fig 7. OPEX by group — total €341k per year.</w:t>
+        <w:t>Fig 8. OPEX by group — total €342k per year.</w:t>
       </w:r>
     </w:p>
     <w:tbl>
@@ -14741,7 +15791,7 @@
                 <w:b w:val="0"/>
                 <w:sz w:val="19"/>
               </w:rPr>
-              <w:t>€10,725</w:t>
+              <w:t>€11,400</w:t>
             </w:r>
           </w:p>
         </w:tc>
@@ -14760,7 +15810,7 @@
                 <w:b w:val="0"/>
                 <w:sz w:val="19"/>
               </w:rPr>
-              <w:t>€10,725</w:t>
+              <w:t>€11,400</w:t>
             </w:r>
           </w:p>
         </w:tc>
@@ -14856,7 +15906,7 @@
                 <w:b w:val="0"/>
                 <w:sz w:val="19"/>
               </w:rPr>
-              <w:t>€340,873</w:t>
+              <w:t>€341,548</w:t>
             </w:r>
           </w:p>
         </w:tc>
@@ -14951,7 +16001,7 @@
                 <w:b w:val="0"/>
                 <w:sz w:val="19"/>
               </w:rPr>
-              <w:t>€139,753</w:t>
+              <w:t>€140,460</w:t>
             </w:r>
           </w:p>
         </w:tc>
@@ -15039,7 +16089,7 @@
                 <w:b/>
                 <w:sz w:val="19"/>
               </w:rPr>
-              <w:t>€480,625</w:t>
+              <w:t>€482,007</w:t>
             </w:r>
           </w:p>
         </w:tc>
@@ -15217,7 +16267,7 @@
                 <w:b w:val="0"/>
                 <w:sz w:val="19"/>
               </w:rPr>
-              <w:t>€3.08</w:t>
+              <w:t>€3.09</w:t>
             </w:r>
           </w:p>
         </w:tc>
@@ -15278,7 +16328,7 @@
                 <w:b w:val="0"/>
                 <w:sz w:val="19"/>
               </w:rPr>
-              <w:t>€13.68</w:t>
+              <w:t>€13.72</w:t>
             </w:r>
           </w:p>
         </w:tc>
@@ -15339,7 +16389,7 @@
                 <w:b w:val="0"/>
                 <w:sz w:val="19"/>
               </w:rPr>
-              <w:t>€19.92</w:t>
+              <w:t>€19.97</w:t>
             </w:r>
           </w:p>
         </w:tc>
@@ -15395,7 +16445,7 @@
                 <w:b w:val="0"/>
                 <w:sz w:val="19"/>
               </w:rPr>
-              <w:t>€4.47</w:t>
+              <w:t>€4.48</w:t>
             </w:r>
           </w:p>
         </w:tc>
@@ -15555,7 +16605,7 @@
                 <w:b w:val="0"/>
                 <w:sz w:val="19"/>
               </w:rPr>
-              <w:t>€143,838</w:t>
+              <w:t>€148,788</w:t>
             </w:r>
           </w:p>
         </w:tc>
@@ -15574,7 +16624,7 @@
                 <w:b w:val="0"/>
                 <w:sz w:val="19"/>
               </w:rPr>
-              <w:t>€507,772</w:t>
+              <w:t>€512,722</w:t>
             </w:r>
           </w:p>
         </w:tc>
@@ -15593,7 +16643,7 @@
                 <w:b w:val="0"/>
                 <w:sz w:val="19"/>
               </w:rPr>
-              <w:t>€1,617,276</w:t>
+              <w:t>€1,622,226</w:t>
             </w:r>
           </w:p>
         </w:tc>
@@ -15711,7 +16761,7 @@
                 <w:b w:val="0"/>
                 <w:sz w:val="19"/>
               </w:rPr>
-              <w:t>1.4 years</w:t>
+              <w:t>1.5 years</w:t>
             </w:r>
           </w:p>
         </w:tc>
@@ -15729,7 +16779,7 @@
                 <w:b w:val="0"/>
                 <w:sz w:val="19"/>
               </w:rPr>
-              <w:t>5.0 years</w:t>
+              <w:t>5.1 years</w:t>
             </w:r>
           </w:p>
         </w:tc>
@@ -15850,7 +16900,7 @@
         <w:drawing>
           <wp:inline xmlns:a="http://schemas.openxmlformats.org/drawingml/2006/main" xmlns:pic="http://schemas.openxmlformats.org/drawingml/2006/picture">
             <wp:extent cx="5400000" cy="1869632"/>
-            <wp:docPr id="8" name="Picture 8"/>
+            <wp:docPr id="9" name="Picture 9"/>
             <wp:cNvGraphicFramePr>
               <a:graphicFrameLocks noChangeAspect="1"/>
             </wp:cNvGraphicFramePr>
@@ -15862,7 +16912,7 @@
                     <pic:cNvPicPr/>
                   </pic:nvPicPr>
                   <pic:blipFill>
-                    <a:blip r:embed="rId16"/>
+                    <a:blip r:embed="rId17"/>
                     <a:stretch>
                       <a:fillRect/>
                     </a:stretch>
@@ -15893,7 +16943,7 @@
           <w:color w:val="666666"/>
           <w:sz w:val="17"/>
         </w:rPr>
-        <w:t>Fig 8. Yearly cost (OPEX + depreciation) when each assumption moves to the low or high end of its range.</w:t>
+        <w:t>Fig 9. Yearly cost (OPEX + depreciation) when each assumption moves to the low or high end of its range.</w:t>
       </w:r>
     </w:p>
     <w:p>
@@ -18320,7 +19370,7 @@
       </w:r>
     </w:p>
     <w:sectPr>
-      <w:footerReference w:type="default" r:id="rId17"/>
+      <w:footerReference w:type="default" r:id="rId18"/>
       <w:pgSz w:w="12240" w:h="15840"/>
       <w:pgMar w:top="1440" w:right="1800" w:bottom="1440" w:left="1800" w:header="720" w:footer="720" w:gutter="0"/>
       <w:cols w:space="720"/>

--- a/deliverables/Deliverable_3_Performance_Overview.docx
+++ b/deliverables/Deliverable_3_Performance_Overview.docx
@@ -1711,7 +1711,7 @@
       <w:r>
         <w:drawing>
           <wp:inline xmlns:a="http://schemas.openxmlformats.org/drawingml/2006/main" xmlns:pic="http://schemas.openxmlformats.org/drawingml/2006/picture">
-            <wp:extent cx="5940000" cy="3970609"/>
+            <wp:extent cx="5940000" cy="3685533"/>
             <wp:docPr id="1" name="Picture 1"/>
             <wp:cNvGraphicFramePr>
               <a:graphicFrameLocks noChangeAspect="1"/>
@@ -1732,7 +1732,7 @@
                   <pic:spPr>
                     <a:xfrm>
                       <a:off x="0" y="0"/>
-                      <a:ext cx="5940000" cy="3970609"/>
+                      <a:ext cx="5940000" cy="3685533"/>
                     </a:xfrm>
                     <a:prstGeom prst="rect"/>
                   </pic:spPr>
@@ -1755,7 +1755,7 @@
           <w:color w:val="666666"/>
           <w:sz w:val="17"/>
         </w:rPr>
-        <w:t>Fig 1. Updated floor plan: container zone (C) with R1, long-goods module next to the right perimeter aisle, and the main order flow (1–6).</w:t>
+        <w:t>Fig 1. Updated floor plan: container zone (C) with R1, long-goods module, the packing area with the put-to-light wall, and the main order flow (1–6).</w:t>
       </w:r>
     </w:p>
     <w:p>
@@ -7396,7 +7396,7 @@
         <w:pStyle w:val="Heading2"/>
       </w:pPr>
       <w:r>
-        <w:t>3.1 The put-to-light wall, step by step</w:t>
+        <w:t>3.1 The put-to-light wall — where it is and how it works</w:t>
       </w:r>
     </w:p>
     <w:p>
@@ -7415,13 +7415,36 @@
     </w:p>
     <w:p>
       <w:pPr>
+        <w:spacing w:after="80"/>
+      </w:pPr>
+      <w:r>
+        <w:rPr>
+          <w:b/>
+          <w:i w:val="0"/>
+          <w:color w:val="222222"/>
+          <w:sz w:val="21"/>
+        </w:rPr>
+        <w:t>Where it is.</w:t>
+      </w:r>
+      <w:r>
+        <w:rPr>
+          <w:b w:val="0"/>
+          <w:i w:val="0"/>
+          <w:color w:val="222222"/>
+          <w:sz w:val="21"/>
+        </w:rPr>
+        <w:t xml:space="preserve"> In the packing area on the east side of the building, at its south end: right next to the right perimeter aisle (where the pickers arrive from the fast-pick area and the racks) and just north of the outbound staging and the shipping doors. Fig 6 shows it on the whole layout and enlarged; it is also drawn on the floor plan (Fig 1).</w:t>
+      </w:r>
+    </w:p>
+    <w:p>
+      <w:pPr>
         <w:keepNext/>
         <w:jc w:val="center"/>
       </w:pPr>
       <w:r>
         <w:drawing>
           <wp:inline xmlns:a="http://schemas.openxmlformats.org/drawingml/2006/main" xmlns:pic="http://schemas.openxmlformats.org/drawingml/2006/picture">
-            <wp:extent cx="6120000" cy="3405088"/>
+            <wp:extent cx="6120000" cy="8272210"/>
             <wp:docPr id="6" name="Picture 6"/>
             <wp:cNvGraphicFramePr>
               <a:graphicFrameLocks noChangeAspect="1"/>
@@ -7430,7 +7453,7 @@
               <a:graphicData uri="http://schemas.openxmlformats.org/drawingml/2006/picture">
                 <pic:pic>
                   <pic:nvPicPr>
-                    <pic:cNvPr id="0" name="putwall_layout.png"/>
+                    <pic:cNvPr id="0" name="putwall_where.png"/>
                     <pic:cNvPicPr/>
                   </pic:nvPicPr>
                   <pic:blipFill>
@@ -7442,7 +7465,7 @@
                   <pic:spPr>
                     <a:xfrm>
                       <a:off x="0" y="0"/>
-                      <a:ext cx="6120000" cy="3405088"/>
+                      <a:ext cx="6120000" cy="8272210"/>
                     </a:xfrm>
                     <a:prstGeom prst="rect"/>
                   </pic:spPr>
@@ -7465,7 +7488,86 @@
           <w:color w:val="666666"/>
           <w:sz w:val="17"/>
         </w:rPr>
-        <w:t>Fig 6. The packing area from above with the worker steps (a), and the front of the wall (b).</w:t>
+        <w:t>Fig 6. Where the put-to-light wall is: (a) the whole warehouse, (b) the packing area enlarged, with the key.</w:t>
+      </w:r>
+    </w:p>
+    <w:p>
+      <w:pPr>
+        <w:keepNext/>
+        <w:spacing w:after="80"/>
+      </w:pPr>
+      <w:r>
+        <w:rPr>
+          <w:b/>
+          <w:i w:val="0"/>
+          <w:color w:val="222222"/>
+          <w:sz w:val="21"/>
+        </w:rPr>
+        <w:t>How it works.</w:t>
+      </w:r>
+      <w:r>
+        <w:rPr>
+          <w:b w:val="0"/>
+          <w:i w:val="0"/>
+          <w:color w:val="222222"/>
+          <w:sz w:val="21"/>
+        </w:rPr>
+        <w:t xml:space="preserve"> The wall is a shelf you can reach from both sides. The pick side faces the aisle, the pack side faces the pack stations. Fig 7 shows it from the side:</w:t>
+      </w:r>
+    </w:p>
+    <w:p>
+      <w:pPr>
+        <w:keepNext/>
+        <w:jc w:val="center"/>
+      </w:pPr>
+      <w:r>
+        <w:drawing>
+          <wp:inline xmlns:a="http://schemas.openxmlformats.org/drawingml/2006/main" xmlns:pic="http://schemas.openxmlformats.org/drawingml/2006/picture">
+            <wp:extent cx="5940000" cy="3307108"/>
+            <wp:docPr id="7" name="Picture 7"/>
+            <wp:cNvGraphicFramePr>
+              <a:graphicFrameLocks noChangeAspect="1"/>
+            </wp:cNvGraphicFramePr>
+            <a:graphic>
+              <a:graphicData uri="http://schemas.openxmlformats.org/drawingml/2006/picture">
+                <pic:pic>
+                  <pic:nvPicPr>
+                    <pic:cNvPr id="0" name="putwall_how.png"/>
+                    <pic:cNvPicPr/>
+                  </pic:nvPicPr>
+                  <pic:blipFill>
+                    <a:blip r:embed="rId15"/>
+                    <a:stretch>
+                      <a:fillRect/>
+                    </a:stretch>
+                  </pic:blipFill>
+                  <pic:spPr>
+                    <a:xfrm>
+                      <a:off x="0" y="0"/>
+                      <a:ext cx="5940000" cy="3307108"/>
+                    </a:xfrm>
+                    <a:prstGeom prst="rect"/>
+                  </pic:spPr>
+                </pic:pic>
+              </a:graphicData>
+            </a:graphic>
+          </wp:inline>
+        </w:drawing>
+      </w:r>
+    </w:p>
+    <w:p>
+      <w:pPr>
+        <w:spacing w:after="200"/>
+        <w:jc w:val="center"/>
+      </w:pPr>
+      <w:r>
+        <w:rPr>
+          <w:b w:val="0"/>
+          <w:i/>
+          <w:color w:val="666666"/>
+          <w:sz w:val="17"/>
+        </w:rPr>
+        <w:t>Fig 7. How the wall works, seen from the side: pick side (left), the wall, pack side (right).</w:t>
       </w:r>
     </w:p>
     <w:p>
@@ -7483,14 +7585,14 @@
           <w:b/>
           <w:sz w:val="21"/>
         </w:rPr>
-        <w:t>What it is:</w:t>
+        <w:t>Size:</w:t>
       </w:r>
       <w:r>
         <w:rPr>
           <w:b w:val="0"/>
           <w:sz w:val="21"/>
         </w:rPr>
-        <w:t xml:space="preserve"> double-sided shelving, 24 columns × 5 levels = </w:t>
+        <w:t xml:space="preserve"> 24 columns × 5 levels = </w:t>
       </w:r>
       <w:r>
         <w:rPr>
@@ -7504,7 +7606,7 @@
           <w:b w:val="0"/>
           <w:sz w:val="21"/>
         </w:rPr>
-        <w:t>, 10.8 m long and 0.6 m deep, slots between 0.2 and 2.0 m high. Each slot holds one open plastic tote (600 × 400 mm, ~40 L) for one order. Every slot has a light with a button on both sides.</w:t>
+        <w:t>, 10.8 m long, 0.6 m deep, slots between 0.2 and 2.0 m high. Each slot holds one open tote (600 × 400 mm, ~40 L) for one order and has a light with a button on both sides.</w:t>
       </w:r>
     </w:p>
     <w:p>
@@ -7522,14 +7624,14 @@
           <w:b/>
           <w:sz w:val="21"/>
         </w:rPr>
-        <w:t>How many slots and why:</w:t>
+        <w:t>Why 120 slots:</w:t>
       </w:r>
       <w:r>
         <w:rPr>
           <w:b w:val="0"/>
           <w:sz w:val="21"/>
         </w:rPr>
-        <w:t xml:space="preserve"> the peak wave has ~73 small orders; 78% need one tote, 13% two and 9% three or four (average 1.35 totes). 73 × 1.35 × 1.2 spare → 120 slots. A bigger order simply gets 2–4 slots next to each other.</w:t>
+        <w:t xml:space="preserve"> the peak wave has ~73 small orders; 78% need one tote, 13% two and 9% three or four (average 1.35). 73 × 1.35 × 1.2 spare → 120 slots. A bigger order gets 2–4 slots next to each other.</w:t>
       </w:r>
     </w:p>
     <w:p>
@@ -7547,14 +7649,14 @@
           <w:b/>
           <w:sz w:val="21"/>
         </w:rPr>
-        <w:t>Where it stands:</w:t>
+        <w:t>Orders from two zones</w:t>
       </w:r>
       <w:r>
         <w:rPr>
           <w:b w:val="0"/>
           <w:sz w:val="21"/>
         </w:rPr>
-        <w:t xml:space="preserve"> in the south part of the packing area, along the right perimeter aisle. The put side faces the aisle where the pickers arrive; the pack side faces the pack stations. The small-parts shelving is directly north of it and the carrier roll cages and outbound lanes directly south — every walk is a few metres.</w:t>
+        <w:t xml:space="preserve"> wait in their slot until the last item arrives — only then does the pack-side light go on, so nobody packs half an order. A wrong item gives no light, so picking mistakes are caught here.</w:t>
       </w:r>
     </w:p>
     <w:p>
@@ -7853,7 +7955,7 @@
                 <w:b w:val="0"/>
                 <w:sz w:val="19"/>
               </w:rPr>
-              <w:t>Bin shelving behind the wall</w:t>
+              <w:t>Bin shelving behind the wall (E)</w:t>
             </w:r>
           </w:p>
         </w:tc>
@@ -7889,7 +7991,7 @@
                 <w:b w:val="0"/>
                 <w:sz w:val="19"/>
               </w:rPr>
-              <w:t>the wall operator, between puts</w:t>
+              <w:t>the putter, between puts</w:t>
             </w:r>
           </w:p>
         </w:tc>
@@ -7939,7 +8041,7 @@
                 <w:b w:val="0"/>
                 <w:sz w:val="19"/>
               </w:rPr>
-              <w:t>do not use the wall: picked straight onto a pallet</w:t>
+              <w:t>do not use the wall: picked straight onto a pallet (F)</w:t>
             </w:r>
           </w:p>
         </w:tc>
@@ -7989,11 +8091,10 @@
         <w:tblLook w:firstColumn="1" w:firstRow="1" w:lastColumn="0" w:lastRow="0" w:noHBand="0" w:noVBand="1" w:val="04A0"/>
       </w:tblPr>
       <w:tblGrid>
-        <w:gridCol w:w="1587"/>
-        <w:gridCol w:w="1814"/>
-        <w:gridCol w:w="3061"/>
-        <w:gridCol w:w="1587"/>
-        <w:gridCol w:w="1020"/>
+        <w:gridCol w:w="1247"/>
+        <w:gridCol w:w="2041"/>
+        <w:gridCol w:w="4309"/>
+        <w:gridCol w:w="1474"/>
       </w:tblGrid>
       <w:tr>
         <w:trPr>
@@ -8001,7 +8102,7 @@
         </w:trPr>
         <w:tc>
           <w:tcPr>
-            <w:tcW w:type="dxa" w:w="1587"/>
+            <w:tcW w:type="dxa" w:w="1247"/>
           </w:tcPr>
           <w:p>
             <w:pPr>
@@ -8019,7 +8120,7 @@
         </w:tc>
         <w:tc>
           <w:tcPr>
-            <w:tcW w:type="dxa" w:w="1814"/>
+            <w:tcW w:type="dxa" w:w="2041"/>
           </w:tcPr>
           <w:p>
             <w:pPr>
@@ -8031,13 +8132,13 @@
                 <w:b/>
                 <w:sz w:val="19"/>
               </w:rPr>
-              <w:t>Where</w:t>
-            </w:r>
-          </w:p>
-        </w:tc>
-        <w:tc>
-          <w:tcPr>
-            <w:tcW w:type="dxa" w:w="3061"/>
+              <w:t>Where (Fig 6)</w:t>
+            </w:r>
+          </w:p>
+        </w:tc>
+        <w:tc>
+          <w:tcPr>
+            <w:tcW w:type="dxa" w:w="4309"/>
           </w:tcPr>
           <w:p>
             <w:pPr>
@@ -8055,25 +8156,7 @@
         </w:tc>
         <w:tc>
           <w:tcPr>
-            <w:tcW w:type="dxa" w:w="1587"/>
-          </w:tcPr>
-          <w:p>
-            <w:pPr>
-              <w:keepNext/>
-            </w:pPr>
-            <w:r/>
-            <w:r>
-              <w:rPr>
-                <w:b/>
-                <w:sz w:val="19"/>
-              </w:rPr>
-              <w:t>Equipment</w:t>
-            </w:r>
-          </w:p>
-        </w:tc>
-        <w:tc>
-          <w:tcPr>
-            <w:tcW w:type="dxa" w:w="1020"/>
+            <w:tcW w:type="dxa" w:w="1474"/>
           </w:tcPr>
           <w:p>
             <w:pPr>
@@ -8096,79 +8179,61 @@
         </w:trPr>
         <w:tc>
           <w:tcPr>
-            <w:tcW w:type="dxa" w:w="1587"/>
-          </w:tcPr>
-          <w:p>
-            <w:pPr>
-              <w:keepNext/>
-            </w:pPr>
-            <w:r/>
-            <w:r>
-              <w:rPr>
-                <w:b w:val="0"/>
-                <w:sz w:val="19"/>
-              </w:rPr>
-              <w:t>Picker (zones 1–3)</w:t>
-            </w:r>
-          </w:p>
-        </w:tc>
-        <w:tc>
-          <w:tcPr>
-            <w:tcW w:type="dxa" w:w="1814"/>
-          </w:tcPr>
-          <w:p>
-            <w:pPr>
-              <w:keepNext/>
-            </w:pPr>
-            <w:r/>
-            <w:r>
-              <w:rPr>
-                <w:b w:val="0"/>
-                <w:sz w:val="19"/>
-              </w:rPr>
-              <w:t>fast-pick area / reserve aisles</w:t>
-            </w:r>
-          </w:p>
-        </w:tc>
-        <w:tc>
-          <w:tcPr>
-            <w:tcW w:type="dxa" w:w="3061"/>
-          </w:tcPr>
-          <w:p>
-            <w:pPr>
-              <w:keepNext/>
-            </w:pPr>
-            <w:r/>
-            <w:r>
-              <w:rPr>
-                <w:b w:val="0"/>
-                <w:sz w:val="19"/>
-              </w:rPr>
-              <w:t>push a trolley along the zone route; bring the full trolley to the put side, take an empty one back (2 trolleys per picker)</w:t>
-            </w:r>
-          </w:p>
-        </w:tc>
-        <w:tc>
-          <w:tcPr>
-            <w:tcW w:type="dxa" w:w="1587"/>
-          </w:tcPr>
-          <w:p>
-            <w:pPr>
-              <w:keepNext/>
-            </w:pPr>
-            <w:r/>
-            <w:r>
-              <w:rPr>
-                <w:b w:val="0"/>
-                <w:sz w:val="19"/>
-              </w:rPr>
-              <w:t>trolley with 6 totes, RF scanner</w:t>
-            </w:r>
-          </w:p>
-        </w:tc>
-        <w:tc>
-          <w:tcPr>
-            <w:tcW w:type="dxa" w:w="1020"/>
+            <w:tcW w:type="dxa" w:w="1247"/>
+          </w:tcPr>
+          <w:p>
+            <w:pPr>
+              <w:keepNext/>
+            </w:pPr>
+            <w:r/>
+            <w:r>
+              <w:rPr>
+                <w:b w:val="0"/>
+                <w:sz w:val="19"/>
+              </w:rPr>
+              <w:t>Picker</w:t>
+            </w:r>
+          </w:p>
+        </w:tc>
+        <w:tc>
+          <w:tcPr>
+            <w:tcW w:type="dxa" w:w="2041"/>
+          </w:tcPr>
+          <w:p>
+            <w:pPr>
+              <w:keepNext/>
+            </w:pPr>
+            <w:r/>
+            <w:r>
+              <w:rPr>
+                <w:b w:val="0"/>
+                <w:sz w:val="19"/>
+              </w:rPr>
+              <w:t>zones → aisle H → pick side B</w:t>
+            </w:r>
+          </w:p>
+        </w:tc>
+        <w:tc>
+          <w:tcPr>
+            <w:tcW w:type="dxa" w:w="4309"/>
+          </w:tcPr>
+          <w:p>
+            <w:pPr>
+              <w:keepNext/>
+            </w:pPr>
+            <w:r/>
+            <w:r>
+              <w:rPr>
+                <w:b w:val="0"/>
+                <w:sz w:val="19"/>
+              </w:rPr>
+              <w:t>pushes a trolley along the zone route, leaves the full trolley at B and takes an empty one back (2 trolleys per picker)</w:t>
+            </w:r>
+          </w:p>
+        </w:tc>
+        <w:tc>
+          <w:tcPr>
+            <w:tcW w:type="dxa" w:w="1474"/>
           </w:tcPr>
           <w:p>
             <w:pPr>
@@ -8191,79 +8256,61 @@
         </w:trPr>
         <w:tc>
           <w:tcPr>
-            <w:tcW w:type="dxa" w:w="1587"/>
-          </w:tcPr>
-          <w:p>
-            <w:pPr>
-              <w:keepNext/>
-            </w:pPr>
-            <w:r/>
-            <w:r>
-              <w:rPr>
-                <w:b w:val="0"/>
-                <w:sz w:val="19"/>
-              </w:rPr>
-              <w:t>Wall operator (putter)</w:t>
-            </w:r>
-          </w:p>
-        </w:tc>
-        <w:tc>
-          <w:tcPr>
-            <w:tcW w:type="dxa" w:w="1814"/>
-          </w:tcPr>
-          <w:p>
-            <w:pPr>
-              <w:keepNext/>
-            </w:pPr>
-            <w:r/>
-            <w:r>
-              <w:rPr>
-                <w:b w:val="0"/>
-                <w:sz w:val="19"/>
-              </w:rPr>
-              <w:t>put side of the wall + small-parts shelving</w:t>
-            </w:r>
-          </w:p>
-        </w:tc>
-        <w:tc>
-          <w:tcPr>
-            <w:tcW w:type="dxa" w:w="3061"/>
-          </w:tcPr>
-          <w:p>
-            <w:pPr>
-              <w:keepNext/>
-            </w:pPr>
-            <w:r/>
-            <w:r>
-              <w:rPr>
-                <w:b w:val="0"/>
-                <w:sz w:val="19"/>
-              </w:rPr>
-              <w:t>walks along the 10.8 m wall; steps into the shelving behind it for small parts</w:t>
-            </w:r>
-          </w:p>
-        </w:tc>
-        <w:tc>
-          <w:tcPr>
-            <w:tcW w:type="dxa" w:w="1587"/>
-          </w:tcPr>
-          <w:p>
-            <w:pPr>
-              <w:keepNext/>
-            </w:pPr>
-            <w:r/>
-            <w:r>
-              <w:rPr>
-                <w:b w:val="0"/>
-                <w:sz w:val="19"/>
-              </w:rPr>
-              <w:t>RF ring scanner, lights</w:t>
-            </w:r>
-          </w:p>
-        </w:tc>
-        <w:tc>
-          <w:tcPr>
-            <w:tcW w:type="dxa" w:w="1020"/>
+            <w:tcW w:type="dxa" w:w="1247"/>
+          </w:tcPr>
+          <w:p>
+            <w:pPr>
+              <w:keepNext/>
+            </w:pPr>
+            <w:r/>
+            <w:r>
+              <w:rPr>
+                <w:b w:val="0"/>
+                <w:sz w:val="19"/>
+              </w:rPr>
+              <w:t>Putter</w:t>
+            </w:r>
+          </w:p>
+        </w:tc>
+        <w:tc>
+          <w:tcPr>
+            <w:tcW w:type="dxa" w:w="2041"/>
+          </w:tcPr>
+          <w:p>
+            <w:pPr>
+              <w:keepNext/>
+            </w:pPr>
+            <w:r/>
+            <w:r>
+              <w:rPr>
+                <w:b w:val="0"/>
+                <w:sz w:val="19"/>
+              </w:rPr>
+              <w:t>pick side B + shelving E</w:t>
+            </w:r>
+          </w:p>
+        </w:tc>
+        <w:tc>
+          <w:tcPr>
+            <w:tcW w:type="dxa" w:w="4309"/>
+          </w:tcPr>
+          <w:p>
+            <w:pPr>
+              <w:keepNext/>
+            </w:pPr>
+            <w:r/>
+            <w:r>
+              <w:rPr>
+                <w:b w:val="0"/>
+                <w:sz w:val="19"/>
+              </w:rPr>
+              <w:t>walks along the 10.8 m wall putting items in; picks small parts in E (~8 s per item)</w:t>
+            </w:r>
+          </w:p>
+        </w:tc>
+        <w:tc>
+          <w:tcPr>
+            <w:tcW w:type="dxa" w:w="1474"/>
           </w:tcPr>
           <w:p>
             <w:pPr>
@@ -8286,7 +8333,7 @@
         </w:trPr>
         <w:tc>
           <w:tcPr>
-            <w:tcW w:type="dxa" w:w="1587"/>
+            <w:tcW w:type="dxa" w:w="1247"/>
           </w:tcPr>
           <w:p>
             <w:r/>
@@ -8301,61 +8348,46 @@
         </w:tc>
         <w:tc>
           <w:tcPr>
-            <w:tcW w:type="dxa" w:w="1814"/>
-          </w:tcPr>
-          <w:p>
-            <w:r/>
-            <w:r>
-              <w:rPr>
-                <w:b w:val="0"/>
-                <w:sz w:val="19"/>
-              </w:rPr>
-              <w:t>pack side + pack station</w:t>
-            </w:r>
-          </w:p>
-        </w:tc>
-        <w:tc>
-          <w:tcPr>
-            <w:tcW w:type="dxa" w:w="3061"/>
-          </w:tcPr>
-          <w:p>
-            <w:r/>
-            <w:r>
-              <w:rPr>
-                <w:b w:val="0"/>
-                <w:sz w:val="19"/>
-              </w:rPr>
-              <w:t>takes a full order out of its slot, turns round to the bench (1–2 m), puts the carton in the carrier cage</w:t>
-            </w:r>
-          </w:p>
-        </w:tc>
-        <w:tc>
-          <w:tcPr>
-            <w:tcW w:type="dxa" w:w="1587"/>
-          </w:tcPr>
-          <w:p>
-            <w:r/>
-            <w:r>
-              <w:rPr>
-                <w:b w:val="0"/>
-                <w:sz w:val="19"/>
-              </w:rPr>
-              <w:t>pack bench, scale, label printer</w:t>
-            </w:r>
-          </w:p>
-        </w:tc>
-        <w:tc>
-          <w:tcPr>
-            <w:tcW w:type="dxa" w:w="1020"/>
-          </w:tcPr>
-          <w:p>
-            <w:r/>
-            <w:r>
-              <w:rPr>
-                <w:b w:val="0"/>
-                <w:sz w:val="19"/>
-              </w:rPr>
-              <w:t>~1.9 FTE (average day), ~3.4 (peak day, 4 stations)</w:t>
+            <w:tcW w:type="dxa" w:w="2041"/>
+          </w:tcPr>
+          <w:p>
+            <w:r/>
+            <w:r>
+              <w:rPr>
+                <w:b w:val="0"/>
+                <w:sz w:val="19"/>
+              </w:rPr>
+              <w:t>pack side C → cages D</w:t>
+            </w:r>
+          </w:p>
+        </w:tc>
+        <w:tc>
+          <w:tcPr>
+            <w:tcW w:type="dxa" w:w="4309"/>
+          </w:tcPr>
+          <w:p>
+            <w:r/>
+            <w:r>
+              <w:rPr>
+                <w:b w:val="0"/>
+                <w:sz w:val="19"/>
+              </w:rPr>
+              <w:t>takes a finished order out of the wall, turns to the bench 1–2 m away, puts the carton in the carrier's cage</w:t>
+            </w:r>
+          </w:p>
+        </w:tc>
+        <w:tc>
+          <w:tcPr>
+            <w:tcW w:type="dxa" w:w="1474"/>
+          </w:tcPr>
+          <w:p>
+            <w:r/>
+            <w:r>
+              <w:rPr>
+                <w:b w:val="0"/>
+                <w:sz w:val="19"/>
+              </w:rPr>
+              <w:t>~1.9 FTE (average), ~3.4 (peak, 4 stations)</w:t>
             </w:r>
           </w:p>
         </w:tc>
@@ -8365,81 +8397,6 @@
       <w:pPr>
         <w:spacing w:after="40"/>
       </w:pPr>
-    </w:p>
-    <w:p>
-      <w:pPr>
-        <w:pStyle w:val="ListBullet"/>
-      </w:pPr>
-      <w:r>
-        <w:rPr>
-          <w:b w:val="0"/>
-          <w:sz w:val="21"/>
-        </w:rPr>
-      </w:r>
-      <w:r>
-        <w:rPr>
-          <w:b/>
-          <w:sz w:val="21"/>
-        </w:rPr>
-        <w:t>Putting takes ~8 seconds per line</w:t>
-      </w:r>
-      <w:r>
-        <w:rPr>
-          <w:b w:val="0"/>
-          <w:sz w:val="21"/>
-        </w:rPr>
-        <w:t xml:space="preserve"> (scan, look, put, press). The time is part of the packing labour in the capacity plan (45 lines per hour covers scan, put and pack).</w:t>
-      </w:r>
-    </w:p>
-    <w:p>
-      <w:pPr>
-        <w:pStyle w:val="ListBullet"/>
-      </w:pPr>
-      <w:r>
-        <w:rPr>
-          <w:b w:val="0"/>
-          <w:sz w:val="21"/>
-        </w:rPr>
-      </w:r>
-      <w:r>
-        <w:rPr>
-          <w:b/>
-          <w:sz w:val="21"/>
-        </w:rPr>
-        <w:t>Orders from two zones</w:t>
-      </w:r>
-      <w:r>
-        <w:rPr>
-          <w:b w:val="0"/>
-          <w:sz w:val="21"/>
-        </w:rPr>
-        <w:t xml:space="preserve"> wait in their slot until the last item arrives; only then does the pack-side light go on, so a packer never packs half an order.</w:t>
-      </w:r>
-    </w:p>
-    <w:p>
-      <w:pPr>
-        <w:pStyle w:val="ListBullet"/>
-      </w:pPr>
-      <w:r>
-        <w:rPr>
-          <w:b w:val="0"/>
-          <w:sz w:val="21"/>
-        </w:rPr>
-      </w:r>
-      <w:r>
-        <w:rPr>
-          <w:b/>
-          <w:sz w:val="21"/>
-        </w:rPr>
-        <w:t>Mistakes are caught at the wall:</w:t>
-      </w:r>
-      <w:r>
-        <w:rPr>
-          <w:b w:val="0"/>
-          <w:sz w:val="21"/>
-        </w:rPr>
-        <w:t xml:space="preserve"> a wrong item gives no light, and an order with a missing item stays unlit and is listed on the wall screen at the end of the wave.</w:t>
-      </w:r>
     </w:p>
     <w:p>
       <w:pPr>
@@ -12619,7 +12576,7 @@
         <w:drawing>
           <wp:inline xmlns:a="http://schemas.openxmlformats.org/drawingml/2006/main" xmlns:pic="http://schemas.openxmlformats.org/drawingml/2006/picture">
             <wp:extent cx="4860000" cy="2946106"/>
-            <wp:docPr id="7" name="Picture 7"/>
+            <wp:docPr id="8" name="Picture 8"/>
             <wp:cNvGraphicFramePr>
               <a:graphicFrameLocks noChangeAspect="1"/>
             </wp:cNvGraphicFramePr>
@@ -12631,7 +12588,7 @@
                     <pic:cNvPicPr/>
                   </pic:nvPicPr>
                   <pic:blipFill>
-                    <a:blip r:embed="rId15"/>
+                    <a:blip r:embed="rId16"/>
                     <a:stretch>
                       <a:fillRect/>
                     </a:stretch>
@@ -12662,7 +12619,7 @@
           <w:color w:val="666666"/>
           <w:sz w:val="17"/>
         </w:rPr>
-        <w:t>Fig 7. CAPEX by group — total €1,622k.</w:t>
+        <w:t>Fig 8. CAPEX by group — total €1,622k.</w:t>
       </w:r>
     </w:p>
     <w:tbl>
@@ -14796,7 +14753,7 @@
         <w:drawing>
           <wp:inline xmlns:a="http://schemas.openxmlformats.org/drawingml/2006/main" xmlns:pic="http://schemas.openxmlformats.org/drawingml/2006/picture">
             <wp:extent cx="4860000" cy="1734979"/>
-            <wp:docPr id="8" name="Picture 8"/>
+            <wp:docPr id="9" name="Picture 9"/>
             <wp:cNvGraphicFramePr>
               <a:graphicFrameLocks noChangeAspect="1"/>
             </wp:cNvGraphicFramePr>
@@ -14808,7 +14765,7 @@
                     <pic:cNvPicPr/>
                   </pic:nvPicPr>
                   <pic:blipFill>
-                    <a:blip r:embed="rId16"/>
+                    <a:blip r:embed="rId17"/>
                     <a:stretch>
                       <a:fillRect/>
                     </a:stretch>
@@ -14839,7 +14796,7 @@
           <w:color w:val="666666"/>
           <w:sz w:val="17"/>
         </w:rPr>
-        <w:t>Fig 8. OPEX by group — total €342k per year.</w:t>
+        <w:t>Fig 9. OPEX by group — total €342k per year.</w:t>
       </w:r>
     </w:p>
     <w:tbl>
@@ -16900,7 +16857,7 @@
         <w:drawing>
           <wp:inline xmlns:a="http://schemas.openxmlformats.org/drawingml/2006/main" xmlns:pic="http://schemas.openxmlformats.org/drawingml/2006/picture">
             <wp:extent cx="5400000" cy="1869632"/>
-            <wp:docPr id="9" name="Picture 9"/>
+            <wp:docPr id="10" name="Picture 10"/>
             <wp:cNvGraphicFramePr>
               <a:graphicFrameLocks noChangeAspect="1"/>
             </wp:cNvGraphicFramePr>
@@ -16912,7 +16869,7 @@
                     <pic:cNvPicPr/>
                   </pic:nvPicPr>
                   <pic:blipFill>
-                    <a:blip r:embed="rId17"/>
+                    <a:blip r:embed="rId18"/>
                     <a:stretch>
                       <a:fillRect/>
                     </a:stretch>
@@ -16943,7 +16900,7 @@
           <w:color w:val="666666"/>
           <w:sz w:val="17"/>
         </w:rPr>
-        <w:t>Fig 9. Yearly cost (OPEX + depreciation) when each assumption moves to the low or high end of its range.</w:t>
+        <w:t>Fig 10. Yearly cost (OPEX + depreciation) when each assumption moves to the low or high end of its range.</w:t>
       </w:r>
     </w:p>
     <w:p>
@@ -19370,7 +19327,7 @@
       </w:r>
     </w:p>
     <w:sectPr>
-      <w:footerReference w:type="default" r:id="rId18"/>
+      <w:footerReference w:type="default" r:id="rId19"/>
       <w:pgSz w:w="12240" w:h="15840"/>
       <w:pgMar w:top="1440" w:right="1800" w:bottom="1440" w:left="1800" w:header="720" w:footer="720" w:gutter="0"/>
       <w:cols w:space="720"/>

--- a/deliverables/Deliverable_3_Performance_Overview.docx
+++ b/deliverables/Deliverable_3_Performance_Overview.docx
@@ -403,7 +403,7 @@
           <w:color w:val="666666"/>
           <w:sz w:val="18"/>
         </w:rPr>
-        <w:t>Expected performance and cost of the Option B design. Volumes are measured in the Assa Abloy Q2-2025 data; prices are public benchmarks or labelled assumptions (Section 7), never quotes. Every number can be rebuilt with analysis/performance_cost.py and checked in the calculation workbook.</w:t>
+        <w:t>Expected performance and cost of the Option B design. Volumes are measured in the Assa Abloy Q2-2025 data; prices are public benchmarks or labelled assumptions (Section 9), never quotes. Every number can be rebuilt with analysis/performance_cost.py and checked in the calculation workbook.</w:t>
       </w:r>
     </w:p>
     <w:p>
@@ -665,7 +665,7 @@
                 <w:b w:val="0"/>
                 <w:sz w:val="19"/>
               </w:rPr>
-              <w:t>8,960 pallet positions + 188 small-parts shelving bays; racks 84% full at the peak</w:t>
+              <w:t>8,960 pallet positions + 188 small-parts shelving bays; racks 84% full at the peak; a pick face for each of the 1,409 fast movers</w:t>
             </w:r>
           </w:p>
         </w:tc>
@@ -747,7 +747,7 @@
                 <w:b w:val="0"/>
                 <w:sz w:val="19"/>
               </w:rPr>
-              <w:t>€1,622k all new; €513k if today's racking is re-used; of which €149k for the process changes</w:t>
+              <w:t>€1,630k all new; €521k if today's racking is re-used; of which €157k for the process changes</w:t>
             </w:r>
           </w:p>
         </w:tc>
@@ -788,7 +788,7 @@
                 <w:b w:val="0"/>
                 <w:sz w:val="19"/>
               </w:rPr>
-              <w:t>€342k a year at €20/h; €482k incl. depreciation</w:t>
+              <w:t>€342k a year at €20/h; €483k incl. depreciation</w:t>
             </w:r>
           </w:p>
         </w:tc>
@@ -829,7 +829,7 @@
                 <w:b w:val="0"/>
                 <w:sz w:val="19"/>
               </w:rPr>
-              <w:t>€3.09 per order line · €13.72 per order</w:t>
+              <w:t>€3.09 per order line · €13.75 per order</w:t>
             </w:r>
           </w:p>
         </w:tc>
@@ -864,7 +864,7 @@
                 <w:b w:val="0"/>
                 <w:sz w:val="19"/>
               </w:rPr>
-              <w:t>~€101k a year in picking labour → the process changes pay back in 1.5 years</w:t>
+              <w:t>~€101k a year in picking labour → the process changes pay back in 1.6 years</w:t>
             </w:r>
           </w:p>
         </w:tc>
@@ -897,7 +897,7 @@
           <w:b w:val="0"/>
           <w:sz w:val="21"/>
         </w:rPr>
-        <w:t xml:space="preserve"> Batching, a fast-pick area and wave release need €149k and save ~€101k a year. Racks are needed to hold the stock, so they are a capacity cost, not a saving.</w:t>
+        <w:t xml:space="preserve"> Batching, a fast-pick area and wave release need €157k and save ~€101k a year. Racks are needed to hold the stock, so they are a capacity cost, not a saving.</w:t>
       </w:r>
     </w:p>
     <w:p>
@@ -1641,6 +1641,9 @@
             <w:tcW w:type="dxa" w:w="1587"/>
           </w:tcPr>
           <w:p>
+            <w:pPr>
+              <w:keepNext/>
+            </w:pPr>
             <w:r/>
             <w:r>
               <w:rPr>
@@ -1656,6 +1659,9 @@
             <w:tcW w:type="dxa" w:w="2041"/>
           </w:tcPr>
           <w:p>
+            <w:pPr>
+              <w:keepNext/>
+            </w:pPr>
             <w:r/>
             <w:r>
               <w:rPr>
@@ -1671,6 +1677,9 @@
             <w:tcW w:type="dxa" w:w="2608"/>
           </w:tcPr>
           <w:p>
+            <w:pPr>
+              <w:keepNext/>
+            </w:pPr>
             <w:r/>
             <w:r>
               <w:rPr>
@@ -1686,6 +1695,9 @@
             <w:tcW w:type="dxa" w:w="2835"/>
           </w:tcPr>
           <w:p>
+            <w:pPr>
+              <w:keepNext/>
+            </w:pPr>
             <w:r/>
             <w:r>
               <w:rPr>
@@ -1693,6 +1705,148 @@
                 <w:sz w:val="19"/>
               </w:rPr>
               <w:t>Feedback: recheck counts and classes</w:t>
+            </w:r>
+          </w:p>
+        </w:tc>
+      </w:tr>
+      <w:tr>
+        <w:trPr>
+          <w:cantSplit/>
+        </w:trPr>
+        <w:tc>
+          <w:tcPr>
+            <w:tcW w:type="dxa" w:w="1587"/>
+          </w:tcPr>
+          <w:p>
+            <w:pPr>
+              <w:keepNext/>
+            </w:pPr>
+            <w:r/>
+            <w:r>
+              <w:rPr>
+                <w:b w:val="0"/>
+                <w:sz w:val="19"/>
+              </w:rPr>
+              <w:t>Fast-pick area</w:t>
+            </w:r>
+          </w:p>
+        </w:tc>
+        <w:tc>
+          <w:tcPr>
+            <w:tcW w:type="dxa" w:w="2041"/>
+          </w:tcPr>
+          <w:p>
+            <w:pPr>
+              <w:keepNext/>
+            </w:pPr>
+            <w:r/>
+            <w:r>
+              <w:rPr>
+                <w:b w:val="0"/>
+                <w:sz w:val="19"/>
+              </w:rPr>
+              <w:t>500 m² band, inside not drawn</w:t>
+            </w:r>
+          </w:p>
+        </w:tc>
+        <w:tc>
+          <w:tcPr>
+            <w:tcW w:type="dxa" w:w="2608"/>
+          </w:tcPr>
+          <w:p>
+            <w:pPr>
+              <w:keepNext/>
+            </w:pPr>
+            <w:r/>
+            <w:r>
+              <w:rPr>
+                <w:b w:val="0"/>
+                <w:sz w:val="19"/>
+              </w:rPr>
+              <w:t>930 carton-flow lanes + a wall row of shelves and floor pallets: a pick face for all 1,409 fast movers</w:t>
+            </w:r>
+          </w:p>
+        </w:tc>
+        <w:tc>
+          <w:tcPr>
+            <w:tcW w:type="dxa" w:w="2835"/>
+          </w:tcPr>
+          <w:p>
+            <w:pPr>
+              <w:keepNext/>
+            </w:pPr>
+            <w:r/>
+            <w:r>
+              <w:rPr>
+                <w:b w:val="0"/>
+                <w:sz w:val="19"/>
+              </w:rPr>
+              <w:t>Own check: 1,409 fast movers but only 930 lanes (§4.3)</w:t>
+            </w:r>
+          </w:p>
+        </w:tc>
+      </w:tr>
+      <w:tr>
+        <w:trPr>
+          <w:cantSplit/>
+        </w:trPr>
+        <w:tc>
+          <w:tcPr>
+            <w:tcW w:type="dxa" w:w="1587"/>
+          </w:tcPr>
+          <w:p>
+            <w:r/>
+            <w:r>
+              <w:rPr>
+                <w:b w:val="0"/>
+                <w:sz w:val="19"/>
+              </w:rPr>
+              <w:t>Receiving doors</w:t>
+            </w:r>
+          </w:p>
+        </w:tc>
+        <w:tc>
+          <w:tcPr>
+            <w:tcW w:type="dxa" w:w="2041"/>
+          </w:tcPr>
+          <w:p>
+            <w:r/>
+            <w:r>
+              <w:rPr>
+                <w:b w:val="0"/>
+                <w:sz w:val="19"/>
+              </w:rPr>
+              <w:t>R2 and R3 side by side</w:t>
+            </w:r>
+          </w:p>
+        </w:tc>
+        <w:tc>
+          <w:tcPr>
+            <w:tcW w:type="dxa" w:w="2608"/>
+          </w:tcPr>
+          <w:p>
+            <w:r/>
+            <w:r>
+              <w:rPr>
+                <w:b w:val="0"/>
+                <w:sz w:val="19"/>
+              </w:rPr>
+              <w:t>R2 in the north half, R3 in the south half of receiving</w:t>
+            </w:r>
+          </w:p>
+        </w:tc>
+        <w:tc>
+          <w:tcPr>
+            <w:tcW w:type="dxa" w:w="2835"/>
+          </w:tcPr>
+          <w:p>
+            <w:r/>
+            <w:r>
+              <w:rPr>
+                <w:b w:val="0"/>
+                <w:sz w:val="19"/>
+              </w:rPr>
+              <w:t>R2's half can be lent to container unpacking while R3 keeps working (§3.1)</w:t>
             </w:r>
           </w:p>
         </w:tc>
@@ -1711,7 +1865,7 @@
       <w:r>
         <w:drawing>
           <wp:inline xmlns:a="http://schemas.openxmlformats.org/drawingml/2006/main" xmlns:pic="http://schemas.openxmlformats.org/drawingml/2006/picture">
-            <wp:extent cx="5940000" cy="3685533"/>
+            <wp:extent cx="5940000" cy="5479411"/>
             <wp:docPr id="1" name="Picture 1"/>
             <wp:cNvGraphicFramePr>
               <a:graphicFrameLocks noChangeAspect="1"/>
@@ -1732,7 +1886,7 @@
                   <pic:spPr>
                     <a:xfrm>
                       <a:off x="0" y="0"/>
-                      <a:ext cx="5940000" cy="3685533"/>
+                      <a:ext cx="5940000" cy="5479411"/>
                     </a:xfrm>
                     <a:prstGeom prst="rect"/>
                   </pic:spPr>
@@ -5057,7 +5211,7 @@
                 <w:b w:val="0"/>
                 <w:sz w:val="19"/>
               </w:rPr>
-              <w:t>€13.72</w:t>
+              <w:t>€13.75</w:t>
             </w:r>
           </w:p>
         </w:tc>
@@ -6763,7 +6917,2706 @@
         <w:pStyle w:val="Heading1"/>
       </w:pPr>
       <w:r>
-        <w:t>3. Sorting and small parts — what, how and when</w:t>
+        <w:t>3. The zones — what happens where</w:t>
+      </w:r>
+    </w:p>
+    <w:p>
+      <w:pPr>
+        <w:spacing w:after="80"/>
+      </w:pPr>
+      <w:r>
+        <w:rPr>
+          <w:b w:val="0"/>
+          <w:i w:val="0"/>
+          <w:color w:val="222222"/>
+          <w:sz w:val="21"/>
+        </w:rPr>
+        <w:t>The building has nine zones. Goods come in on the west side, are stored in the middle and leave on the east side (flow-through, D2 §5.1). Fig 5 numbers the zones in the order the goods pass through them; the table says what happens in each zone, who works there and when it is busy.</w:t>
+      </w:r>
+    </w:p>
+    <w:p>
+      <w:pPr>
+        <w:keepNext/>
+        <w:jc w:val="center"/>
+      </w:pPr>
+      <w:r>
+        <w:drawing>
+          <wp:inline xmlns:a="http://schemas.openxmlformats.org/drawingml/2006/main" xmlns:pic="http://schemas.openxmlformats.org/drawingml/2006/picture">
+            <wp:extent cx="5940000" cy="3518195"/>
+            <wp:docPr id="5" name="Picture 5"/>
+            <wp:cNvGraphicFramePr>
+              <a:graphicFrameLocks noChangeAspect="1"/>
+            </wp:cNvGraphicFramePr>
+            <a:graphic>
+              <a:graphicData uri="http://schemas.openxmlformats.org/drawingml/2006/picture">
+                <pic:pic>
+                  <pic:nvPicPr>
+                    <pic:cNvPr id="0" name="zone_guide.png"/>
+                    <pic:cNvPicPr/>
+                  </pic:nvPicPr>
+                  <pic:blipFill>
+                    <a:blip r:embed="rId13"/>
+                    <a:stretch>
+                      <a:fillRect/>
+                    </a:stretch>
+                  </pic:blipFill>
+                  <pic:spPr>
+                    <a:xfrm>
+                      <a:off x="0" y="0"/>
+                      <a:ext cx="5940000" cy="3518195"/>
+                    </a:xfrm>
+                    <a:prstGeom prst="rect"/>
+                  </pic:spPr>
+                </pic:pic>
+              </a:graphicData>
+            </a:graphic>
+          </wp:inline>
+        </w:drawing>
+      </w:r>
+    </w:p>
+    <w:p>
+      <w:pPr>
+        <w:spacing w:after="200"/>
+        <w:jc w:val="center"/>
+      </w:pPr>
+      <w:r>
+        <w:rPr>
+          <w:b w:val="0"/>
+          <w:i/>
+          <w:color w:val="666666"/>
+          <w:sz w:val="17"/>
+        </w:rPr>
+        <w:t>Fig 5. The nine zones, numbered in the order the goods pass through them (north up; receiving doors R1–R3 on the west wall, shipping doors S1–S5 on the east wall).</w:t>
+      </w:r>
+    </w:p>
+    <w:tbl>
+      <w:tblPr>
+        <w:tblStyle w:val="LightGrid-Accent1"/>
+        <w:tblW w:type="auto" w:w="0"/>
+        <w:jc w:val="center"/>
+        <w:tblLayout w:type="fixed"/>
+        <w:tblLook w:firstColumn="1" w:firstRow="1" w:lastColumn="0" w:lastRow="0" w:noHBand="0" w:noVBand="1" w:val="04A0"/>
+      </w:tblPr>
+      <w:tblGrid>
+        <w:gridCol w:w="1644"/>
+        <w:gridCol w:w="624"/>
+        <w:gridCol w:w="3742"/>
+        <w:gridCol w:w="1871"/>
+        <w:gridCol w:w="1417"/>
+      </w:tblGrid>
+      <w:tr>
+        <w:trPr>
+          <w:cantSplit/>
+        </w:trPr>
+        <w:tc>
+          <w:tcPr>
+            <w:tcW w:type="dxa" w:w="1644"/>
+          </w:tcPr>
+          <w:p>
+            <w:pPr>
+              <w:keepNext/>
+            </w:pPr>
+            <w:r/>
+            <w:r>
+              <w:rPr>
+                <w:b/>
+                <w:sz w:val="19"/>
+              </w:rPr>
+              <w:t>Zone</w:t>
+            </w:r>
+          </w:p>
+        </w:tc>
+        <w:tc>
+          <w:tcPr>
+            <w:tcW w:type="dxa" w:w="624"/>
+          </w:tcPr>
+          <w:p>
+            <w:pPr>
+              <w:keepNext/>
+            </w:pPr>
+            <w:r/>
+            <w:r>
+              <w:rPr>
+                <w:b/>
+                <w:sz w:val="19"/>
+              </w:rPr>
+              <w:t>m²</w:t>
+            </w:r>
+          </w:p>
+        </w:tc>
+        <w:tc>
+          <w:tcPr>
+            <w:tcW w:type="dxa" w:w="3742"/>
+          </w:tcPr>
+          <w:p>
+            <w:pPr>
+              <w:keepNext/>
+            </w:pPr>
+            <w:r/>
+            <w:r>
+              <w:rPr>
+                <w:b/>
+                <w:sz w:val="19"/>
+              </w:rPr>
+              <w:t>What happens</w:t>
+            </w:r>
+          </w:p>
+        </w:tc>
+        <w:tc>
+          <w:tcPr>
+            <w:tcW w:type="dxa" w:w="1871"/>
+          </w:tcPr>
+          <w:p>
+            <w:pPr>
+              <w:keepNext/>
+            </w:pPr>
+            <w:r/>
+            <w:r>
+              <w:rPr>
+                <w:b/>
+                <w:sz w:val="19"/>
+              </w:rPr>
+              <w:t>Who / with what</w:t>
+            </w:r>
+          </w:p>
+        </w:tc>
+        <w:tc>
+          <w:tcPr>
+            <w:tcW w:type="dxa" w:w="1417"/>
+          </w:tcPr>
+          <w:p>
+            <w:pPr>
+              <w:keepNext/>
+            </w:pPr>
+            <w:r/>
+            <w:r>
+              <w:rPr>
+                <w:b/>
+                <w:sz w:val="19"/>
+              </w:rPr>
+              <w:t>When busy</w:t>
+            </w:r>
+          </w:p>
+        </w:tc>
+      </w:tr>
+      <w:tr>
+        <w:trPr>
+          <w:cantSplit/>
+        </w:trPr>
+        <w:tc>
+          <w:tcPr>
+            <w:tcW w:type="dxa" w:w="1644"/>
+          </w:tcPr>
+          <w:p>
+            <w:pPr>
+              <w:keepNext/>
+            </w:pPr>
+            <w:r/>
+            <w:r>
+              <w:rPr>
+                <w:b w:val="0"/>
+                <w:sz w:val="19"/>
+              </w:rPr>
+              <w:t>1  Receiving</w:t>
+            </w:r>
+          </w:p>
+        </w:tc>
+        <w:tc>
+          <w:tcPr>
+            <w:tcW w:type="dxa" w:w="624"/>
+          </w:tcPr>
+          <w:p>
+            <w:pPr>
+              <w:keepNext/>
+            </w:pPr>
+            <w:r/>
+            <w:r>
+              <w:rPr>
+                <w:b w:val="0"/>
+                <w:sz w:val="19"/>
+              </w:rPr>
+              <w:t>262</w:t>
+            </w:r>
+          </w:p>
+        </w:tc>
+        <w:tc>
+          <w:tcPr>
+            <w:tcW w:type="dxa" w:w="3742"/>
+          </w:tcPr>
+          <w:p>
+            <w:pPr>
+              <w:keepNext/>
+            </w:pPr>
+            <w:r/>
+            <w:r>
+              <w:rPr>
+                <w:b w:val="0"/>
+                <w:sz w:val="19"/>
+              </w:rPr>
+              <w:t>Trailers from the European plants are unloaded at R2 / R3. Every pallet is counted, checked and scanned against the delivery note, then left at a pick-up point for the reach truck.</w:t>
+            </w:r>
+          </w:p>
+        </w:tc>
+        <w:tc>
+          <w:tcPr>
+            <w:tcW w:type="dxa" w:w="1871"/>
+          </w:tcPr>
+          <w:p>
+            <w:pPr>
+              <w:keepNext/>
+            </w:pPr>
+            <w:r/>
+            <w:r>
+              <w:rPr>
+                <w:b w:val="0"/>
+                <w:sz w:val="19"/>
+              </w:rPr>
+              <w:t>receiving operator, ERE 225, scanner</w:t>
+            </w:r>
+          </w:p>
+        </w:tc>
+        <w:tc>
+          <w:tcPr>
+            <w:tcW w:type="dxa" w:w="1417"/>
+          </w:tcPr>
+          <w:p>
+            <w:pPr>
+              <w:keepNext/>
+            </w:pPr>
+            <w:r/>
+            <w:r>
+              <w:rPr>
+                <w:b w:val="0"/>
+                <w:sz w:val="19"/>
+              </w:rPr>
+              <w:t>the 2 daily deliveries (8-hour window)</w:t>
+            </w:r>
+          </w:p>
+        </w:tc>
+      </w:tr>
+      <w:tr>
+        <w:trPr>
+          <w:cantSplit/>
+        </w:trPr>
+        <w:tc>
+          <w:tcPr>
+            <w:tcW w:type="dxa" w:w="1644"/>
+          </w:tcPr>
+          <w:p>
+            <w:pPr>
+              <w:keepNext/>
+            </w:pPr>
+            <w:r/>
+            <w:r>
+              <w:rPr>
+                <w:b w:val="0"/>
+                <w:sz w:val="19"/>
+              </w:rPr>
+              <w:t>2  Container zone</w:t>
+            </w:r>
+          </w:p>
+        </w:tc>
+        <w:tc>
+          <w:tcPr>
+            <w:tcW w:type="dxa" w:w="624"/>
+          </w:tcPr>
+          <w:p>
+            <w:pPr>
+              <w:keepNext/>
+            </w:pPr>
+            <w:r/>
+            <w:r>
+              <w:rPr>
+                <w:b w:val="0"/>
+                <w:sz w:val="19"/>
+              </w:rPr>
+              <w:t>190</w:t>
+            </w:r>
+          </w:p>
+        </w:tc>
+        <w:tc>
+          <w:tcPr>
+            <w:tcW w:type="dxa" w:w="3742"/>
+          </w:tcPr>
+          <w:p>
+            <w:pPr>
+              <w:keepNext/>
+            </w:pPr>
+            <w:r/>
+            <w:r>
+              <w:rPr>
+                <w:b w:val="0"/>
+                <w:sz w:val="19"/>
+              </w:rPr>
+              <w:t>A loose container at R1 is unpacked: cartons roll out on a conveyor, are scanned and stacked on the build spot of their item (12 at once), then wrapped and labelled.</w:t>
+            </w:r>
+          </w:p>
+        </w:tc>
+        <w:tc>
+          <w:tcPr>
+            <w:tcW w:type="dxa" w:w="1871"/>
+          </w:tcPr>
+          <w:p>
+            <w:pPr>
+              <w:keepNext/>
+            </w:pPr>
+            <w:r/>
+            <w:r>
+              <w:rPr>
+                <w:b w:val="0"/>
+                <w:sz w:val="19"/>
+              </w:rPr>
+              <w:t>2-person crew (DHL or contractor), conveyor, stretch wrapper</w:t>
+            </w:r>
+          </w:p>
+        </w:tc>
+        <w:tc>
+          <w:tcPr>
+            <w:tcW w:type="dxa" w:w="1417"/>
+          </w:tcPr>
+          <w:p>
+            <w:pPr>
+              <w:keepNext/>
+            </w:pPr>
+            <w:r/>
+            <w:r>
+              <w:rPr>
+                <w:b w:val="0"/>
+                <w:sz w:val="19"/>
+              </w:rPr>
+              <w:t>when a container arrives (~1 a day, ~3 h each)</w:t>
+            </w:r>
+          </w:p>
+        </w:tc>
+      </w:tr>
+      <w:tr>
+        <w:trPr>
+          <w:cantSplit/>
+        </w:trPr>
+        <w:tc>
+          <w:tcPr>
+            <w:tcW w:type="dxa" w:w="1644"/>
+          </w:tcPr>
+          <w:p>
+            <w:pPr>
+              <w:keepNext/>
+            </w:pPr>
+            <w:r/>
+            <w:r>
+              <w:rPr>
+                <w:b w:val="0"/>
+                <w:sz w:val="19"/>
+              </w:rPr>
+              <w:t>3  Pallet racks</w:t>
+            </w:r>
+          </w:p>
+        </w:tc>
+        <w:tc>
+          <w:tcPr>
+            <w:tcW w:type="dxa" w:w="624"/>
+          </w:tcPr>
+          <w:p>
+            <w:pPr>
+              <w:keepNext/>
+            </w:pPr>
+            <w:r/>
+            <w:r>
+              <w:rPr>
+                <w:b w:val="0"/>
+                <w:sz w:val="19"/>
+              </w:rPr>
+              <w:t>4,233</w:t>
+            </w:r>
+          </w:p>
+        </w:tc>
+        <w:tc>
+          <w:tcPr>
+            <w:tcW w:type="dxa" w:w="3742"/>
+          </w:tcPr>
+          <w:p>
+            <w:pPr>
+              <w:keepNext/>
+            </w:pPr>
+            <w:r/>
+            <w:r>
+              <w:rPr>
+                <w:b w:val="0"/>
+                <w:sz w:val="19"/>
+              </w:rPr>
+              <w:t>Full pallets of every item in reserve; the two lowest levels are the pick places of slow items (Section 4).</w:t>
+            </w:r>
+          </w:p>
+        </w:tc>
+        <w:tc>
+          <w:tcPr>
+            <w:tcW w:type="dxa" w:w="1871"/>
+          </w:tcPr>
+          <w:p>
+            <w:pPr>
+              <w:keepNext/>
+            </w:pPr>
+            <w:r/>
+            <w:r>
+              <w:rPr>
+                <w:b w:val="0"/>
+                <w:sz w:val="19"/>
+              </w:rPr>
+              <w:t>reach-truck drivers (ETV 216i); pickers on the lowest levels</w:t>
+            </w:r>
+          </w:p>
+        </w:tc>
+        <w:tc>
+          <w:tcPr>
+            <w:tcW w:type="dxa" w:w="1417"/>
+          </w:tcPr>
+          <w:p>
+            <w:pPr>
+              <w:keepNext/>
+            </w:pPr>
+            <w:r/>
+            <w:r>
+              <w:rPr>
+                <w:b w:val="0"/>
+                <w:sz w:val="19"/>
+              </w:rPr>
+              <w:t>putaway after each delivery, refills all day</w:t>
+            </w:r>
+          </w:p>
+        </w:tc>
+      </w:tr>
+      <w:tr>
+        <w:trPr>
+          <w:cantSplit/>
+        </w:trPr>
+        <w:tc>
+          <w:tcPr>
+            <w:tcW w:type="dxa" w:w="1644"/>
+          </w:tcPr>
+          <w:p>
+            <w:pPr>
+              <w:keepNext/>
+            </w:pPr>
+            <w:r/>
+            <w:r>
+              <w:rPr>
+                <w:b w:val="0"/>
+                <w:sz w:val="19"/>
+              </w:rPr>
+              <w:t>4  Fast-pick area</w:t>
+            </w:r>
+          </w:p>
+        </w:tc>
+        <w:tc>
+          <w:tcPr>
+            <w:tcW w:type="dxa" w:w="624"/>
+          </w:tcPr>
+          <w:p>
+            <w:pPr>
+              <w:keepNext/>
+            </w:pPr>
+            <w:r/>
+            <w:r>
+              <w:rPr>
+                <w:b w:val="0"/>
+                <w:sz w:val="19"/>
+              </w:rPr>
+              <w:t>500</w:t>
+            </w:r>
+          </w:p>
+        </w:tc>
+        <w:tc>
+          <w:tcPr>
+            <w:tcW w:type="dxa" w:w="3742"/>
+          </w:tcPr>
+          <w:p>
+            <w:pPr>
+              <w:keepNext/>
+            </w:pPr>
+            <w:r/>
+            <w:r>
+              <w:rPr>
+                <w:b w:val="0"/>
+                <w:sz w:val="19"/>
+              </w:rPr>
+              <w:t>A pick face for each of the 1,409 best-selling items: carton-flow lanes and, across the aisle, a wall row of shelves and floor pallets (Section 4).</w:t>
+            </w:r>
+          </w:p>
+        </w:tc>
+        <w:tc>
+          <w:tcPr>
+            <w:tcW w:type="dxa" w:w="1871"/>
+          </w:tcPr>
+          <w:p>
+            <w:pPr>
+              <w:keepNext/>
+            </w:pPr>
+            <w:r/>
+            <w:r>
+              <w:rPr>
+                <w:b w:val="0"/>
+                <w:sz w:val="19"/>
+              </w:rPr>
+              <w:t>zone-1 pickers with trolleys; EJE 120i for large orders</w:t>
+            </w:r>
+          </w:p>
+        </w:tc>
+        <w:tc>
+          <w:tcPr>
+            <w:tcW w:type="dxa" w:w="1417"/>
+          </w:tcPr>
+          <w:p>
+            <w:pPr>
+              <w:keepNext/>
+            </w:pPr>
+            <w:r/>
+            <w:r>
+              <w:rPr>
+                <w:b w:val="0"/>
+                <w:sz w:val="19"/>
+              </w:rPr>
+              <w:t>the 3 waves, 06:00–15:15</w:t>
+            </w:r>
+          </w:p>
+        </w:tc>
+      </w:tr>
+      <w:tr>
+        <w:trPr>
+          <w:cantSplit/>
+        </w:trPr>
+        <w:tc>
+          <w:tcPr>
+            <w:tcW w:type="dxa" w:w="1644"/>
+          </w:tcPr>
+          <w:p>
+            <w:pPr>
+              <w:keepNext/>
+            </w:pPr>
+            <w:r/>
+            <w:r>
+              <w:rPr>
+                <w:b w:val="0"/>
+                <w:sz w:val="19"/>
+              </w:rPr>
+              <w:t>5  Packing</w:t>
+            </w:r>
+          </w:p>
+        </w:tc>
+        <w:tc>
+          <w:tcPr>
+            <w:tcW w:type="dxa" w:w="624"/>
+          </w:tcPr>
+          <w:p>
+            <w:pPr>
+              <w:keepNext/>
+            </w:pPr>
+            <w:r/>
+            <w:r>
+              <w:rPr>
+                <w:b w:val="0"/>
+                <w:sz w:val="19"/>
+              </w:rPr>
+              <w:t>450</w:t>
+            </w:r>
+          </w:p>
+        </w:tc>
+        <w:tc>
+          <w:tcPr>
+            <w:tcW w:type="dxa" w:w="3742"/>
+          </w:tcPr>
+          <w:p>
+            <w:pPr>
+              <w:keepNext/>
+            </w:pPr>
+            <w:r/>
+            <w:r>
+              <w:rPr>
+                <w:b w:val="0"/>
+                <w:sz w:val="19"/>
+              </w:rPr>
+              <w:t>Small orders are sorted into customer orders at the put-to-light wall and packed; small parts are picked from the bin shelving next to it (Section 5).</w:t>
+            </w:r>
+          </w:p>
+        </w:tc>
+        <w:tc>
+          <w:tcPr>
+            <w:tcW w:type="dxa" w:w="1871"/>
+          </w:tcPr>
+          <w:p>
+            <w:pPr>
+              <w:keepNext/>
+            </w:pPr>
+            <w:r/>
+            <w:r>
+              <w:rPr>
+                <w:b w:val="0"/>
+                <w:sz w:val="19"/>
+              </w:rPr>
+              <w:t>putter, 2–4 packers, 4 pack stations</w:t>
+            </w:r>
+          </w:p>
+        </w:tc>
+        <w:tc>
+          <w:tcPr>
+            <w:tcW w:type="dxa" w:w="1417"/>
+          </w:tcPr>
+          <w:p>
+            <w:pPr>
+              <w:keepNext/>
+            </w:pPr>
+            <w:r/>
+            <w:r>
+              <w:rPr>
+                <w:b w:val="0"/>
+                <w:sz w:val="19"/>
+              </w:rPr>
+              <w:t>during and after each wave</w:t>
+            </w:r>
+          </w:p>
+        </w:tc>
+      </w:tr>
+      <w:tr>
+        <w:trPr>
+          <w:cantSplit/>
+        </w:trPr>
+        <w:tc>
+          <w:tcPr>
+            <w:tcW w:type="dxa" w:w="1644"/>
+          </w:tcPr>
+          <w:p>
+            <w:pPr>
+              <w:keepNext/>
+            </w:pPr>
+            <w:r/>
+            <w:r>
+              <w:rPr>
+                <w:b w:val="0"/>
+                <w:sz w:val="19"/>
+              </w:rPr>
+              <w:t>6  Outbound staging</w:t>
+            </w:r>
+          </w:p>
+        </w:tc>
+        <w:tc>
+          <w:tcPr>
+            <w:tcW w:type="dxa" w:w="624"/>
+          </w:tcPr>
+          <w:p>
+            <w:pPr>
+              <w:keepNext/>
+            </w:pPr>
+            <w:r/>
+            <w:r>
+              <w:rPr>
+                <w:b w:val="0"/>
+                <w:sz w:val="19"/>
+              </w:rPr>
+              <w:t>216</w:t>
+            </w:r>
+          </w:p>
+        </w:tc>
+        <w:tc>
+          <w:tcPr>
+            <w:tcW w:type="dxa" w:w="3742"/>
+          </w:tcPr>
+          <w:p>
+            <w:pPr>
+              <w:keepNext/>
+            </w:pPr>
+            <w:r/>
+            <w:r>
+              <w:rPr>
+                <w:b w:val="0"/>
+                <w:sz w:val="19"/>
+              </w:rPr>
+              <w:t>One lane per shipping door: parcels in roll cages per carrier and wrapped pallets wait for their trailer, which is loaded at its booked time.</w:t>
+            </w:r>
+          </w:p>
+        </w:tc>
+        <w:tc>
+          <w:tcPr>
+            <w:tcW w:type="dxa" w:w="1871"/>
+          </w:tcPr>
+          <w:p>
+            <w:pPr>
+              <w:keepNext/>
+            </w:pPr>
+            <w:r/>
+            <w:r>
+              <w:rPr>
+                <w:b w:val="0"/>
+                <w:sz w:val="19"/>
+              </w:rPr>
+              <w:t>loader with an ERE 225</w:t>
+            </w:r>
+          </w:p>
+        </w:tc>
+        <w:tc>
+          <w:tcPr>
+            <w:tcW w:type="dxa" w:w="1417"/>
+          </w:tcPr>
+          <w:p>
+            <w:pPr>
+              <w:keepNext/>
+            </w:pPr>
+            <w:r/>
+            <w:r>
+              <w:rPr>
+                <w:b w:val="0"/>
+                <w:sz w:val="19"/>
+              </w:rPr>
+              <w:t>10:30–16:45, 14 trailer slots</w:t>
+            </w:r>
+          </w:p>
+        </w:tc>
+      </w:tr>
+      <w:tr>
+        <w:trPr>
+          <w:cantSplit/>
+        </w:trPr>
+        <w:tc>
+          <w:tcPr>
+            <w:tcW w:type="dxa" w:w="1644"/>
+          </w:tcPr>
+          <w:p>
+            <w:pPr>
+              <w:keepNext/>
+            </w:pPr>
+            <w:r/>
+            <w:r>
+              <w:rPr>
+                <w:b w:val="0"/>
+                <w:sz w:val="19"/>
+              </w:rPr>
+              <w:t>7  Returns</w:t>
+            </w:r>
+          </w:p>
+        </w:tc>
+        <w:tc>
+          <w:tcPr>
+            <w:tcW w:type="dxa" w:w="624"/>
+          </w:tcPr>
+          <w:p>
+            <w:pPr>
+              <w:keepNext/>
+            </w:pPr>
+            <w:r/>
+            <w:r>
+              <w:rPr>
+                <w:b w:val="0"/>
+                <w:sz w:val="19"/>
+              </w:rPr>
+              <w:t>180</w:t>
+            </w:r>
+          </w:p>
+        </w:tc>
+        <w:tc>
+          <w:tcPr>
+            <w:tcW w:type="dxa" w:w="3742"/>
+          </w:tcPr>
+          <w:p>
+            <w:pPr>
+              <w:keepNext/>
+            </w:pPr>
+            <w:r/>
+            <w:r>
+              <w:rPr>
+                <w:b w:val="0"/>
+                <w:sz w:val="19"/>
+              </w:rPr>
+              <w:t>Returns are received, inspected and put in one of three places: restock, rework or scrap. Restocked goods go back through the normal putaway.</w:t>
+            </w:r>
+          </w:p>
+        </w:tc>
+        <w:tc>
+          <w:tcPr>
+            <w:tcW w:type="dxa" w:w="1871"/>
+          </w:tcPr>
+          <w:p>
+            <w:pPr>
+              <w:keepNext/>
+            </w:pPr>
+            <w:r/>
+            <w:r>
+              <w:rPr>
+                <w:b w:val="0"/>
+                <w:sz w:val="19"/>
+              </w:rPr>
+              <w:t>receiving operator, scanner</w:t>
+            </w:r>
+          </w:p>
+        </w:tc>
+        <w:tc>
+          <w:tcPr>
+            <w:tcW w:type="dxa" w:w="1417"/>
+          </w:tcPr>
+          <w:p>
+            <w:pPr>
+              <w:keepNext/>
+            </w:pPr>
+            <w:r/>
+            <w:r>
+              <w:rPr>
+                <w:b w:val="0"/>
+                <w:sz w:val="19"/>
+              </w:rPr>
+              <w:t>when a return arrives</w:t>
+            </w:r>
+          </w:p>
+        </w:tc>
+      </w:tr>
+      <w:tr>
+        <w:trPr>
+          <w:cantSplit/>
+        </w:trPr>
+        <w:tc>
+          <w:tcPr>
+            <w:tcW w:type="dxa" w:w="1644"/>
+          </w:tcPr>
+          <w:p>
+            <w:pPr>
+              <w:keepNext/>
+            </w:pPr>
+            <w:r/>
+            <w:r>
+              <w:rPr>
+                <w:b w:val="0"/>
+                <w:sz w:val="19"/>
+              </w:rPr>
+              <w:t>8  Offices &amp; amenities</w:t>
+            </w:r>
+          </w:p>
+        </w:tc>
+        <w:tc>
+          <w:tcPr>
+            <w:tcW w:type="dxa" w:w="624"/>
+          </w:tcPr>
+          <w:p>
+            <w:pPr>
+              <w:keepNext/>
+            </w:pPr>
+            <w:r/>
+            <w:r>
+              <w:rPr>
+                <w:b w:val="0"/>
+                <w:sz w:val="19"/>
+              </w:rPr>
+              <w:t>250</w:t>
+            </w:r>
+          </w:p>
+        </w:tc>
+        <w:tc>
+          <w:tcPr>
+            <w:tcW w:type="dxa" w:w="3742"/>
+          </w:tcPr>
+          <w:p>
+            <w:pPr>
+              <w:keepNext/>
+            </w:pPr>
+            <w:r/>
+            <w:r>
+              <w:rPr>
+                <w:b w:val="0"/>
+                <w:sz w:val="19"/>
+              </w:rPr>
+              <w:t>Team leader, inventory control and admin; canteen, toilets and lockers for everyone.</w:t>
+            </w:r>
+          </w:p>
+        </w:tc>
+        <w:tc>
+          <w:tcPr>
+            <w:tcW w:type="dxa" w:w="1871"/>
+          </w:tcPr>
+          <w:p>
+            <w:pPr>
+              <w:keepNext/>
+            </w:pPr>
+            <w:r/>
+            <w:r>
+              <w:rPr>
+                <w:b w:val="0"/>
+                <w:sz w:val="19"/>
+              </w:rPr>
+              <w:t>team leader, admin</w:t>
+            </w:r>
+          </w:p>
+        </w:tc>
+        <w:tc>
+          <w:tcPr>
+            <w:tcW w:type="dxa" w:w="1417"/>
+          </w:tcPr>
+          <w:p>
+            <w:pPr>
+              <w:keepNext/>
+            </w:pPr>
+            <w:r/>
+            <w:r>
+              <w:rPr>
+                <w:b w:val="0"/>
+                <w:sz w:val="19"/>
+              </w:rPr>
+              <w:t>all day</w:t>
+            </w:r>
+          </w:p>
+        </w:tc>
+      </w:tr>
+      <w:tr>
+        <w:trPr>
+          <w:cantSplit/>
+        </w:trPr>
+        <w:tc>
+          <w:tcPr>
+            <w:tcW w:type="dxa" w:w="1644"/>
+          </w:tcPr>
+          <w:p>
+            <w:r/>
+            <w:r>
+              <w:rPr>
+                <w:b w:val="0"/>
+                <w:sz w:val="19"/>
+              </w:rPr>
+              <w:t>9  Aisles</w:t>
+            </w:r>
+          </w:p>
+        </w:tc>
+        <w:tc>
+          <w:tcPr>
+            <w:tcW w:type="dxa" w:w="624"/>
+          </w:tcPr>
+          <w:p>
+            <w:r/>
+            <w:r>
+              <w:rPr>
+                <w:b w:val="0"/>
+                <w:sz w:val="19"/>
+              </w:rPr>
+              <w:t>450</w:t>
+            </w:r>
+          </w:p>
+        </w:tc>
+        <w:tc>
+          <w:tcPr>
+            <w:tcW w:type="dxa" w:w="3742"/>
+          </w:tcPr>
+          <w:p>
+            <w:r/>
+            <w:r>
+              <w:rPr>
+                <w:b w:val="0"/>
+                <w:sz w:val="19"/>
+              </w:rPr>
+              <w:t>Two perimeter aisles and three cross-aisles, all 3.2 m wide (the storage aisles between the racks are counted in zone 3). Reach trucks use the main aisles; pickers stay in their pick zones.</w:t>
+            </w:r>
+          </w:p>
+        </w:tc>
+        <w:tc>
+          <w:tcPr>
+            <w:tcW w:type="dxa" w:w="1871"/>
+          </w:tcPr>
+          <w:p>
+            <w:r/>
+            <w:r>
+              <w:rPr>
+                <w:b w:val="0"/>
+                <w:sz w:val="19"/>
+              </w:rPr>
+              <w:t>everyone</w:t>
+            </w:r>
+          </w:p>
+        </w:tc>
+        <w:tc>
+          <w:tcPr>
+            <w:tcW w:type="dxa" w:w="1417"/>
+          </w:tcPr>
+          <w:p>
+            <w:r/>
+            <w:r>
+              <w:rPr>
+                <w:b w:val="0"/>
+                <w:sz w:val="19"/>
+              </w:rPr>
+              <w:t>all day</w:t>
+            </w:r>
+          </w:p>
+        </w:tc>
+      </w:tr>
+    </w:tbl>
+    <w:p>
+      <w:pPr>
+        <w:spacing w:after="40"/>
+      </w:pPr>
+    </w:p>
+    <w:p>
+      <w:pPr>
+        <w:pStyle w:val="Heading2"/>
+      </w:pPr>
+      <w:r>
+        <w:t>3.1 Receiving, container zone and returns — enlarged</w:t>
+      </w:r>
+    </w:p>
+    <w:p>
+      <w:pPr>
+        <w:keepNext/>
+        <w:spacing w:after="80"/>
+      </w:pPr>
+      <w:r>
+        <w:rPr>
+          <w:b w:val="0"/>
+          <w:i w:val="0"/>
+          <w:color w:val="222222"/>
+          <w:sz w:val="21"/>
+        </w:rPr>
+        <w:t>The west side handles everything that comes in. Fig 6 shows it enlarged, with the trailer flow (blue) and the container flow (orange):</w:t>
+      </w:r>
+    </w:p>
+    <w:p>
+      <w:pPr>
+        <w:keepNext/>
+        <w:jc w:val="center"/>
+      </w:pPr>
+      <w:r>
+        <w:drawing>
+          <wp:inline xmlns:a="http://schemas.openxmlformats.org/drawingml/2006/main" xmlns:pic="http://schemas.openxmlformats.org/drawingml/2006/picture">
+            <wp:extent cx="5940000" cy="7063381"/>
+            <wp:docPr id="6" name="Picture 6"/>
+            <wp:cNvGraphicFramePr>
+              <a:graphicFrameLocks noChangeAspect="1"/>
+            </wp:cNvGraphicFramePr>
+            <a:graphic>
+              <a:graphicData uri="http://schemas.openxmlformats.org/drawingml/2006/picture">
+                <pic:pic>
+                  <pic:nvPicPr>
+                    <pic:cNvPr id="0" name="inbound_zones.png"/>
+                    <pic:cNvPicPr/>
+                  </pic:nvPicPr>
+                  <pic:blipFill>
+                    <a:blip r:embed="rId14"/>
+                    <a:stretch>
+                      <a:fillRect/>
+                    </a:stretch>
+                  </pic:blipFill>
+                  <pic:spPr>
+                    <a:xfrm>
+                      <a:off x="0" y="0"/>
+                      <a:ext cx="5940000" cy="7063381"/>
+                    </a:xfrm>
+                    <a:prstGeom prst="rect"/>
+                  </pic:spPr>
+                </pic:pic>
+              </a:graphicData>
+            </a:graphic>
+          </wp:inline>
+        </w:drawing>
+      </w:r>
+    </w:p>
+    <w:p>
+      <w:pPr>
+        <w:spacing w:after="200"/>
+        <w:jc w:val="center"/>
+      </w:pPr>
+      <w:r>
+        <w:rPr>
+          <w:b w:val="0"/>
+          <w:i/>
+          <w:color w:val="666666"/>
+          <w:sz w:val="17"/>
+        </w:rPr>
+        <w:t>Fig 6. Receiving, the container zone and returns enlarged (west side), with the key.</w:t>
+      </w:r>
+    </w:p>
+    <w:p>
+      <w:pPr>
+        <w:pStyle w:val="ListBullet"/>
+      </w:pPr>
+      <w:r>
+        <w:rPr>
+          <w:b w:val="0"/>
+          <w:sz w:val="21"/>
+        </w:rPr>
+      </w:r>
+      <w:r>
+        <w:rPr>
+          <w:b/>
+          <w:sz w:val="21"/>
+        </w:rPr>
+        <w:t>Trailers (blue):</w:t>
+      </w:r>
+      <w:r>
+        <w:rPr>
+          <w:b w:val="0"/>
+          <w:sz w:val="21"/>
+        </w:rPr>
+        <w:t xml:space="preserve"> pallets come off the trailer with the ERE 225 into the unload lane of their door (B), are checked at the bench (C) and left at the pick-up point (D). Two reach trucks take them away while the trailer is still being unloaded, so at the peak only ~17 pallets wait at once — two lanes of 9 places are enough.</w:t>
+      </w:r>
+    </w:p>
+    <w:p>
+      <w:pPr>
+        <w:pStyle w:val="ListBullet"/>
+      </w:pPr>
+      <w:r>
+        <w:rPr>
+          <w:b w:val="0"/>
+          <w:sz w:val="21"/>
+        </w:rPr>
+      </w:r>
+      <w:r>
+        <w:rPr>
+          <w:b/>
+          <w:sz w:val="21"/>
+        </w:rPr>
+        <w:t>Containers (orange):</w:t>
+      </w:r>
+      <w:r>
+        <w:rPr>
+          <w:b w:val="0"/>
+          <w:sz w:val="21"/>
+        </w:rPr>
+        <w:t xml:space="preserve"> the conveyor (F) brings the cartons out of the container. The crew scans each carton and puts it on the build spot of its item (G). A container holds 7 items (median; 11 for a large one), so 12 build spots cover most containers in one pass. A full pallet is wrapped and labelled (I) and waits in H for the reach truck.</w:t>
+      </w:r>
+    </w:p>
+    <w:p>
+      <w:pPr>
+        <w:pStyle w:val="ListBullet"/>
+      </w:pPr>
+      <w:r>
+        <w:rPr>
+          <w:b w:val="0"/>
+          <w:sz w:val="21"/>
+        </w:rPr>
+      </w:r>
+      <w:r>
+        <w:rPr>
+          <w:b/>
+          <w:sz w:val="21"/>
+        </w:rPr>
+        <w:t>Big-container days (E):</w:t>
+      </w:r>
+      <w:r>
+        <w:rPr>
+          <w:b w:val="0"/>
+          <w:sz w:val="21"/>
+        </w:rPr>
+        <w:t xml:space="preserve"> door R2 is closed and its half of receiving (131 m²) joins the container zone: 321 m², enough for 97% of containers. That is why R2 and R3 sit in different halves: trailers keep using R3 while R2's half is lent (§6.3).</w:t>
+      </w:r>
+    </w:p>
+    <w:p>
+      <w:pPr>
+        <w:pStyle w:val="ListBullet"/>
+      </w:pPr>
+      <w:r>
+        <w:rPr>
+          <w:b w:val="0"/>
+          <w:sz w:val="21"/>
+        </w:rPr>
+      </w:r>
+      <w:r>
+        <w:rPr>
+          <w:b/>
+          <w:sz w:val="21"/>
+        </w:rPr>
+        <w:t>Returns:</w:t>
+      </w:r>
+      <w:r>
+        <w:rPr>
+          <w:b w:val="0"/>
+          <w:sz w:val="21"/>
+        </w:rPr>
+        <w:t xml:space="preserve"> intake (J) → inspection at the bench (K) → restock, rework or scrap (L).</w:t>
+      </w:r>
+    </w:p>
+    <w:p>
+      <w:pPr>
+        <w:pStyle w:val="ListBullet"/>
+      </w:pPr>
+      <w:r>
+        <w:rPr>
+          <w:b w:val="0"/>
+          <w:sz w:val="21"/>
+        </w:rPr>
+      </w:r>
+      <w:r>
+        <w:rPr>
+          <w:b/>
+          <w:sz w:val="21"/>
+        </w:rPr>
+        <w:t>Outbound staging (zone 6, east side):</w:t>
+      </w:r>
+      <w:r>
+        <w:rPr>
+          <w:b w:val="0"/>
+          <w:sz w:val="21"/>
+        </w:rPr>
+        <w:t xml:space="preserve"> each shipping door S1–S5 has its own lane. Packed parcels wait in roll cages per carrier with the wrapped pallets next to them, so a trailer is loaded straight from its lane at its booked time. On the busiest day of Q2 the goods needed 100 of the 216 m² (§6.4).</w:t>
+      </w:r>
+    </w:p>
+    <w:p>
+      <w:pPr>
+        <w:pStyle w:val="Heading1"/>
+      </w:pPr>
+      <w:r>
+        <w:t>4. Storage — where and how goods are stored</w:t>
+      </w:r>
+    </w:p>
+    <w:p>
+      <w:pPr>
+        <w:spacing w:after="80"/>
+      </w:pPr>
+      <w:r>
+        <w:rPr>
+          <w:b w:val="0"/>
+          <w:i w:val="0"/>
+          <w:color w:val="222222"/>
+          <w:sz w:val="21"/>
+        </w:rPr>
+        <w:t>Every item gets a place that suits how often it is picked and how big it is: fast movers close to the pickers, full pallets high up in the racks, small slow parts in bins. The table says what is stored where; Fig 7 shows each place (A–F) on the layout and enlarged. In total there are 8,960 pallet places; at the peak the racks are 84% full (§2.3).</w:t>
+      </w:r>
+    </w:p>
+    <w:tbl>
+      <w:tblPr>
+        <w:tblStyle w:val="LightGrid-Accent1"/>
+        <w:tblW w:type="auto" w:w="0"/>
+        <w:jc w:val="center"/>
+        <w:tblLayout w:type="fixed"/>
+        <w:tblLook w:firstColumn="1" w:firstRow="1" w:lastColumn="0" w:lastRow="0" w:noHBand="0" w:noVBand="1" w:val="04A0"/>
+      </w:tblPr>
+      <w:tblGrid>
+        <w:gridCol w:w="1701"/>
+        <w:gridCol w:w="2948"/>
+        <w:gridCol w:w="2948"/>
+        <w:gridCol w:w="1474"/>
+      </w:tblGrid>
+      <w:tr>
+        <w:trPr>
+          <w:cantSplit/>
+        </w:trPr>
+        <w:tc>
+          <w:tcPr>
+            <w:tcW w:type="dxa" w:w="1701"/>
+          </w:tcPr>
+          <w:p>
+            <w:pPr>
+              <w:keepNext/>
+            </w:pPr>
+            <w:r/>
+            <w:r>
+              <w:rPr>
+                <w:b/>
+                <w:sz w:val="19"/>
+              </w:rPr>
+              <w:t>Place (Fig 7)</w:t>
+            </w:r>
+          </w:p>
+        </w:tc>
+        <w:tc>
+          <w:tcPr>
+            <w:tcW w:type="dxa" w:w="2948"/>
+          </w:tcPr>
+          <w:p>
+            <w:pPr>
+              <w:keepNext/>
+            </w:pPr>
+            <w:r/>
+            <w:r>
+              <w:rPr>
+                <w:b/>
+                <w:sz w:val="19"/>
+              </w:rPr>
+              <w:t>What is stored</w:t>
+            </w:r>
+          </w:p>
+        </w:tc>
+        <w:tc>
+          <w:tcPr>
+            <w:tcW w:type="dxa" w:w="2948"/>
+          </w:tcPr>
+          <w:p>
+            <w:pPr>
+              <w:keepNext/>
+            </w:pPr>
+            <w:r/>
+            <w:r>
+              <w:rPr>
+                <w:b/>
+                <w:sz w:val="19"/>
+              </w:rPr>
+              <w:t>How it is stored</w:t>
+            </w:r>
+          </w:p>
+        </w:tc>
+        <w:tc>
+          <w:tcPr>
+            <w:tcW w:type="dxa" w:w="1474"/>
+          </w:tcPr>
+          <w:p>
+            <w:pPr>
+              <w:keepNext/>
+            </w:pPr>
+            <w:r/>
+            <w:r>
+              <w:rPr>
+                <w:b/>
+                <w:sz w:val="19"/>
+              </w:rPr>
+              <w:t>Size</w:t>
+            </w:r>
+          </w:p>
+        </w:tc>
+      </w:tr>
+      <w:tr>
+        <w:trPr>
+          <w:cantSplit/>
+        </w:trPr>
+        <w:tc>
+          <w:tcPr>
+            <w:tcW w:type="dxa" w:w="1701"/>
+          </w:tcPr>
+          <w:p>
+            <w:pPr>
+              <w:keepNext/>
+            </w:pPr>
+            <w:r/>
+            <w:r>
+              <w:rPr>
+                <w:b w:val="0"/>
+                <w:sz w:val="19"/>
+              </w:rPr>
+              <w:t>A  Carton-flow lanes</w:t>
+            </w:r>
+          </w:p>
+        </w:tc>
+        <w:tc>
+          <w:tcPr>
+            <w:tcW w:type="dxa" w:w="2948"/>
+          </w:tcPr>
+          <w:p>
+            <w:pPr>
+              <w:keepNext/>
+            </w:pPr>
+            <w:r/>
+            <w:r>
+              <w:rPr>
+                <w:b w:val="0"/>
+                <w:sz w:val="19"/>
+              </w:rPr>
+              <w:t>the 888 most-picked fast movers (90% of fast-pick lines); the busiest 42 have two lanes</w:t>
+            </w:r>
+          </w:p>
+        </w:tc>
+        <w:tc>
+          <w:tcPr>
+            <w:tcW w:type="dxa" w:w="2948"/>
+          </w:tcPr>
+          <w:p>
+            <w:pPr>
+              <w:keepNext/>
+            </w:pPr>
+            <w:r/>
+            <w:r>
+              <w:rPr>
+                <w:b w:val="0"/>
+                <w:sz w:val="19"/>
+              </w:rPr>
+              <w:t>cases on sloping lanes, 5 levels × 6 lanes per 2 m bay; filled from the back, picked from the front</w:t>
+            </w:r>
+          </w:p>
+        </w:tc>
+        <w:tc>
+          <w:tcPr>
+            <w:tcW w:type="dxa" w:w="1474"/>
+          </w:tcPr>
+          <w:p>
+            <w:pPr>
+              <w:keepNext/>
+            </w:pPr>
+            <w:r/>
+            <w:r>
+              <w:rPr>
+                <w:b w:val="0"/>
+                <w:sz w:val="19"/>
+              </w:rPr>
+              <w:t>31 bays, 930 lanes</w:t>
+            </w:r>
+          </w:p>
+        </w:tc>
+      </w:tr>
+      <w:tr>
+        <w:trPr>
+          <w:cantSplit/>
+        </w:trPr>
+        <w:tc>
+          <w:tcPr>
+            <w:tcW w:type="dxa" w:w="1701"/>
+          </w:tcPr>
+          <w:p>
+            <w:pPr>
+              <w:keepNext/>
+            </w:pPr>
+            <w:r/>
+            <w:r>
+              <w:rPr>
+                <w:b w:val="0"/>
+                <w:sz w:val="19"/>
+              </w:rPr>
+              <w:t>B  Wall row</w:t>
+            </w:r>
+          </w:p>
+        </w:tc>
+        <w:tc>
+          <w:tcPr>
+            <w:tcW w:type="dxa" w:w="2948"/>
+          </w:tcPr>
+          <w:p>
+            <w:pPr>
+              <w:keepNext/>
+            </w:pPr>
+            <w:r/>
+            <w:r>
+              <w:rPr>
+                <w:b w:val="0"/>
+                <w:sz w:val="19"/>
+              </w:rPr>
+              <w:t>the other fast movers: 462 small items on shelves, 42 long items (up to ~2 m) lying on long shelves, 17 heavy or bulky items on floor pallets</w:t>
+            </w:r>
+          </w:p>
+        </w:tc>
+        <w:tc>
+          <w:tcPr>
+            <w:tcW w:type="dxa" w:w="2948"/>
+          </w:tcPr>
+          <w:p>
+            <w:pPr>
+              <w:keepNext/>
+            </w:pPr>
+            <w:r/>
+            <w:r>
+              <w:rPr>
+                <w:b w:val="0"/>
+                <w:sz w:val="19"/>
+              </w:rPr>
+              <w:t>across the pick aisle from the lanes; shelves 0.6 m deep; heavy items nearest packing</w:t>
+            </w:r>
+          </w:p>
+        </w:tc>
+        <w:tc>
+          <w:tcPr>
+            <w:tcW w:type="dxa" w:w="1474"/>
+          </w:tcPr>
+          <w:p>
+            <w:pPr>
+              <w:keepNext/>
+            </w:pPr>
+            <w:r/>
+            <w:r>
+              <w:rPr>
+                <w:b w:val="0"/>
+                <w:sz w:val="19"/>
+              </w:rPr>
+              <w:t>31 shelving bays, 20 pallet places</w:t>
+            </w:r>
+          </w:p>
+        </w:tc>
+      </w:tr>
+      <w:tr>
+        <w:trPr>
+          <w:cantSplit/>
+        </w:trPr>
+        <w:tc>
+          <w:tcPr>
+            <w:tcW w:type="dxa" w:w="1701"/>
+          </w:tcPr>
+          <w:p>
+            <w:pPr>
+              <w:keepNext/>
+            </w:pPr>
+            <w:r/>
+            <w:r>
+              <w:rPr>
+                <w:b w:val="0"/>
+                <w:sz w:val="19"/>
+              </w:rPr>
+              <w:t>C  Pallet racks</w:t>
+            </w:r>
+          </w:p>
+        </w:tc>
+        <w:tc>
+          <w:tcPr>
+            <w:tcW w:type="dxa" w:w="2948"/>
+          </w:tcPr>
+          <w:p>
+            <w:pPr>
+              <w:keepNext/>
+            </w:pPr>
+            <w:r/>
+            <w:r>
+              <w:rPr>
+                <w:b w:val="0"/>
+                <w:sz w:val="19"/>
+              </w:rPr>
+              <w:t>full pallets of every item (reserve) and the pick places of slow items</w:t>
+            </w:r>
+          </w:p>
+        </w:tc>
+        <w:tc>
+          <w:tcPr>
+            <w:tcW w:type="dxa" w:w="2948"/>
+          </w:tcPr>
+          <w:p>
+            <w:pPr>
+              <w:keepNext/>
+            </w:pPr>
+            <w:r/>
+            <w:r>
+              <w:rPr>
+                <w:b w:val="0"/>
+                <w:sz w:val="19"/>
+              </w:rPr>
+              <w:t>single-deep, back-to-back: one pallet each side, 3 EUR pallets per 2.7 m bay, 8 levels</w:t>
+            </w:r>
+          </w:p>
+        </w:tc>
+        <w:tc>
+          <w:tcPr>
+            <w:tcW w:type="dxa" w:w="1474"/>
+          </w:tcPr>
+          <w:p>
+            <w:pPr>
+              <w:keepNext/>
+            </w:pPr>
+            <w:r/>
+            <w:r>
+              <w:rPr>
+                <w:b w:val="0"/>
+                <w:sz w:val="19"/>
+              </w:rPr>
+              <w:t>9 modules, 7,776 places</w:t>
+            </w:r>
+          </w:p>
+        </w:tc>
+      </w:tr>
+      <w:tr>
+        <w:trPr>
+          <w:cantSplit/>
+        </w:trPr>
+        <w:tc>
+          <w:tcPr>
+            <w:tcW w:type="dxa" w:w="1701"/>
+          </w:tcPr>
+          <w:p>
+            <w:pPr>
+              <w:keepNext/>
+            </w:pPr>
+            <w:r/>
+            <w:r>
+              <w:rPr>
+                <w:b w:val="0"/>
+                <w:sz w:val="19"/>
+              </w:rPr>
+              <w:t>D  Odd-items module</w:t>
+            </w:r>
+          </w:p>
+        </w:tc>
+        <w:tc>
+          <w:tcPr>
+            <w:tcW w:type="dxa" w:w="2948"/>
+          </w:tcPr>
+          <w:p>
+            <w:pPr>
+              <w:keepNext/>
+            </w:pPr>
+            <w:r/>
+            <w:r>
+              <w:rPr>
+                <w:b w:val="0"/>
+                <w:sz w:val="19"/>
+              </w:rPr>
+              <w:t>loads that are not a standard pallet</w:t>
+            </w:r>
+          </w:p>
+        </w:tc>
+        <w:tc>
+          <w:tcPr>
+            <w:tcW w:type="dxa" w:w="2948"/>
+          </w:tcPr>
+          <w:p>
+            <w:pPr>
+              <w:keepNext/>
+            </w:pPr>
+            <w:r/>
+            <w:r>
+              <w:rPr>
+                <w:b w:val="0"/>
+                <w:sz w:val="19"/>
+              </w:rPr>
+              <w:t>the same racks, in their own module next to the long goods</w:t>
+            </w:r>
+          </w:p>
+        </w:tc>
+        <w:tc>
+          <w:tcPr>
+            <w:tcW w:type="dxa" w:w="1474"/>
+          </w:tcPr>
+          <w:p>
+            <w:pPr>
+              <w:keepNext/>
+            </w:pPr>
+            <w:r/>
+            <w:r>
+              <w:rPr>
+                <w:b w:val="0"/>
+                <w:sz w:val="19"/>
+              </w:rPr>
+              <w:t>864 places</w:t>
+            </w:r>
+          </w:p>
+        </w:tc>
+      </w:tr>
+      <w:tr>
+        <w:trPr>
+          <w:cantSplit/>
+        </w:trPr>
+        <w:tc>
+          <w:tcPr>
+            <w:tcW w:type="dxa" w:w="1701"/>
+          </w:tcPr>
+          <w:p>
+            <w:pPr>
+              <w:keepNext/>
+            </w:pPr>
+            <w:r/>
+            <w:r>
+              <w:rPr>
+                <w:b w:val="0"/>
+                <w:sz w:val="19"/>
+              </w:rPr>
+              <w:t>E  Long-goods module</w:t>
+            </w:r>
+          </w:p>
+        </w:tc>
+        <w:tc>
+          <w:tcPr>
+            <w:tcW w:type="dxa" w:w="2948"/>
+          </w:tcPr>
+          <w:p>
+            <w:pPr>
+              <w:keepNext/>
+            </w:pPr>
+            <w:r/>
+            <w:r>
+              <w:rPr>
+                <w:b w:val="0"/>
+                <w:sz w:val="19"/>
+              </w:rPr>
+              <w:t>pallets 1.3–2.05 m long (255 loads)</w:t>
+            </w:r>
+          </w:p>
+        </w:tc>
+        <w:tc>
+          <w:tcPr>
+            <w:tcW w:type="dxa" w:w="2948"/>
+          </w:tcPr>
+          <w:p>
+            <w:pPr>
+              <w:keepNext/>
+            </w:pPr>
+            <w:r/>
+            <w:r>
+              <w:rPr>
+                <w:b w:val="0"/>
+                <w:sz w:val="19"/>
+              </w:rPr>
+              <w:t>2 per 4.5 m bay, forks under the long side; 3.2 m aisle (§6.2)</w:t>
+            </w:r>
+          </w:p>
+        </w:tc>
+        <w:tc>
+          <w:tcPr>
+            <w:tcW w:type="dxa" w:w="1474"/>
+          </w:tcPr>
+          <w:p>
+            <w:pPr>
+              <w:keepNext/>
+            </w:pPr>
+            <w:r/>
+            <w:r>
+              <w:rPr>
+                <w:b w:val="0"/>
+                <w:sz w:val="19"/>
+              </w:rPr>
+              <w:t>320 places</w:t>
+            </w:r>
+          </w:p>
+        </w:tc>
+      </w:tr>
+      <w:tr>
+        <w:trPr>
+          <w:cantSplit/>
+        </w:trPr>
+        <w:tc>
+          <w:tcPr>
+            <w:tcW w:type="dxa" w:w="1701"/>
+          </w:tcPr>
+          <w:p>
+            <w:r/>
+            <w:r>
+              <w:rPr>
+                <w:b w:val="0"/>
+                <w:sz w:val="19"/>
+              </w:rPr>
+              <w:t>F  Small-parts shelving</w:t>
+            </w:r>
+          </w:p>
+        </w:tc>
+        <w:tc>
+          <w:tcPr>
+            <w:tcW w:type="dxa" w:w="2948"/>
+          </w:tcPr>
+          <w:p>
+            <w:r/>
+            <w:r>
+              <w:rPr>
+                <w:b w:val="0"/>
+                <w:sz w:val="19"/>
+              </w:rPr>
+              <w:t>2,657 slow small items (≤ 50 L of stock each)</w:t>
+            </w:r>
+          </w:p>
+        </w:tc>
+        <w:tc>
+          <w:tcPr>
+            <w:tcW w:type="dxa" w:w="2948"/>
+          </w:tcPr>
+          <w:p>
+            <w:r/>
+            <w:r>
+              <w:rPr>
+                <w:b w:val="0"/>
+                <w:sz w:val="19"/>
+              </w:rPr>
+              <w:t>one item per half-bin, 7 levels, in the packing area (§5.2)</w:t>
+            </w:r>
+          </w:p>
+        </w:tc>
+        <w:tc>
+          <w:tcPr>
+            <w:tcW w:type="dxa" w:w="1474"/>
+          </w:tcPr>
+          <w:p>
+            <w:r/>
+            <w:r>
+              <w:rPr>
+                <w:b w:val="0"/>
+                <w:sz w:val="19"/>
+              </w:rPr>
+              <w:t>188 bays</w:t>
+            </w:r>
+          </w:p>
+        </w:tc>
+      </w:tr>
+    </w:tbl>
+    <w:p>
+      <w:pPr>
+        <w:spacing w:after="40"/>
+      </w:pPr>
+    </w:p>
+    <w:p>
+      <w:pPr>
+        <w:keepNext/>
+        <w:jc w:val="center"/>
+      </w:pPr>
+      <w:r>
+        <w:drawing>
+          <wp:inline xmlns:a="http://schemas.openxmlformats.org/drawingml/2006/main" xmlns:pic="http://schemas.openxmlformats.org/drawingml/2006/picture">
+            <wp:extent cx="6120000" cy="7909958"/>
+            <wp:docPr id="7" name="Picture 7"/>
+            <wp:cNvGraphicFramePr>
+              <a:graphicFrameLocks noChangeAspect="1"/>
+            </wp:cNvGraphicFramePr>
+            <a:graphic>
+              <a:graphicData uri="http://schemas.openxmlformats.org/drawingml/2006/picture">
+                <pic:pic>
+                  <pic:nvPicPr>
+                    <pic:cNvPr id="0" name="storage_where.png"/>
+                    <pic:cNvPicPr/>
+                  </pic:nvPicPr>
+                  <pic:blipFill>
+                    <a:blip r:embed="rId15"/>
+                    <a:stretch>
+                      <a:fillRect/>
+                    </a:stretch>
+                  </pic:blipFill>
+                  <pic:spPr>
+                    <a:xfrm>
+                      <a:off x="0" y="0"/>
+                      <a:ext cx="6120000" cy="7909958"/>
+                    </a:xfrm>
+                    <a:prstGeom prst="rect"/>
+                  </pic:spPr>
+                </pic:pic>
+              </a:graphicData>
+            </a:graphic>
+          </wp:inline>
+        </w:drawing>
+      </w:r>
+    </w:p>
+    <w:p>
+      <w:pPr>
+        <w:spacing w:after="200"/>
+        <w:jc w:val="center"/>
+      </w:pPr>
+      <w:r>
+        <w:rPr>
+          <w:b w:val="0"/>
+          <w:i/>
+          <w:color w:val="666666"/>
+          <w:sz w:val="17"/>
+        </w:rPr>
+        <w:t>Fig 7. Where goods are stored: (a) the whole warehouse, (b) the fast-pick area and the racks enlarged, with the key.</w:t>
+      </w:r>
+    </w:p>
+    <w:p>
+      <w:pPr>
+        <w:keepNext/>
+        <w:spacing w:after="80"/>
+      </w:pPr>
+      <w:r>
+        <w:rPr>
+          <w:b w:val="0"/>
+          <w:i w:val="0"/>
+          <w:color w:val="222222"/>
+          <w:sz w:val="21"/>
+        </w:rPr>
+        <w:t>How the goods move between these places — put away, store, refill, pick — is shown from the side in Fig 8:</w:t>
+      </w:r>
+    </w:p>
+    <w:p>
+      <w:pPr>
+        <w:keepNext/>
+        <w:jc w:val="center"/>
+      </w:pPr>
+      <w:r>
+        <w:drawing>
+          <wp:inline xmlns:a="http://schemas.openxmlformats.org/drawingml/2006/main" xmlns:pic="http://schemas.openxmlformats.org/drawingml/2006/picture">
+            <wp:extent cx="5940000" cy="4244249"/>
+            <wp:docPr id="8" name="Picture 8"/>
+            <wp:cNvGraphicFramePr>
+              <a:graphicFrameLocks noChangeAspect="1"/>
+            </wp:cNvGraphicFramePr>
+            <a:graphic>
+              <a:graphicData uri="http://schemas.openxmlformats.org/drawingml/2006/picture">
+                <pic:pic>
+                  <pic:nvPicPr>
+                    <pic:cNvPr id="0" name="storage_how.png"/>
+                    <pic:cNvPicPr/>
+                  </pic:nvPicPr>
+                  <pic:blipFill>
+                    <a:blip r:embed="rId16"/>
+                    <a:stretch>
+                      <a:fillRect/>
+                    </a:stretch>
+                  </pic:blipFill>
+                  <pic:spPr>
+                    <a:xfrm>
+                      <a:off x="0" y="0"/>
+                      <a:ext cx="5940000" cy="4244249"/>
+                    </a:xfrm>
+                    <a:prstGeom prst="rect"/>
+                  </pic:spPr>
+                </pic:pic>
+              </a:graphicData>
+            </a:graphic>
+          </wp:inline>
+        </w:drawing>
+      </w:r>
+    </w:p>
+    <w:p>
+      <w:pPr>
+        <w:spacing w:after="200"/>
+        <w:jc w:val="center"/>
+      </w:pPr>
+      <w:r>
+        <w:rPr>
+          <w:b w:val="0"/>
+          <w:i/>
+          <w:color w:val="666666"/>
+          <w:sz w:val="17"/>
+        </w:rPr>
+        <w:t>Fig 8. How storing works: a rack cut across (left), the fast-pick area cut north–south (right) and the four steps.</w:t>
+      </w:r>
+    </w:p>
+    <w:p>
+      <w:pPr>
+        <w:pStyle w:val="Heading2"/>
+      </w:pPr>
+      <w:r>
+        <w:t>4.1 Putting away — where does a pallet go?</w:t>
+      </w:r>
+    </w:p>
+    <w:p>
+      <w:pPr>
+        <w:pStyle w:val="ListBullet"/>
+      </w:pPr>
+      <w:r>
+        <w:rPr>
+          <w:b w:val="0"/>
+          <w:sz w:val="21"/>
+        </w:rPr>
+      </w:r>
+      <w:r>
+        <w:rPr>
+          <w:b/>
+          <w:sz w:val="21"/>
+        </w:rPr>
+        <w:t>The scanner decides, not the driver.</w:t>
+      </w:r>
+      <w:r>
+        <w:rPr>
+          <w:b w:val="0"/>
+          <w:sz w:val="21"/>
+        </w:rPr>
+        <w:t xml:space="preserve"> When a pallet is scanned at receiving, the WMS gives it a place by fixed rules: long pallets → long-goods module; odd loads → odd-items module; reserve pallets of fast movers → racks near the front cross-aisle (short refill trips); slow movers → further back. Small slow parts do not go to the racks at all: their cartons are put into bins.</w:t>
+      </w:r>
+    </w:p>
+    <w:p>
+      <w:pPr>
+        <w:pStyle w:val="ListBullet"/>
+      </w:pPr>
+      <w:r>
+        <w:rPr>
+          <w:b w:val="0"/>
+          <w:sz w:val="21"/>
+        </w:rPr>
+      </w:r>
+      <w:r>
+        <w:rPr>
+          <w:b/>
+          <w:sz w:val="21"/>
+        </w:rPr>
+        <w:t>Height rules:</w:t>
+      </w:r>
+      <w:r>
+        <w:rPr>
+          <w:b w:val="0"/>
+          <w:sz w:val="21"/>
+        </w:rPr>
+        <w:t xml:space="preserve"> pallets over 1 t (10 loads) on the lowest level; tall loads of 1.16–1.68 m (940 loads) on the top level, which has ~1.7 m of free height (1,120 places). The few loads that fit no level are handled as in §6.2.</w:t>
+      </w:r>
+    </w:p>
+    <w:p>
+      <w:pPr>
+        <w:pStyle w:val="ListBullet"/>
+      </w:pPr>
+      <w:r>
+        <w:rPr>
+          <w:b w:val="0"/>
+          <w:sz w:val="21"/>
+        </w:rPr>
+      </w:r>
+      <w:r>
+        <w:rPr>
+          <w:b/>
+          <w:sz w:val="21"/>
+        </w:rPr>
+        <w:t>Route:</w:t>
+      </w:r>
+      <w:r>
+        <w:rPr>
+          <w:b w:val="0"/>
+          <w:sz w:val="21"/>
+        </w:rPr>
+        <w:t xml:space="preserve"> the reach truck takes the pallet from the pick-up point in receiving, drives north on the left perimeter aisle, along a cross-aisle and into the storage aisle (blue in Fig 7). Every storage aisle is open at both ends, so the truck never backs out. ~99 pallets come in on an average day; one truck puts away ~25 an hour.</w:t>
+      </w:r>
+    </w:p>
+    <w:p>
+      <w:pPr>
+        <w:pStyle w:val="ListBullet"/>
+      </w:pPr>
+      <w:r>
+        <w:rPr>
+          <w:b w:val="0"/>
+          <w:sz w:val="21"/>
+        </w:rPr>
+      </w:r>
+      <w:r>
+        <w:rPr>
+          <w:b/>
+          <w:sz w:val="21"/>
+        </w:rPr>
+        <w:t>Single-deep, back-to-back:</w:t>
+      </w:r>
+      <w:r>
+        <w:rPr>
+          <w:b w:val="0"/>
+          <w:sz w:val="21"/>
+        </w:rPr>
+        <w:t xml:space="preserve"> each rack holds one pallet on each side, so every pallet can be taken out directly — no pallet ever has to be moved to reach another.</w:t>
+      </w:r>
+    </w:p>
+    <w:p>
+      <w:pPr>
+        <w:pStyle w:val="Heading2"/>
+      </w:pPr>
+      <w:r>
+        <w:t>4.2 Refilling the fast-pick area</w:t>
+      </w:r>
+    </w:p>
+    <w:p>
+      <w:pPr>
+        <w:pStyle w:val="ListBullet"/>
+      </w:pPr>
+      <w:r>
+        <w:rPr>
+          <w:b w:val="0"/>
+          <w:sz w:val="21"/>
+        </w:rPr>
+      </w:r>
+      <w:r>
+        <w:rPr>
+          <w:b/>
+          <w:sz w:val="21"/>
+        </w:rPr>
+        <w:t>Trigger:</w:t>
+      </w:r>
+      <w:r>
+        <w:rPr>
+          <w:b w:val="0"/>
+          <w:sz w:val="21"/>
+        </w:rPr>
+        <w:t xml:space="preserve"> every lane has a minimum. When a pick takes it below, the WMS creates a refill task for the reach truck (min/max, D2 §3).</w:t>
+      </w:r>
+    </w:p>
+    <w:p>
+      <w:pPr>
+        <w:pStyle w:val="ListBullet"/>
+      </w:pPr>
+      <w:r>
+        <w:rPr>
+          <w:b w:val="0"/>
+          <w:sz w:val="21"/>
+        </w:rPr>
+      </w:r>
+      <w:r>
+        <w:rPr>
+          <w:b/>
+          <w:sz w:val="21"/>
+        </w:rPr>
+        <w:t>Refill from the back:</w:t>
+      </w:r>
+      <w:r>
+        <w:rPr>
+          <w:b w:val="0"/>
+          <w:sz w:val="21"/>
+        </w:rPr>
+        <w:t xml:space="preserve"> the truck takes a reserve pallet of that item from the racks, drives down the storage aisle to the front cross-aisle and puts the pallet down in the refill strip behind the lanes. The driver slides the cases into the lane from the back; they roll forward to the pick face, so the oldest cases are always picked first.</w:t>
+      </w:r>
+    </w:p>
+    <w:p>
+      <w:pPr>
+        <w:pStyle w:val="ListBullet"/>
+      </w:pPr>
+      <w:r>
+        <w:rPr>
+          <w:b w:val="0"/>
+          <w:sz w:val="21"/>
+        </w:rPr>
+      </w:r>
+      <w:r>
+        <w:rPr>
+          <w:b/>
+          <w:sz w:val="21"/>
+        </w:rPr>
+        <w:t>How often:</w:t>
+      </w:r>
+      <w:r>
+        <w:rPr>
+          <w:b w:val="0"/>
+          <w:sz w:val="21"/>
+        </w:rPr>
+        <w:t xml:space="preserve"> ~24 pallets a day (~1.3 truck-hours), spread over the day and mostly between the waves.</w:t>
+      </w:r>
+    </w:p>
+    <w:p>
+      <w:pPr>
+        <w:pStyle w:val="ListBullet"/>
+      </w:pPr>
+      <w:r>
+        <w:rPr>
+          <w:b w:val="0"/>
+          <w:sz w:val="21"/>
+        </w:rPr>
+      </w:r>
+      <w:r>
+        <w:rPr>
+          <w:b/>
+          <w:sz w:val="21"/>
+        </w:rPr>
+        <w:t>Wall row:</w:t>
+      </w:r>
+      <w:r>
+        <w:rPr>
+          <w:b w:val="0"/>
+          <w:sz w:val="21"/>
+        </w:rPr>
+        <w:t xml:space="preserve"> shelves are refilled by hand from the pick aisle and floor pallets are swapped with the EJE 120i — both between the waves.</w:t>
+      </w:r>
+    </w:p>
+    <w:p>
+      <w:pPr>
+        <w:pStyle w:val="ListBullet"/>
+      </w:pPr>
+      <w:r>
+        <w:rPr>
+          <w:b w:val="0"/>
+          <w:sz w:val="21"/>
+        </w:rPr>
+      </w:r>
+      <w:r>
+        <w:rPr>
+          <w:b/>
+          <w:sz w:val="21"/>
+        </w:rPr>
+        <w:t>Safety:</w:t>
+      </w:r>
+      <w:r>
+        <w:rPr>
+          <w:b w:val="0"/>
+          <w:sz w:val="21"/>
+        </w:rPr>
+        <w:t xml:space="preserve"> reach trucks work only behind the lanes and in the racks; pickers only in the pick aisle and at the lowest rack levels. People and reach trucks never share a pick face.</w:t>
+      </w:r>
+    </w:p>
+    <w:p>
+      <w:pPr>
+        <w:pStyle w:val="Heading2"/>
+      </w:pPr>
+      <w:r>
+        <w:t>4.3 Does every fast mover have a pick face?</w:t>
+      </w:r>
+    </w:p>
+    <w:p>
+      <w:pPr>
+        <w:keepNext/>
+        <w:spacing w:after="80"/>
+      </w:pPr>
+      <w:r>
+        <w:rPr>
+          <w:b w:val="0"/>
+          <w:i w:val="0"/>
+          <w:color w:val="222222"/>
+          <w:sz w:val="21"/>
+        </w:rPr>
+        <w:t>A check of our own design (A046): 1,409 fast movers (A and B items) were picked in Q2, but 31 carton-flow bays give 930 lanes. Lanes go to the items that are picked most and fit a lane (each item ≤ 28 × 33 × 60 cm and ≤ 15 kg). The rest stand on the wall row across the same aisle, so the picker's walk does not change:</w:t>
+      </w:r>
+    </w:p>
+    <w:tbl>
+      <w:tblPr>
+        <w:tblStyle w:val="LightGrid-Accent1"/>
+        <w:tblW w:type="auto" w:w="0"/>
+        <w:jc w:val="center"/>
+        <w:tblLayout w:type="fixed"/>
+        <w:tblLook w:firstColumn="1" w:firstRow="1" w:lastColumn="0" w:lastRow="0" w:noHBand="0" w:noVBand="1" w:val="04A0"/>
+      </w:tblPr>
+      <w:tblGrid>
+        <w:gridCol w:w="2494"/>
+        <w:gridCol w:w="1928"/>
+        <w:gridCol w:w="1814"/>
+        <w:gridCol w:w="2835"/>
+      </w:tblGrid>
+      <w:tr>
+        <w:trPr>
+          <w:cantSplit/>
+        </w:trPr>
+        <w:tc>
+          <w:tcPr>
+            <w:tcW w:type="dxa" w:w="2494"/>
+          </w:tcPr>
+          <w:p>
+            <w:pPr>
+              <w:keepNext/>
+            </w:pPr>
+            <w:r/>
+            <w:r>
+              <w:rPr>
+                <w:b/>
+                <w:sz w:val="19"/>
+              </w:rPr>
+              <w:t>Pick face</w:t>
+            </w:r>
+          </w:p>
+        </w:tc>
+        <w:tc>
+          <w:tcPr>
+            <w:tcW w:type="dxa" w:w="1928"/>
+          </w:tcPr>
+          <w:p>
+            <w:pPr>
+              <w:keepNext/>
+            </w:pPr>
+            <w:r/>
+            <w:r>
+              <w:rPr>
+                <w:b/>
+                <w:sz w:val="19"/>
+              </w:rPr>
+              <w:t>Items</w:t>
+            </w:r>
+          </w:p>
+        </w:tc>
+        <w:tc>
+          <w:tcPr>
+            <w:tcW w:type="dxa" w:w="1814"/>
+          </w:tcPr>
+          <w:p>
+            <w:pPr>
+              <w:keepNext/>
+            </w:pPr>
+            <w:r/>
+            <w:r>
+              <w:rPr>
+                <w:b/>
+                <w:sz w:val="19"/>
+              </w:rPr>
+              <w:t>Share of fast-pick lines</w:t>
+            </w:r>
+          </w:p>
+        </w:tc>
+        <w:tc>
+          <w:tcPr>
+            <w:tcW w:type="dxa" w:w="2835"/>
+          </w:tcPr>
+          <w:p>
+            <w:pPr>
+              <w:keepNext/>
+            </w:pPr>
+            <w:r/>
+            <w:r>
+              <w:rPr>
+                <w:b/>
+                <w:sz w:val="19"/>
+              </w:rPr>
+              <w:t>Size</w:t>
+            </w:r>
+          </w:p>
+        </w:tc>
+      </w:tr>
+      <w:tr>
+        <w:trPr>
+          <w:cantSplit/>
+        </w:trPr>
+        <w:tc>
+          <w:tcPr>
+            <w:tcW w:type="dxa" w:w="2494"/>
+          </w:tcPr>
+          <w:p>
+            <w:pPr>
+              <w:keepNext/>
+            </w:pPr>
+            <w:r/>
+            <w:r>
+              <w:rPr>
+                <w:b w:val="0"/>
+                <w:sz w:val="19"/>
+              </w:rPr>
+              <w:t>Carton-flow lanes</w:t>
+            </w:r>
+          </w:p>
+        </w:tc>
+        <w:tc>
+          <w:tcPr>
+            <w:tcW w:type="dxa" w:w="1928"/>
+          </w:tcPr>
+          <w:p>
+            <w:pPr>
+              <w:keepNext/>
+              <w:jc w:val="right"/>
+            </w:pPr>
+            <w:r/>
+            <w:r>
+              <w:rPr>
+                <w:b w:val="0"/>
+                <w:sz w:val="19"/>
+              </w:rPr>
+              <w:t>888 (+42 second lanes)</w:t>
+            </w:r>
+          </w:p>
+        </w:tc>
+        <w:tc>
+          <w:tcPr>
+            <w:tcW w:type="dxa" w:w="1814"/>
+          </w:tcPr>
+          <w:p>
+            <w:pPr>
+              <w:keepNext/>
+              <w:jc w:val="right"/>
+            </w:pPr>
+            <w:r/>
+            <w:r>
+              <w:rPr>
+                <w:b w:val="0"/>
+                <w:sz w:val="19"/>
+              </w:rPr>
+              <w:t>89.5%</w:t>
+            </w:r>
+          </w:p>
+        </w:tc>
+        <w:tc>
+          <w:tcPr>
+            <w:tcW w:type="dxa" w:w="2835"/>
+          </w:tcPr>
+          <w:p>
+            <w:pPr>
+              <w:keepNext/>
+              <w:jc w:val="right"/>
+            </w:pPr>
+            <w:r/>
+            <w:r>
+              <w:rPr>
+                <w:b w:val="0"/>
+                <w:sz w:val="19"/>
+              </w:rPr>
+              <w:t>930 lanes in 31 bays</w:t>
+            </w:r>
+          </w:p>
+        </w:tc>
+      </w:tr>
+      <w:tr>
+        <w:trPr>
+          <w:cantSplit/>
+        </w:trPr>
+        <w:tc>
+          <w:tcPr>
+            <w:tcW w:type="dxa" w:w="2494"/>
+          </w:tcPr>
+          <w:p>
+            <w:pPr>
+              <w:keepNext/>
+            </w:pPr>
+            <w:r/>
+            <w:r>
+              <w:rPr>
+                <w:b w:val="0"/>
+                <w:sz w:val="19"/>
+              </w:rPr>
+              <w:t>Shelves (wall row)</w:t>
+            </w:r>
+          </w:p>
+        </w:tc>
+        <w:tc>
+          <w:tcPr>
+            <w:tcW w:type="dxa" w:w="1928"/>
+          </w:tcPr>
+          <w:p>
+            <w:pPr>
+              <w:keepNext/>
+              <w:jc w:val="right"/>
+            </w:pPr>
+            <w:r/>
+            <w:r>
+              <w:rPr>
+                <w:b w:val="0"/>
+                <w:sz w:val="19"/>
+              </w:rPr>
+              <w:t>462</w:t>
+            </w:r>
+          </w:p>
+        </w:tc>
+        <w:tc>
+          <w:tcPr>
+            <w:tcW w:type="dxa" w:w="1814"/>
+          </w:tcPr>
+          <w:p>
+            <w:pPr>
+              <w:keepNext/>
+              <w:jc w:val="right"/>
+            </w:pPr>
+            <w:r/>
+            <w:r>
+              <w:rPr>
+                <w:b w:val="0"/>
+                <w:sz w:val="19"/>
+              </w:rPr>
+              <w:t>5.6%</w:t>
+            </w:r>
+          </w:p>
+        </w:tc>
+        <w:tc>
+          <w:tcPr>
+            <w:tcW w:type="dxa" w:w="2835"/>
+          </w:tcPr>
+          <w:p>
+            <w:pPr>
+              <w:keepNext/>
+              <w:jc w:val="right"/>
+            </w:pPr>
+            <w:r/>
+            <w:r>
+              <w:rPr>
+                <w:b w:val="0"/>
+                <w:sz w:val="19"/>
+              </w:rPr>
+              <w:t>26 bays of 21 slots (+15% spare)</w:t>
+            </w:r>
+          </w:p>
+        </w:tc>
+      </w:tr>
+      <w:tr>
+        <w:trPr>
+          <w:cantSplit/>
+        </w:trPr>
+        <w:tc>
+          <w:tcPr>
+            <w:tcW w:type="dxa" w:w="2494"/>
+          </w:tcPr>
+          <w:p>
+            <w:pPr>
+              <w:keepNext/>
+            </w:pPr>
+            <w:r/>
+            <w:r>
+              <w:rPr>
+                <w:b w:val="0"/>
+                <w:sz w:val="19"/>
+              </w:rPr>
+              <w:t>Long-item shelves</w:t>
+            </w:r>
+          </w:p>
+        </w:tc>
+        <w:tc>
+          <w:tcPr>
+            <w:tcW w:type="dxa" w:w="1928"/>
+          </w:tcPr>
+          <w:p>
+            <w:pPr>
+              <w:keepNext/>
+              <w:jc w:val="right"/>
+            </w:pPr>
+            <w:r/>
+            <w:r>
+              <w:rPr>
+                <w:b w:val="0"/>
+                <w:sz w:val="19"/>
+              </w:rPr>
+              <w:t>42</w:t>
+            </w:r>
+          </w:p>
+        </w:tc>
+        <w:tc>
+          <w:tcPr>
+            <w:tcW w:type="dxa" w:w="1814"/>
+          </w:tcPr>
+          <w:p>
+            <w:pPr>
+              <w:keepNext/>
+              <w:jc w:val="right"/>
+            </w:pPr>
+            <w:r/>
+            <w:r>
+              <w:rPr>
+                <w:b w:val="0"/>
+                <w:sz w:val="19"/>
+              </w:rPr>
+              <w:t>2.0%</w:t>
+            </w:r>
+          </w:p>
+        </w:tc>
+        <w:tc>
+          <w:tcPr>
+            <w:tcW w:type="dxa" w:w="2835"/>
+          </w:tcPr>
+          <w:p>
+            <w:pPr>
+              <w:keepNext/>
+              <w:jc w:val="right"/>
+            </w:pPr>
+            <w:r/>
+            <w:r>
+              <w:rPr>
+                <w:b w:val="0"/>
+                <w:sz w:val="19"/>
+              </w:rPr>
+              <w:t>5 bays of 2.2 m</w:t>
+            </w:r>
+          </w:p>
+        </w:tc>
+      </w:tr>
+      <w:tr>
+        <w:trPr>
+          <w:cantSplit/>
+        </w:trPr>
+        <w:tc>
+          <w:tcPr>
+            <w:tcW w:type="dxa" w:w="2494"/>
+          </w:tcPr>
+          <w:p>
+            <w:pPr>
+              <w:keepNext/>
+            </w:pPr>
+            <w:r/>
+            <w:r>
+              <w:rPr>
+                <w:b w:val="0"/>
+                <w:sz w:val="19"/>
+              </w:rPr>
+              <w:t>Floor pallets (heavy or bulky)</w:t>
+            </w:r>
+          </w:p>
+        </w:tc>
+        <w:tc>
+          <w:tcPr>
+            <w:tcW w:type="dxa" w:w="1928"/>
+          </w:tcPr>
+          <w:p>
+            <w:pPr>
+              <w:keepNext/>
+              <w:jc w:val="right"/>
+            </w:pPr>
+            <w:r/>
+            <w:r>
+              <w:rPr>
+                <w:b w:val="0"/>
+                <w:sz w:val="19"/>
+              </w:rPr>
+              <w:t>17</w:t>
+            </w:r>
+          </w:p>
+        </w:tc>
+        <w:tc>
+          <w:tcPr>
+            <w:tcW w:type="dxa" w:w="1814"/>
+          </w:tcPr>
+          <w:p>
+            <w:pPr>
+              <w:keepNext/>
+              <w:jc w:val="right"/>
+            </w:pPr>
+            <w:r/>
+            <w:r>
+              <w:rPr>
+                <w:b w:val="0"/>
+                <w:sz w:val="19"/>
+              </w:rPr>
+              <w:t>2.9%</w:t>
+            </w:r>
+          </w:p>
+        </w:tc>
+        <w:tc>
+          <w:tcPr>
+            <w:tcW w:type="dxa" w:w="2835"/>
+          </w:tcPr>
+          <w:p>
+            <w:pPr>
+              <w:keepNext/>
+              <w:jc w:val="right"/>
+            </w:pPr>
+            <w:r/>
+            <w:r>
+              <w:rPr>
+                <w:b w:val="0"/>
+                <w:sz w:val="19"/>
+              </w:rPr>
+              <w:t>20 places, nearest packing</w:t>
+            </w:r>
+          </w:p>
+        </w:tc>
+      </w:tr>
+      <w:tr>
+        <w:trPr>
+          <w:cantSplit/>
+        </w:trPr>
+        <w:tc>
+          <w:tcPr>
+            <w:tcW w:type="dxa" w:w="2494"/>
+          </w:tcPr>
+          <w:p>
+            <w:r/>
+            <w:r>
+              <w:rPr>
+                <w:b/>
+                <w:sz w:val="19"/>
+              </w:rPr>
+              <w:t>Total</w:t>
+            </w:r>
+          </w:p>
+        </w:tc>
+        <w:tc>
+          <w:tcPr>
+            <w:tcW w:type="dxa" w:w="1928"/>
+          </w:tcPr>
+          <w:p>
+            <w:pPr>
+              <w:jc w:val="right"/>
+            </w:pPr>
+            <w:r/>
+            <w:r>
+              <w:rPr>
+                <w:b/>
+                <w:sz w:val="19"/>
+              </w:rPr>
+              <w:t>1,409</w:t>
+            </w:r>
+          </w:p>
+        </w:tc>
+        <w:tc>
+          <w:tcPr>
+            <w:tcW w:type="dxa" w:w="1814"/>
+          </w:tcPr>
+          <w:p>
+            <w:pPr>
+              <w:jc w:val="right"/>
+            </w:pPr>
+            <w:r/>
+            <w:r>
+              <w:rPr>
+                <w:b/>
+                <w:sz w:val="19"/>
+              </w:rPr>
+              <w:t>100%</w:t>
+            </w:r>
+          </w:p>
+        </w:tc>
+        <w:tc>
+          <w:tcPr>
+            <w:tcW w:type="dxa" w:w="2835"/>
+          </w:tcPr>
+          <w:p>
+            <w:pPr>
+              <w:jc w:val="right"/>
+            </w:pPr>
+            <w:r/>
+            <w:r>
+              <w:rPr>
+                <w:b/>
+                <w:sz w:val="19"/>
+              </w:rPr>
+              <w:t>wall row: 55 of 64 m used</w:t>
+            </w:r>
+          </w:p>
+        </w:tc>
+      </w:tr>
+    </w:tbl>
+    <w:p>
+      <w:pPr>
+        <w:spacing w:after="40"/>
+      </w:pPr>
+    </w:p>
+    <w:p>
+      <w:pPr>
+        <w:spacing w:after="120"/>
+      </w:pPr>
+      <w:r>
+        <w:rPr>
+          <w:b w:val="0"/>
+          <w:i w:val="0"/>
+          <w:color w:val="666666"/>
+          <w:sz w:val="19"/>
+        </w:rPr>
+        <w:t>The shelving costs ~€7,200 (Section 7). The 9 m left on the wall row is room for new items.</w:t>
+      </w:r>
+    </w:p>
+    <w:p>
+      <w:pPr>
+        <w:pStyle w:val="Heading1"/>
+      </w:pPr>
+      <w:r>
+        <w:t>5. Sorting and small parts — what, how and when</w:t>
       </w:r>
     </w:p>
     <w:p>
@@ -7270,7 +10123,7 @@
         <w:drawing>
           <wp:inline xmlns:a="http://schemas.openxmlformats.org/drawingml/2006/main" xmlns:pic="http://schemas.openxmlformats.org/drawingml/2006/picture">
             <wp:extent cx="5760000" cy="1871597"/>
-            <wp:docPr id="5" name="Picture 5"/>
+            <wp:docPr id="9" name="Picture 9"/>
             <wp:cNvGraphicFramePr>
               <a:graphicFrameLocks noChangeAspect="1"/>
             </wp:cNvGraphicFramePr>
@@ -7282,7 +10135,7 @@
                     <pic:cNvPicPr/>
                   </pic:nvPicPr>
                   <pic:blipFill>
-                    <a:blip r:embed="rId13"/>
+                    <a:blip r:embed="rId17"/>
                     <a:stretch>
                       <a:fillRect/>
                     </a:stretch>
@@ -7313,7 +10166,7 @@
           <w:color w:val="666666"/>
           <w:sz w:val="17"/>
         </w:rPr>
-        <w:t>Fig 5. When the sorting points are busy during a normal day.</w:t>
+        <w:t>Fig 9. When the sorting points are busy during a normal day.</w:t>
       </w:r>
     </w:p>
     <w:p>
@@ -7363,7 +10216,7 @@
           <w:b w:val="0"/>
           <w:sz w:val="21"/>
         </w:rPr>
-        <w:t xml:space="preserve"> ~120 small orders a day is far too little for a sorter machine to pay off; the wall costs about €30k (Section 5).</w:t>
+        <w:t xml:space="preserve"> ~120 small orders a day is far too little for a sorter machine to pay off; the wall costs about €30k (Section 7).</w:t>
       </w:r>
     </w:p>
     <w:p>
@@ -7396,7 +10249,7 @@
         <w:pStyle w:val="Heading2"/>
       </w:pPr>
       <w:r>
-        <w:t>3.1 The put-to-light wall — where it is and how it works</w:t>
+        <w:t>5.1 The put-to-light wall — where it is and how it works</w:t>
       </w:r>
     </w:p>
     <w:p>
@@ -7433,7 +10286,7 @@
           <w:color w:val="222222"/>
           <w:sz w:val="21"/>
         </w:rPr>
-        <w:t xml:space="preserve"> In the packing area on the east side of the building, at its south end: right next to the right perimeter aisle (where the pickers arrive from the fast-pick area and the racks) and just north of the outbound staging and the shipping doors. Fig 6 shows it on the whole layout and enlarged; it is also drawn on the floor plan (Fig 1).</w:t>
+        <w:t xml:space="preserve"> In the packing area on the east side of the building, at its south end: right next to the right perimeter aisle (where the pickers arrive from the fast-pick area and the racks) and just north of the outbound staging and the shipping doors. Fig 10 shows it on the whole layout and enlarged; it is also drawn on the floor plan (Fig 1).</w:t>
       </w:r>
     </w:p>
     <w:p>
@@ -7445,7 +10298,7 @@
         <w:drawing>
           <wp:inline xmlns:a="http://schemas.openxmlformats.org/drawingml/2006/main" xmlns:pic="http://schemas.openxmlformats.org/drawingml/2006/picture">
             <wp:extent cx="6120000" cy="8272210"/>
-            <wp:docPr id="6" name="Picture 6"/>
+            <wp:docPr id="10" name="Picture 10"/>
             <wp:cNvGraphicFramePr>
               <a:graphicFrameLocks noChangeAspect="1"/>
             </wp:cNvGraphicFramePr>
@@ -7457,7 +10310,7 @@
                     <pic:cNvPicPr/>
                   </pic:nvPicPr>
                   <pic:blipFill>
-                    <a:blip r:embed="rId14"/>
+                    <a:blip r:embed="rId18"/>
                     <a:stretch>
                       <a:fillRect/>
                     </a:stretch>
@@ -7488,7 +10341,7 @@
           <w:color w:val="666666"/>
           <w:sz w:val="17"/>
         </w:rPr>
-        <w:t>Fig 6. Where the put-to-light wall is: (a) the whole warehouse, (b) the packing area enlarged, with the key.</w:t>
+        <w:t>Fig 10. Where the put-to-light wall is: (a) the whole warehouse, (b) the packing area enlarged, with the key.</w:t>
       </w:r>
     </w:p>
     <w:p>
@@ -7512,7 +10365,7 @@
           <w:color w:val="222222"/>
           <w:sz w:val="21"/>
         </w:rPr>
-        <w:t xml:space="preserve"> The wall is a shelf you can reach from both sides. The pick side faces the aisle, the pack side faces the pack stations. Fig 7 shows it from the side:</w:t>
+        <w:t xml:space="preserve"> The wall is a shelf you can reach from both sides. The pick side faces the aisle, the pack side faces the pack stations. Fig 11 shows it from the side:</w:t>
       </w:r>
     </w:p>
     <w:p>
@@ -7524,7 +10377,7 @@
         <w:drawing>
           <wp:inline xmlns:a="http://schemas.openxmlformats.org/drawingml/2006/main" xmlns:pic="http://schemas.openxmlformats.org/drawingml/2006/picture">
             <wp:extent cx="5940000" cy="3307108"/>
-            <wp:docPr id="7" name="Picture 7"/>
+            <wp:docPr id="11" name="Picture 11"/>
             <wp:cNvGraphicFramePr>
               <a:graphicFrameLocks noChangeAspect="1"/>
             </wp:cNvGraphicFramePr>
@@ -7536,7 +10389,7 @@
                     <pic:cNvPicPr/>
                   </pic:nvPicPr>
                   <pic:blipFill>
-                    <a:blip r:embed="rId15"/>
+                    <a:blip r:embed="rId19"/>
                     <a:stretch>
                       <a:fillRect/>
                     </a:stretch>
@@ -7567,7 +10420,7 @@
           <w:color w:val="666666"/>
           <w:sz w:val="17"/>
         </w:rPr>
-        <w:t>Fig 7. How the wall works, seen from the side: pick side (left), the wall, pack side (right).</w:t>
+        <w:t>Fig 11. How the wall works, seen from the side: pick side (left), the wall, pack side (right).</w:t>
       </w:r>
     </w:p>
     <w:p>
@@ -7801,7 +10654,7 @@
                 <w:b w:val="0"/>
                 <w:sz w:val="19"/>
               </w:rPr>
-              <w:t>Fast-pick area (south band)</w:t>
+              <w:t>Fast-pick area (south band, §4)</w:t>
             </w:r>
           </w:p>
         </w:tc>
@@ -7819,7 +10672,7 @@
                 <w:b w:val="0"/>
                 <w:sz w:val="19"/>
               </w:rPr>
-              <w:t>cases in carton-flow lanes: refilled from the back by the reach truck, picked from the front at 0.6–1.6 m height</w:t>
+              <w:t>cases in carton-flow lanes, refilled from the back by the reach truck and picked from the front; less-picked, long or heavy ones on the wall row across the pick aisle</w:t>
             </w:r>
           </w:p>
         </w:tc>
@@ -8132,7 +10985,7 @@
                 <w:b/>
                 <w:sz w:val="19"/>
               </w:rPr>
-              <w:t>Where (Fig 6)</w:t>
+              <w:t>Where (Fig 10)</w:t>
             </w:r>
           </w:p>
         </w:tc>
@@ -8403,7 +11256,7 @@
         <w:pStyle w:val="Heading2"/>
       </w:pPr>
       <w:r>
-        <w:t>3.2 How are small items stored efficiently?</w:t>
+        <w:t>5.2 How are small items stored efficiently?</w:t>
       </w:r>
     </w:p>
     <w:p>
@@ -8996,7 +11849,7 @@
         <w:pStyle w:val="Heading1"/>
       </w:pPr>
       <w:r>
-        <w:t>4. Design checks — machinery, long goods, space and hazardous goods</w:t>
+        <w:t>6. Design checks — machinery, long goods, space and hazardous goods</w:t>
       </w:r>
     </w:p>
     <w:p>
@@ -9004,7 +11857,7 @@
         <w:pStyle w:val="Heading2"/>
       </w:pPr>
       <w:r>
-        <w:t>4.1 Machinery — is everything fit and justified?</w:t>
+        <w:t>6.1 Machinery — is everything fit and justified?</w:t>
       </w:r>
     </w:p>
     <w:p>
@@ -10388,7 +13241,7 @@
                 <w:b w:val="0"/>
                 <w:sz w:val="19"/>
               </w:rPr>
-              <w:t>Upgrade path (§3.2).</w:t>
+              <w:t>Upgrade path (§5.2).</w:t>
             </w:r>
           </w:p>
         </w:tc>
@@ -10499,7 +13352,7 @@
         <w:pStyle w:val="Heading2"/>
       </w:pPr>
       <w:r>
-        <w:t>4.2 Long goods — lengths, turning, capacity and access</w:t>
+        <w:t>6.2 Long goods — lengths, turning, capacity and access</w:t>
       </w:r>
     </w:p>
     <w:p>
@@ -10893,7 +13746,7 @@
         <w:pStyle w:val="Heading2"/>
       </w:pPr>
       <w:r>
-        <w:t>4.3 Space for unpacking loose containers</w:t>
+        <w:t>6.3 Space for unpacking loose containers</w:t>
       </w:r>
     </w:p>
     <w:p>
@@ -11000,7 +13853,7 @@
         <w:pStyle w:val="Heading2"/>
       </w:pPr>
       <w:r>
-        <w:t>4.4 Outbound staging (216 m²) and packing (450 m²)</w:t>
+        <w:t>6.4 Outbound staging (216 m²) and packing (450 m²)</w:t>
       </w:r>
     </w:p>
     <w:p>
@@ -11058,7 +13911,7 @@
         <w:pStyle w:val="Heading2"/>
       </w:pPr>
       <w:r>
-        <w:t>4.5 Hazardous goods — recount and classes</w:t>
+        <w:t>6.5 Hazardous goods — recount and classes</w:t>
       </w:r>
     </w:p>
     <w:p>
@@ -12542,7 +15395,7 @@
         <w:pStyle w:val="Heading1"/>
       </w:pPr>
       <w:r>
-        <w:t>5. Costs — CAPEX and OPEX</w:t>
+        <w:t>7. Costs — CAPEX and OPEX</w:t>
       </w:r>
     </w:p>
     <w:p>
@@ -12556,7 +15409,7 @@
           <w:color w:val="222222"/>
           <w:sz w:val="21"/>
         </w:rPr>
-        <w:t>The capacity plan (D2 §6) is turned into money in three steps: (1) count what the design needs (positions, bays, trucks, people), (2) multiply by a price from a public source or a labelled assumption (Section 7), (3) add it up per year. Labour is costed at €20 per hour for an operator (feedback; €28 tested as the high case). Trucks are leased with full service (repairs included), so they are OPEX. The building, dock levellers, sprinklers and the hazmat compartment are outside the project scope and not included.</w:t>
+        <w:t>The capacity plan (D2 §6) is turned into money in three steps: (1) count what the design needs (positions, bays, trucks, people), (2) multiply by a price from a public source or a labelled assumption (Section 9), (3) add it up per year. Labour is costed at €20 per hour for an operator (feedback; €28 tested as the high case). Trucks are leased with full service (repairs included), so they are OPEX. The building, dock levellers, sprinklers and the hazmat compartment are outside the project scope and not included.</w:t>
       </w:r>
     </w:p>
     <w:p>
@@ -12564,7 +15417,7 @@
         <w:pStyle w:val="Heading2"/>
       </w:pPr>
       <w:r>
-        <w:t>5.1 One-off investment (CAPEX)</w:t>
+        <w:t>7.1 One-off investment (CAPEX)</w:t>
       </w:r>
     </w:p>
     <w:p>
@@ -12576,7 +15429,7 @@
         <w:drawing>
           <wp:inline xmlns:a="http://schemas.openxmlformats.org/drawingml/2006/main" xmlns:pic="http://schemas.openxmlformats.org/drawingml/2006/picture">
             <wp:extent cx="4860000" cy="2946106"/>
-            <wp:docPr id="8" name="Picture 8"/>
+            <wp:docPr id="12" name="Picture 12"/>
             <wp:cNvGraphicFramePr>
               <a:graphicFrameLocks noChangeAspect="1"/>
             </wp:cNvGraphicFramePr>
@@ -12588,7 +15441,7 @@
                     <pic:cNvPicPr/>
                   </pic:nvPicPr>
                   <pic:blipFill>
-                    <a:blip r:embed="rId16"/>
+                    <a:blip r:embed="rId20"/>
                     <a:stretch>
                       <a:fillRect/>
                     </a:stretch>
@@ -12619,7 +15472,7 @@
           <w:color w:val="666666"/>
           <w:sz w:val="17"/>
         </w:rPr>
-        <w:t>Fig 8. CAPEX by group — total €1,622k.</w:t>
+        <w:t>Fig 12. CAPEX by group — total €1,630k.</w:t>
       </w:r>
     </w:p>
     <w:tbl>
@@ -13338,7 +16191,7 @@
                 <w:b w:val="0"/>
                 <w:sz w:val="19"/>
               </w:rPr>
-              <w:t>Pick trolleys (3-tier, 6 totes)</w:t>
+              <w:t>Fast-pick shelving + long-item shelves (wall row)</w:t>
             </w:r>
           </w:p>
         </w:tc>
@@ -13356,7 +16209,7 @@
                 <w:b w:val="0"/>
                 <w:sz w:val="19"/>
               </w:rPr>
-              <w:t>6 trolleys</w:t>
+              <w:t>36 bays</w:t>
             </w:r>
           </w:p>
         </w:tc>
@@ -13375,7 +16228,7 @@
                 <w:b w:val="0"/>
                 <w:sz w:val="19"/>
               </w:rPr>
-              <w:t>€433</w:t>
+              <w:t>€200</w:t>
             </w:r>
           </w:p>
         </w:tc>
@@ -13394,7 +16247,7 @@
                 <w:b w:val="0"/>
                 <w:sz w:val="19"/>
               </w:rPr>
-              <w:t>€2,598</w:t>
+              <w:t>€7,200</w:t>
             </w:r>
           </w:p>
         </w:tc>
@@ -13413,7 +16266,7 @@
                 <w:b w:val="0"/>
                 <w:sz w:val="19"/>
               </w:rPr>
-              <w:t>S011 / S025</w:t>
+              <w:t>A046 / S030</w:t>
             </w:r>
           </w:p>
         </w:tc>
@@ -13436,7 +16289,7 @@
                 <w:b w:val="0"/>
                 <w:sz w:val="19"/>
               </w:rPr>
-              <w:t>Totes 600 x 400</w:t>
+              <w:t>Pick trolleys (3-tier, 6 totes)</w:t>
             </w:r>
           </w:p>
         </w:tc>
@@ -13454,7 +16307,7 @@
                 <w:b w:val="0"/>
                 <w:sz w:val="19"/>
               </w:rPr>
-              <w:t>54 totes</w:t>
+              <w:t>6 trolleys</w:t>
             </w:r>
           </w:p>
         </w:tc>
@@ -13473,7 +16326,7 @@
                 <w:b w:val="0"/>
                 <w:sz w:val="19"/>
               </w:rPr>
-              <w:t>€16</w:t>
+              <w:t>€433</w:t>
             </w:r>
           </w:p>
         </w:tc>
@@ -13492,7 +16345,7 @@
                 <w:b w:val="0"/>
                 <w:sz w:val="19"/>
               </w:rPr>
-              <w:t>€864</w:t>
+              <w:t>€2,598</w:t>
             </w:r>
           </w:p>
         </w:tc>
@@ -13511,7 +16364,7 @@
                 <w:b w:val="0"/>
                 <w:sz w:val="19"/>
               </w:rPr>
-              <w:t>S025</w:t>
+              <w:t>S011 / S025</w:t>
             </w:r>
           </w:p>
         </w:tc>
@@ -13534,7 +16387,7 @@
                 <w:b w:val="0"/>
                 <w:sz w:val="19"/>
               </w:rPr>
-              <w:t>Put-to-light wall (slots)</w:t>
+              <w:t>Totes 600 x 400</w:t>
             </w:r>
           </w:p>
         </w:tc>
@@ -13552,7 +16405,7 @@
                 <w:b w:val="0"/>
                 <w:sz w:val="19"/>
               </w:rPr>
-              <w:t>120 slots</w:t>
+              <w:t>54 totes</w:t>
             </w:r>
           </w:p>
         </w:tc>
@@ -13571,7 +16424,7 @@
                 <w:b w:val="0"/>
                 <w:sz w:val="19"/>
               </w:rPr>
-              <w:t>€150</w:t>
+              <w:t>€16</w:t>
             </w:r>
           </w:p>
         </w:tc>
@@ -13590,7 +16443,7 @@
                 <w:b w:val="0"/>
                 <w:sz w:val="19"/>
               </w:rPr>
-              <w:t>€18,000</w:t>
+              <w:t>€864</w:t>
             </w:r>
           </w:p>
         </w:tc>
@@ -13609,7 +16462,7 @@
                 <w:b w:val="0"/>
                 <w:sz w:val="19"/>
               </w:rPr>
-              <w:t>A035 / S025</w:t>
+              <w:t>S025</w:t>
             </w:r>
           </w:p>
         </w:tc>
@@ -13632,7 +16485,7 @@
                 <w:b w:val="0"/>
                 <w:sz w:val="19"/>
               </w:rPr>
-              <w:t>Put-to-light installation + WMS link</w:t>
+              <w:t>Put-to-light wall (slots)</w:t>
             </w:r>
           </w:p>
         </w:tc>
@@ -13650,7 +16503,7 @@
                 <w:b w:val="0"/>
                 <w:sz w:val="19"/>
               </w:rPr>
-              <w:t>1 lot</w:t>
+              <w:t>120 slots</w:t>
             </w:r>
           </w:p>
         </w:tc>
@@ -13669,7 +16522,7 @@
                 <w:b w:val="0"/>
                 <w:sz w:val="19"/>
               </w:rPr>
-              <w:t>€12,000</w:t>
+              <w:t>€150</w:t>
             </w:r>
           </w:p>
         </w:tc>
@@ -13688,7 +16541,7 @@
                 <w:b w:val="0"/>
                 <w:sz w:val="19"/>
               </w:rPr>
-              <w:t>€12,000</w:t>
+              <w:t>€18,000</w:t>
             </w:r>
           </w:p>
         </w:tc>
@@ -13730,7 +16583,7 @@
                 <w:b w:val="0"/>
                 <w:sz w:val="19"/>
               </w:rPr>
-              <w:t>Pack stations (bench, scale, label printer)</w:t>
+              <w:t>Put-to-light installation + WMS link</w:t>
             </w:r>
           </w:p>
         </w:tc>
@@ -13748,7 +16601,7 @@
                 <w:b w:val="0"/>
                 <w:sz w:val="19"/>
               </w:rPr>
-              <w:t>4 stations</w:t>
+              <w:t>1 lot</w:t>
             </w:r>
           </w:p>
         </w:tc>
@@ -13767,7 +16620,7 @@
                 <w:b w:val="0"/>
                 <w:sz w:val="19"/>
               </w:rPr>
-              <w:t>€2,500</w:t>
+              <w:t>€12,000</w:t>
             </w:r>
           </w:p>
         </w:tc>
@@ -13786,7 +16639,7 @@
                 <w:b w:val="0"/>
                 <w:sz w:val="19"/>
               </w:rPr>
-              <w:t>€10,000</w:t>
+              <w:t>€12,000</w:t>
             </w:r>
           </w:p>
         </w:tc>
@@ -13805,7 +16658,7 @@
                 <w:b w:val="0"/>
                 <w:sz w:val="19"/>
               </w:rPr>
-              <w:t>A036</w:t>
+              <w:t>A035 / S025</w:t>
             </w:r>
           </w:p>
         </w:tc>
@@ -13828,7 +16681,7 @@
                 <w:b w:val="0"/>
                 <w:sz w:val="19"/>
               </w:rPr>
-              <w:t>Stretch wrapper (packing)</w:t>
+              <w:t>Pack stations (bench, scale, label printer)</w:t>
             </w:r>
           </w:p>
         </w:tc>
@@ -13846,7 +16699,7 @@
                 <w:b w:val="0"/>
                 <w:sz w:val="19"/>
               </w:rPr>
-              <w:t>1 units</w:t>
+              <w:t>4 stations</w:t>
             </w:r>
           </w:p>
         </w:tc>
@@ -13865,7 +16718,7 @@
                 <w:b w:val="0"/>
                 <w:sz w:val="19"/>
               </w:rPr>
-              <w:t>€3,849</w:t>
+              <w:t>€2,500</w:t>
             </w:r>
           </w:p>
         </w:tc>
@@ -13884,7 +16737,7 @@
                 <w:b w:val="0"/>
                 <w:sz w:val="19"/>
               </w:rPr>
-              <w:t>€3,849</w:t>
+              <w:t>€10,000</w:t>
             </w:r>
           </w:p>
         </w:tc>
@@ -13903,7 +16756,7 @@
                 <w:b w:val="0"/>
                 <w:sz w:val="19"/>
               </w:rPr>
-              <w:t>S025</w:t>
+              <w:t>A036</w:t>
             </w:r>
           </w:p>
         </w:tc>
@@ -13926,7 +16779,7 @@
                 <w:b w:val="0"/>
                 <w:sz w:val="19"/>
               </w:rPr>
-              <w:t>Roll cages for parcels</w:t>
+              <w:t>Stretch wrapper (packing)</w:t>
             </w:r>
           </w:p>
         </w:tc>
@@ -13944,7 +16797,7 @@
                 <w:b w:val="0"/>
                 <w:sz w:val="19"/>
               </w:rPr>
-              <w:t>41 cages</w:t>
+              <w:t>1 units</w:t>
             </w:r>
           </w:p>
         </w:tc>
@@ -13963,7 +16816,7 @@
                 <w:b w:val="0"/>
                 <w:sz w:val="19"/>
               </w:rPr>
-              <w:t>€150</w:t>
+              <w:t>€3,849</w:t>
             </w:r>
           </w:p>
         </w:tc>
@@ -13982,7 +16835,7 @@
                 <w:b w:val="0"/>
                 <w:sz w:val="19"/>
               </w:rPr>
-              <w:t>€6,150</w:t>
+              <w:t>€3,849</w:t>
             </w:r>
           </w:p>
         </w:tc>
@@ -14001,7 +16854,7 @@
                 <w:b w:val="0"/>
                 <w:sz w:val="19"/>
               </w:rPr>
-              <w:t>A036</w:t>
+              <w:t>S025</w:t>
             </w:r>
           </w:p>
         </w:tc>
@@ -14024,7 +16877,7 @@
                 <w:b w:val="0"/>
                 <w:sz w:val="19"/>
               </w:rPr>
-              <w:t>Extendable roller conveyor (into the container)</w:t>
+              <w:t>Roll cages for parcels</w:t>
             </w:r>
           </w:p>
         </w:tc>
@@ -14042,7 +16895,7 @@
                 <w:b w:val="0"/>
                 <w:sz w:val="19"/>
               </w:rPr>
-              <w:t>2 units</w:t>
+              <w:t>41 cages</w:t>
             </w:r>
           </w:p>
         </w:tc>
@@ -14061,7 +16914,7 @@
                 <w:b w:val="0"/>
                 <w:sz w:val="19"/>
               </w:rPr>
-              <w:t>€1,250</w:t>
+              <w:t>€150</w:t>
             </w:r>
           </w:p>
         </w:tc>
@@ -14080,7 +16933,7 @@
                 <w:b w:val="0"/>
                 <w:sz w:val="19"/>
               </w:rPr>
-              <w:t>€2,500</w:t>
+              <w:t>€6,150</w:t>
             </w:r>
           </w:p>
         </w:tc>
@@ -14099,7 +16952,7 @@
                 <w:b w:val="0"/>
                 <w:sz w:val="19"/>
               </w:rPr>
-              <w:t>S025</w:t>
+              <w:t>A036</w:t>
             </w:r>
           </w:p>
         </w:tc>
@@ -14122,7 +16975,7 @@
                 <w:b w:val="0"/>
                 <w:sz w:val="19"/>
               </w:rPr>
-              <w:t>Stretch wrapper (newly built pallets)</w:t>
+              <w:t>Extendable roller conveyor (into the container)</w:t>
             </w:r>
           </w:p>
         </w:tc>
@@ -14140,7 +16993,7 @@
                 <w:b w:val="0"/>
                 <w:sz w:val="19"/>
               </w:rPr>
-              <w:t>1 units</w:t>
+              <w:t>2 units</w:t>
             </w:r>
           </w:p>
         </w:tc>
@@ -14159,7 +17012,7 @@
                 <w:b w:val="0"/>
                 <w:sz w:val="19"/>
               </w:rPr>
-              <w:t>€3,849</w:t>
+              <w:t>€1,250</w:t>
             </w:r>
           </w:p>
         </w:tc>
@@ -14178,7 +17031,7 @@
                 <w:b w:val="0"/>
                 <w:sz w:val="19"/>
               </w:rPr>
-              <w:t>€3,849</w:t>
+              <w:t>€2,500</w:t>
             </w:r>
           </w:p>
         </w:tc>
@@ -14220,7 +17073,7 @@
                 <w:b w:val="0"/>
                 <w:sz w:val="19"/>
               </w:rPr>
-              <w:t>RF terminals with cradles</w:t>
+              <w:t>Stretch wrapper (newly built pallets)</w:t>
             </w:r>
           </w:p>
         </w:tc>
@@ -14238,7 +17091,7 @@
                 <w:b w:val="0"/>
                 <w:sz w:val="19"/>
               </w:rPr>
-              <w:t>14 units</w:t>
+              <w:t>1 units</w:t>
             </w:r>
           </w:p>
         </w:tc>
@@ -14257,7 +17110,7 @@
                 <w:b w:val="0"/>
                 <w:sz w:val="19"/>
               </w:rPr>
-              <w:t>€1,500</w:t>
+              <w:t>€3,849</w:t>
             </w:r>
           </w:p>
         </w:tc>
@@ -14276,7 +17129,7 @@
                 <w:b w:val="0"/>
                 <w:sz w:val="19"/>
               </w:rPr>
-              <w:t>€21,000</w:t>
+              <w:t>€3,849</w:t>
             </w:r>
           </w:p>
         </w:tc>
@@ -14295,7 +17148,7 @@
                 <w:b w:val="0"/>
                 <w:sz w:val="19"/>
               </w:rPr>
-              <w:t>A036 / S025</w:t>
+              <w:t>S025</w:t>
             </w:r>
           </w:p>
         </w:tc>
@@ -14318,7 +17171,7 @@
                 <w:b w:val="0"/>
                 <w:sz w:val="19"/>
               </w:rPr>
-              <w:t>WMS set-up: waves, put-wall, slotting, putaway rules</w:t>
+              <w:t>RF terminals with cradles</w:t>
             </w:r>
           </w:p>
         </w:tc>
@@ -14336,7 +17189,7 @@
                 <w:b w:val="0"/>
                 <w:sz w:val="19"/>
               </w:rPr>
-              <w:t>1 lot</w:t>
+              <w:t>14 units</w:t>
             </w:r>
           </w:p>
         </w:tc>
@@ -14355,7 +17208,7 @@
                 <w:b w:val="0"/>
                 <w:sz w:val="19"/>
               </w:rPr>
-              <w:t>€25,000</w:t>
+              <w:t>€1,500</w:t>
             </w:r>
           </w:p>
         </w:tc>
@@ -14374,7 +17227,7 @@
                 <w:b w:val="0"/>
                 <w:sz w:val="19"/>
               </w:rPr>
-              <w:t>€25,000</w:t>
+              <w:t>€21,000</w:t>
             </w:r>
           </w:p>
         </w:tc>
@@ -14393,7 +17246,7 @@
                 <w:b w:val="0"/>
                 <w:sz w:val="19"/>
               </w:rPr>
-              <w:t>A037</w:t>
+              <w:t>A036 / S025</w:t>
             </w:r>
           </w:p>
         </w:tc>
@@ -14416,7 +17269,7 @@
                 <w:b w:val="0"/>
                 <w:sz w:val="19"/>
               </w:rPr>
-              <w:t>Move-in / re-slotting (each load moved once)</w:t>
+              <w:t>WMS set-up: waves, put-wall, slotting, putaway rules</w:t>
             </w:r>
           </w:p>
         </w:tc>
@@ -14434,7 +17287,7 @@
                 <w:b w:val="0"/>
                 <w:sz w:val="19"/>
               </w:rPr>
-              <w:t>11,015 loads</w:t>
+              <w:t>1 lot</w:t>
             </w:r>
           </w:p>
         </w:tc>
@@ -14453,7 +17306,7 @@
                 <w:b w:val="0"/>
                 <w:sz w:val="19"/>
               </w:rPr>
-              <w:t>€1.03</w:t>
+              <w:t>€25,000</w:t>
             </w:r>
           </w:p>
         </w:tc>
@@ -14472,7 +17325,7 @@
                 <w:b w:val="0"/>
                 <w:sz w:val="19"/>
               </w:rPr>
-              <w:t>€11,317</w:t>
+              <w:t>€25,000</w:t>
             </w:r>
           </w:p>
         </w:tc>
@@ -14491,7 +17344,7 @@
                 <w:b w:val="0"/>
                 <w:sz w:val="19"/>
               </w:rPr>
-              <w:t>ETV cycle model + A030</w:t>
+              <w:t>A037</w:t>
             </w:r>
           </w:p>
         </w:tc>
@@ -14514,7 +17367,7 @@
                 <w:b w:val="0"/>
                 <w:sz w:val="19"/>
               </w:rPr>
-              <w:t>Contingency 10%</w:t>
+              <w:t>Move-in / re-slotting (each load moved once)</w:t>
             </w:r>
           </w:p>
         </w:tc>
@@ -14532,7 +17385,7 @@
                 <w:b w:val="0"/>
                 <w:sz w:val="19"/>
               </w:rPr>
-              <w:t>1 lot</w:t>
+              <w:t>11,015 loads</w:t>
             </w:r>
           </w:p>
         </w:tc>
@@ -14551,7 +17404,7 @@
                 <w:b w:val="0"/>
                 <w:sz w:val="19"/>
               </w:rPr>
-              <w:t>€147,475</w:t>
+              <w:t>€1.03</w:t>
             </w:r>
           </w:p>
         </w:tc>
@@ -14570,7 +17423,7 @@
                 <w:b w:val="0"/>
                 <w:sz w:val="19"/>
               </w:rPr>
-              <w:t>€147,475</w:t>
+              <w:t>€11,317</w:t>
             </w:r>
           </w:p>
         </w:tc>
@@ -14589,7 +17442,7 @@
                 <w:b w:val="0"/>
                 <w:sz w:val="19"/>
               </w:rPr>
-              <w:t>A037</w:t>
+              <w:t>ETV cycle model + A030</w:t>
             </w:r>
           </w:p>
         </w:tc>
@@ -14603,6 +17456,104 @@
             <w:tcW w:type="dxa" w:w="3402"/>
           </w:tcPr>
           <w:p>
+            <w:pPr>
+              <w:keepNext/>
+            </w:pPr>
+            <w:r/>
+            <w:r>
+              <w:rPr>
+                <w:b w:val="0"/>
+                <w:sz w:val="19"/>
+              </w:rPr>
+              <w:t>Contingency 10%</w:t>
+            </w:r>
+          </w:p>
+        </w:tc>
+        <w:tc>
+          <w:tcPr>
+            <w:tcW w:type="dxa" w:w="1587"/>
+          </w:tcPr>
+          <w:p>
+            <w:pPr>
+              <w:keepNext/>
+            </w:pPr>
+            <w:r/>
+            <w:r>
+              <w:rPr>
+                <w:b w:val="0"/>
+                <w:sz w:val="19"/>
+              </w:rPr>
+              <w:t>1 lot</w:t>
+            </w:r>
+          </w:p>
+        </w:tc>
+        <w:tc>
+          <w:tcPr>
+            <w:tcW w:type="dxa" w:w="1134"/>
+          </w:tcPr>
+          <w:p>
+            <w:pPr>
+              <w:keepNext/>
+              <w:jc w:val="right"/>
+            </w:pPr>
+            <w:r/>
+            <w:r>
+              <w:rPr>
+                <w:b w:val="0"/>
+                <w:sz w:val="19"/>
+              </w:rPr>
+              <w:t>€148,195</w:t>
+            </w:r>
+          </w:p>
+        </w:tc>
+        <w:tc>
+          <w:tcPr>
+            <w:tcW w:type="dxa" w:w="1361"/>
+          </w:tcPr>
+          <w:p>
+            <w:pPr>
+              <w:keepNext/>
+              <w:jc w:val="right"/>
+            </w:pPr>
+            <w:r/>
+            <w:r>
+              <w:rPr>
+                <w:b w:val="0"/>
+                <w:sz w:val="19"/>
+              </w:rPr>
+              <w:t>€148,195</w:t>
+            </w:r>
+          </w:p>
+        </w:tc>
+        <w:tc>
+          <w:tcPr>
+            <w:tcW w:type="dxa" w:w="1587"/>
+          </w:tcPr>
+          <w:p>
+            <w:pPr>
+              <w:keepNext/>
+              <w:jc w:val="right"/>
+            </w:pPr>
+            <w:r/>
+            <w:r>
+              <w:rPr>
+                <w:b w:val="0"/>
+                <w:sz w:val="19"/>
+              </w:rPr>
+              <w:t>A037</w:t>
+            </w:r>
+          </w:p>
+        </w:tc>
+      </w:tr>
+      <w:tr>
+        <w:trPr>
+          <w:cantSplit/>
+        </w:trPr>
+        <w:tc>
+          <w:tcPr>
+            <w:tcW w:type="dxa" w:w="3402"/>
+          </w:tcPr>
+          <w:p>
             <w:r/>
             <w:r>
               <w:rPr>
@@ -14658,7 +17609,7 @@
                 <w:b/>
                 <w:sz w:val="19"/>
               </w:rPr>
-              <w:t>€1,622,226</w:t>
+              <w:t>€1,630,146</w:t>
             </w:r>
           </w:p>
         </w:tc>
@@ -14708,7 +17659,7 @@
           <w:b w:val="0"/>
           <w:sz w:val="21"/>
         </w:rPr>
-        <w:t xml:space="preserve"> If the racking already standing in Bemmel can be rebuilt in the new layout (about €25 per position), the investment drops to €513k. DHL must confirm the type and condition of today's racks.</w:t>
+        <w:t xml:space="preserve"> If the racking already standing in Bemmel can be rebuilt in the new layout (about €25 per position), the investment drops to €521k. DHL must confirm the type and condition of today's racks.</w:t>
       </w:r>
     </w:p>
     <w:p>
@@ -14733,7 +17684,7 @@
           <w:b w:val="0"/>
           <w:sz w:val="21"/>
         </w:rPr>
-        <w:t xml:space="preserve"> €140,460 a year (racking 15 years, equipment 7, IT 5).</w:t>
+        <w:t xml:space="preserve"> €141,591 a year (racking 15 years, equipment 7, IT 5).</w:t>
       </w:r>
     </w:p>
     <w:p>
@@ -14741,7 +17692,7 @@
         <w:pStyle w:val="Heading2"/>
       </w:pPr>
       <w:r>
-        <w:t>5.2 Running cost (OPEX)</w:t>
+        <w:t>7.2 Running cost (OPEX)</w:t>
       </w:r>
     </w:p>
     <w:p>
@@ -14753,7 +17704,7 @@
         <w:drawing>
           <wp:inline xmlns:a="http://schemas.openxmlformats.org/drawingml/2006/main" xmlns:pic="http://schemas.openxmlformats.org/drawingml/2006/picture">
             <wp:extent cx="4860000" cy="1734979"/>
-            <wp:docPr id="9" name="Picture 9"/>
+            <wp:docPr id="13" name="Picture 13"/>
             <wp:cNvGraphicFramePr>
               <a:graphicFrameLocks noChangeAspect="1"/>
             </wp:cNvGraphicFramePr>
@@ -14765,7 +17716,7 @@
                     <pic:cNvPicPr/>
                   </pic:nvPicPr>
                   <pic:blipFill>
-                    <a:blip r:embed="rId17"/>
+                    <a:blip r:embed="rId21"/>
                     <a:stretch>
                       <a:fillRect/>
                     </a:stretch>
@@ -14796,7 +17747,7 @@
           <w:color w:val="666666"/>
           <w:sz w:val="17"/>
         </w:rPr>
-        <w:t>Fig 9. OPEX by group — total €342k per year.</w:t>
+        <w:t>Fig 13. OPEX by group — total €342k per year.</w:t>
       </w:r>
     </w:p>
     <w:tbl>
@@ -15958,7 +18909,7 @@
                 <w:b w:val="0"/>
                 <w:sz w:val="19"/>
               </w:rPr>
-              <w:t>€140,460</w:t>
+              <w:t>€141,591</w:t>
             </w:r>
           </w:p>
         </w:tc>
@@ -16046,7 +18997,7 @@
                 <w:b/>
                 <w:sz w:val="19"/>
               </w:rPr>
-              <w:t>€482,007</w:t>
+              <w:t>€483,139</w:t>
             </w:r>
           </w:p>
         </w:tc>
@@ -16093,7 +19044,7 @@
         <w:pStyle w:val="Heading2"/>
       </w:pPr>
       <w:r>
-        <w:t>5.3 Cost per unit</w:t>
+        <w:t>7.3 Cost per unit</w:t>
       </w:r>
     </w:p>
     <w:tbl>
@@ -16285,7 +19236,7 @@
                 <w:b w:val="0"/>
                 <w:sz w:val="19"/>
               </w:rPr>
-              <w:t>€13.72</w:t>
+              <w:t>€13.75</w:t>
             </w:r>
           </w:p>
         </w:tc>
@@ -16346,7 +19297,7 @@
                 <w:b w:val="0"/>
                 <w:sz w:val="19"/>
               </w:rPr>
-              <w:t>€19.97</w:t>
+              <w:t>€20.02</w:t>
             </w:r>
           </w:p>
         </w:tc>
@@ -16402,7 +19353,7 @@
                 <w:b w:val="0"/>
                 <w:sz w:val="19"/>
               </w:rPr>
-              <w:t>€4.48</w:t>
+              <w:t>€4.49</w:t>
             </w:r>
           </w:p>
         </w:tc>
@@ -16432,7 +19383,7 @@
         <w:pStyle w:val="Heading2"/>
       </w:pPr>
       <w:r>
-        <w:t>5.4 Today vs future — saving and payback</w:t>
+        <w:t>7.4 Today vs future — saving and payback</w:t>
       </w:r>
     </w:p>
     <w:tbl>
@@ -16562,7 +19513,7 @@
                 <w:b w:val="0"/>
                 <w:sz w:val="19"/>
               </w:rPr>
-              <w:t>€148,788</w:t>
+              <w:t>€156,708</w:t>
             </w:r>
           </w:p>
         </w:tc>
@@ -16581,7 +19532,7 @@
                 <w:b w:val="0"/>
                 <w:sz w:val="19"/>
               </w:rPr>
-              <w:t>€512,722</w:t>
+              <w:t>€520,642</w:t>
             </w:r>
           </w:p>
         </w:tc>
@@ -16600,7 +19551,7 @@
                 <w:b w:val="0"/>
                 <w:sz w:val="19"/>
               </w:rPr>
-              <w:t>€1,622,226</w:t>
+              <w:t>€1,630,146</w:t>
             </w:r>
           </w:p>
         </w:tc>
@@ -16718,7 +19669,7 @@
                 <w:b w:val="0"/>
                 <w:sz w:val="19"/>
               </w:rPr>
-              <w:t>1.5 years</w:t>
+              <w:t>1.6 years</w:t>
             </w:r>
           </w:p>
         </w:tc>
@@ -16754,7 +19705,7 @@
                 <w:b w:val="0"/>
                 <w:sz w:val="19"/>
               </w:rPr>
-              <w:t>16.0 years</w:t>
+              <w:t>16.1 years</w:t>
             </w:r>
           </w:p>
         </w:tc>
@@ -16787,7 +19738,7 @@
           <w:b w:val="0"/>
           <w:sz w:val="21"/>
         </w:rPr>
-        <w:t xml:space="preserve"> = carton-flow fast-pick area, trolleys and totes, put-to-light wall, RF terminals and the WMS set-up of waves and slotting. They create the whole labour saving and pay for themselves quickly — they can start before the racks are rebuilt.</w:t>
+        <w:t xml:space="preserve"> = carton-flow lanes and shelving of the fast-pick area, trolleys and totes, put-to-light wall, RF terminals and the WMS set-up of waves and slotting. They create the whole labour saving and pay for themselves quickly — they can start before the racks are rebuilt.</w:t>
       </w:r>
     </w:p>
     <w:p>
@@ -16845,7 +19796,7 @@
         <w:pStyle w:val="Heading2"/>
       </w:pPr>
       <w:r>
-        <w:t>5.5 What if our cost assumptions are wrong?</w:t>
+        <w:t>7.5 What if our cost assumptions are wrong?</w:t>
       </w:r>
     </w:p>
     <w:p>
@@ -16857,7 +19808,7 @@
         <w:drawing>
           <wp:inline xmlns:a="http://schemas.openxmlformats.org/drawingml/2006/main" xmlns:pic="http://schemas.openxmlformats.org/drawingml/2006/picture">
             <wp:extent cx="5400000" cy="1869632"/>
-            <wp:docPr id="10" name="Picture 10"/>
+            <wp:docPr id="14" name="Picture 14"/>
             <wp:cNvGraphicFramePr>
               <a:graphicFrameLocks noChangeAspect="1"/>
             </wp:cNvGraphicFramePr>
@@ -16869,7 +19820,7 @@
                     <pic:cNvPicPr/>
                   </pic:nvPicPr>
                   <pic:blipFill>
-                    <a:blip r:embed="rId18"/>
+                    <a:blip r:embed="rId22"/>
                     <a:stretch>
                       <a:fillRect/>
                     </a:stretch>
@@ -16900,7 +19851,7 @@
           <w:color w:val="666666"/>
           <w:sz w:val="17"/>
         </w:rPr>
-        <w:t>Fig 10. Yearly cost (OPEX + depreciation) when each assumption moves to the low or high end of its range.</w:t>
+        <w:t>Fig 14. Yearly cost (OPEX + depreciation) when each assumption moves to the low or high end of its range.</w:t>
       </w:r>
     </w:p>
     <w:p>
@@ -17008,7 +19959,7 @@
         <w:pStyle w:val="Heading1"/>
       </w:pPr>
       <w:r>
-        <w:t>6. Supporting documents</w:t>
+        <w:t>8. Supporting documents</w:t>
       </w:r>
     </w:p>
     <w:tbl>
@@ -17223,7 +20174,7 @@
                 <w:b w:val="0"/>
                 <w:sz w:val="19"/>
               </w:rPr>
-              <w:t>All assumptions A001–A045, each with reason, source and impact</w:t>
+              <w:t>All assumptions A001–A047, each with reason, source and impact</w:t>
             </w:r>
           </w:p>
         </w:tc>
@@ -17315,7 +20266,7 @@
         <w:pStyle w:val="Heading1"/>
       </w:pPr>
       <w:r>
-        <w:t>7. Cost assumptions and open points</w:t>
+        <w:t>9. Cost assumptions and open points</w:t>
       </w:r>
     </w:p>
     <w:p>
@@ -18588,6 +21539,9 @@
             <w:tcW w:type="dxa" w:w="680"/>
           </w:tcPr>
           <w:p>
+            <w:pPr>
+              <w:keepNext/>
+            </w:pPr>
             <w:r/>
             <w:r>
               <w:rPr>
@@ -18603,6 +21557,9 @@
             <w:tcW w:type="dxa" w:w="2041"/>
           </w:tcPr>
           <w:p>
+            <w:pPr>
+              <w:keepNext/>
+            </w:pPr>
             <w:r/>
             <w:r>
               <w:rPr>
@@ -18618,13 +21575,16 @@
             <w:tcW w:type="dxa" w:w="4195"/>
           </w:tcPr>
           <w:p>
-            <w:r/>
-            <w:r>
-              <w:rPr>
-                <w:b w:val="0"/>
-                <w:sz w:val="19"/>
-              </w:rPr>
-              <w:t>outbound staging need: p90 60 m2, max 100 m2 of 216; packing need 401 m2 of 450 incl. shelving</w:t>
+            <w:pPr>
+              <w:keepNext/>
+            </w:pPr>
+            <w:r/>
+            <w:r>
+              <w:rPr>
+                <w:b w:val="0"/>
+                <w:sz w:val="19"/>
+              </w:rPr>
+              <w:t>outbound staging need: p90 60 m2, max 100 m2 of 216; packing need 423 m2 of 450 incl. shelving and the put-wall</w:t>
             </w:r>
           </w:p>
         </w:tc>
@@ -18633,6 +21593,9 @@
             <w:tcW w:type="dxa" w:w="2154"/>
           </w:tcPr>
           <w:p>
+            <w:pPr>
+              <w:keepNext/>
+            </w:pPr>
             <w:r/>
             <w:r>
               <w:rPr>
@@ -18640,6 +21603,148 @@
                 <w:sz w:val="19"/>
               </w:rPr>
               <w:t>Measured + planning assumption</w:t>
+            </w:r>
+          </w:p>
+        </w:tc>
+      </w:tr>
+      <w:tr>
+        <w:trPr>
+          <w:cantSplit/>
+        </w:trPr>
+        <w:tc>
+          <w:tcPr>
+            <w:tcW w:type="dxa" w:w="680"/>
+          </w:tcPr>
+          <w:p>
+            <w:pPr>
+              <w:keepNext/>
+            </w:pPr>
+            <w:r/>
+            <w:r>
+              <w:rPr>
+                <w:b w:val="0"/>
+                <w:sz w:val="19"/>
+              </w:rPr>
+              <w:t>A046</w:t>
+            </w:r>
+          </w:p>
+        </w:tc>
+        <w:tc>
+          <w:tcPr>
+            <w:tcW w:type="dxa" w:w="2041"/>
+          </w:tcPr>
+          <w:p>
+            <w:pPr>
+              <w:keepNext/>
+            </w:pPr>
+            <w:r/>
+            <w:r>
+              <w:rPr>
+                <w:b w:val="0"/>
+                <w:sz w:val="19"/>
+              </w:rPr>
+              <w:t>Every fast mover (A/B item) gets a pick face in the fast-pick area</w:t>
+            </w:r>
+          </w:p>
+        </w:tc>
+        <w:tc>
+          <w:tcPr>
+            <w:tcW w:type="dxa" w:w="4195"/>
+          </w:tcPr>
+          <w:p>
+            <w:pPr>
+              <w:keepNext/>
+            </w:pPr>
+            <w:r/>
+            <w:r>
+              <w:rPr>
+                <w:b w:val="0"/>
+                <w:sz w:val="19"/>
+              </w:rPr>
+              <w:t>31 carton-flow bays (2 m, 5 levels x 6 lanes = 930 lanes) hold the 888 most-picked A/B items that fit a lane (each &lt;= 28 x 33 x 60 cm, &lt;= 15 kg) + 42 second lanes for the top 1%; across the 2.6 m pick aisle a wall row holds the rest: 26 shelving bays (462 items), 5 long-item bays of 2.2 m (42 items up to ~2 m, lying lengthwise) and 20 floor pallet faces (17 heavy/bulky items) = 55 of 63.6 m</w:t>
+            </w:r>
+          </w:p>
+        </w:tc>
+        <w:tc>
+          <w:tcPr>
+            <w:tcW w:type="dxa" w:w="2154"/>
+          </w:tcPr>
+          <w:p>
+            <w:pPr>
+              <w:keepNext/>
+            </w:pPr>
+            <w:r/>
+            <w:r>
+              <w:rPr>
+                <w:b w:val="0"/>
+                <w:sz w:val="19"/>
+              </w:rPr>
+              <w:t>Measured (Q2 order lines, SKU dimensions) + planning assumption + S030</w:t>
+            </w:r>
+          </w:p>
+        </w:tc>
+      </w:tr>
+      <w:tr>
+        <w:trPr>
+          <w:cantSplit/>
+        </w:trPr>
+        <w:tc>
+          <w:tcPr>
+            <w:tcW w:type="dxa" w:w="680"/>
+          </w:tcPr>
+          <w:p>
+            <w:r/>
+            <w:r>
+              <w:rPr>
+                <w:b w:val="0"/>
+                <w:sz w:val="19"/>
+              </w:rPr>
+              <w:t>A047</w:t>
+            </w:r>
+          </w:p>
+        </w:tc>
+        <w:tc>
+          <w:tcPr>
+            <w:tcW w:type="dxa" w:w="2041"/>
+          </w:tcPr>
+          <w:p>
+            <w:r/>
+            <w:r>
+              <w:rPr>
+                <w:b w:val="0"/>
+                <w:sz w:val="19"/>
+              </w:rPr>
+              <w:t>Fixed places inside the working zones</w:t>
+            </w:r>
+          </w:p>
+        </w:tc>
+        <w:tc>
+          <w:tcPr>
+            <w:tcW w:type="dxa" w:w="4195"/>
+          </w:tcPr>
+          <w:p>
+            <w:r/>
+            <w:r>
+              <w:rPr>
+                <w:b w:val="0"/>
+                <w:sz w:val="19"/>
+              </w:rPr>
+              <w:t>Receiving: R2 in the north half (lent to container unpacking on big-container days), R3 in the south half; container zone: 10.5 m roller conveyor from R1, 12 build spots (6 each side), 35-pallet buffer, 4 x 4 m wrap/label station; fast-pick band: wall row 1.2 m, pick aisle 2.6 m, carton flow 1.8 m deep, refill strip ~1.6 m</w:t>
+            </w:r>
+          </w:p>
+        </w:tc>
+        <w:tc>
+          <w:tcPr>
+            <w:tcW w:type="dxa" w:w="2154"/>
+          </w:tcPr>
+          <w:p>
+            <w:r/>
+            <w:r>
+              <w:rPr>
+                <w:b w:val="0"/>
+                <w:sz w:val="19"/>
+              </w:rPr>
+              <w:t>Layout design (geometry.py)</w:t>
             </w:r>
           </w:p>
         </w:tc>
@@ -19327,7 +22432,7 @@
       </w:r>
     </w:p>
     <w:sectPr>
-      <w:footerReference w:type="default" r:id="rId19"/>
+      <w:footerReference w:type="default" r:id="rId23"/>
       <w:pgSz w:w="12240" w:h="15840"/>
       <w:pgMar w:top="1440" w:right="1800" w:bottom="1440" w:left="1800" w:header="720" w:footer="720" w:gutter="0"/>
       <w:cols w:space="720"/>

--- a/deliverables/Deliverable_3_Performance_Overview.docx
+++ b/deliverables/Deliverable_3_Performance_Overview.docx
@@ -305,7 +305,7 @@
                 <w:b w:val="0"/>
                 <w:sz w:val="19"/>
               </w:rPr>
-              <w:t>Group 3 — Gleb, Rachel Selvarathnam, Arnau, Vidhi</w:t>
+              <w:t>Group 3 — Vidhi (Receiving), Gleb (Storage), Arnau (Picking), Rachel Selvarathnam (Shipping)</w:t>
             </w:r>
           </w:p>
         </w:tc>
@@ -346,7 +346,7 @@
                 <w:b w:val="0"/>
                 <w:sz w:val="19"/>
               </w:rPr>
-              <w:t>v2 — includes the feedback of the last session (space checks, lengths, small parts, own KPIs, €20/h, hazmat)</w:t>
+              <w:t>Final portfolio version — includes all feedback (space checks, lengths, small parts, own KPIs, €20/h, hazmat)</w:t>
             </w:r>
           </w:p>
         </w:tc>
@@ -406,6 +406,369 @@
         <w:t>Expected performance and cost of the Option B design. Volumes are measured in the Assa Abloy Q2-2025 data; prices are public benchmarks or labelled assumptions (Section 9), never quotes. Every number can be rebuilt with analysis/performance_cost.py and checked in the calculation workbook.</w:t>
       </w:r>
     </w:p>
+    <w:p>
+      <w:pPr>
+        <w:keepNext/>
+        <w:spacing w:before="200"/>
+      </w:pPr>
+      <w:r>
+        <w:rPr>
+          <w:b/>
+          <w:sz w:val="22"/>
+        </w:rPr>
+        <w:t>Who is responsible for what</w:t>
+      </w:r>
+    </w:p>
+    <w:p>
+      <w:pPr>
+        <w:keepNext/>
+      </w:pPr>
+      <w:r>
+        <w:rPr>
+          <w:i/>
+          <w:sz w:val="18"/>
+        </w:rPr>
+        <w:t>Every team member hands in this whole document (the complete warehouse design). Each process has one owner; the sections of a process carry the owner's name in their heading. Sections without a name were made by the whole group.</w:t>
+      </w:r>
+    </w:p>
+    <w:tbl>
+      <w:tblPr>
+        <w:tblStyle w:val="LightGrid-Accent1"/>
+        <w:tblW w:type="auto" w:w="0"/>
+        <w:tblLook w:firstColumn="1" w:firstRow="1" w:lastColumn="0" w:lastRow="0" w:noHBand="0" w:noVBand="1" w:val="04A0"/>
+      </w:tblPr>
+      <w:tblGrid>
+        <w:gridCol w:w="1361"/>
+        <w:gridCol w:w="1020"/>
+        <w:gridCol w:w="4422"/>
+        <w:gridCol w:w="2268"/>
+      </w:tblGrid>
+      <w:tr>
+        <w:trPr>
+          <w:cantSplit/>
+        </w:trPr>
+        <w:tc>
+          <w:tcPr>
+            <w:tcW w:type="dxa" w:w="1361"/>
+          </w:tcPr>
+          <w:p>
+            <w:r/>
+            <w:r>
+              <w:rPr>
+                <w:b/>
+                <w:sz w:val="18"/>
+              </w:rPr>
+              <w:t>Process</w:t>
+            </w:r>
+          </w:p>
+        </w:tc>
+        <w:tc>
+          <w:tcPr>
+            <w:tcW w:type="dxa" w:w="1020"/>
+          </w:tcPr>
+          <w:p>
+            <w:r/>
+            <w:r>
+              <w:rPr>
+                <w:b/>
+                <w:sz w:val="18"/>
+              </w:rPr>
+              <w:t>Owner</w:t>
+            </w:r>
+          </w:p>
+        </w:tc>
+        <w:tc>
+          <w:tcPr>
+            <w:tcW w:type="dxa" w:w="4422"/>
+          </w:tcPr>
+          <w:p>
+            <w:r/>
+            <w:r>
+              <w:rPr>
+                <w:b/>
+                <w:sz w:val="18"/>
+              </w:rPr>
+              <w:t>Scope</w:t>
+            </w:r>
+          </w:p>
+        </w:tc>
+        <w:tc>
+          <w:tcPr>
+            <w:tcW w:type="dxa" w:w="2268"/>
+          </w:tcPr>
+          <w:p>
+            <w:r/>
+            <w:r>
+              <w:rPr>
+                <w:b/>
+                <w:sz w:val="18"/>
+              </w:rPr>
+              <w:t>Sections in this document</w:t>
+            </w:r>
+          </w:p>
+        </w:tc>
+      </w:tr>
+      <w:tr>
+        <w:trPr>
+          <w:cantSplit/>
+        </w:trPr>
+        <w:tc>
+          <w:tcPr>
+            <w:tcW w:type="dxa" w:w="1361"/>
+          </w:tcPr>
+          <w:p>
+            <w:r/>
+            <w:r>
+              <w:rPr>
+                <w:b/>
+                <w:color w:val="C2410C"/>
+                <w:sz w:val="18"/>
+              </w:rPr>
+              <w:t>Receiving</w:t>
+            </w:r>
+          </w:p>
+        </w:tc>
+        <w:tc>
+          <w:tcPr>
+            <w:tcW w:type="dxa" w:w="1020"/>
+          </w:tcPr>
+          <w:p>
+            <w:r/>
+            <w:r>
+              <w:rPr>
+                <w:b/>
+                <w:color w:val="C2410C"/>
+                <w:sz w:val="18"/>
+              </w:rPr>
+              <w:t>Vidhi</w:t>
+            </w:r>
+          </w:p>
+        </w:tc>
+        <w:tc>
+          <w:tcPr>
+            <w:tcW w:type="dxa" w:w="4422"/>
+          </w:tcPr>
+          <w:p>
+            <w:r/>
+            <w:r>
+              <w:rPr>
+                <w:sz w:val="18"/>
+              </w:rPr>
+              <w:t>unloading trailers and containers, checking, container unpacking, returns intake — up to the pick-up point</w:t>
+            </w:r>
+          </w:p>
+        </w:tc>
+        <w:tc>
+          <w:tcPr>
+            <w:tcW w:type="dxa" w:w="2268"/>
+          </w:tcPr>
+          <w:p>
+            <w:r/>
+            <w:r>
+              <w:rPr>
+                <w:sz w:val="18"/>
+              </w:rPr>
+              <w:t>§3.1, §6.3</w:t>
+            </w:r>
+          </w:p>
+        </w:tc>
+      </w:tr>
+      <w:tr>
+        <w:trPr>
+          <w:cantSplit/>
+        </w:trPr>
+        <w:tc>
+          <w:tcPr>
+            <w:tcW w:type="dxa" w:w="1361"/>
+          </w:tcPr>
+          <w:p>
+            <w:r/>
+            <w:r>
+              <w:rPr>
+                <w:b/>
+                <w:color w:val="1D4ED8"/>
+                <w:sz w:val="18"/>
+              </w:rPr>
+              <w:t>Storage</w:t>
+            </w:r>
+          </w:p>
+        </w:tc>
+        <w:tc>
+          <w:tcPr>
+            <w:tcW w:type="dxa" w:w="1020"/>
+          </w:tcPr>
+          <w:p>
+            <w:r/>
+            <w:r>
+              <w:rPr>
+                <w:b/>
+                <w:color w:val="1D4ED8"/>
+                <w:sz w:val="18"/>
+              </w:rPr>
+              <w:t>Gleb</w:t>
+            </w:r>
+          </w:p>
+        </w:tc>
+        <w:tc>
+          <w:tcPr>
+            <w:tcW w:type="dxa" w:w="4422"/>
+          </w:tcPr>
+          <w:p>
+            <w:r/>
+            <w:r>
+              <w:rPr>
+                <w:sz w:val="18"/>
+              </w:rPr>
+              <w:t>putaway, racks and storage places, slotting, replenishment of the fast-pick area, inventory control</w:t>
+            </w:r>
+          </w:p>
+        </w:tc>
+        <w:tc>
+          <w:tcPr>
+            <w:tcW w:type="dxa" w:w="2268"/>
+          </w:tcPr>
+          <w:p>
+            <w:r/>
+            <w:r>
+              <w:rPr>
+                <w:sz w:val="18"/>
+              </w:rPr>
+              <w:t>§2.3, §4, §4.1, §4.2, §4.3, §5.2, §6.2, §6.5</w:t>
+            </w:r>
+          </w:p>
+        </w:tc>
+      </w:tr>
+      <w:tr>
+        <w:trPr>
+          <w:cantSplit/>
+        </w:trPr>
+        <w:tc>
+          <w:tcPr>
+            <w:tcW w:type="dxa" w:w="1361"/>
+          </w:tcPr>
+          <w:p>
+            <w:r/>
+            <w:r>
+              <w:rPr>
+                <w:b/>
+                <w:color w:val="15803D"/>
+                <w:sz w:val="18"/>
+              </w:rPr>
+              <w:t>Picking</w:t>
+            </w:r>
+          </w:p>
+        </w:tc>
+        <w:tc>
+          <w:tcPr>
+            <w:tcW w:type="dxa" w:w="1020"/>
+          </w:tcPr>
+          <w:p>
+            <w:r/>
+            <w:r>
+              <w:rPr>
+                <w:b/>
+                <w:color w:val="15803D"/>
+                <w:sz w:val="18"/>
+              </w:rPr>
+              <w:t>Arnau</w:t>
+            </w:r>
+          </w:p>
+        </w:tc>
+        <w:tc>
+          <w:tcPr>
+            <w:tcW w:type="dxa" w:w="4422"/>
+          </w:tcPr>
+          <w:p>
+            <w:r/>
+            <w:r>
+              <w:rPr>
+                <w:sz w:val="18"/>
+              </w:rPr>
+              <w:t>order release (waves), picking, sorting batch picks into orders at the put-to-light wall</w:t>
+            </w:r>
+          </w:p>
+        </w:tc>
+        <w:tc>
+          <w:tcPr>
+            <w:tcW w:type="dxa" w:w="2268"/>
+          </w:tcPr>
+          <w:p>
+            <w:r/>
+            <w:r>
+              <w:rPr>
+                <w:sz w:val="18"/>
+              </w:rPr>
+              <w:t>§2.2, §4.3, §5.1</w:t>
+            </w:r>
+          </w:p>
+        </w:tc>
+      </w:tr>
+      <w:tr>
+        <w:trPr>
+          <w:cantSplit/>
+        </w:trPr>
+        <w:tc>
+          <w:tcPr>
+            <w:tcW w:type="dxa" w:w="1361"/>
+          </w:tcPr>
+          <w:p>
+            <w:r/>
+            <w:r>
+              <w:rPr>
+                <w:b/>
+                <w:color w:val="7C3AED"/>
+                <w:sz w:val="18"/>
+              </w:rPr>
+              <w:t>Shipping</w:t>
+            </w:r>
+          </w:p>
+        </w:tc>
+        <w:tc>
+          <w:tcPr>
+            <w:tcW w:type="dxa" w:w="1020"/>
+          </w:tcPr>
+          <w:p>
+            <w:r/>
+            <w:r>
+              <w:rPr>
+                <w:b/>
+                <w:color w:val="7C3AED"/>
+                <w:sz w:val="18"/>
+              </w:rPr>
+              <w:t>Rachel</w:t>
+            </w:r>
+          </w:p>
+        </w:tc>
+        <w:tc>
+          <w:tcPr>
+            <w:tcW w:type="dxa" w:w="4422"/>
+          </w:tcPr>
+          <w:p>
+            <w:r/>
+            <w:r>
+              <w:rPr>
+                <w:sz w:val="18"/>
+              </w:rPr>
+              <w:t>packing, outbound staging, dock doors, trailer departure plan and loading</w:t>
+            </w:r>
+          </w:p>
+        </w:tc>
+        <w:tc>
+          <w:tcPr>
+            <w:tcW w:type="dxa" w:w="2268"/>
+          </w:tcPr>
+          <w:p>
+            <w:r/>
+            <w:r>
+              <w:rPr>
+                <w:sz w:val="18"/>
+              </w:rPr>
+              <w:t>§2.1, §5.1, §6.4</w:t>
+            </w:r>
+          </w:p>
+        </w:tc>
+      </w:tr>
+    </w:tbl>
     <w:p>
       <w:r>
         <w:br w:type="page"/>
@@ -1931,8 +2294,387 @@
           <w:color w:val="222222"/>
           <w:sz w:val="21"/>
         </w:rPr>
-        <w:t>We made our own KPIs: each one measures something our design promises to do (fill the racks well, keep pickers in the fast-pick area, walk little, unpack containers inside their zone, ship within a day, …). The four W3 lecture KPIs (dock-to-stock, put-away time, pick rate, on-time shipment, S017) are included too. For every KPI we give how to calculate it, today's value where the data shows it, the value we expect from the design, and a target.</w:t>
+        <w:t>We made our own KPIs: each one measures something our design promises to do (fill the racks well, keep pickers in the fast-pick area, walk little, unpack containers inside their zone, ship within a day, …). The four W3 lecture KPIs (dock-to-stock, put-away time, pick rate, on-time shipment; HAN University of Applied Sciences, 2026a) are included too. For every KPI we give how to calculate it, today's value where the data shows it, the value we expect from the design, and a target.</w:t>
       </w:r>
+    </w:p>
+    <w:p>
+      <w:pPr>
+        <w:keepNext/>
+        <w:spacing w:after="80"/>
+      </w:pPr>
+      <w:r>
+        <w:rPr>
+          <w:b w:val="0"/>
+          <w:i w:val="0"/>
+          <w:color w:val="222222"/>
+          <w:sz w:val="21"/>
+        </w:rPr>
+        <w:t>Each KPI is linked to one of the five performance objectives that Deliverable 1 (§11) ranked for this operation (Slack et al., 2022), and to the process owner who watches it:</w:t>
+      </w:r>
+    </w:p>
+    <w:tbl>
+      <w:tblPr>
+        <w:tblStyle w:val="LightGrid-Accent1"/>
+        <w:tblW w:type="auto" w:w="0"/>
+        <w:jc w:val="center"/>
+        <w:tblLayout w:type="fixed"/>
+        <w:tblLook w:firstColumn="1" w:firstRow="1" w:lastColumn="0" w:lastRow="0" w:noHBand="0" w:noVBand="1" w:val="04A0"/>
+      </w:tblPr>
+      <w:tblGrid>
+        <w:gridCol w:w="1814"/>
+        <w:gridCol w:w="5102"/>
+        <w:gridCol w:w="2154"/>
+      </w:tblGrid>
+      <w:tr>
+        <w:trPr>
+          <w:cantSplit/>
+        </w:trPr>
+        <w:tc>
+          <w:tcPr>
+            <w:tcW w:type="dxa" w:w="1814"/>
+          </w:tcPr>
+          <w:p>
+            <w:pPr>
+              <w:keepNext/>
+            </w:pPr>
+            <w:r/>
+            <w:r>
+              <w:rPr>
+                <w:b/>
+                <w:sz w:val="19"/>
+              </w:rPr>
+              <w:t>Objective (D1 rank)</w:t>
+            </w:r>
+          </w:p>
+        </w:tc>
+        <w:tc>
+          <w:tcPr>
+            <w:tcW w:type="dxa" w:w="5102"/>
+          </w:tcPr>
+          <w:p>
+            <w:pPr>
+              <w:keepNext/>
+            </w:pPr>
+            <w:r/>
+            <w:r>
+              <w:rPr>
+                <w:b/>
+                <w:sz w:val="19"/>
+              </w:rPr>
+              <w:t>KPIs that measure it</w:t>
+            </w:r>
+          </w:p>
+        </w:tc>
+        <w:tc>
+          <w:tcPr>
+            <w:tcW w:type="dxa" w:w="2154"/>
+          </w:tcPr>
+          <w:p>
+            <w:pPr>
+              <w:keepNext/>
+            </w:pPr>
+            <w:r/>
+            <w:r>
+              <w:rPr>
+                <w:b/>
+                <w:sz w:val="19"/>
+              </w:rPr>
+              <w:t>Owners</w:t>
+            </w:r>
+          </w:p>
+        </w:tc>
+      </w:tr>
+      <w:tr>
+        <w:trPr>
+          <w:cantSplit/>
+        </w:trPr>
+        <w:tc>
+          <w:tcPr>
+            <w:tcW w:type="dxa" w:w="1814"/>
+          </w:tcPr>
+          <w:p>
+            <w:pPr>
+              <w:keepNext/>
+            </w:pPr>
+            <w:r/>
+            <w:r>
+              <w:rPr>
+                <w:b w:val="0"/>
+                <w:sz w:val="19"/>
+              </w:rPr>
+              <w:t>Dependability (1)</w:t>
+            </w:r>
+          </w:p>
+        </w:tc>
+        <w:tc>
+          <w:tcPr>
+            <w:tcW w:type="dxa" w:w="5102"/>
+          </w:tcPr>
+          <w:p>
+            <w:pPr>
+              <w:keepNext/>
+            </w:pPr>
+            <w:r/>
+            <w:r>
+              <w:rPr>
+                <w:b w:val="0"/>
+                <w:sz w:val="19"/>
+              </w:rPr>
+              <w:t>On-time shipment; Trailers at the doors at once</w:t>
+            </w:r>
+          </w:p>
+        </w:tc>
+        <w:tc>
+          <w:tcPr>
+            <w:tcW w:type="dxa" w:w="2154"/>
+          </w:tcPr>
+          <w:p>
+            <w:pPr>
+              <w:keepNext/>
+            </w:pPr>
+            <w:r/>
+            <w:r>
+              <w:rPr>
+                <w:b w:val="0"/>
+                <w:sz w:val="19"/>
+              </w:rPr>
+              <w:t>Rachel (Shipping)</w:t>
+            </w:r>
+          </w:p>
+        </w:tc>
+      </w:tr>
+      <w:tr>
+        <w:trPr>
+          <w:cantSplit/>
+        </w:trPr>
+        <w:tc>
+          <w:tcPr>
+            <w:tcW w:type="dxa" w:w="1814"/>
+          </w:tcPr>
+          <w:p>
+            <w:pPr>
+              <w:keepNext/>
+            </w:pPr>
+            <w:r/>
+            <w:r>
+              <w:rPr>
+                <w:b w:val="0"/>
+                <w:sz w:val="19"/>
+              </w:rPr>
+              <w:t>Speed (2)</w:t>
+            </w:r>
+          </w:p>
+        </w:tc>
+        <w:tc>
+          <w:tcPr>
+            <w:tcW w:type="dxa" w:w="5102"/>
+          </w:tcPr>
+          <w:p>
+            <w:pPr>
+              <w:keepNext/>
+            </w:pPr>
+            <w:r/>
+            <w:r>
+              <w:rPr>
+                <w:b w:val="0"/>
+                <w:sz w:val="19"/>
+              </w:rPr>
+              <w:t>Dock-to-stock time; Container door time; Put-away cycle time; Order lead time (per order); Orders out within 24 h</w:t>
+            </w:r>
+          </w:p>
+        </w:tc>
+        <w:tc>
+          <w:tcPr>
+            <w:tcW w:type="dxa" w:w="2154"/>
+          </w:tcPr>
+          <w:p>
+            <w:pPr>
+              <w:keepNext/>
+            </w:pPr>
+            <w:r/>
+            <w:r>
+              <w:rPr>
+                <w:b w:val="0"/>
+                <w:sz w:val="19"/>
+              </w:rPr>
+              <w:t>Gleb (Storage), Rachel (Shipping), Vidhi (Receiving)</w:t>
+            </w:r>
+          </w:p>
+        </w:tc>
+      </w:tr>
+      <w:tr>
+        <w:trPr>
+          <w:cantSplit/>
+        </w:trPr>
+        <w:tc>
+          <w:tcPr>
+            <w:tcW w:type="dxa" w:w="1814"/>
+          </w:tcPr>
+          <w:p>
+            <w:pPr>
+              <w:keepNext/>
+            </w:pPr>
+            <w:r/>
+            <w:r>
+              <w:rPr>
+                <w:b w:val="0"/>
+                <w:sz w:val="19"/>
+              </w:rPr>
+              <w:t>Quality (3)</w:t>
+            </w:r>
+          </w:p>
+        </w:tc>
+        <w:tc>
+          <w:tcPr>
+            <w:tcW w:type="dxa" w:w="5102"/>
+          </w:tcPr>
+          <w:p>
+            <w:pPr>
+              <w:keepNext/>
+            </w:pPr>
+            <w:r/>
+            <w:r>
+              <w:rPr>
+                <w:b w:val="0"/>
+                <w:sz w:val="19"/>
+              </w:rPr>
+              <w:t>Pick accuracy; Trucks and pickers separated</w:t>
+            </w:r>
+          </w:p>
+        </w:tc>
+        <w:tc>
+          <w:tcPr>
+            <w:tcW w:type="dxa" w:w="2154"/>
+          </w:tcPr>
+          <w:p>
+            <w:pPr>
+              <w:keepNext/>
+            </w:pPr>
+            <w:r/>
+            <w:r>
+              <w:rPr>
+                <w:b w:val="0"/>
+                <w:sz w:val="19"/>
+              </w:rPr>
+              <w:t>Arnau (Picking), whole team</w:t>
+            </w:r>
+          </w:p>
+        </w:tc>
+      </w:tr>
+      <w:tr>
+        <w:trPr>
+          <w:cantSplit/>
+        </w:trPr>
+        <w:tc>
+          <w:tcPr>
+            <w:tcW w:type="dxa" w:w="1814"/>
+          </w:tcPr>
+          <w:p>
+            <w:pPr>
+              <w:keepNext/>
+            </w:pPr>
+            <w:r/>
+            <w:r>
+              <w:rPr>
+                <w:b w:val="0"/>
+                <w:sz w:val="19"/>
+              </w:rPr>
+              <w:t>Cost (4)</w:t>
+            </w:r>
+          </w:p>
+        </w:tc>
+        <w:tc>
+          <w:tcPr>
+            <w:tcW w:type="dxa" w:w="5102"/>
+          </w:tcPr>
+          <w:p>
+            <w:pPr>
+              <w:keepNext/>
+            </w:pPr>
+            <w:r/>
+            <w:r>
+              <w:rPr>
+                <w:b w:val="0"/>
+                <w:sz w:val="19"/>
+              </w:rPr>
+              <w:t>Rack fill at peak; Small-item density; Floor area used; Pick rate; Fast-pick hit rate; Walking per picked line; Trolley fill; Small-parts picking time; Picking hours per day; Direct labour; Labour productivity; Truck utilisation (average day); Cost per order line; Cost per order</w:t>
+            </w:r>
+          </w:p>
+        </w:tc>
+        <w:tc>
+          <w:tcPr>
+            <w:tcW w:type="dxa" w:w="2154"/>
+          </w:tcPr>
+          <w:p>
+            <w:pPr>
+              <w:keepNext/>
+            </w:pPr>
+            <w:r/>
+            <w:r>
+              <w:rPr>
+                <w:b w:val="0"/>
+                <w:sz w:val="19"/>
+              </w:rPr>
+              <w:t>Arnau (Picking), Gleb (Storage), whole team</w:t>
+            </w:r>
+          </w:p>
+        </w:tc>
+      </w:tr>
+      <w:tr>
+        <w:trPr>
+          <w:cantSplit/>
+        </w:trPr>
+        <w:tc>
+          <w:tcPr>
+            <w:tcW w:type="dxa" w:w="1814"/>
+          </w:tcPr>
+          <w:p>
+            <w:r/>
+            <w:r>
+              <w:rPr>
+                <w:b w:val="0"/>
+                <w:sz w:val="19"/>
+              </w:rPr>
+              <w:t>Flexibility (5)</w:t>
+            </w:r>
+          </w:p>
+        </w:tc>
+        <w:tc>
+          <w:tcPr>
+            <w:tcW w:type="dxa" w:w="5102"/>
+          </w:tcPr>
+          <w:p>
+            <w:r/>
+            <w:r>
+              <w:rPr>
+                <w:b w:val="0"/>
+                <w:sz w:val="19"/>
+              </w:rPr>
+              <w:t>Storage headroom; Containers unpacked inside their zone; Outbound staging fill</w:t>
+            </w:r>
+          </w:p>
+        </w:tc>
+        <w:tc>
+          <w:tcPr>
+            <w:tcW w:type="dxa" w:w="2154"/>
+          </w:tcPr>
+          <w:p>
+            <w:r/>
+            <w:r>
+              <w:rPr>
+                <w:b w:val="0"/>
+                <w:sz w:val="19"/>
+              </w:rPr>
+              <w:t>Gleb (Storage), Rachel (Shipping), Vidhi (Receiving)</w:t>
+            </w:r>
+          </w:p>
+        </w:tc>
+      </w:tr>
+    </w:tbl>
+    <w:p>
+      <w:pPr>
+        <w:spacing w:after="40"/>
+      </w:pPr>
     </w:p>
     <w:p>
       <w:pPr>
@@ -2078,6 +2820,8 @@
                 <w:sz w:val="19"/>
               </w:rPr>
               <w:t>Rack fill at peak ★</w:t>
+              <w:br/>
+              <w:t>Cost · Gleb (Storage)</w:t>
             </w:r>
           </w:p>
         </w:tc>
@@ -2173,6 +2917,8 @@
                 <w:sz w:val="19"/>
               </w:rPr>
               <w:t>Storage headroom ★</w:t>
+              <w:br/>
+              <w:t>Flexibility · Gleb (Storage)</w:t>
             </w:r>
           </w:p>
         </w:tc>
@@ -2268,6 +3014,8 @@
                 <w:sz w:val="19"/>
               </w:rPr>
               <w:t>Small-item density ★</w:t>
+              <w:br/>
+              <w:t>Cost · Gleb (Storage)</w:t>
             </w:r>
           </w:p>
         </w:tc>
@@ -2360,6 +3108,8 @@
                 <w:sz w:val="19"/>
               </w:rPr>
               <w:t>Floor area used ★</w:t>
+              <w:br/>
+              <w:t>Cost · whole team</w:t>
             </w:r>
           </w:p>
         </w:tc>
@@ -2574,6 +3324,8 @@
                 <w:sz w:val="19"/>
               </w:rPr>
               <w:t>Dock-to-stock time</w:t>
+              <w:br/>
+              <w:t>Speed · Vidhi (Receiving)</w:t>
             </w:r>
           </w:p>
         </w:tc>
@@ -2645,7 +3397,7 @@
                 <w:b w:val="0"/>
                 <w:sz w:val="19"/>
               </w:rPr>
-              <w:t>&lt; 3.5 h (S023)</w:t>
+              <w:t>&lt; 3.5 h (Extensiv, n.d.)</w:t>
             </w:r>
           </w:p>
         </w:tc>
@@ -2669,6 +3421,8 @@
                 <w:sz w:val="19"/>
               </w:rPr>
               <w:t>Containers unpacked inside their zone ★</w:t>
+              <w:br/>
+              <w:t>Flexibility · Vidhi (Receiving)</w:t>
             </w:r>
           </w:p>
         </w:tc>
@@ -2764,6 +3518,8 @@
                 <w:sz w:val="19"/>
               </w:rPr>
               <w:t>Container door time ★</w:t>
+              <w:br/>
+              <w:t>Speed · Vidhi (Receiving)</w:t>
             </w:r>
           </w:p>
         </w:tc>
@@ -2856,6 +3612,8 @@
                 <w:sz w:val="19"/>
               </w:rPr>
               <w:t>Put-away cycle time</w:t>
+              <w:br/>
+              <w:t>Speed · Gleb (Storage)</w:t>
             </w:r>
           </w:p>
         </w:tc>
@@ -3070,6 +3828,8 @@
                 <w:sz w:val="19"/>
               </w:rPr>
               <w:t>Pick rate</w:t>
+              <w:br/>
+              <w:t>Cost · Arnau (Picking)</w:t>
             </w:r>
           </w:p>
         </w:tc>
@@ -3165,6 +3925,8 @@
                 <w:sz w:val="19"/>
               </w:rPr>
               <w:t>Fast-pick hit rate ★</w:t>
+              <w:br/>
+              <w:t>Cost · Arnau (Picking)</w:t>
             </w:r>
           </w:p>
         </w:tc>
@@ -3260,6 +4022,8 @@
                 <w:sz w:val="19"/>
               </w:rPr>
               <w:t>Walking per picked line ★</w:t>
+              <w:br/>
+              <w:t>Cost · Arnau (Picking)</w:t>
             </w:r>
           </w:p>
         </w:tc>
@@ -3355,6 +4119,8 @@
                 <w:sz w:val="19"/>
               </w:rPr>
               <w:t>Trolley fill ★</w:t>
+              <w:br/>
+              <w:t>Cost · Arnau (Picking)</w:t>
             </w:r>
           </w:p>
         </w:tc>
@@ -3450,6 +4216,8 @@
                 <w:sz w:val="19"/>
               </w:rPr>
               <w:t>Small-parts picking time ★</w:t>
+              <w:br/>
+              <w:t>Cost · Arnau (Picking)</w:t>
             </w:r>
           </w:p>
         </w:tc>
@@ -3545,6 +4313,8 @@
                 <w:sz w:val="19"/>
               </w:rPr>
               <w:t>Picking hours per day ★</w:t>
+              <w:br/>
+              <w:t>Cost · Arnau (Picking)</w:t>
             </w:r>
           </w:p>
         </w:tc>
@@ -3637,6 +4407,8 @@
                 <w:sz w:val="19"/>
               </w:rPr>
               <w:t>Pick accuracy</w:t>
+              <w:br/>
+              <w:t>Quality · Arnau (Picking)</w:t>
             </w:r>
           </w:p>
         </w:tc>
@@ -3696,7 +4468,7 @@
                 <w:b w:val="0"/>
                 <w:sz w:val="19"/>
               </w:rPr>
-              <w:t>median 99.3%, best 99.68% (S023)</w:t>
+              <w:t>median 99.3%, best 99.68% (Extensiv, n.d.)</w:t>
             </w:r>
           </w:p>
         </w:tc>
@@ -3851,6 +4623,8 @@
                 <w:sz w:val="19"/>
               </w:rPr>
               <w:t>Order lead time (per order) ★</w:t>
+              <w:br/>
+              <w:t>Speed · Rachel (Shipping)</w:t>
             </w:r>
           </w:p>
         </w:tc>
@@ -3946,6 +4720,8 @@
                 <w:sz w:val="19"/>
               </w:rPr>
               <w:t>Orders out within 24 h ★</w:t>
+              <w:br/>
+              <w:t>Speed · Rachel (Shipping)</w:t>
             </w:r>
           </w:p>
         </w:tc>
@@ -4038,6 +4814,8 @@
                 <w:sz w:val="19"/>
               </w:rPr>
               <w:t>On-time shipment</w:t>
+              <w:br/>
+              <w:t>Dependability · Rachel (Shipping)</w:t>
             </w:r>
           </w:p>
         </w:tc>
@@ -4252,6 +5030,8 @@
                 <w:sz w:val="19"/>
               </w:rPr>
               <w:t>Trailers at the doors at once ★</w:t>
+              <w:br/>
+              <w:t>Dependability · Rachel (Shipping)</w:t>
             </w:r>
           </w:p>
         </w:tc>
@@ -4344,6 +5124,8 @@
                 <w:sz w:val="19"/>
               </w:rPr>
               <w:t>Outbound staging fill ★</w:t>
+              <w:br/>
+              <w:t>Flexibility · Rachel (Shipping)</w:t>
             </w:r>
           </w:p>
         </w:tc>
@@ -4558,6 +5340,8 @@
                 <w:sz w:val="19"/>
               </w:rPr>
               <w:t>Direct labour ★</w:t>
+              <w:br/>
+              <w:t>Cost · whole team</w:t>
             </w:r>
           </w:p>
         </w:tc>
@@ -4650,6 +5434,8 @@
                 <w:sz w:val="19"/>
               </w:rPr>
               <w:t>Labour productivity ★</w:t>
+              <w:br/>
+              <w:t>Cost · whole team</w:t>
             </w:r>
           </w:p>
         </w:tc>
@@ -4861,6 +5647,8 @@
                 <w:sz w:val="19"/>
               </w:rPr>
               <w:t>Truck utilisation (average day) ★</w:t>
+              <w:br/>
+              <w:t>Cost · whole team</w:t>
             </w:r>
           </w:p>
         </w:tc>
@@ -5075,6 +5863,8 @@
                 <w:sz w:val="19"/>
               </w:rPr>
               <w:t>Cost per order line ★</w:t>
+              <w:br/>
+              <w:t>Cost · whole team</w:t>
             </w:r>
           </w:p>
         </w:tc>
@@ -5167,6 +5957,8 @@
                 <w:sz w:val="19"/>
               </w:rPr>
               <w:t>Cost per order ★</w:t>
+              <w:br/>
+              <w:t>Cost · whole team</w:t>
             </w:r>
           </w:p>
         </w:tc>
@@ -5378,6 +6170,8 @@
                 <w:sz w:val="19"/>
               </w:rPr>
               <w:t>Trucks and pickers separated ★</w:t>
+              <w:br/>
+              <w:t>Quality · whole team</w:t>
             </w:r>
           </w:p>
         </w:tc>
@@ -5459,7 +6253,7 @@
           <w:color w:val="666666"/>
           <w:sz w:val="18"/>
         </w:rPr>
-        <w:t>★ = our own design KPI; the others are the W3 lecture KPIs.</w:t>
+        <w:t>★ = our own design KPI; the others are the W3 lecture KPIs. Under each KPI: its performance objective and owner. How the KPIs are used to control the operation: Deliverable 2 §7.</w:t>
       </w:r>
     </w:p>
     <w:p>
@@ -5468,6 +6262,14 @@
       </w:pPr>
       <w:r>
         <w:t>2.1 Order lead time</w:t>
+      </w:r>
+      <w:r>
+        <w:rPr>
+          <w:b/>
+          <w:color w:val="7C3AED"/>
+          <w:sz w:val="19"/>
+        </w:rPr>
+        <w:t xml:space="preserve">   Rachel (Shipping)</w:t>
       </w:r>
     </w:p>
     <w:p>
@@ -5607,6 +6409,14 @@
       <w:r>
         <w:t>2.2 Picking effort — where the saving comes from</w:t>
       </w:r>
+      <w:r>
+        <w:rPr>
+          <w:b/>
+          <w:color w:val="15803D"/>
+          <w:sz w:val="19"/>
+        </w:rPr>
+        <w:t xml:space="preserve">   Arnau (Picking)</w:t>
+      </w:r>
     </w:p>
     <w:p>
       <w:pPr>
@@ -5990,6 +6800,14 @@
       </w:pPr>
       <w:r>
         <w:t>2.3 Storage space</w:t>
+      </w:r>
+      <w:r>
+        <w:rPr>
+          <w:b/>
+          <w:color w:val="1D4ED8"/>
+          <w:sz w:val="19"/>
+        </w:rPr>
+        <w:t xml:space="preserve">   Gleb (Storage)</w:t>
       </w:r>
     </w:p>
     <w:p>
@@ -7951,6 +8769,14 @@
       </w:pPr>
       <w:r>
         <w:t>3.1 Receiving, container zone and returns — enlarged</w:t>
+      </w:r>
+      <w:r>
+        <w:rPr>
+          <w:b/>
+          <w:color w:val="C2410C"/>
+          <w:sz w:val="19"/>
+        </w:rPr>
+        <w:t xml:space="preserve">   Vidhi (Receiving)</w:t>
       </w:r>
     </w:p>
     <w:p>
@@ -8155,6 +8981,14 @@
       <w:r>
         <w:t>4. Storage — where and how goods are stored</w:t>
       </w:r>
+      <w:r>
+        <w:rPr>
+          <w:b/>
+          <w:color w:val="1D4ED8"/>
+          <w:sz w:val="19"/>
+        </w:rPr>
+        <w:t xml:space="preserve">   Gleb (Storage)</w:t>
+      </w:r>
     </w:p>
     <w:p>
       <w:pPr>
@@ -8849,6 +9683,14 @@
       <w:r>
         <w:t>4.1 Putting away — where does a pallet go?</w:t>
       </w:r>
+      <w:r>
+        <w:rPr>
+          <w:b/>
+          <w:color w:val="1D4ED8"/>
+          <w:sz w:val="19"/>
+        </w:rPr>
+        <w:t xml:space="preserve">   Gleb (Storage)</w:t>
+      </w:r>
     </w:p>
     <w:p>
       <w:pPr>
@@ -8956,6 +9798,14 @@
       </w:pPr>
       <w:r>
         <w:t>4.2 Refilling the fast-pick area</w:t>
+      </w:r>
+      <w:r>
+        <w:rPr>
+          <w:b/>
+          <w:color w:val="1D4ED8"/>
+          <w:sz w:val="19"/>
+        </w:rPr>
+        <w:t xml:space="preserve">   Gleb (Storage)</w:t>
       </w:r>
     </w:p>
     <w:p>
@@ -9089,6 +9939,22 @@
       </w:pPr>
       <w:r>
         <w:t>4.3 Does every fast mover have a pick face?</w:t>
+      </w:r>
+      <w:r>
+        <w:rPr>
+          <w:b/>
+          <w:color w:val="1D4ED8"/>
+          <w:sz w:val="19"/>
+        </w:rPr>
+        <w:t xml:space="preserve">   Gleb (Storage)</w:t>
+      </w:r>
+      <w:r>
+        <w:rPr>
+          <w:b/>
+          <w:color w:val="15803D"/>
+          <w:sz w:val="19"/>
+        </w:rPr>
+        <w:t xml:space="preserve">  ·  Arnau (Picking)</w:t>
       </w:r>
     </w:p>
     <w:p>
@@ -10250,6 +11116,22 @@
       </w:pPr>
       <w:r>
         <w:t>5.1 The put-to-light wall — where it is and how it works</w:t>
+      </w:r>
+      <w:r>
+        <w:rPr>
+          <w:b/>
+          <w:color w:val="15803D"/>
+          <w:sz w:val="19"/>
+        </w:rPr>
+        <w:t xml:space="preserve">   Arnau (Picking)</w:t>
+      </w:r>
+      <w:r>
+        <w:rPr>
+          <w:b/>
+          <w:color w:val="7C3AED"/>
+          <w:sz w:val="19"/>
+        </w:rPr>
+        <w:t xml:space="preserve">  ·  Rachel (Shipping)</w:t>
       </w:r>
     </w:p>
     <w:p>
@@ -11258,6 +12140,14 @@
       <w:r>
         <w:t>5.2 How are small items stored efficiently?</w:t>
       </w:r>
+      <w:r>
+        <w:rPr>
+          <w:b/>
+          <w:color w:val="1D4ED8"/>
+          <w:sz w:val="19"/>
+        </w:rPr>
+        <w:t xml:space="preserve">   Gleb (Storage)</w:t>
+      </w:r>
     </w:p>
     <w:p>
       <w:pPr>
@@ -11809,7 +12699,7 @@
           <w:b/>
           <w:sz w:val="21"/>
         </w:rPr>
-        <w:t>Kardex Shuttle XP 500 (S027):</w:t>
+        <w:t>Kardex Shuttle XP 500 (Relevator Group, n.d.):</w:t>
       </w:r>
       <w:r>
         <w:rPr>
@@ -13354,6 +14244,14 @@
       <w:r>
         <w:t>6.2 Long goods — lengths, turning, capacity and access</w:t>
       </w:r>
+      <w:r>
+        <w:rPr>
+          <w:b/>
+          <w:color w:val="1D4ED8"/>
+          <w:sz w:val="19"/>
+        </w:rPr>
+        <w:t xml:space="preserve">   Gleb (Storage)</w:t>
+      </w:r>
     </w:p>
     <w:p>
       <w:pPr>
@@ -13427,7 +14325,7 @@
           <w:b w:val="0"/>
           <w:sz w:val="21"/>
         </w:rPr>
-        <w:t xml:space="preserve"> a reach truck stacking a 2.05 m pallet crosswise needs an aisle of 2,976 mm (VDI right-angle stacking formula with the ETV 216i data: Wa 1,665 mm, 200 mm safety, S006). A 3.0 m aisle leaves only 24 mm, so the long-goods aisle is 3.2 m (224 mm spare). The 3.2 m cross-aisles let the truck turn into it with the load.</w:t>
+        <w:t xml:space="preserve"> a reach truck stacking a 2.05 m pallet crosswise needs an aisle of 2,976 mm (VDI right-angle stacking formula with the ETV 216i data: Wa 1,665 mm, 200 mm safety; Jungheinrich, 2019). A 3.0 m aisle leaves only 24 mm, so the long-goods aisle is 3.2 m (224 mm spare). The 3.2 m cross-aisles let the truck turn into it with the load.</w:t>
       </w:r>
     </w:p>
     <w:p>
@@ -13747,6 +14645,14 @@
       </w:pPr>
       <w:r>
         <w:t>6.3 Space for unpacking loose containers</w:t>
+      </w:r>
+      <w:r>
+        <w:rPr>
+          <w:b/>
+          <w:color w:val="C2410C"/>
+          <w:sz w:val="19"/>
+        </w:rPr>
+        <w:t xml:space="preserve">   Vidhi (Receiving)</w:t>
       </w:r>
     </w:p>
     <w:p>
@@ -13855,6 +14761,14 @@
       <w:r>
         <w:t>6.4 Outbound staging (216 m²) and packing (450 m²)</w:t>
       </w:r>
+      <w:r>
+        <w:rPr>
+          <w:b/>
+          <w:color w:val="7C3AED"/>
+          <w:sz w:val="19"/>
+        </w:rPr>
+        <w:t xml:space="preserve">   Rachel (Shipping)</w:t>
+      </w:r>
     </w:p>
     <w:p>
       <w:pPr>
@@ -13913,6 +14827,14 @@
       <w:r>
         <w:t>6.5 Hazardous goods — recount and classes</w:t>
       </w:r>
+      <w:r>
+        <w:rPr>
+          <w:b/>
+          <w:color w:val="1D4ED8"/>
+          <w:sz w:val="19"/>
+        </w:rPr>
+        <w:t xml:space="preserve">   Gleb (Storage)</w:t>
+      </w:r>
     </w:p>
     <w:p>
       <w:pPr>
@@ -15337,7 +16259,7 @@
           <w:b w:val="0"/>
           <w:sz w:val="21"/>
         </w:rPr>
-        <w:t xml:space="preserve"> (safes, locks, alarms, cameras, readers) — most likely with lithium cells inside (UN3481/UN3091, class 9). Storage then follows PGS 37-2 (from 333 kg; 1,000 kg for small cells, S029), not PGS 15.</w:t>
+        <w:t xml:space="preserve"> (safes, locks, alarms, cameras, readers) — most likely with lithium cells inside (UN3481/UN3091, class 9). Storage then follows PGS 37-2 (from 333 kg; 1,000 kg for small cells; Evofenedex, n.d.; Special Cargo, n.d.; BOVAG, n.d.), not PGS 15.</w:t>
       </w:r>
     </w:p>
     <w:p>
@@ -15678,7 +16600,7 @@
                 <w:b w:val="0"/>
                 <w:sz w:val="19"/>
               </w:rPr>
-              <w:t>A033 / S020</w:t>
+              <w:t>A033 / IndexBox, n.d.; T-Racking, n.d.</w:t>
             </w:r>
           </w:p>
         </w:tc>
@@ -15874,7 +16796,7 @@
                 <w:b w:val="0"/>
                 <w:sz w:val="19"/>
               </w:rPr>
-              <w:t>A033 / S015</w:t>
+              <w:t>A033 / SSI Schäfer, n.d.; STOW, n.d.</w:t>
             </w:r>
           </w:p>
         </w:tc>
@@ -15972,7 +16894,7 @@
                 <w:b w:val="0"/>
                 <w:sz w:val="19"/>
               </w:rPr>
-              <w:t>A042 / S030</w:t>
+              <w:t>A042 / Manutan, n.d.</w:t>
             </w:r>
           </w:p>
         </w:tc>
@@ -16070,7 +16992,7 @@
                 <w:b w:val="0"/>
                 <w:sz w:val="19"/>
               </w:rPr>
-              <w:t>A042 / S025</w:t>
+              <w:t>A042 / Logistiekdirect, n.d.</w:t>
             </w:r>
           </w:p>
         </w:tc>
@@ -16168,7 +17090,7 @@
                 <w:b w:val="0"/>
                 <w:sz w:val="19"/>
               </w:rPr>
-              <w:t>A034 / S025</w:t>
+              <w:t>A034 / Shelving.com, n.d.</w:t>
             </w:r>
           </w:p>
         </w:tc>
@@ -16266,7 +17188,7 @@
                 <w:b w:val="0"/>
                 <w:sz w:val="19"/>
               </w:rPr>
-              <w:t>A046 / S030</w:t>
+              <w:t>A046 / Manutan, n.d.</w:t>
             </w:r>
           </w:p>
         </w:tc>
@@ -16364,7 +17286,7 @@
                 <w:b w:val="0"/>
                 <w:sz w:val="19"/>
               </w:rPr>
-              <w:t>S011 / S025</w:t>
+              <w:t>TBSG, n.d. / boxic24, n.d.</w:t>
             </w:r>
           </w:p>
         </w:tc>
@@ -16462,7 +17384,7 @@
                 <w:b w:val="0"/>
                 <w:sz w:val="19"/>
               </w:rPr>
-              <w:t>S025</w:t>
+              <w:t>Logistiekdirect, n.d.</w:t>
             </w:r>
           </w:p>
         </w:tc>
@@ -16560,7 +17482,7 @@
                 <w:b w:val="0"/>
                 <w:sz w:val="19"/>
               </w:rPr>
-              <w:t>A035 / S025</w:t>
+              <w:t>A035 / LatestCost, n.d.</w:t>
             </w:r>
           </w:p>
         </w:tc>
@@ -16658,7 +17580,7 @@
                 <w:b w:val="0"/>
                 <w:sz w:val="19"/>
               </w:rPr>
-              <w:t>A035 / S025</w:t>
+              <w:t>A035 / LatestCost, n.d.</w:t>
             </w:r>
           </w:p>
         </w:tc>
@@ -16854,7 +17776,7 @@
                 <w:b w:val="0"/>
                 <w:sz w:val="19"/>
               </w:rPr>
-              <w:t>S025</w:t>
+              <w:t>Machineseeker, n.d.</w:t>
             </w:r>
           </w:p>
         </w:tc>
@@ -17050,7 +17972,7 @@
                 <w:b w:val="0"/>
                 <w:sz w:val="19"/>
               </w:rPr>
-              <w:t>S025</w:t>
+              <w:t>Cromwell, n.d.</w:t>
             </w:r>
           </w:p>
         </w:tc>
@@ -17148,7 +18070,7 @@
                 <w:b w:val="0"/>
                 <w:sz w:val="19"/>
               </w:rPr>
-              <w:t>S025</w:t>
+              <w:t>Machineseeker, n.d.</w:t>
             </w:r>
           </w:p>
         </w:tc>
@@ -17246,7 +18168,7 @@
                 <w:b w:val="0"/>
                 <w:sz w:val="19"/>
               </w:rPr>
-              <w:t>A036 / S025</w:t>
+              <w:t>A036 / Bechtle, n.d.</w:t>
             </w:r>
           </w:p>
         </w:tc>
@@ -18247,7 +19169,7 @@
                 <w:b w:val="0"/>
                 <w:sz w:val="19"/>
               </w:rPr>
-              <w:t>A038 / S021</w:t>
+              <w:t>A038 / Liftlease, n.d.; Beekmans Heftrucks, n.d.; Itolang, n.d.; Solid Lift, n.d.</w:t>
             </w:r>
           </w:p>
         </w:tc>
@@ -18541,7 +19463,7 @@
                 <w:b w:val="0"/>
                 <w:sz w:val="19"/>
               </w:rPr>
-              <w:t>A039 / S022</w:t>
+              <w:t>A039 / Statista, n.d.</w:t>
             </w:r>
           </w:p>
         </w:tc>
@@ -18639,7 +19561,7 @@
                 <w:b w:val="0"/>
                 <w:sz w:val="19"/>
               </w:rPr>
-              <w:t>A040 / S015</w:t>
+              <w:t>A040 / SSI Schäfer, n.d.; STOW, n.d.</w:t>
             </w:r>
           </w:p>
         </w:tc>
@@ -20215,7 +21137,7 @@
                 <w:b w:val="0"/>
                 <w:sz w:val="19"/>
               </w:rPr>
-              <w:t>All sources S001–S030 with links and what they support</w:t>
+              <w:t>All sources with links and what they support (cited in APA; reference list at the end)</w:t>
             </w:r>
           </w:p>
         </w:tc>
@@ -20447,7 +21369,7 @@
                 <w:b w:val="0"/>
                 <w:sz w:val="19"/>
               </w:rPr>
-              <w:t>S026 (teacher), S018, S019</w:t>
+              <w:t>Rogier, course teacher, personal communication, October 2026; Centraal Bureau voor de Statistiek, 2025b, 2025a; Cao Beroepsgoederenvervoer, n.d.; Connecting People, n.d.</w:t>
             </w:r>
           </w:p>
         </w:tc>
@@ -20524,7 +21446,7 @@
                 <w:b w:val="0"/>
                 <w:sz w:val="19"/>
               </w:rPr>
-              <w:t>Measured (S002)</w:t>
+              <w:t>Measured (Assa Abloy &amp; DHL Supply Chain, 2025)</w:t>
             </w:r>
           </w:p>
         </w:tc>
@@ -20678,7 +21600,7 @@
                 <w:b w:val="0"/>
                 <w:sz w:val="19"/>
               </w:rPr>
-              <w:t>S020 + assumption</w:t>
+              <w:t>IndexBox, n.d.; T-Racking, n.d. + assumption</w:t>
             </w:r>
           </w:p>
         </w:tc>
@@ -20755,7 +21677,7 @@
                 <w:b w:val="0"/>
                 <w:sz w:val="19"/>
               </w:rPr>
-              <w:t>S025</w:t>
+              <w:t>Shelving.com, n.d.; Machineseeker, n.d.</w:t>
             </w:r>
           </w:p>
         </w:tc>
@@ -20832,7 +21754,7 @@
                 <w:b w:val="0"/>
                 <w:sz w:val="19"/>
               </w:rPr>
-              <w:t>S025</w:t>
+              <w:t>LatestCost, n.d.</w:t>
             </w:r>
           </w:p>
         </w:tc>
@@ -20909,7 +21831,7 @@
                 <w:b w:val="0"/>
                 <w:sz w:val="19"/>
               </w:rPr>
-              <w:t>S025 + assumption</w:t>
+              <w:t>boxic24, n.d.; Logistiekdirect, n.d.; Machineseeker, n.d.; Cromwell, n.d.; Bechtle, n.d. + assumption</w:t>
             </w:r>
           </w:p>
         </w:tc>
@@ -21063,7 +21985,7 @@
                 <w:b w:val="0"/>
                 <w:sz w:val="19"/>
               </w:rPr>
-              <w:t>S021 + assumption</w:t>
+              <w:t>Liftlease, n.d.; Beekmans Heftrucks, n.d.; Itolang, n.d.; Solid Lift, n.d. + assumption</w:t>
             </w:r>
           </w:p>
         </w:tc>
@@ -21140,7 +22062,7 @@
                 <w:b w:val="0"/>
                 <w:sz w:val="19"/>
               </w:rPr>
-              <w:t>S022 + assumption</w:t>
+              <w:t>Statista, n.d. + assumption</w:t>
             </w:r>
           </w:p>
         </w:tc>
@@ -21217,7 +22139,7 @@
                 <w:b w:val="0"/>
                 <w:sz w:val="19"/>
               </w:rPr>
-              <w:t>S015 + assumption</w:t>
+              <w:t>SSI Schäfer, n.d.; STOW, n.d. + assumption</w:t>
             </w:r>
           </w:p>
         </w:tc>
@@ -21371,7 +22293,7 @@
                 <w:b w:val="0"/>
                 <w:sz w:val="19"/>
               </w:rPr>
-              <w:t>S027, S028, S030 + measured</w:t>
+              <w:t>Relevator Group, n.d.; Cisco-Eagle, n.d.; Commander, n.d.; Modern Materials Handling, n.d.; Manutan, n.d. + measured</w:t>
             </w:r>
           </w:p>
         </w:tc>
@@ -21448,7 +22370,7 @@
                 <w:b w:val="0"/>
                 <w:sz w:val="19"/>
               </w:rPr>
-              <w:t>S026 + S006</w:t>
+              <w:t>Rogier, course teacher, personal communication, October 2026 + Jungheinrich, 2019</w:t>
             </w:r>
           </w:p>
         </w:tc>
@@ -21525,7 +22447,7 @@
                 <w:b w:val="0"/>
                 <w:sz w:val="19"/>
               </w:rPr>
-              <w:t>S026 + dock model</w:t>
+              <w:t>Rogier, course teacher, personal communication, October 2026 + dock model</w:t>
             </w:r>
           </w:p>
         </w:tc>
@@ -21679,7 +22601,7 @@
                 <w:b w:val="0"/>
                 <w:sz w:val="19"/>
               </w:rPr>
-              <w:t>Measured (Q2 order lines, SKU dimensions) + planning assumption + S030</w:t>
+              <w:t>Measured (Q2 order lines, SKU dimensions) + planning assumption + Manutan, n.d.</w:t>
             </w:r>
           </w:p>
         </w:tc>
@@ -21745,607 +22667,6 @@
                 <w:sz w:val="19"/>
               </w:rPr>
               <w:t>Layout design (geometry.py)</w:t>
-            </w:r>
-          </w:p>
-        </w:tc>
-      </w:tr>
-    </w:tbl>
-    <w:p>
-      <w:pPr>
-        <w:spacing w:after="40"/>
-      </w:pPr>
-    </w:p>
-    <w:p>
-      <w:pPr>
-        <w:keepNext/>
-        <w:spacing w:after="80"/>
-      </w:pPr>
-      <w:r>
-        <w:rPr>
-          <w:b w:val="0"/>
-          <w:i w:val="0"/>
-          <w:color w:val="222222"/>
-          <w:sz w:val="21"/>
-        </w:rPr>
-        <w:t>Sources for prices and benchmarks:</w:t>
-      </w:r>
-    </w:p>
-    <w:tbl>
-      <w:tblPr>
-        <w:tblStyle w:val="LightGrid-Accent1"/>
-        <w:tblW w:type="auto" w:w="0"/>
-        <w:jc w:val="center"/>
-        <w:tblLayout w:type="fixed"/>
-        <w:tblLook w:firstColumn="1" w:firstRow="1" w:lastColumn="0" w:lastRow="0" w:noHBand="0" w:noVBand="1" w:val="04A0"/>
-      </w:tblPr>
-      <w:tblGrid>
-        <w:gridCol w:w="794"/>
-        <w:gridCol w:w="8277"/>
-      </w:tblGrid>
-      <w:tr>
-        <w:trPr>
-          <w:cantSplit/>
-        </w:trPr>
-        <w:tc>
-          <w:tcPr>
-            <w:tcW w:type="dxa" w:w="794"/>
-          </w:tcPr>
-          <w:p>
-            <w:pPr>
-              <w:keepNext/>
-            </w:pPr>
-            <w:r/>
-            <w:r>
-              <w:rPr>
-                <w:b/>
-                <w:sz w:val="19"/>
-              </w:rPr>
-              <w:t>ID</w:t>
-            </w:r>
-          </w:p>
-        </w:tc>
-        <w:tc>
-          <w:tcPr>
-            <w:tcW w:type="dxa" w:w="8277"/>
-          </w:tcPr>
-          <w:p>
-            <w:pPr>
-              <w:keepNext/>
-            </w:pPr>
-            <w:r/>
-            <w:r>
-              <w:rPr>
-                <w:b/>
-                <w:sz w:val="19"/>
-              </w:rPr>
-              <w:t>Source</w:t>
-            </w:r>
-          </w:p>
-        </w:tc>
-      </w:tr>
-      <w:tr>
-        <w:trPr>
-          <w:cantSplit/>
-        </w:trPr>
-        <w:tc>
-          <w:tcPr>
-            <w:tcW w:type="dxa" w:w="794"/>
-          </w:tcPr>
-          <w:p>
-            <w:pPr>
-              <w:keepNext/>
-            </w:pPr>
-            <w:r/>
-            <w:r>
-              <w:rPr>
-                <w:b w:val="0"/>
-                <w:sz w:val="19"/>
-              </w:rPr>
-              <w:t>S018</w:t>
-            </w:r>
-          </w:p>
-        </w:tc>
-        <w:tc>
-          <w:tcPr>
-            <w:tcW w:type="dxa" w:w="8277"/>
-          </w:tcPr>
-          <w:p>
-            <w:pPr>
-              <w:keepNext/>
-            </w:pPr>
-            <w:r/>
-            <w:r>
-              <w:rPr>
-                <w:b w:val="0"/>
-                <w:sz w:val="19"/>
-              </w:rPr>
-              <w:t>CBS — labour cost per worked hour 2024 (transport &amp; storage)</w:t>
-            </w:r>
-          </w:p>
-        </w:tc>
-      </w:tr>
-      <w:tr>
-        <w:trPr>
-          <w:cantSplit/>
-        </w:trPr>
-        <w:tc>
-          <w:tcPr>
-            <w:tcW w:type="dxa" w:w="794"/>
-          </w:tcPr>
-          <w:p>
-            <w:pPr>
-              <w:keepNext/>
-            </w:pPr>
-            <w:r/>
-            <w:r>
-              <w:rPr>
-                <w:b w:val="0"/>
-                <w:sz w:val="19"/>
-              </w:rPr>
-              <w:t>S019</w:t>
-            </w:r>
-          </w:p>
-        </w:tc>
-        <w:tc>
-          <w:tcPr>
-            <w:tcW w:type="dxa" w:w="8277"/>
-          </w:tcPr>
-          <w:p>
-            <w:pPr>
-              <w:keepNext/>
-            </w:pPr>
-            <w:r/>
-            <w:r>
-              <w:rPr>
-                <w:b w:val="0"/>
-                <w:sz w:val="19"/>
-              </w:rPr>
-              <w:t>Cao Beroepsgoederenvervoer — wage scales 2025</w:t>
-            </w:r>
-          </w:p>
-        </w:tc>
-      </w:tr>
-      <w:tr>
-        <w:trPr>
-          <w:cantSplit/>
-        </w:trPr>
-        <w:tc>
-          <w:tcPr>
-            <w:tcW w:type="dxa" w:w="794"/>
-          </w:tcPr>
-          <w:p>
-            <w:pPr>
-              <w:keepNext/>
-            </w:pPr>
-            <w:r/>
-            <w:r>
-              <w:rPr>
-                <w:b w:val="0"/>
-                <w:sz w:val="19"/>
-              </w:rPr>
-              <w:t>S020</w:t>
-            </w:r>
-          </w:p>
-        </w:tc>
-        <w:tc>
-          <w:tcPr>
-            <w:tcW w:type="dxa" w:w="8277"/>
-          </w:tcPr>
-          <w:p>
-            <w:pPr>
-              <w:keepNext/>
-            </w:pPr>
-            <w:r/>
-            <w:r>
-              <w:rPr>
-                <w:b w:val="0"/>
-                <w:sz w:val="19"/>
-              </w:rPr>
-              <w:t>IndexBox / T-Racking — pallet racking price per position</w:t>
-            </w:r>
-          </w:p>
-        </w:tc>
-      </w:tr>
-      <w:tr>
-        <w:trPr>
-          <w:cantSplit/>
-        </w:trPr>
-        <w:tc>
-          <w:tcPr>
-            <w:tcW w:type="dxa" w:w="794"/>
-          </w:tcPr>
-          <w:p>
-            <w:pPr>
-              <w:keepNext/>
-            </w:pPr>
-            <w:r/>
-            <w:r>
-              <w:rPr>
-                <w:b w:val="0"/>
-                <w:sz w:val="19"/>
-              </w:rPr>
-              <w:t>S021</w:t>
-            </w:r>
-          </w:p>
-        </w:tc>
-        <w:tc>
-          <w:tcPr>
-            <w:tcW w:type="dxa" w:w="8277"/>
-          </w:tcPr>
-          <w:p>
-            <w:pPr>
-              <w:keepNext/>
-            </w:pPr>
-            <w:r/>
-            <w:r>
-              <w:rPr>
-                <w:b w:val="0"/>
-                <w:sz w:val="19"/>
-              </w:rPr>
-              <w:t>Dutch reach-truck lease and rental offers (Liftlease, Beekmans, Itolang, Solid Lift)</w:t>
-            </w:r>
-          </w:p>
-        </w:tc>
-      </w:tr>
-      <w:tr>
-        <w:trPr>
-          <w:cantSplit/>
-        </w:trPr>
-        <w:tc>
-          <w:tcPr>
-            <w:tcW w:type="dxa" w:w="794"/>
-          </w:tcPr>
-          <w:p>
-            <w:pPr>
-              <w:keepNext/>
-            </w:pPr>
-            <w:r/>
-            <w:r>
-              <w:rPr>
-                <w:b w:val="0"/>
-                <w:sz w:val="19"/>
-              </w:rPr>
-              <w:t>S022</w:t>
-            </w:r>
-          </w:p>
-        </w:tc>
-        <w:tc>
-          <w:tcPr>
-            <w:tcW w:type="dxa" w:w="8277"/>
-          </w:tcPr>
-          <w:p>
-            <w:pPr>
-              <w:keepNext/>
-            </w:pPr>
-            <w:r/>
-            <w:r>
-              <w:rPr>
-                <w:b w:val="0"/>
-                <w:sz w:val="19"/>
-              </w:rPr>
-              <w:t>Eurostat nrg_pc_205 — NL non-household electricity price H1 2025</w:t>
-            </w:r>
-          </w:p>
-        </w:tc>
-      </w:tr>
-      <w:tr>
-        <w:trPr>
-          <w:cantSplit/>
-        </w:trPr>
-        <w:tc>
-          <w:tcPr>
-            <w:tcW w:type="dxa" w:w="794"/>
-          </w:tcPr>
-          <w:p>
-            <w:pPr>
-              <w:keepNext/>
-            </w:pPr>
-            <w:r/>
-            <w:r>
-              <w:rPr>
-                <w:b w:val="0"/>
-                <w:sz w:val="19"/>
-              </w:rPr>
-              <w:t>S023</w:t>
-            </w:r>
-          </w:p>
-        </w:tc>
-        <w:tc>
-          <w:tcPr>
-            <w:tcW w:type="dxa" w:w="8277"/>
-          </w:tcPr>
-          <w:p>
-            <w:pPr>
-              <w:keepNext/>
-            </w:pPr>
-            <w:r/>
-            <w:r>
-              <w:rPr>
-                <w:b w:val="0"/>
-                <w:sz w:val="19"/>
-              </w:rPr>
-              <w:t>WERC DC Measures 2024/2025 — pick accuracy and dock-to-stock benchmarks</w:t>
-            </w:r>
-          </w:p>
-        </w:tc>
-      </w:tr>
-      <w:tr>
-        <w:trPr>
-          <w:cantSplit/>
-        </w:trPr>
-        <w:tc>
-          <w:tcPr>
-            <w:tcW w:type="dxa" w:w="794"/>
-          </w:tcPr>
-          <w:p>
-            <w:pPr>
-              <w:keepNext/>
-            </w:pPr>
-            <w:r/>
-            <w:r>
-              <w:rPr>
-                <w:b w:val="0"/>
-                <w:sz w:val="19"/>
-              </w:rPr>
-              <w:t>S024</w:t>
-            </w:r>
-          </w:p>
-        </w:tc>
-        <w:tc>
-          <w:tcPr>
-            <w:tcW w:type="dxa" w:w="8277"/>
-          </w:tcPr>
-          <w:p>
-            <w:pPr>
-              <w:keepNext/>
-            </w:pPr>
-            <w:r/>
-            <w:r>
-              <w:rPr>
-                <w:b w:val="0"/>
-                <w:sz w:val="19"/>
-              </w:rPr>
-              <w:t>Prestatie — loose-load container unloading (2–4 h, fixed price per container)</w:t>
-            </w:r>
-          </w:p>
-        </w:tc>
-      </w:tr>
-      <w:tr>
-        <w:trPr>
-          <w:cantSplit/>
-        </w:trPr>
-        <w:tc>
-          <w:tcPr>
-            <w:tcW w:type="dxa" w:w="794"/>
-          </w:tcPr>
-          <w:p>
-            <w:pPr>
-              <w:keepNext/>
-            </w:pPr>
-            <w:r/>
-            <w:r>
-              <w:rPr>
-                <w:b w:val="0"/>
-                <w:sz w:val="19"/>
-              </w:rPr>
-              <w:t>S025</w:t>
-            </w:r>
-          </w:p>
-        </w:tc>
-        <w:tc>
-          <w:tcPr>
-            <w:tcW w:type="dxa" w:w="8277"/>
-          </w:tcPr>
-          <w:p>
-            <w:pPr>
-              <w:keepNext/>
-            </w:pPr>
-            <w:r/>
-            <w:r>
-              <w:rPr>
-                <w:b w:val="0"/>
-                <w:sz w:val="19"/>
-              </w:rPr>
-              <w:t>Public equipment listings (trolley, tote, wrapper, conveyor, carton flow, put-to-light, RF terminal)</w:t>
-            </w:r>
-          </w:p>
-        </w:tc>
-      </w:tr>
-      <w:tr>
-        <w:trPr>
-          <w:cantSplit/>
-        </w:trPr>
-        <w:tc>
-          <w:tcPr>
-            <w:tcW w:type="dxa" w:w="794"/>
-          </w:tcPr>
-          <w:p>
-            <w:pPr>
-              <w:keepNext/>
-            </w:pPr>
-            <w:r/>
-            <w:r>
-              <w:rPr>
-                <w:b w:val="0"/>
-                <w:sz w:val="19"/>
-              </w:rPr>
-              <w:t>S026</w:t>
-            </w:r>
-          </w:p>
-        </w:tc>
-        <w:tc>
-          <w:tcPr>
-            <w:tcW w:type="dxa" w:w="8277"/>
-          </w:tcPr>
-          <w:p>
-            <w:pPr>
-              <w:keepNext/>
-            </w:pPr>
-            <w:r/>
-            <w:r>
-              <w:rPr>
-                <w:b w:val="0"/>
-                <w:sz w:val="19"/>
-              </w:rPr>
-              <w:t>Teacher feedback session 2 — space checks, ~2 m max length, small parts vs Kardex, own KPIs, €20/h, hazmat</w:t>
-            </w:r>
-          </w:p>
-        </w:tc>
-      </w:tr>
-      <w:tr>
-        <w:trPr>
-          <w:cantSplit/>
-        </w:trPr>
-        <w:tc>
-          <w:tcPr>
-            <w:tcW w:type="dxa" w:w="794"/>
-          </w:tcPr>
-          <w:p>
-            <w:pPr>
-              <w:keepNext/>
-            </w:pPr>
-            <w:r/>
-            <w:r>
-              <w:rPr>
-                <w:b w:val="0"/>
-                <w:sz w:val="19"/>
-              </w:rPr>
-              <w:t>S027</w:t>
-            </w:r>
-          </w:p>
-        </w:tc>
-        <w:tc>
-          <w:tcPr>
-            <w:tcW w:type="dxa" w:w="8277"/>
-          </w:tcPr>
-          <w:p>
-            <w:pPr>
-              <w:keepNext/>
-            </w:pPr>
-            <w:r/>
-            <w:r>
-              <w:rPr>
-                <w:b w:val="0"/>
-                <w:sz w:val="19"/>
-              </w:rPr>
-              <w:t>Relevator Group — Kardex Shuttle XP 500 specifications and prices</w:t>
-            </w:r>
-          </w:p>
-        </w:tc>
-      </w:tr>
-      <w:tr>
-        <w:trPr>
-          <w:cantSplit/>
-        </w:trPr>
-        <w:tc>
-          <w:tcPr>
-            <w:tcW w:type="dxa" w:w="794"/>
-          </w:tcPr>
-          <w:p>
-            <w:pPr>
-              <w:keepNext/>
-            </w:pPr>
-            <w:r/>
-            <w:r>
-              <w:rPr>
-                <w:b w:val="0"/>
-                <w:sz w:val="19"/>
-              </w:rPr>
-              <w:t>S028</w:t>
-            </w:r>
-          </w:p>
-        </w:tc>
-        <w:tc>
-          <w:tcPr>
-            <w:tcW w:type="dxa" w:w="8277"/>
-          </w:tcPr>
-          <w:p>
-            <w:pPr>
-              <w:keepNext/>
-            </w:pPr>
-            <w:r/>
-            <w:r>
-              <w:rPr>
-                <w:b w:val="0"/>
-                <w:sz w:val="19"/>
-              </w:rPr>
-              <w:t>Cisco-Eagle / Kardex LogiMat / MMH Van Meter — picking rates at lifts and shelving</w:t>
-            </w:r>
-          </w:p>
-        </w:tc>
-      </w:tr>
-      <w:tr>
-        <w:trPr>
-          <w:cantSplit/>
-        </w:trPr>
-        <w:tc>
-          <w:tcPr>
-            <w:tcW w:type="dxa" w:w="794"/>
-          </w:tcPr>
-          <w:p>
-            <w:pPr>
-              <w:keepNext/>
-            </w:pPr>
-            <w:r/>
-            <w:r>
-              <w:rPr>
-                <w:b w:val="0"/>
-                <w:sz w:val="19"/>
-              </w:rPr>
-              <w:t>S029</w:t>
-            </w:r>
-          </w:p>
-        </w:tc>
-        <w:tc>
-          <w:tcPr>
-            <w:tcW w:type="dxa" w:w="8277"/>
-          </w:tcPr>
-          <w:p>
-            <w:pPr>
-              <w:keepNext/>
-            </w:pPr>
-            <w:r/>
-            <w:r>
-              <w:rPr>
-                <w:b w:val="0"/>
-                <w:sz w:val="19"/>
-              </w:rPr>
-              <w:t>Evofenedex / Specialcargo / BOVAG — PGS 37-2 storage of lithium batteries</w:t>
-            </w:r>
-          </w:p>
-        </w:tc>
-      </w:tr>
-      <w:tr>
-        <w:trPr>
-          <w:cantSplit/>
-        </w:trPr>
-        <w:tc>
-          <w:tcPr>
-            <w:tcW w:type="dxa" w:w="794"/>
-          </w:tcPr>
-          <w:p>
-            <w:r/>
-            <w:r>
-              <w:rPr>
-                <w:b w:val="0"/>
-                <w:sz w:val="19"/>
-              </w:rPr>
-              <w:t>S030</w:t>
-            </w:r>
-          </w:p>
-        </w:tc>
-        <w:tc>
-          <w:tcPr>
-            <w:tcW w:type="dxa" w:w="8277"/>
-          </w:tcPr>
-          <w:p>
-            <w:r/>
-            <w:r>
-              <w:rPr>
-                <w:b w:val="0"/>
-                <w:sz w:val="19"/>
-              </w:rPr>
-              <w:t>Manutan — steel shelving section prices</w:t>
             </w:r>
           </w:p>
         </w:tc>
@@ -22429,6 +22750,899 @@
           <w:sz w:val="21"/>
         </w:rPr>
         <w:t xml:space="preserve"> UN numbers / safety data sheets of the hazardous SKUs (A028), and a clean-up of the item lengths in the master data (A043).</w:t>
+      </w:r>
+    </w:p>
+    <w:p>
+      <w:pPr>
+        <w:pStyle w:val="Heading1"/>
+      </w:pPr>
+      <w:r>
+        <w:t>References</w:t>
+      </w:r>
+    </w:p>
+    <w:p>
+      <w:r>
+        <w:rPr>
+          <w:i/>
+          <w:sz w:val="17"/>
+        </w:rPr>
+        <w:t>APA 7th edition. Conversations with the course teacher and DHL are personal communications and are cited in the text only.</w:t>
+      </w:r>
+    </w:p>
+    <w:p>
+      <w:pPr>
+        <w:spacing w:after="80"/>
+        <w:ind w:left="720" w:hanging="720"/>
+      </w:pPr>
+      <w:r>
+        <w:rPr>
+          <w:i w:val="0"/>
+          <w:sz w:val="20"/>
+        </w:rPr>
+        <w:t xml:space="preserve">Assa Abloy, &amp; DHL Supply Chain. (2025). </w:t>
+      </w:r>
+      <w:r>
+        <w:rPr>
+          <w:i/>
+          <w:sz w:val="20"/>
+        </w:rPr>
+        <w:t>Assa Abloy storage details (1 April, 1 May and 1 June 2025) and outbound details (April–June 2025)</w:t>
+      </w:r>
+      <w:r>
+        <w:rPr>
+          <w:i w:val="0"/>
+          <w:sz w:val="20"/>
+        </w:rPr>
+        <w:t xml:space="preserve"> [Unpublished raw data]. DHL Supply Chain, Bemmel.</w:t>
+      </w:r>
+    </w:p>
+    <w:p>
+      <w:pPr>
+        <w:spacing w:after="80"/>
+        <w:ind w:left="720" w:hanging="720"/>
+      </w:pPr>
+      <w:r>
+        <w:rPr>
+          <w:i w:val="0"/>
+          <w:sz w:val="20"/>
+        </w:rPr>
+        <w:t xml:space="preserve">Bechtle. (n.d.). </w:t>
+      </w:r>
+      <w:r>
+        <w:rPr>
+          <w:i/>
+          <w:sz w:val="20"/>
+        </w:rPr>
+        <w:t>Zebra MC3300 charging cradle base</w:t>
+      </w:r>
+      <w:r>
+        <w:rPr>
+          <w:i w:val="0"/>
+          <w:sz w:val="20"/>
+        </w:rPr>
+        <w:t xml:space="preserve"> [Product listing]. Retrieved October 18, 2026, from https://www.bechtle.com/de-en/shop/zebra-mc3300-charging-cradle-base--4258458--p</w:t>
+      </w:r>
+    </w:p>
+    <w:p>
+      <w:pPr>
+        <w:spacing w:after="80"/>
+        <w:ind w:left="720" w:hanging="720"/>
+      </w:pPr>
+      <w:r>
+        <w:rPr>
+          <w:i w:val="0"/>
+          <w:sz w:val="20"/>
+        </w:rPr>
+        <w:t xml:space="preserve">Beekmans Heftrucks. (n.d.). </w:t>
+      </w:r>
+      <w:r>
+        <w:rPr>
+          <w:i/>
+          <w:sz w:val="20"/>
+        </w:rPr>
+        <w:t>Reachtrucks</w:t>
+      </w:r>
+      <w:r>
+        <w:rPr>
+          <w:i w:val="0"/>
+          <w:sz w:val="20"/>
+        </w:rPr>
+        <w:t>. Retrieved October 18, 2026, from https://www.beekmansheftrucks.nl/product-categorie/reachtrucks/</w:t>
+      </w:r>
+    </w:p>
+    <w:p>
+      <w:pPr>
+        <w:spacing w:after="80"/>
+        <w:ind w:left="720" w:hanging="720"/>
+      </w:pPr>
+      <w:r>
+        <w:rPr>
+          <w:i w:val="0"/>
+          <w:sz w:val="20"/>
+        </w:rPr>
+        <w:t xml:space="preserve">BOVAG. (n.d.). </w:t>
+      </w:r>
+      <w:r>
+        <w:rPr>
+          <w:i/>
+          <w:sz w:val="20"/>
+        </w:rPr>
+        <w:t>Veelgestelde vragen over PGS 37-2</w:t>
+      </w:r>
+      <w:r>
+        <w:rPr>
+          <w:i w:val="0"/>
+          <w:sz w:val="20"/>
+        </w:rPr>
+        <w:t>. Retrieved October 18, 2026, from https://mijn.bovag.nl/dossiers/veelgestelde-vragen-over-pgs-37-2</w:t>
+      </w:r>
+    </w:p>
+    <w:p>
+      <w:pPr>
+        <w:spacing w:after="80"/>
+        <w:ind w:left="720" w:hanging="720"/>
+      </w:pPr>
+      <w:r>
+        <w:rPr>
+          <w:i w:val="0"/>
+          <w:sz w:val="20"/>
+        </w:rPr>
+        <w:t xml:space="preserve">boxic24. (n.d.). </w:t>
+      </w:r>
+      <w:r>
+        <w:rPr>
+          <w:i/>
+          <w:sz w:val="20"/>
+        </w:rPr>
+        <w:t>Fetra 28301</w:t>
+      </w:r>
+      <w:r>
+        <w:rPr>
+          <w:i w:val="0"/>
+          <w:sz w:val="20"/>
+        </w:rPr>
+        <w:t xml:space="preserve"> [Product listing]. Retrieved October 18, 2026, from https://boxic24.com/english/fetra-28301.html</w:t>
+      </w:r>
+    </w:p>
+    <w:p>
+      <w:pPr>
+        <w:spacing w:after="80"/>
+        <w:ind w:left="720" w:hanging="720"/>
+      </w:pPr>
+      <w:r>
+        <w:rPr>
+          <w:i w:val="0"/>
+          <w:sz w:val="20"/>
+        </w:rPr>
+        <w:t xml:space="preserve">Cao Beroepsgoederenvervoer. (n.d.). </w:t>
+      </w:r>
+      <w:r>
+        <w:rPr>
+          <w:i/>
+          <w:sz w:val="20"/>
+        </w:rPr>
+        <w:t>TLN functieloonschalen per 1 januari 2025</w:t>
+      </w:r>
+      <w:r>
+        <w:rPr>
+          <w:i w:val="0"/>
+          <w:sz w:val="20"/>
+        </w:rPr>
+        <w:t>. Retrieved October 18, 2026, from https://www.caoberoepsgoederenvervoer.nl/tln-functieloonschalen-per-1-januari-2025/</w:t>
+      </w:r>
+    </w:p>
+    <w:p>
+      <w:pPr>
+        <w:spacing w:after="80"/>
+        <w:ind w:left="720" w:hanging="720"/>
+      </w:pPr>
+      <w:r>
+        <w:rPr>
+          <w:i w:val="0"/>
+          <w:sz w:val="20"/>
+        </w:rPr>
+        <w:t xml:space="preserve">Centraal Bureau voor de Statistiek. (2025a). </w:t>
+      </w:r>
+      <w:r>
+        <w:rPr>
+          <w:i/>
+          <w:sz w:val="20"/>
+        </w:rPr>
+        <w:t>De arbeidsmarkt in cijfers 2025: Lonen en loonkosten</w:t>
+      </w:r>
+      <w:r>
+        <w:rPr>
+          <w:i w:val="0"/>
+          <w:sz w:val="20"/>
+        </w:rPr>
+        <w:t>. Retrieved October 18, 2026, from https://longreads.cbs.nl/dearbeidsmarktincijfers-2025/lonen-en-loonkosten/</w:t>
+      </w:r>
+    </w:p>
+    <w:p>
+      <w:pPr>
+        <w:spacing w:after="80"/>
+        <w:ind w:left="720" w:hanging="720"/>
+      </w:pPr>
+      <w:r>
+        <w:rPr>
+          <w:i w:val="0"/>
+          <w:sz w:val="20"/>
+        </w:rPr>
+        <w:t xml:space="preserve">Centraal Bureau voor de Statistiek. (2025b). </w:t>
+      </w:r>
+      <w:r>
+        <w:rPr>
+          <w:i/>
+          <w:sz w:val="20"/>
+        </w:rPr>
+        <w:t>Loonkosten per gewerkt uur 6 procent hoger in 2024</w:t>
+      </w:r>
+      <w:r>
+        <w:rPr>
+          <w:i w:val="0"/>
+          <w:sz w:val="20"/>
+        </w:rPr>
+        <w:t>. Retrieved October 18, 2026, from https://www.cbs.nl/nl-nl/nieuws/2025/42/loonkosten-per-gewerkt-uur-6-procent-hoger-in-2024</w:t>
+      </w:r>
+    </w:p>
+    <w:p>
+      <w:pPr>
+        <w:spacing w:after="80"/>
+        <w:ind w:left="720" w:hanging="720"/>
+      </w:pPr>
+      <w:r>
+        <w:rPr>
+          <w:i w:val="0"/>
+          <w:sz w:val="20"/>
+        </w:rPr>
+        <w:t xml:space="preserve">Cisco-Eagle. (n.d.). </w:t>
+      </w:r>
+      <w:r>
+        <w:rPr>
+          <w:i/>
+          <w:sz w:val="20"/>
+        </w:rPr>
+        <w:t>Vertical lift modules vs. horizontal carousels</w:t>
+      </w:r>
+      <w:r>
+        <w:rPr>
+          <w:i w:val="0"/>
+          <w:sz w:val="20"/>
+        </w:rPr>
+        <w:t>. Retrieved October 18, 2026, from https://www.cisco-eagle.com/blog/?p=2003</w:t>
+      </w:r>
+    </w:p>
+    <w:p>
+      <w:pPr>
+        <w:spacing w:after="80"/>
+        <w:ind w:left="720" w:hanging="720"/>
+      </w:pPr>
+      <w:r>
+        <w:rPr>
+          <w:i w:val="0"/>
+          <w:sz w:val="20"/>
+        </w:rPr>
+        <w:t xml:space="preserve">Commander. (n.d.). </w:t>
+      </w:r>
+      <w:r>
+        <w:rPr>
+          <w:i/>
+          <w:sz w:val="20"/>
+        </w:rPr>
+        <w:t>LogiMat vertical lift module</w:t>
+      </w:r>
+      <w:r>
+        <w:rPr>
+          <w:i w:val="0"/>
+          <w:sz w:val="20"/>
+        </w:rPr>
+        <w:t xml:space="preserve"> [Product page]. Retrieved October 18, 2026, from https://www.commander.ca/product-logimat-vertical-lift-module/</w:t>
+      </w:r>
+    </w:p>
+    <w:p>
+      <w:pPr>
+        <w:spacing w:after="80"/>
+        <w:ind w:left="720" w:hanging="720"/>
+      </w:pPr>
+      <w:r>
+        <w:rPr>
+          <w:i w:val="0"/>
+          <w:sz w:val="20"/>
+        </w:rPr>
+        <w:t xml:space="preserve">Connecting People. (n.d.). </w:t>
+      </w:r>
+      <w:r>
+        <w:rPr>
+          <w:i/>
+          <w:sz w:val="20"/>
+        </w:rPr>
+        <w:t>Salaris orderpicker</w:t>
+      </w:r>
+      <w:r>
+        <w:rPr>
+          <w:i w:val="0"/>
+          <w:sz w:val="20"/>
+        </w:rPr>
+        <w:t>. Retrieved October 18, 2026, from https://www.connectingpeople.nl/salaris/orderpicker/</w:t>
+      </w:r>
+    </w:p>
+    <w:p>
+      <w:pPr>
+        <w:spacing w:after="80"/>
+        <w:ind w:left="720" w:hanging="720"/>
+      </w:pPr>
+      <w:r>
+        <w:rPr>
+          <w:i w:val="0"/>
+          <w:sz w:val="20"/>
+        </w:rPr>
+        <w:t>Cromwell. (n.d.). [Extendable roller conveyor, product listing]. Retrieved October 18, 2026, from https://cromwell.co.uk/</w:t>
+      </w:r>
+    </w:p>
+    <w:p>
+      <w:pPr>
+        <w:spacing w:after="80"/>
+        <w:ind w:left="720" w:hanging="720"/>
+      </w:pPr>
+      <w:r>
+        <w:rPr>
+          <w:i w:val="0"/>
+          <w:sz w:val="20"/>
+        </w:rPr>
+        <w:t xml:space="preserve">Evofenedex. (n.d.). </w:t>
+      </w:r>
+      <w:r>
+        <w:rPr>
+          <w:i/>
+          <w:sz w:val="20"/>
+        </w:rPr>
+        <w:t>PGS 37: Opslag lithiumbatterijen</w:t>
+      </w:r>
+      <w:r>
+        <w:rPr>
+          <w:i w:val="0"/>
+          <w:sz w:val="20"/>
+        </w:rPr>
+        <w:t>. Retrieved October 18, 2026, from https://www.evofenedex.nl/kennis/gevaarlijke-stoffen/pgs-37-opslag-lithiumbatterijen</w:t>
+      </w:r>
+    </w:p>
+    <w:p>
+      <w:pPr>
+        <w:spacing w:after="80"/>
+        <w:ind w:left="720" w:hanging="720"/>
+      </w:pPr>
+      <w:r>
+        <w:rPr>
+          <w:i w:val="0"/>
+          <w:sz w:val="20"/>
+        </w:rPr>
+        <w:t xml:space="preserve">Extensiv. (n.d.). </w:t>
+      </w:r>
+      <w:r>
+        <w:rPr>
+          <w:i/>
+          <w:sz w:val="20"/>
+        </w:rPr>
+        <w:t>3PL fulfillment KPIs: Formulas &amp; benchmarks</w:t>
+      </w:r>
+      <w:r>
+        <w:rPr>
+          <w:i w:val="0"/>
+          <w:sz w:val="20"/>
+        </w:rPr>
+        <w:t>. Retrieved October 18, 2026, from https://www.extensiv.com/blog/3pl-fulfillment-kpis-formulas-benchmarks</w:t>
+      </w:r>
+    </w:p>
+    <w:p>
+      <w:pPr>
+        <w:spacing w:after="80"/>
+        <w:ind w:left="720" w:hanging="720"/>
+      </w:pPr>
+      <w:r>
+        <w:rPr>
+          <w:i w:val="0"/>
+          <w:sz w:val="20"/>
+        </w:rPr>
+        <w:t>HAN University of Applied Sciences. (2026a). [Lecture slides on warehouse design, layouts, storage and order-picking systems, week 3]. OPERMB04 Operations Management. Unpublished course material.</w:t>
+      </w:r>
+    </w:p>
+    <w:p>
+      <w:pPr>
+        <w:spacing w:after="80"/>
+        <w:ind w:left="720" w:hanging="720"/>
+      </w:pPr>
+      <w:r>
+        <w:rPr>
+          <w:i w:val="0"/>
+          <w:sz w:val="20"/>
+        </w:rPr>
+        <w:t xml:space="preserve">IndexBox. (n.d.). </w:t>
+      </w:r>
+      <w:r>
+        <w:rPr>
+          <w:i/>
+          <w:sz w:val="20"/>
+        </w:rPr>
+        <w:t>European Union: Metal racks market analysis, forecast, size, trends and insights</w:t>
+      </w:r>
+      <w:r>
+        <w:rPr>
+          <w:i w:val="0"/>
+          <w:sz w:val="20"/>
+        </w:rPr>
+        <w:t>. Retrieved October 18, 2026, from https://www.indexbox.io/store/european-union-metal-racks-market-analysis-forecast-size-trends-and-insights/</w:t>
+      </w:r>
+    </w:p>
+    <w:p>
+      <w:pPr>
+        <w:spacing w:after="80"/>
+        <w:ind w:left="720" w:hanging="720"/>
+      </w:pPr>
+      <w:r>
+        <w:rPr>
+          <w:i w:val="0"/>
+          <w:sz w:val="20"/>
+        </w:rPr>
+        <w:t xml:space="preserve">Itolang. (n.d.). </w:t>
+      </w:r>
+      <w:r>
+        <w:rPr>
+          <w:i/>
+          <w:sz w:val="20"/>
+        </w:rPr>
+        <w:t>Lease</w:t>
+      </w:r>
+      <w:r>
+        <w:rPr>
+          <w:i w:val="0"/>
+          <w:sz w:val="20"/>
+        </w:rPr>
+        <w:t>. Retrieved October 18, 2026, from https://itolang.nl/lease</w:t>
+      </w:r>
+    </w:p>
+    <w:p>
+      <w:pPr>
+        <w:spacing w:after="80"/>
+        <w:ind w:left="720" w:hanging="720"/>
+      </w:pPr>
+      <w:r>
+        <w:rPr>
+          <w:i w:val="0"/>
+          <w:sz w:val="20"/>
+        </w:rPr>
+        <w:t xml:space="preserve">Jungheinrich. (2019). </w:t>
+      </w:r>
+      <w:r>
+        <w:rPr>
+          <w:i/>
+          <w:sz w:val="20"/>
+        </w:rPr>
+        <w:t>ETV 216i: Technical data</w:t>
+      </w:r>
+      <w:r>
+        <w:rPr>
+          <w:i w:val="0"/>
+          <w:sz w:val="20"/>
+        </w:rPr>
+        <w:t xml:space="preserve"> [Data sheet]. Retrieved October 7, 2026, from https://www.fallsway.com/hubfs/Fallsway_January2022/Pdf/jungheinrich-ii-etv-216i-spec-sheet-english.pdf</w:t>
+      </w:r>
+    </w:p>
+    <w:p>
+      <w:pPr>
+        <w:spacing w:after="80"/>
+        <w:ind w:left="720" w:hanging="720"/>
+      </w:pPr>
+      <w:r>
+        <w:rPr>
+          <w:i w:val="0"/>
+          <w:sz w:val="20"/>
+        </w:rPr>
+        <w:t xml:space="preserve">LatestCost. (n.d.). </w:t>
+      </w:r>
+      <w:r>
+        <w:rPr>
+          <w:i/>
+          <w:sz w:val="20"/>
+        </w:rPr>
+        <w:t>Put-to-light system cost</w:t>
+      </w:r>
+      <w:r>
+        <w:rPr>
+          <w:i w:val="0"/>
+          <w:sz w:val="20"/>
+        </w:rPr>
+        <w:t>. Retrieved October 18, 2026, from https://latestcost.com/put-light-system-cost/</w:t>
+      </w:r>
+    </w:p>
+    <w:p>
+      <w:pPr>
+        <w:spacing w:after="80"/>
+        <w:ind w:left="720" w:hanging="720"/>
+      </w:pPr>
+      <w:r>
+        <w:rPr>
+          <w:i w:val="0"/>
+          <w:sz w:val="20"/>
+        </w:rPr>
+        <w:t xml:space="preserve">Liftlease. (n.d.). </w:t>
+      </w:r>
+      <w:r>
+        <w:rPr>
+          <w:i/>
+          <w:sz w:val="20"/>
+        </w:rPr>
+        <w:t>Reachtruck leasen</w:t>
+      </w:r>
+      <w:r>
+        <w:rPr>
+          <w:i w:val="0"/>
+          <w:sz w:val="20"/>
+        </w:rPr>
+        <w:t>. Retrieved October 18, 2026, from https://liftlease.nl/lease/reachtruck-leasen</w:t>
+      </w:r>
+    </w:p>
+    <w:p>
+      <w:pPr>
+        <w:spacing w:after="80"/>
+        <w:ind w:left="720" w:hanging="720"/>
+      </w:pPr>
+      <w:r>
+        <w:rPr>
+          <w:i w:val="0"/>
+          <w:sz w:val="20"/>
+        </w:rPr>
+        <w:t xml:space="preserve">Logistiekdirect. (n.d.). </w:t>
+      </w:r>
+      <w:r>
+        <w:rPr>
+          <w:i/>
+          <w:sz w:val="20"/>
+        </w:rPr>
+        <w:t>Magazijnbak Eco Euronorm 64 liter, 600x400x320 mm</w:t>
+      </w:r>
+      <w:r>
+        <w:rPr>
+          <w:i w:val="0"/>
+          <w:sz w:val="20"/>
+        </w:rPr>
+        <w:t xml:space="preserve"> [Product listing]. Retrieved October 18, 2026, from https://www.logistiekdirect.be/magazijnbak-eco-euronorm-64-liter-donkergrijs-600x400x320mm</w:t>
+      </w:r>
+    </w:p>
+    <w:p>
+      <w:pPr>
+        <w:spacing w:after="80"/>
+        <w:ind w:left="720" w:hanging="720"/>
+      </w:pPr>
+      <w:r>
+        <w:rPr>
+          <w:i w:val="0"/>
+          <w:sz w:val="20"/>
+        </w:rPr>
+        <w:t xml:space="preserve">Machineseeker. (n.d.). </w:t>
+      </w:r>
+      <w:r>
+        <w:rPr>
+          <w:i/>
+          <w:sz w:val="20"/>
+        </w:rPr>
+        <w:t>Vogel Verpackungen Starter</w:t>
+      </w:r>
+      <w:r>
+        <w:rPr>
+          <w:i w:val="0"/>
+          <w:sz w:val="20"/>
+        </w:rPr>
+        <w:t xml:space="preserve"> [Product listing]. Retrieved October 18, 2026, from https://www.machineseeker.com/vogel+verpackungen-starter/i-22833460</w:t>
+      </w:r>
+    </w:p>
+    <w:p>
+      <w:pPr>
+        <w:spacing w:after="80"/>
+        <w:ind w:left="720" w:hanging="720"/>
+      </w:pPr>
+      <w:r>
+        <w:rPr>
+          <w:i w:val="0"/>
+          <w:sz w:val="20"/>
+        </w:rPr>
+        <w:t xml:space="preserve">Manutan. (n.d.). </w:t>
+      </w:r>
+      <w:r>
+        <w:rPr>
+          <w:i/>
+          <w:sz w:val="20"/>
+        </w:rPr>
+        <w:t>Open stelling van plaatstaal Quick-Fix Plus, hoogte 2000 mm, breedte 1000 mm</w:t>
+      </w:r>
+      <w:r>
+        <w:rPr>
+          <w:i w:val="0"/>
+          <w:sz w:val="20"/>
+        </w:rPr>
+        <w:t xml:space="preserve"> [Product listing]. Retrieved October 18, 2026, from https://www.manutan.be/nl/mab/open-stelling-van-plaatstaal-quick-fix-plus-hoogte-2000-mm-breedte-1000-mm</w:t>
+      </w:r>
+    </w:p>
+    <w:p>
+      <w:pPr>
+        <w:spacing w:after="80"/>
+        <w:ind w:left="720" w:hanging="720"/>
+      </w:pPr>
+      <w:r>
+        <w:rPr>
+          <w:i w:val="0"/>
+          <w:sz w:val="20"/>
+        </w:rPr>
+        <w:t xml:space="preserve">Modern Materials Handling. (n.d.). </w:t>
+      </w:r>
+      <w:r>
+        <w:rPr>
+          <w:i/>
+          <w:sz w:val="20"/>
+        </w:rPr>
+        <w:t>Van Meter optimizes with vertical lift modules</w:t>
+      </w:r>
+      <w:r>
+        <w:rPr>
+          <w:i w:val="0"/>
+          <w:sz w:val="20"/>
+        </w:rPr>
+        <w:t>. Retrieved October 18, 2026, from https://www.mmh.com/article/van_meter_optimizes_with_vertical_lift_modules_vlms</w:t>
+      </w:r>
+    </w:p>
+    <w:p>
+      <w:pPr>
+        <w:spacing w:after="80"/>
+        <w:ind w:left="720" w:hanging="720"/>
+      </w:pPr>
+      <w:r>
+        <w:rPr>
+          <w:i w:val="0"/>
+          <w:sz w:val="20"/>
+        </w:rPr>
+        <w:t xml:space="preserve">Relevator Group. (n.d.). </w:t>
+      </w:r>
+      <w:r>
+        <w:rPr>
+          <w:i/>
+          <w:sz w:val="20"/>
+        </w:rPr>
+        <w:t>Vertical lift modules</w:t>
+      </w:r>
+      <w:r>
+        <w:rPr>
+          <w:i w:val="0"/>
+          <w:sz w:val="20"/>
+        </w:rPr>
+        <w:t xml:space="preserve"> [Product category]. Retrieved October 18, 2026, from https://www.relevatorgroup.com/product-category/vertical-storage-systems/vertical-lift-modules/</w:t>
+      </w:r>
+    </w:p>
+    <w:p>
+      <w:pPr>
+        <w:spacing w:after="80"/>
+        <w:ind w:left="720" w:hanging="720"/>
+      </w:pPr>
+      <w:r>
+        <w:rPr>
+          <w:i w:val="0"/>
+          <w:sz w:val="20"/>
+        </w:rPr>
+        <w:t xml:space="preserve">Shelving.com. (n.d.). </w:t>
+      </w:r>
+      <w:r>
+        <w:rPr>
+          <w:i/>
+          <w:sz w:val="20"/>
+        </w:rPr>
+        <w:t>Gravity flow rack prices</w:t>
+      </w:r>
+      <w:r>
+        <w:rPr>
+          <w:i w:val="0"/>
+          <w:sz w:val="20"/>
+        </w:rPr>
+        <w:t xml:space="preserve"> [Price list]. Retrieved October 18, 2026, from https://www.shelving.com/v/gravityflowrackprices.pdf</w:t>
+      </w:r>
+    </w:p>
+    <w:p>
+      <w:pPr>
+        <w:spacing w:after="80"/>
+        <w:ind w:left="720" w:hanging="720"/>
+      </w:pPr>
+      <w:r>
+        <w:rPr>
+          <w:i w:val="0"/>
+          <w:sz w:val="20"/>
+        </w:rPr>
+        <w:t xml:space="preserve">Slack, N., Brandon-Jones, A., &amp; Burgess, N. (2022). </w:t>
+      </w:r>
+      <w:r>
+        <w:rPr>
+          <w:i/>
+          <w:sz w:val="20"/>
+        </w:rPr>
+        <w:t>Operations management</w:t>
+      </w:r>
+      <w:r>
+        <w:rPr>
+          <w:i w:val="0"/>
+          <w:sz w:val="20"/>
+        </w:rPr>
+        <w:t xml:space="preserve"> (10th ed.). Pearson.</w:t>
+      </w:r>
+    </w:p>
+    <w:p>
+      <w:pPr>
+        <w:spacing w:after="80"/>
+        <w:ind w:left="720" w:hanging="720"/>
+      </w:pPr>
+      <w:r>
+        <w:rPr>
+          <w:i w:val="0"/>
+          <w:sz w:val="20"/>
+        </w:rPr>
+        <w:t xml:space="preserve">Solid Lift. (n.d.). </w:t>
+      </w:r>
+      <w:r>
+        <w:rPr>
+          <w:i/>
+          <w:sz w:val="20"/>
+        </w:rPr>
+        <w:t>Reachtrucks</w:t>
+      </w:r>
+      <w:r>
+        <w:rPr>
+          <w:i w:val="0"/>
+          <w:sz w:val="20"/>
+        </w:rPr>
+        <w:t>. Retrieved October 18, 2026, from https://www.solidlift.nl/reachtrucks</w:t>
+      </w:r>
+    </w:p>
+    <w:p>
+      <w:pPr>
+        <w:spacing w:after="80"/>
+        <w:ind w:left="720" w:hanging="720"/>
+      </w:pPr>
+      <w:r>
+        <w:rPr>
+          <w:i w:val="0"/>
+          <w:sz w:val="20"/>
+        </w:rPr>
+        <w:t xml:space="preserve">Special Cargo. (n.d.). </w:t>
+      </w:r>
+      <w:r>
+        <w:rPr>
+          <w:i/>
+          <w:sz w:val="20"/>
+        </w:rPr>
+        <w:t>PGS 37-2 onder de loep</w:t>
+      </w:r>
+      <w:r>
+        <w:rPr>
+          <w:i w:val="0"/>
+          <w:sz w:val="20"/>
+        </w:rPr>
+        <w:t>. Retrieved October 18, 2026, from https://services.specialcargo.com/nl-nl/blog/kennisbank/pgs-372/</w:t>
+      </w:r>
+    </w:p>
+    <w:p>
+      <w:pPr>
+        <w:spacing w:after="80"/>
+        <w:ind w:left="720" w:hanging="720"/>
+      </w:pPr>
+      <w:r>
+        <w:rPr>
+          <w:i w:val="0"/>
+          <w:sz w:val="20"/>
+        </w:rPr>
+        <w:t xml:space="preserve">SSI Schäfer. (n.d.). </w:t>
+      </w:r>
+      <w:r>
+        <w:rPr>
+          <w:i/>
+          <w:sz w:val="20"/>
+        </w:rPr>
+        <w:t>What does the rack inspection check?</w:t>
+      </w:r>
+      <w:r>
+        <w:rPr>
+          <w:i w:val="0"/>
+          <w:sz w:val="20"/>
+        </w:rPr>
+        <w:t xml:space="preserve"> Retrieved October 14, 2026, from https://ssi-schaefer.com/en-de/what-does-the-rack-inspection-check--1580504</w:t>
+      </w:r>
+    </w:p>
+    <w:p>
+      <w:pPr>
+        <w:spacing w:after="80"/>
+        <w:ind w:left="720" w:hanging="720"/>
+      </w:pPr>
+      <w:r>
+        <w:rPr>
+          <w:i w:val="0"/>
+          <w:sz w:val="20"/>
+        </w:rPr>
+        <w:t>Statista. (n.d.). [Electricity prices for non-household consumers in the Netherlands, Eurostat nrg_pc_205]. Retrieved October 18, 2026, from https://www.statista.com/statistics/596254/electricity-non-household-price-netherlands</w:t>
+      </w:r>
+    </w:p>
+    <w:p>
+      <w:pPr>
+        <w:spacing w:after="80"/>
+        <w:ind w:left="720" w:hanging="720"/>
+      </w:pPr>
+      <w:r>
+        <w:rPr>
+          <w:i w:val="0"/>
+          <w:sz w:val="20"/>
+        </w:rPr>
+        <w:t xml:space="preserve">STOW. (n.d.). </w:t>
+      </w:r>
+      <w:r>
+        <w:rPr>
+          <w:i/>
+          <w:sz w:val="20"/>
+        </w:rPr>
+        <w:t>DIN EN 15635 and other safety standards for racking</w:t>
+      </w:r>
+      <w:r>
+        <w:rPr>
+          <w:i w:val="0"/>
+          <w:sz w:val="20"/>
+        </w:rPr>
+        <w:t>. Retrieved October 14, 2026, from https://www.stow-group.com/en/racking/blog/warehouse-safety-standards/</w:t>
+      </w:r>
+    </w:p>
+    <w:p>
+      <w:pPr>
+        <w:spacing w:after="80"/>
+        <w:ind w:left="720" w:hanging="720"/>
+      </w:pPr>
+      <w:r>
+        <w:rPr>
+          <w:i w:val="0"/>
+          <w:sz w:val="20"/>
+        </w:rPr>
+        <w:t xml:space="preserve">T-Racking. (n.d.). </w:t>
+      </w:r>
+      <w:r>
+        <w:rPr>
+          <w:i/>
+          <w:sz w:val="20"/>
+        </w:rPr>
+        <w:t>How much does pallet racking cost?</w:t>
+      </w:r>
+      <w:r>
+        <w:rPr>
+          <w:i w:val="0"/>
+          <w:sz w:val="20"/>
+        </w:rPr>
+        <w:t xml:space="preserve"> Retrieved October 18, 2026, from https://t-racking.com/how-much-does-pallet-racking-cost</w:t>
+      </w:r>
+    </w:p>
+    <w:p>
+      <w:pPr>
+        <w:spacing w:after="80"/>
+        <w:ind w:left="720" w:hanging="720"/>
+      </w:pPr>
+      <w:r>
+        <w:rPr>
+          <w:i w:val="0"/>
+          <w:sz w:val="20"/>
+        </w:rPr>
+        <w:t xml:space="preserve">TBSG. (n.d.). </w:t>
+      </w:r>
+      <w:r>
+        <w:rPr>
+          <w:i/>
+          <w:sz w:val="20"/>
+        </w:rPr>
+        <w:t>Order picking and display trolley with adjustable shelves</w:t>
+      </w:r>
+      <w:r>
+        <w:rPr>
+          <w:i w:val="0"/>
+          <w:sz w:val="20"/>
+        </w:rPr>
+        <w:t xml:space="preserve"> [Product listing]. Retrieved October 14, 2026, from https://www.tbsg.co.uk/order-picking-and-display-trolley-with-adjustable-shelves--2</w:t>
       </w:r>
     </w:p>
     <w:sectPr>
